--- a/Report/AI and Machine Learning Case Studies Using RapidMiner.docx
+++ b/Report/AI and Machine Learning Case Studies Using RapidMiner.docx
@@ -5,11 +5,13 @@
     <w:p>
       <w:pPr>
         <w:rPr>
+          <w:rFonts w:ascii="Times New Roman" w:hAnsi="Times New Roman" w:cs="Times New Roman"/>
           <w:lang w:val="en-US"/>
         </w:rPr>
       </w:pPr>
       <w:r>
         <w:rPr>
+          <w:rFonts w:ascii="Times New Roman" w:hAnsi="Times New Roman" w:cs="Times New Roman"/>
           <w:lang w:val="en-US"/>
         </w:rPr>
         <w:t>AI and Machine Learning Case Studies Using RapidMiner</w:t>
@@ -18,234 +20,499 @@
     <w:p>
       <w:pPr>
         <w:rPr>
+          <w:rFonts w:ascii="Times New Roman" w:hAnsi="Times New Roman" w:cs="Times New Roman"/>
           <w:lang w:val="en-US"/>
         </w:rPr>
       </w:pPr>
     </w:p>
     <w:p>
-      <w:r>
+      <w:pPr>
+        <w:rPr>
+          <w:rFonts w:ascii="Times New Roman" w:hAnsi="Times New Roman" w:cs="Times New Roman"/>
+          <w:b/>
+          <w:bCs/>
+          <w:sz w:val="28"/>
+          <w:szCs w:val="28"/>
+        </w:rPr>
+      </w:pPr>
+      <w:r>
+        <w:rPr>
+          <w:rFonts w:ascii="Times New Roman" w:hAnsi="Times New Roman" w:cs="Times New Roman"/>
+          <w:b/>
+          <w:bCs/>
+          <w:sz w:val="28"/>
+          <w:szCs w:val="28"/>
+        </w:rPr>
         <w:t>1. Εισαγωγή</w:t>
       </w:r>
     </w:p>
-    <w:p/>
-    <w:p>
-      <w:r>
+    <w:p>
+      <w:pPr>
+        <w:rPr>
+          <w:rFonts w:ascii="Times New Roman" w:hAnsi="Times New Roman" w:cs="Times New Roman"/>
+        </w:rPr>
+      </w:pPr>
+    </w:p>
+    <w:p>
+      <w:pPr>
+        <w:rPr>
+          <w:rFonts w:ascii="Times New Roman" w:hAnsi="Times New Roman" w:cs="Times New Roman"/>
+        </w:rPr>
+      </w:pPr>
+      <w:r>
+        <w:rPr>
+          <w:rFonts w:ascii="Times New Roman" w:hAnsi="Times New Roman" w:cs="Times New Roman"/>
+        </w:rPr>
         <w:t xml:space="preserve">Η παρούσα εργασία έχει ως στόχο την εφαρμογή βασικών τεχνικών Τεχνητής Νοημοσύνης και Μηχανικής Μάθησης με τη χρήση του </w:t>
       </w:r>
       <w:proofErr w:type="spellStart"/>
       <w:r>
+        <w:rPr>
+          <w:rFonts w:ascii="Times New Roman" w:hAnsi="Times New Roman" w:cs="Times New Roman"/>
+        </w:rPr>
         <w:t>RapidMiner</w:t>
       </w:r>
       <w:proofErr w:type="spellEnd"/>
       <w:r>
+        <w:rPr>
+          <w:rFonts w:ascii="Times New Roman" w:hAnsi="Times New Roman" w:cs="Times New Roman"/>
+        </w:rPr>
         <w:t xml:space="preserve">. Μέσα από διαφορετικά </w:t>
       </w:r>
       <w:proofErr w:type="spellStart"/>
       <w:r>
+        <w:rPr>
+          <w:rFonts w:ascii="Times New Roman" w:hAnsi="Times New Roman" w:cs="Times New Roman"/>
+        </w:rPr>
         <w:t>datasets</w:t>
       </w:r>
       <w:proofErr w:type="spellEnd"/>
       <w:r>
+        <w:rPr>
+          <w:rFonts w:ascii="Times New Roman" w:hAnsi="Times New Roman" w:cs="Times New Roman"/>
+        </w:rPr>
         <w:t>, εξετάζονται προβλήματα ταξινόμησης, παλινδρόμησης, ομαδοποίησης και πρόβλεψης, με σκοπό να αξιολογηθεί πώς μπορούν οι αλγόριθμοι μηχανικής μάθησης να χρησιμοποιηθούν σε πραγματικά σενάρια.</w:t>
       </w:r>
     </w:p>
-    <w:p/>
-    <w:p>
-      <w:r>
+    <w:p>
+      <w:pPr>
+        <w:rPr>
+          <w:rFonts w:ascii="Times New Roman" w:hAnsi="Times New Roman" w:cs="Times New Roman"/>
+        </w:rPr>
+      </w:pPr>
+    </w:p>
+    <w:p>
+      <w:pPr>
+        <w:rPr>
+          <w:rFonts w:ascii="Times New Roman" w:hAnsi="Times New Roman" w:cs="Times New Roman"/>
+        </w:rPr>
+      </w:pPr>
+      <w:r>
+        <w:rPr>
+          <w:rFonts w:ascii="Times New Roman" w:hAnsi="Times New Roman" w:cs="Times New Roman"/>
+        </w:rPr>
         <w:t xml:space="preserve">Η εργασία βασίζεται σε πρακτικά </w:t>
       </w:r>
       <w:proofErr w:type="spellStart"/>
       <w:r>
+        <w:rPr>
+          <w:rFonts w:ascii="Times New Roman" w:hAnsi="Times New Roman" w:cs="Times New Roman"/>
+        </w:rPr>
         <w:t>case</w:t>
       </w:r>
       <w:proofErr w:type="spellEnd"/>
       <w:r>
+        <w:rPr>
+          <w:rFonts w:ascii="Times New Roman" w:hAnsi="Times New Roman" w:cs="Times New Roman"/>
+        </w:rPr>
         <w:t xml:space="preserve"> </w:t>
       </w:r>
       <w:proofErr w:type="spellStart"/>
       <w:r>
+        <w:rPr>
+          <w:rFonts w:ascii="Times New Roman" w:hAnsi="Times New Roman" w:cs="Times New Roman"/>
+        </w:rPr>
         <w:t>studies</w:t>
       </w:r>
       <w:proofErr w:type="spellEnd"/>
       <w:r>
+        <w:rPr>
+          <w:rFonts w:ascii="Times New Roman" w:hAnsi="Times New Roman" w:cs="Times New Roman"/>
+        </w:rPr>
         <w:t xml:space="preserve"> από διαφορετικούς τομείς, όπως η φαρμακευτική ανάλυση, οι λιανικές πωλήσεις και η πρόβλεψη περιστατικών υγείας. Για κάθε περίπτωση, τα δεδομένα εισάγονται στο </w:t>
       </w:r>
       <w:proofErr w:type="spellStart"/>
       <w:r>
+        <w:rPr>
+          <w:rFonts w:ascii="Times New Roman" w:hAnsi="Times New Roman" w:cs="Times New Roman"/>
+        </w:rPr>
         <w:t>RapidMiner</w:t>
       </w:r>
       <w:proofErr w:type="spellEnd"/>
       <w:r>
+        <w:rPr>
+          <w:rFonts w:ascii="Times New Roman" w:hAnsi="Times New Roman" w:cs="Times New Roman"/>
+        </w:rPr>
         <w:t>, εξετάζονται οι βασικές μεταβλητές, εφαρμόζεται ο κατάλληλος αλγόριθμος και στη συνέχεια αξιολογούνται τα αποτελέσματα. Η ανάλυση δεν περιορίζεται μόνο στην εκτέλεση των μοντέλων, αλλά δίνει έμφαση και στην ερμηνεία των αποτελεσμάτων, στη σημασία των μεταβλητών και στους περιορισμούς κάθε μεθόδου.</w:t>
       </w:r>
     </w:p>
-    <w:p/>
-    <w:p>
-      <w:r>
+    <w:p>
+      <w:pPr>
+        <w:rPr>
+          <w:rFonts w:ascii="Times New Roman" w:hAnsi="Times New Roman" w:cs="Times New Roman"/>
+        </w:rPr>
+      </w:pPr>
+    </w:p>
+    <w:p>
+      <w:pPr>
+        <w:rPr>
+          <w:rFonts w:ascii="Times New Roman" w:hAnsi="Times New Roman" w:cs="Times New Roman"/>
+        </w:rPr>
+      </w:pPr>
+      <w:r>
+        <w:rPr>
+          <w:rFonts w:ascii="Times New Roman" w:hAnsi="Times New Roman" w:cs="Times New Roman"/>
+        </w:rPr>
         <w:t xml:space="preserve">Οι βασικές τεχνικές που χρησιμοποιούνται στην εργασία είναι το </w:t>
       </w:r>
       <w:proofErr w:type="spellStart"/>
       <w:r>
+        <w:rPr>
+          <w:rFonts w:ascii="Times New Roman" w:hAnsi="Times New Roman" w:cs="Times New Roman"/>
+        </w:rPr>
         <w:t>Decision</w:t>
       </w:r>
       <w:proofErr w:type="spellEnd"/>
       <w:r>
+        <w:rPr>
+          <w:rFonts w:ascii="Times New Roman" w:hAnsi="Times New Roman" w:cs="Times New Roman"/>
+        </w:rPr>
         <w:t xml:space="preserve"> </w:t>
       </w:r>
       <w:proofErr w:type="spellStart"/>
       <w:r>
+        <w:rPr>
+          <w:rFonts w:ascii="Times New Roman" w:hAnsi="Times New Roman" w:cs="Times New Roman"/>
+        </w:rPr>
         <w:t>Tree</w:t>
       </w:r>
       <w:proofErr w:type="spellEnd"/>
       <w:r>
+        <w:rPr>
+          <w:rFonts w:ascii="Times New Roman" w:hAnsi="Times New Roman" w:cs="Times New Roman"/>
+        </w:rPr>
         <w:t xml:space="preserve">, η </w:t>
       </w:r>
       <w:proofErr w:type="spellStart"/>
       <w:r>
+        <w:rPr>
+          <w:rFonts w:ascii="Times New Roman" w:hAnsi="Times New Roman" w:cs="Times New Roman"/>
+        </w:rPr>
         <w:t>Linear</w:t>
       </w:r>
       <w:proofErr w:type="spellEnd"/>
       <w:r>
+        <w:rPr>
+          <w:rFonts w:ascii="Times New Roman" w:hAnsi="Times New Roman" w:cs="Times New Roman"/>
+        </w:rPr>
         <w:t xml:space="preserve"> </w:t>
       </w:r>
       <w:proofErr w:type="spellStart"/>
       <w:r>
+        <w:rPr>
+          <w:rFonts w:ascii="Times New Roman" w:hAnsi="Times New Roman" w:cs="Times New Roman"/>
+        </w:rPr>
         <w:t>Regression</w:t>
       </w:r>
       <w:proofErr w:type="spellEnd"/>
       <w:r>
+        <w:rPr>
+          <w:rFonts w:ascii="Times New Roman" w:hAnsi="Times New Roman" w:cs="Times New Roman"/>
+        </w:rPr>
         <w:t>, το K-</w:t>
       </w:r>
       <w:proofErr w:type="spellStart"/>
       <w:r>
+        <w:rPr>
+          <w:rFonts w:ascii="Times New Roman" w:hAnsi="Times New Roman" w:cs="Times New Roman"/>
+        </w:rPr>
         <w:t>Means</w:t>
       </w:r>
       <w:proofErr w:type="spellEnd"/>
       <w:r>
+        <w:rPr>
+          <w:rFonts w:ascii="Times New Roman" w:hAnsi="Times New Roman" w:cs="Times New Roman"/>
+        </w:rPr>
         <w:t xml:space="preserve"> </w:t>
       </w:r>
       <w:proofErr w:type="spellStart"/>
       <w:r>
+        <w:rPr>
+          <w:rFonts w:ascii="Times New Roman" w:hAnsi="Times New Roman" w:cs="Times New Roman"/>
+        </w:rPr>
         <w:t>Clustering</w:t>
       </w:r>
       <w:proofErr w:type="spellEnd"/>
       <w:r>
+        <w:rPr>
+          <w:rFonts w:ascii="Times New Roman" w:hAnsi="Times New Roman" w:cs="Times New Roman"/>
+        </w:rPr>
         <w:t xml:space="preserve"> και το </w:t>
       </w:r>
       <w:proofErr w:type="spellStart"/>
       <w:r>
+        <w:rPr>
+          <w:rFonts w:ascii="Times New Roman" w:hAnsi="Times New Roman" w:cs="Times New Roman"/>
+        </w:rPr>
         <w:t>Neural</w:t>
       </w:r>
       <w:proofErr w:type="spellEnd"/>
       <w:r>
+        <w:rPr>
+          <w:rFonts w:ascii="Times New Roman" w:hAnsi="Times New Roman" w:cs="Times New Roman"/>
+        </w:rPr>
         <w:t xml:space="preserve"> </w:t>
       </w:r>
       <w:proofErr w:type="spellStart"/>
       <w:r>
+        <w:rPr>
+          <w:rFonts w:ascii="Times New Roman" w:hAnsi="Times New Roman" w:cs="Times New Roman"/>
+        </w:rPr>
         <w:t>Network</w:t>
       </w:r>
       <w:proofErr w:type="spellEnd"/>
       <w:r>
+        <w:rPr>
+          <w:rFonts w:ascii="Times New Roman" w:hAnsi="Times New Roman" w:cs="Times New Roman"/>
+        </w:rPr>
         <w:t xml:space="preserve">. Κάθε τεχνική εφαρμόζεται σε διαφορετικό </w:t>
       </w:r>
       <w:proofErr w:type="spellStart"/>
       <w:r>
+        <w:rPr>
+          <w:rFonts w:ascii="Times New Roman" w:hAnsi="Times New Roman" w:cs="Times New Roman"/>
+        </w:rPr>
         <w:t>dataset</w:t>
       </w:r>
       <w:proofErr w:type="spellEnd"/>
       <w:r>
+        <w:rPr>
+          <w:rFonts w:ascii="Times New Roman" w:hAnsi="Times New Roman" w:cs="Times New Roman"/>
+        </w:rPr>
         <w:t>, ανάλογα με το είδος του προβλήματος και τον στόχο της ανάλυσης.</w:t>
       </w:r>
     </w:p>
-    <w:p/>
-    <w:p>
-      <w:r>
+    <w:p>
+      <w:pPr>
+        <w:rPr>
+          <w:rFonts w:ascii="Times New Roman" w:hAnsi="Times New Roman" w:cs="Times New Roman"/>
+        </w:rPr>
+      </w:pPr>
+    </w:p>
+    <w:p>
+      <w:pPr>
+        <w:rPr>
+          <w:rFonts w:ascii="Times New Roman" w:hAnsi="Times New Roman" w:cs="Times New Roman"/>
+          <w:b/>
+          <w:bCs/>
+          <w:sz w:val="28"/>
+          <w:szCs w:val="28"/>
+        </w:rPr>
+      </w:pPr>
+      <w:r>
+        <w:rPr>
+          <w:rFonts w:ascii="Times New Roman" w:hAnsi="Times New Roman" w:cs="Times New Roman"/>
+          <w:b/>
+          <w:bCs/>
+          <w:sz w:val="28"/>
+          <w:szCs w:val="28"/>
+        </w:rPr>
         <w:t>2. Μεθοδολογία</w:t>
       </w:r>
     </w:p>
-    <w:p/>
-    <w:p>
-      <w:r>
+    <w:p>
+      <w:pPr>
+        <w:rPr>
+          <w:rFonts w:ascii="Times New Roman" w:hAnsi="Times New Roman" w:cs="Times New Roman"/>
+        </w:rPr>
+      </w:pPr>
+    </w:p>
+    <w:p>
+      <w:pPr>
+        <w:rPr>
+          <w:rFonts w:ascii="Times New Roman" w:hAnsi="Times New Roman" w:cs="Times New Roman"/>
+        </w:rPr>
+      </w:pPr>
+      <w:r>
+        <w:rPr>
+          <w:rFonts w:ascii="Times New Roman" w:hAnsi="Times New Roman" w:cs="Times New Roman"/>
+        </w:rPr>
         <w:t xml:space="preserve">Η μεθοδολογία της εργασίας ακολουθεί μια απλή και οργανωμένη διαδικασία ανάλυσης δεδομένων. Αρχικά, κάθε </w:t>
       </w:r>
       <w:proofErr w:type="spellStart"/>
       <w:r>
+        <w:rPr>
+          <w:rFonts w:ascii="Times New Roman" w:hAnsi="Times New Roman" w:cs="Times New Roman"/>
+        </w:rPr>
         <w:t>dataset</w:t>
       </w:r>
       <w:proofErr w:type="spellEnd"/>
       <w:r>
+        <w:rPr>
+          <w:rFonts w:ascii="Times New Roman" w:hAnsi="Times New Roman" w:cs="Times New Roman"/>
+        </w:rPr>
         <w:t xml:space="preserve"> εισάγεται στο </w:t>
       </w:r>
       <w:proofErr w:type="spellStart"/>
       <w:r>
+        <w:rPr>
+          <w:rFonts w:ascii="Times New Roman" w:hAnsi="Times New Roman" w:cs="Times New Roman"/>
+        </w:rPr>
         <w:t>RapidMiner</w:t>
       </w:r>
       <w:proofErr w:type="spellEnd"/>
       <w:r>
+        <w:rPr>
+          <w:rFonts w:ascii="Times New Roman" w:hAnsi="Times New Roman" w:cs="Times New Roman"/>
+        </w:rPr>
         <w:t xml:space="preserve"> και ελέγχεται ως προς τη δομή του, τους τύπους των μεταβλητών και τη γενική </w:t>
       </w:r>
       <w:proofErr w:type="spellStart"/>
       <w:r>
+        <w:rPr>
+          <w:rFonts w:ascii="Times New Roman" w:hAnsi="Times New Roman" w:cs="Times New Roman"/>
+        </w:rPr>
         <w:t>καταλληλότητά</w:t>
       </w:r>
       <w:proofErr w:type="spellEnd"/>
       <w:r>
+        <w:rPr>
+          <w:rFonts w:ascii="Times New Roman" w:hAnsi="Times New Roman" w:cs="Times New Roman"/>
+        </w:rPr>
         <w:t xml:space="preserve"> του για χρήση σε μοντέλο μηχανικής μάθησης. Στη συνέχεια, πραγματοποιείται βασική εξερεύνηση των δεδομένων μέσα από πίνακες, στατιστικά στοιχεία και γραφήματα.</w:t>
       </w:r>
     </w:p>
-    <w:p/>
-    <w:p>
-      <w:r>
+    <w:p>
+      <w:pPr>
+        <w:rPr>
+          <w:rFonts w:ascii="Times New Roman" w:hAnsi="Times New Roman" w:cs="Times New Roman"/>
+        </w:rPr>
+      </w:pPr>
+    </w:p>
+    <w:p>
+      <w:pPr>
+        <w:rPr>
+          <w:rFonts w:ascii="Times New Roman" w:hAnsi="Times New Roman" w:cs="Times New Roman"/>
+        </w:rPr>
+      </w:pPr>
+      <w:r>
+        <w:rPr>
+          <w:rFonts w:ascii="Times New Roman" w:hAnsi="Times New Roman" w:cs="Times New Roman"/>
+        </w:rPr>
         <w:t xml:space="preserve">Μετά την αρχική επισκόπηση, επιλέγονται οι κατάλληλες μεταβλητές για κάθε μοντέλο. Σε </w:t>
       </w:r>
       <w:proofErr w:type="spellStart"/>
       <w:r>
+        <w:rPr>
+          <w:rFonts w:ascii="Times New Roman" w:hAnsi="Times New Roman" w:cs="Times New Roman"/>
+        </w:rPr>
         <w:t>supervised</w:t>
       </w:r>
       <w:proofErr w:type="spellEnd"/>
       <w:r>
+        <w:rPr>
+          <w:rFonts w:ascii="Times New Roman" w:hAnsi="Times New Roman" w:cs="Times New Roman"/>
+        </w:rPr>
         <w:t xml:space="preserve"> </w:t>
       </w:r>
       <w:proofErr w:type="spellStart"/>
       <w:r>
+        <w:rPr>
+          <w:rFonts w:ascii="Times New Roman" w:hAnsi="Times New Roman" w:cs="Times New Roman"/>
+        </w:rPr>
         <w:t>learning</w:t>
       </w:r>
       <w:proofErr w:type="spellEnd"/>
       <w:r>
+        <w:rPr>
+          <w:rFonts w:ascii="Times New Roman" w:hAnsi="Times New Roman" w:cs="Times New Roman"/>
+        </w:rPr>
         <w:t xml:space="preserve"> προβλήματα, ορίζεται η μεταβλητή στόχος ως </w:t>
       </w:r>
       <w:proofErr w:type="spellStart"/>
       <w:r>
+        <w:rPr>
+          <w:rFonts w:ascii="Times New Roman" w:hAnsi="Times New Roman" w:cs="Times New Roman"/>
+        </w:rPr>
         <w:t>label</w:t>
       </w:r>
       <w:proofErr w:type="spellEnd"/>
       <w:r>
+        <w:rPr>
+          <w:rFonts w:ascii="Times New Roman" w:hAnsi="Times New Roman" w:cs="Times New Roman"/>
+        </w:rPr>
         <w:t xml:space="preserve">, ενώ οι υπόλοιπες μεταβλητές χρησιμοποιούνται ως είσοδοι του μοντέλου. Στη συνέχεια, εφαρμόζεται ο αντίστοιχος αλγόριθμος και αξιολογείται η απόδοσή του με βάση τα αποτελέσματα που παράγει το </w:t>
       </w:r>
       <w:proofErr w:type="spellStart"/>
       <w:r>
+        <w:rPr>
+          <w:rFonts w:ascii="Times New Roman" w:hAnsi="Times New Roman" w:cs="Times New Roman"/>
+        </w:rPr>
         <w:t>RapidMiner</w:t>
       </w:r>
       <w:proofErr w:type="spellEnd"/>
       <w:r>
+        <w:rPr>
+          <w:rFonts w:ascii="Times New Roman" w:hAnsi="Times New Roman" w:cs="Times New Roman"/>
+        </w:rPr>
         <w:t>.</w:t>
       </w:r>
     </w:p>
-    <w:p/>
-    <w:p>
-      <w:r>
+    <w:p>
+      <w:pPr>
+        <w:rPr>
+          <w:rFonts w:ascii="Times New Roman" w:hAnsi="Times New Roman" w:cs="Times New Roman"/>
+        </w:rPr>
+      </w:pPr>
+    </w:p>
+    <w:p>
+      <w:pPr>
+        <w:rPr>
+          <w:rFonts w:ascii="Times New Roman" w:hAnsi="Times New Roman" w:cs="Times New Roman"/>
+        </w:rPr>
+      </w:pPr>
+      <w:r>
+        <w:rPr>
+          <w:rFonts w:ascii="Times New Roman" w:hAnsi="Times New Roman" w:cs="Times New Roman"/>
+        </w:rPr>
         <w:t>Η τελική αξιολόγηση κάθε μοντέλου περιλαμβάνει τόσο τεχνικά αποτελέσματα όσο και κριτική ερμηνεία. Αυτό είναι σημαντικό, επειδή ένα μοντέλο μηχανικής μάθησης δεν πρέπει να αξιολογείται μόνο με βάση την ακρίβεια ή τις αριθμητικές μετρικές του, αλλά και με βάση το κατά πόσο τα αποτελέσματά του είναι κατανοητά, χρήσιμα και κατάλληλα για το αντίστοιχο επιχειρησιακό ή επιστημονικό πρόβλημα.</w:t>
       </w:r>
     </w:p>
-    <w:p/>
-    <w:p>
-      <w:pPr>
-        <w:rPr>
+    <w:p>
+      <w:pPr>
+        <w:rPr>
+          <w:rFonts w:ascii="Times New Roman" w:hAnsi="Times New Roman" w:cs="Times New Roman"/>
+        </w:rPr>
+      </w:pPr>
+    </w:p>
+    <w:p>
+      <w:pPr>
+        <w:rPr>
+          <w:rFonts w:ascii="Times New Roman" w:hAnsi="Times New Roman" w:cs="Times New Roman"/>
+          <w:b/>
+          <w:bCs/>
+          <w:sz w:val="28"/>
+          <w:szCs w:val="28"/>
           <w:lang w:val="en-US"/>
         </w:rPr>
       </w:pPr>
       <w:r>
         <w:rPr>
+          <w:rFonts w:ascii="Times New Roman" w:hAnsi="Times New Roman" w:cs="Times New Roman"/>
+          <w:b/>
+          <w:bCs/>
+          <w:sz w:val="28"/>
+          <w:szCs w:val="28"/>
           <w:lang w:val="en-US"/>
         </w:rPr>
         <w:t>3. Decision Tree Analysis</w:t>
@@ -254,6 +521,7 @@
     <w:p>
       <w:pPr>
         <w:rPr>
+          <w:rFonts w:ascii="Times New Roman" w:hAnsi="Times New Roman" w:cs="Times New Roman"/>
           <w:lang w:val="en-US"/>
         </w:rPr>
       </w:pPr>
@@ -261,29 +529,39 @@
     <w:p>
       <w:pPr>
         <w:rPr>
+          <w:rFonts w:ascii="Times New Roman" w:hAnsi="Times New Roman" w:cs="Times New Roman"/>
           <w:lang w:val="en-US"/>
         </w:rPr>
       </w:pPr>
       <w:r>
         <w:rPr>
+          <w:rFonts w:ascii="Times New Roman" w:hAnsi="Times New Roman" w:cs="Times New Roman"/>
           <w:lang w:val="en-US"/>
         </w:rPr>
         <w:t xml:space="preserve">3.1 </w:t>
       </w:r>
       <w:r>
+        <w:rPr>
+          <w:rFonts w:ascii="Times New Roman" w:hAnsi="Times New Roman" w:cs="Times New Roman"/>
+        </w:rPr>
         <w:t>Περιγραφή</w:t>
       </w:r>
       <w:r>
         <w:rPr>
+          <w:rFonts w:ascii="Times New Roman" w:hAnsi="Times New Roman" w:cs="Times New Roman"/>
           <w:lang w:val="en-US"/>
         </w:rPr>
         <w:t xml:space="preserve"> </w:t>
       </w:r>
       <w:r>
+        <w:rPr>
+          <w:rFonts w:ascii="Times New Roman" w:hAnsi="Times New Roman" w:cs="Times New Roman"/>
+        </w:rPr>
         <w:t>του</w:t>
       </w:r>
       <w:r>
         <w:rPr>
+          <w:rFonts w:ascii="Times New Roman" w:hAnsi="Times New Roman" w:cs="Times New Roman"/>
           <w:lang w:val="en-US"/>
         </w:rPr>
         <w:t xml:space="preserve"> dataset</w:t>
@@ -292,293 +570,868 @@
     <w:p>
       <w:pPr>
         <w:rPr>
+          <w:rFonts w:ascii="Times New Roman" w:hAnsi="Times New Roman" w:cs="Times New Roman"/>
           <w:lang w:val="en-US"/>
         </w:rPr>
       </w:pPr>
     </w:p>
     <w:p>
-      <w:r>
+      <w:pPr>
+        <w:rPr>
+          <w:rFonts w:ascii="Times New Roman" w:hAnsi="Times New Roman" w:cs="Times New Roman"/>
+        </w:rPr>
+      </w:pPr>
+      <w:r>
+        <w:rPr>
+          <w:rFonts w:ascii="Times New Roman" w:hAnsi="Times New Roman" w:cs="Times New Roman"/>
+        </w:rPr>
         <w:t xml:space="preserve">Το πρώτο </w:t>
       </w:r>
       <w:proofErr w:type="spellStart"/>
       <w:r>
+        <w:rPr>
+          <w:rFonts w:ascii="Times New Roman" w:hAnsi="Times New Roman" w:cs="Times New Roman"/>
+        </w:rPr>
         <w:t>dataset</w:t>
       </w:r>
       <w:proofErr w:type="spellEnd"/>
       <w:r>
+        <w:rPr>
+          <w:rFonts w:ascii="Times New Roman" w:hAnsi="Times New Roman" w:cs="Times New Roman"/>
+        </w:rPr>
         <w:t xml:space="preserve"> που χρησιμοποιήθηκε στην εργασία είναι το `drug200.csv`. Το </w:t>
       </w:r>
       <w:proofErr w:type="spellStart"/>
       <w:r>
+        <w:rPr>
+          <w:rFonts w:ascii="Times New Roman" w:hAnsi="Times New Roman" w:cs="Times New Roman"/>
+        </w:rPr>
         <w:t>dataset</w:t>
       </w:r>
       <w:proofErr w:type="spellEnd"/>
       <w:r>
-        <w:t xml:space="preserve"> αφορά ένα φαρμακευτικό σενάριο, στο οποίο ο στόχος είναι η πρόβλεψη του κατάλληλου φαρμάκου για έναν ασθενή με βάση συγκεκριμένα δημογραφικά και ιατρικά χαρακτηριστικά.</w:t>
-      </w:r>
-    </w:p>
-    <w:p/>
-    <w:p>
-      <w:r>
+        <w:rPr>
+          <w:rFonts w:ascii="Times New Roman" w:hAnsi="Times New Roman" w:cs="Times New Roman"/>
+        </w:rPr>
+        <w:t xml:space="preserve"> αφορά ένα φαρμακευτικό σενάριο, στο οποίο ο στόχος είναι η πρόβλεψη του </w:t>
+      </w:r>
+      <w:r>
+        <w:rPr>
+          <w:rFonts w:ascii="Times New Roman" w:hAnsi="Times New Roman" w:cs="Times New Roman"/>
+        </w:rPr>
+        <w:lastRenderedPageBreak/>
+        <w:t>κατάλληλου φαρμάκου για έναν ασθενή με βάση συγκεκριμένα δημογραφικά και ιατρικά χαρακτηριστικά.</w:t>
+      </w:r>
+    </w:p>
+    <w:p>
+      <w:pPr>
+        <w:rPr>
+          <w:rFonts w:ascii="Times New Roman" w:hAnsi="Times New Roman" w:cs="Times New Roman"/>
+        </w:rPr>
+      </w:pPr>
+    </w:p>
+    <w:p>
+      <w:pPr>
+        <w:rPr>
+          <w:rFonts w:ascii="Times New Roman" w:hAnsi="Times New Roman" w:cs="Times New Roman"/>
+        </w:rPr>
+      </w:pPr>
+      <w:r>
+        <w:rPr>
+          <w:rFonts w:ascii="Times New Roman" w:hAnsi="Times New Roman" w:cs="Times New Roman"/>
+        </w:rPr>
         <w:t xml:space="preserve">Το </w:t>
       </w:r>
       <w:proofErr w:type="spellStart"/>
       <w:r>
+        <w:rPr>
+          <w:rFonts w:ascii="Times New Roman" w:hAnsi="Times New Roman" w:cs="Times New Roman"/>
+        </w:rPr>
         <w:t>dataset</w:t>
       </w:r>
       <w:proofErr w:type="spellEnd"/>
       <w:r>
+        <w:rPr>
+          <w:rFonts w:ascii="Times New Roman" w:hAnsi="Times New Roman" w:cs="Times New Roman"/>
+        </w:rPr>
         <w:t xml:space="preserve"> περιλαμβάνει τις παρακάτω μεταβλητές:</w:t>
       </w:r>
     </w:p>
-    <w:p/>
-    <w:p>
-      <w:r>
-        <w:t>| Μεταβλητή   | Τύπος μεταβλητής | Περιγραφή                         |</w:t>
-      </w:r>
-    </w:p>
-    <w:p>
-      <w:r>
-        <w:t>| ----------- | ---------------- | --------------------------------- |</w:t>
-      </w:r>
-    </w:p>
-    <w:p>
-      <w:r>
-        <w:t xml:space="preserve">| </w:t>
-      </w:r>
-      <w:proofErr w:type="spellStart"/>
-      <w:r>
+    <w:tbl>
+      <w:tblPr>
+        <w:tblStyle w:val="aa"/>
+        <w:tblW w:w="9493" w:type="dxa"/>
+        <w:tblLook w:val="04A0" w:firstRow="1" w:lastRow="0" w:firstColumn="1" w:lastColumn="0" w:noHBand="0" w:noVBand="1"/>
+      </w:tblPr>
+      <w:tblGrid>
+        <w:gridCol w:w="2765"/>
+        <w:gridCol w:w="2765"/>
+        <w:gridCol w:w="3963"/>
+      </w:tblGrid>
+      <w:tr>
+        <w:tc>
+          <w:tcPr>
+            <w:tcW w:w="2765" w:type="dxa"/>
+          </w:tcPr>
+          <w:p>
+            <w:pPr>
+              <w:rPr>
+                <w:rFonts w:ascii="Times New Roman" w:hAnsi="Times New Roman" w:cs="Times New Roman"/>
+              </w:rPr>
+            </w:pPr>
+            <w:r>
+              <w:rPr>
+                <w:rFonts w:ascii="Times New Roman" w:hAnsi="Times New Roman" w:cs="Times New Roman"/>
+              </w:rPr>
+              <w:t>Μεταβλητή</w:t>
+            </w:r>
+          </w:p>
+        </w:tc>
+        <w:tc>
+          <w:tcPr>
+            <w:tcW w:w="2765" w:type="dxa"/>
+          </w:tcPr>
+          <w:p>
+            <w:pPr>
+              <w:rPr>
+                <w:rFonts w:ascii="Times New Roman" w:hAnsi="Times New Roman" w:cs="Times New Roman"/>
+              </w:rPr>
+            </w:pPr>
+            <w:r>
+              <w:rPr>
+                <w:rFonts w:ascii="Times New Roman" w:hAnsi="Times New Roman" w:cs="Times New Roman"/>
+              </w:rPr>
+              <w:t>Τύπος Μεταβλητής</w:t>
+            </w:r>
+          </w:p>
+        </w:tc>
+        <w:tc>
+          <w:tcPr>
+            <w:tcW w:w="3963" w:type="dxa"/>
+          </w:tcPr>
+          <w:p>
+            <w:pPr>
+              <w:rPr>
+                <w:rFonts w:ascii="Times New Roman" w:hAnsi="Times New Roman" w:cs="Times New Roman"/>
+              </w:rPr>
+            </w:pPr>
+            <w:r>
+              <w:rPr>
+                <w:rFonts w:ascii="Times New Roman" w:hAnsi="Times New Roman" w:cs="Times New Roman"/>
+              </w:rPr>
+              <w:t xml:space="preserve">Περιγραφή </w:t>
+            </w:r>
+          </w:p>
+        </w:tc>
+      </w:tr>
+      <w:tr>
+        <w:tc>
+          <w:tcPr>
+            <w:tcW w:w="2765" w:type="dxa"/>
+          </w:tcPr>
+          <w:p>
+            <w:pPr>
+              <w:rPr>
+                <w:rFonts w:ascii="Times New Roman" w:hAnsi="Times New Roman" w:cs="Times New Roman"/>
+                <w:lang w:val="en-US"/>
+              </w:rPr>
+            </w:pPr>
+            <w:r>
+              <w:rPr>
+                <w:rFonts w:ascii="Times New Roman" w:hAnsi="Times New Roman" w:cs="Times New Roman"/>
+                <w:lang w:val="en-US"/>
+              </w:rPr>
+              <w:t>Age</w:t>
+            </w:r>
+          </w:p>
+        </w:tc>
+        <w:tc>
+          <w:tcPr>
+            <w:tcW w:w="2765" w:type="dxa"/>
+          </w:tcPr>
+          <w:p>
+            <w:pPr>
+              <w:rPr>
+                <w:rFonts w:ascii="Times New Roman" w:hAnsi="Times New Roman" w:cs="Times New Roman"/>
+              </w:rPr>
+            </w:pPr>
+            <w:r>
+              <w:rPr>
+                <w:rFonts w:ascii="Times New Roman" w:hAnsi="Times New Roman" w:cs="Times New Roman"/>
+              </w:rPr>
+              <w:t>Αριθμητική</w:t>
+            </w:r>
+          </w:p>
+        </w:tc>
+        <w:tc>
+          <w:tcPr>
+            <w:tcW w:w="3963" w:type="dxa"/>
+          </w:tcPr>
+          <w:p>
+            <w:pPr>
+              <w:rPr>
+                <w:rFonts w:ascii="Times New Roman" w:hAnsi="Times New Roman" w:cs="Times New Roman"/>
+              </w:rPr>
+            </w:pPr>
+            <w:r>
+              <w:rPr>
+                <w:rFonts w:ascii="Times New Roman" w:hAnsi="Times New Roman" w:cs="Times New Roman"/>
+              </w:rPr>
+              <w:t xml:space="preserve">Ηλικία </w:t>
+            </w:r>
+          </w:p>
+        </w:tc>
+      </w:tr>
+      <w:tr>
+        <w:tc>
+          <w:tcPr>
+            <w:tcW w:w="2765" w:type="dxa"/>
+          </w:tcPr>
+          <w:p>
+            <w:pPr>
+              <w:rPr>
+                <w:rFonts w:ascii="Times New Roman" w:hAnsi="Times New Roman" w:cs="Times New Roman"/>
+                <w:lang w:val="en-US"/>
+              </w:rPr>
+            </w:pPr>
+            <w:r>
+              <w:rPr>
+                <w:rFonts w:ascii="Times New Roman" w:hAnsi="Times New Roman" w:cs="Times New Roman"/>
+                <w:lang w:val="en-US"/>
+              </w:rPr>
+              <w:t>Sex</w:t>
+            </w:r>
+          </w:p>
+        </w:tc>
+        <w:tc>
+          <w:tcPr>
+            <w:tcW w:w="2765" w:type="dxa"/>
+          </w:tcPr>
+          <w:p>
+            <w:pPr>
+              <w:rPr>
+                <w:rFonts w:ascii="Times New Roman" w:hAnsi="Times New Roman" w:cs="Times New Roman"/>
+              </w:rPr>
+            </w:pPr>
+            <w:r>
+              <w:rPr>
+                <w:rFonts w:ascii="Times New Roman" w:hAnsi="Times New Roman" w:cs="Times New Roman"/>
+              </w:rPr>
+              <w:t>Κατηγορική</w:t>
+            </w:r>
+          </w:p>
+        </w:tc>
+        <w:tc>
+          <w:tcPr>
+            <w:tcW w:w="3963" w:type="dxa"/>
+          </w:tcPr>
+          <w:p>
+            <w:pPr>
+              <w:rPr>
+                <w:rFonts w:ascii="Times New Roman" w:hAnsi="Times New Roman" w:cs="Times New Roman"/>
+              </w:rPr>
+            </w:pPr>
+            <w:r>
+              <w:rPr>
+                <w:rFonts w:ascii="Times New Roman" w:hAnsi="Times New Roman" w:cs="Times New Roman"/>
+              </w:rPr>
+              <w:t>Φύλο</w:t>
+            </w:r>
+          </w:p>
+        </w:tc>
+      </w:tr>
+      <w:tr>
+        <w:tc>
+          <w:tcPr>
+            <w:tcW w:w="2765" w:type="dxa"/>
+          </w:tcPr>
+          <w:p>
+            <w:pPr>
+              <w:rPr>
+                <w:rFonts w:ascii="Times New Roman" w:hAnsi="Times New Roman" w:cs="Times New Roman"/>
+                <w:lang w:val="en-US"/>
+              </w:rPr>
+            </w:pPr>
+            <w:proofErr w:type="gramStart"/>
+            <w:r>
+              <w:rPr>
+                <w:rFonts w:ascii="Times New Roman" w:hAnsi="Times New Roman" w:cs="Times New Roman"/>
+                <w:lang w:val="en-US"/>
+              </w:rPr>
+              <w:t>BP(</w:t>
+            </w:r>
+            <w:proofErr w:type="gramEnd"/>
+            <w:r>
+              <w:rPr>
+                <w:rFonts w:ascii="Times New Roman" w:hAnsi="Times New Roman" w:cs="Times New Roman"/>
+                <w:lang w:val="en-US"/>
+              </w:rPr>
+              <w:t>blood pressure)</w:t>
+            </w:r>
+          </w:p>
+        </w:tc>
+        <w:tc>
+          <w:tcPr>
+            <w:tcW w:w="2765" w:type="dxa"/>
+          </w:tcPr>
+          <w:p>
+            <w:pPr>
+              <w:rPr>
+                <w:rFonts w:ascii="Times New Roman" w:hAnsi="Times New Roman" w:cs="Times New Roman"/>
+              </w:rPr>
+            </w:pPr>
+            <w:r>
+              <w:rPr>
+                <w:rFonts w:ascii="Times New Roman" w:hAnsi="Times New Roman" w:cs="Times New Roman"/>
+              </w:rPr>
+              <w:t>Κατηγορική</w:t>
+            </w:r>
+          </w:p>
+        </w:tc>
+        <w:tc>
+          <w:tcPr>
+            <w:tcW w:w="3963" w:type="dxa"/>
+          </w:tcPr>
+          <w:p>
+            <w:pPr>
+              <w:rPr>
+                <w:rFonts w:ascii="Times New Roman" w:hAnsi="Times New Roman" w:cs="Times New Roman"/>
+              </w:rPr>
+            </w:pPr>
+            <w:r>
+              <w:rPr>
+                <w:rFonts w:ascii="Times New Roman" w:hAnsi="Times New Roman" w:cs="Times New Roman"/>
+              </w:rPr>
+              <w:t>Αρτηριακή πίεση</w:t>
+            </w:r>
+          </w:p>
+        </w:tc>
+      </w:tr>
+      <w:tr>
+        <w:tc>
+          <w:tcPr>
+            <w:tcW w:w="2765" w:type="dxa"/>
+          </w:tcPr>
+          <w:p>
+            <w:pPr>
+              <w:rPr>
+                <w:rFonts w:ascii="Times New Roman" w:hAnsi="Times New Roman" w:cs="Times New Roman"/>
+                <w:lang w:val="en-US"/>
+              </w:rPr>
+            </w:pPr>
+            <w:r>
+              <w:rPr>
+                <w:rFonts w:ascii="Times New Roman" w:hAnsi="Times New Roman" w:cs="Times New Roman"/>
+                <w:lang w:val="en-US"/>
+              </w:rPr>
+              <w:t>Cholesterol</w:t>
+            </w:r>
+          </w:p>
+        </w:tc>
+        <w:tc>
+          <w:tcPr>
+            <w:tcW w:w="2765" w:type="dxa"/>
+          </w:tcPr>
+          <w:p>
+            <w:pPr>
+              <w:rPr>
+                <w:rFonts w:ascii="Times New Roman" w:hAnsi="Times New Roman" w:cs="Times New Roman"/>
+              </w:rPr>
+            </w:pPr>
+            <w:r>
+              <w:rPr>
+                <w:rFonts w:ascii="Times New Roman" w:hAnsi="Times New Roman" w:cs="Times New Roman"/>
+              </w:rPr>
+              <w:t>Κατηγορική</w:t>
+            </w:r>
+          </w:p>
+        </w:tc>
+        <w:tc>
+          <w:tcPr>
+            <w:tcW w:w="3963" w:type="dxa"/>
+          </w:tcPr>
+          <w:p>
+            <w:pPr>
+              <w:rPr>
+                <w:rFonts w:ascii="Times New Roman" w:hAnsi="Times New Roman" w:cs="Times New Roman"/>
+              </w:rPr>
+            </w:pPr>
+            <w:r>
+              <w:rPr>
+                <w:rFonts w:ascii="Times New Roman" w:hAnsi="Times New Roman" w:cs="Times New Roman"/>
+              </w:rPr>
+              <w:t>Χοληστερίνη</w:t>
+            </w:r>
+          </w:p>
+        </w:tc>
+      </w:tr>
+      <w:tr>
+        <w:tc>
+          <w:tcPr>
+            <w:tcW w:w="2765" w:type="dxa"/>
+          </w:tcPr>
+          <w:p>
+            <w:pPr>
+              <w:rPr>
+                <w:rFonts w:ascii="Times New Roman" w:hAnsi="Times New Roman" w:cs="Times New Roman"/>
+                <w:lang w:val="en-US"/>
+              </w:rPr>
+            </w:pPr>
+            <w:proofErr w:type="spellStart"/>
+            <w:r>
+              <w:rPr>
+                <w:rFonts w:ascii="Times New Roman" w:hAnsi="Times New Roman" w:cs="Times New Roman"/>
+                <w:lang w:val="en-US"/>
+              </w:rPr>
+              <w:t>NA_to_K</w:t>
+            </w:r>
+            <w:proofErr w:type="spellEnd"/>
+          </w:p>
+        </w:tc>
+        <w:tc>
+          <w:tcPr>
+            <w:tcW w:w="2765" w:type="dxa"/>
+          </w:tcPr>
+          <w:p>
+            <w:pPr>
+              <w:rPr>
+                <w:rFonts w:ascii="Times New Roman" w:hAnsi="Times New Roman" w:cs="Times New Roman"/>
+              </w:rPr>
+            </w:pPr>
+            <w:r>
+              <w:rPr>
+                <w:rFonts w:ascii="Times New Roman" w:hAnsi="Times New Roman" w:cs="Times New Roman"/>
+              </w:rPr>
+              <w:t>Αριθμητική</w:t>
+            </w:r>
+          </w:p>
+        </w:tc>
+        <w:tc>
+          <w:tcPr>
+            <w:tcW w:w="3963" w:type="dxa"/>
+          </w:tcPr>
+          <w:p>
+            <w:pPr>
+              <w:rPr>
+                <w:rFonts w:ascii="Times New Roman" w:hAnsi="Times New Roman" w:cs="Times New Roman"/>
+              </w:rPr>
+            </w:pPr>
+            <w:r>
+              <w:rPr>
+                <w:rFonts w:ascii="Times New Roman" w:hAnsi="Times New Roman" w:cs="Times New Roman"/>
+              </w:rPr>
+              <w:t>Αναλογία νατρίου προς κάλλιο</w:t>
+            </w:r>
+          </w:p>
+        </w:tc>
+      </w:tr>
+      <w:tr>
+        <w:tc>
+          <w:tcPr>
+            <w:tcW w:w="2765" w:type="dxa"/>
+          </w:tcPr>
+          <w:p>
+            <w:pPr>
+              <w:rPr>
+                <w:rFonts w:ascii="Times New Roman" w:hAnsi="Times New Roman" w:cs="Times New Roman"/>
+                <w:lang w:val="en-US"/>
+              </w:rPr>
+            </w:pPr>
+            <w:r>
+              <w:rPr>
+                <w:rFonts w:ascii="Times New Roman" w:hAnsi="Times New Roman" w:cs="Times New Roman"/>
+                <w:lang w:val="en-US"/>
+              </w:rPr>
+              <w:t>Drug</w:t>
+            </w:r>
+          </w:p>
+        </w:tc>
+        <w:tc>
+          <w:tcPr>
+            <w:tcW w:w="2765" w:type="dxa"/>
+          </w:tcPr>
+          <w:p>
+            <w:pPr>
+              <w:rPr>
+                <w:rFonts w:ascii="Times New Roman" w:hAnsi="Times New Roman" w:cs="Times New Roman"/>
+              </w:rPr>
+            </w:pPr>
+            <w:r>
+              <w:rPr>
+                <w:rFonts w:ascii="Times New Roman" w:hAnsi="Times New Roman" w:cs="Times New Roman"/>
+              </w:rPr>
+              <w:t>Κατηγορική</w:t>
+            </w:r>
+          </w:p>
+        </w:tc>
+        <w:tc>
+          <w:tcPr>
+            <w:tcW w:w="3963" w:type="dxa"/>
+          </w:tcPr>
+          <w:p>
+            <w:pPr>
+              <w:rPr>
+                <w:rFonts w:ascii="Times New Roman" w:hAnsi="Times New Roman" w:cs="Times New Roman"/>
+              </w:rPr>
+            </w:pPr>
+            <w:r>
+              <w:rPr>
+                <w:rFonts w:ascii="Times New Roman" w:hAnsi="Times New Roman" w:cs="Times New Roman"/>
+              </w:rPr>
+              <w:t>Φάρμακο που δόθηκε στον ασθενή</w:t>
+            </w:r>
+          </w:p>
+        </w:tc>
+      </w:tr>
+    </w:tbl>
+    <w:p>
+      <w:pPr>
+        <w:rPr>
+          <w:rFonts w:ascii="Times New Roman" w:hAnsi="Times New Roman" w:cs="Times New Roman"/>
+        </w:rPr>
+      </w:pPr>
+    </w:p>
+    <w:p>
+      <w:pPr>
+        <w:rPr>
+          <w:rFonts w:ascii="Times New Roman" w:hAnsi="Times New Roman" w:cs="Times New Roman"/>
+        </w:rPr>
+      </w:pPr>
+      <w:r>
+        <w:rPr>
+          <w:rFonts w:ascii="Times New Roman" w:hAnsi="Times New Roman" w:cs="Times New Roman"/>
+        </w:rPr>
+        <w:t>Η μεταβλητή `</w:t>
+      </w:r>
+      <w:proofErr w:type="spellStart"/>
+      <w:r>
+        <w:rPr>
+          <w:rFonts w:ascii="Times New Roman" w:hAnsi="Times New Roman" w:cs="Times New Roman"/>
+        </w:rPr>
+        <w:t>Drug</w:t>
+      </w:r>
+      <w:proofErr w:type="spellEnd"/>
+      <w:r>
+        <w:rPr>
+          <w:rFonts w:ascii="Times New Roman" w:hAnsi="Times New Roman" w:cs="Times New Roman"/>
+        </w:rPr>
+        <w:t>` αποτελεί τη μεταβλητή στόχο, καθώς είναι η κατηγορία που πρέπει να προβλέψει το μοντέλο. Οι υπόλοιπες μεταβλητές χρησιμοποιούνται ως χαρακτηριστικά εισόδου. Επομένως, το συγκεκριμένο πρόβλημα είναι πρόβλημα ταξινόμησης, επειδή το αποτέλεσμα που προβλέπεται δεν είναι αριθμητική τιμή, αλλά κατηγορία φαρμάκου.</w:t>
+      </w:r>
+    </w:p>
+    <w:p>
+      <w:pPr>
+        <w:rPr>
+          <w:rFonts w:ascii="Times New Roman" w:hAnsi="Times New Roman" w:cs="Times New Roman"/>
+        </w:rPr>
+      </w:pPr>
+    </w:p>
+    <w:p>
+      <w:pPr>
+        <w:rPr>
+          <w:rFonts w:ascii="Times New Roman" w:hAnsi="Times New Roman" w:cs="Times New Roman"/>
+        </w:rPr>
+      </w:pPr>
+      <w:r>
+        <w:rPr>
+          <w:rFonts w:ascii="Times New Roman" w:hAnsi="Times New Roman" w:cs="Times New Roman"/>
+        </w:rPr>
+        <w:t xml:space="preserve">Το </w:t>
+      </w:r>
+      <w:proofErr w:type="spellStart"/>
+      <w:r>
+        <w:rPr>
+          <w:rFonts w:ascii="Times New Roman" w:hAnsi="Times New Roman" w:cs="Times New Roman"/>
+        </w:rPr>
+        <w:t>Decision</w:t>
+      </w:r>
+      <w:proofErr w:type="spellEnd"/>
+      <w:r>
+        <w:rPr>
+          <w:rFonts w:ascii="Times New Roman" w:hAnsi="Times New Roman" w:cs="Times New Roman"/>
+        </w:rPr>
+        <w:t xml:space="preserve"> </w:t>
+      </w:r>
+      <w:proofErr w:type="spellStart"/>
+      <w:r>
+        <w:rPr>
+          <w:rFonts w:ascii="Times New Roman" w:hAnsi="Times New Roman" w:cs="Times New Roman"/>
+        </w:rPr>
+        <w:t>Tree</w:t>
+      </w:r>
+      <w:proofErr w:type="spellEnd"/>
+      <w:r>
+        <w:rPr>
+          <w:rFonts w:ascii="Times New Roman" w:hAnsi="Times New Roman" w:cs="Times New Roman"/>
+        </w:rPr>
+        <w:t xml:space="preserve"> είναι κατάλληλη μέθοδος για αυτό το </w:t>
+      </w:r>
+      <w:proofErr w:type="spellStart"/>
+      <w:r>
+        <w:rPr>
+          <w:rFonts w:ascii="Times New Roman" w:hAnsi="Times New Roman" w:cs="Times New Roman"/>
+        </w:rPr>
+        <w:t>dataset</w:t>
+      </w:r>
+      <w:proofErr w:type="spellEnd"/>
+      <w:r>
+        <w:rPr>
+          <w:rFonts w:ascii="Times New Roman" w:hAnsi="Times New Roman" w:cs="Times New Roman"/>
+        </w:rPr>
+        <w:t xml:space="preserve">, επειδή μπορεί να χειριστεί τόσο αριθμητικές όσο και κατηγορικές μεταβλητές. Επιπλέον, παράγει ένα μοντέλο που είναι εύκολο να ερμηνευθεί, καθώς η διαδικασία λήψης απόφασης παρουσιάζεται με τη μορφή δέντρου. Αυτό είναι ιδιαίτερα χρήσιμο σε ένα φαρμακευτικό σενάριο, όπου η </w:t>
+      </w:r>
+      <w:proofErr w:type="spellStart"/>
+      <w:r>
+        <w:rPr>
+          <w:rFonts w:ascii="Times New Roman" w:hAnsi="Times New Roman" w:cs="Times New Roman"/>
+        </w:rPr>
+        <w:t>ερμηνευσιμότητα</w:t>
+      </w:r>
+      <w:proofErr w:type="spellEnd"/>
+      <w:r>
+        <w:rPr>
+          <w:rFonts w:ascii="Times New Roman" w:hAnsi="Times New Roman" w:cs="Times New Roman"/>
+        </w:rPr>
+        <w:t xml:space="preserve"> του μοντέλου είναι σημαντική.</w:t>
+      </w:r>
+    </w:p>
+    <w:p>
+      <w:pPr>
+        <w:rPr>
+          <w:rFonts w:ascii="Times New Roman" w:hAnsi="Times New Roman" w:cs="Times New Roman"/>
+        </w:rPr>
+      </w:pPr>
+    </w:p>
+    <w:p>
+      <w:pPr>
+        <w:rPr>
+          <w:rFonts w:ascii="Times New Roman" w:hAnsi="Times New Roman" w:cs="Times New Roman"/>
+        </w:rPr>
+      </w:pPr>
+      <w:r>
+        <w:rPr>
+          <w:rFonts w:ascii="Times New Roman" w:hAnsi="Times New Roman" w:cs="Times New Roman"/>
+        </w:rPr>
+        <w:t xml:space="preserve">3.2 Φόρτωση του </w:t>
+      </w:r>
+      <w:proofErr w:type="spellStart"/>
+      <w:r>
+        <w:rPr>
+          <w:rFonts w:ascii="Times New Roman" w:hAnsi="Times New Roman" w:cs="Times New Roman"/>
+        </w:rPr>
+        <w:t>dataset</w:t>
+      </w:r>
+      <w:proofErr w:type="spellEnd"/>
+      <w:r>
+        <w:rPr>
+          <w:rFonts w:ascii="Times New Roman" w:hAnsi="Times New Roman" w:cs="Times New Roman"/>
+        </w:rPr>
+        <w:t xml:space="preserve"> στο </w:t>
+      </w:r>
+      <w:proofErr w:type="spellStart"/>
+      <w:r>
+        <w:rPr>
+          <w:rFonts w:ascii="Times New Roman" w:hAnsi="Times New Roman" w:cs="Times New Roman"/>
+        </w:rPr>
+        <w:t>RapidMiner</w:t>
+      </w:r>
+      <w:proofErr w:type="spellEnd"/>
+    </w:p>
+    <w:p>
+      <w:pPr>
+        <w:rPr>
+          <w:rFonts w:ascii="Times New Roman" w:hAnsi="Times New Roman" w:cs="Times New Roman"/>
+        </w:rPr>
+      </w:pPr>
+    </w:p>
+    <w:p>
+      <w:pPr>
+        <w:rPr>
+          <w:rFonts w:ascii="Times New Roman" w:hAnsi="Times New Roman" w:cs="Times New Roman"/>
+        </w:rPr>
+      </w:pPr>
+      <w:r>
+        <w:rPr>
+          <w:rFonts w:ascii="Times New Roman" w:hAnsi="Times New Roman" w:cs="Times New Roman"/>
+        </w:rPr>
+        <w:t xml:space="preserve">Το αρχείο `drug200.csv` εισήχθη στο </w:t>
+      </w:r>
+      <w:proofErr w:type="spellStart"/>
+      <w:r>
+        <w:rPr>
+          <w:rFonts w:ascii="Times New Roman" w:hAnsi="Times New Roman" w:cs="Times New Roman"/>
+        </w:rPr>
+        <w:t>RapidMiner</w:t>
+      </w:r>
+      <w:proofErr w:type="spellEnd"/>
+      <w:r>
+        <w:rPr>
+          <w:rFonts w:ascii="Times New Roman" w:hAnsi="Times New Roman" w:cs="Times New Roman"/>
+        </w:rPr>
+        <w:t xml:space="preserve"> μέσω της επιλογής </w:t>
+      </w:r>
+      <w:proofErr w:type="spellStart"/>
+      <w:r>
+        <w:rPr>
+          <w:rFonts w:ascii="Times New Roman" w:hAnsi="Times New Roman" w:cs="Times New Roman"/>
+        </w:rPr>
+        <w:t>Import</w:t>
+      </w:r>
+      <w:proofErr w:type="spellEnd"/>
+      <w:r>
+        <w:rPr>
+          <w:rFonts w:ascii="Times New Roman" w:hAnsi="Times New Roman" w:cs="Times New Roman"/>
+        </w:rPr>
+        <w:t xml:space="preserve"> </w:t>
+      </w:r>
+      <w:proofErr w:type="spellStart"/>
+      <w:r>
+        <w:rPr>
+          <w:rFonts w:ascii="Times New Roman" w:hAnsi="Times New Roman" w:cs="Times New Roman"/>
+        </w:rPr>
+        <w:t>Data</w:t>
+      </w:r>
+      <w:proofErr w:type="spellEnd"/>
+      <w:r>
+        <w:rPr>
+          <w:rFonts w:ascii="Times New Roman" w:hAnsi="Times New Roman" w:cs="Times New Roman"/>
+        </w:rPr>
+        <w:t xml:space="preserve">. Κατά τη διαδικασία εισαγωγής, ελέγχθηκε ότι οι στήλες του </w:t>
+      </w:r>
+      <w:proofErr w:type="spellStart"/>
+      <w:r>
+        <w:rPr>
+          <w:rFonts w:ascii="Times New Roman" w:hAnsi="Times New Roman" w:cs="Times New Roman"/>
+        </w:rPr>
+        <w:t>dataset</w:t>
+      </w:r>
+      <w:proofErr w:type="spellEnd"/>
+      <w:r>
+        <w:rPr>
+          <w:rFonts w:ascii="Times New Roman" w:hAnsi="Times New Roman" w:cs="Times New Roman"/>
+        </w:rPr>
+        <w:t xml:space="preserve"> εμφανίζονται σωστά και ότι οι τύποι των μεταβλητών αναγνωρίζονται κατάλληλα από το πρόγραμμα.</w:t>
+      </w:r>
+    </w:p>
+    <w:p>
+      <w:pPr>
+        <w:rPr>
+          <w:rFonts w:ascii="Times New Roman" w:hAnsi="Times New Roman" w:cs="Times New Roman"/>
+        </w:rPr>
+      </w:pPr>
+    </w:p>
+    <w:p>
+      <w:pPr>
+        <w:rPr>
+          <w:rFonts w:ascii="Times New Roman" w:hAnsi="Times New Roman" w:cs="Times New Roman"/>
+        </w:rPr>
+      </w:pPr>
+      <w:r>
+        <w:rPr>
+          <w:rFonts w:ascii="Times New Roman" w:hAnsi="Times New Roman" w:cs="Times New Roman"/>
+        </w:rPr>
+        <w:t>Οι αριθμητικές μεταβλητές, όπως το `</w:t>
+      </w:r>
+      <w:proofErr w:type="spellStart"/>
+      <w:r>
+        <w:rPr>
+          <w:rFonts w:ascii="Times New Roman" w:hAnsi="Times New Roman" w:cs="Times New Roman"/>
+        </w:rPr>
         <w:t>Age</w:t>
       </w:r>
       <w:proofErr w:type="spellEnd"/>
       <w:r>
-        <w:t xml:space="preserve">         | Αριθμητική       | Η ηλικία του ασθενούς             |</w:t>
-      </w:r>
-    </w:p>
-    <w:p>
-      <w:r>
-        <w:t xml:space="preserve">| </w:t>
-      </w:r>
-      <w:proofErr w:type="spellStart"/>
-      <w:r>
+        <w:rPr>
+          <w:rFonts w:ascii="Times New Roman" w:hAnsi="Times New Roman" w:cs="Times New Roman"/>
+        </w:rPr>
+        <w:t>` και το `</w:t>
+      </w:r>
+      <w:proofErr w:type="spellStart"/>
+      <w:r>
+        <w:rPr>
+          <w:rFonts w:ascii="Times New Roman" w:hAnsi="Times New Roman" w:cs="Times New Roman"/>
+        </w:rPr>
+        <w:t>Na_to_K</w:t>
+      </w:r>
+      <w:proofErr w:type="spellEnd"/>
+      <w:r>
+        <w:rPr>
+          <w:rFonts w:ascii="Times New Roman" w:hAnsi="Times New Roman" w:cs="Times New Roman"/>
+        </w:rPr>
+        <w:t>`, χρησιμοποιούνται για να δώσουν ποσοτική πληροφορία στο μοντέλο. Οι κατηγορικές μεταβλητές, όπως το `</w:t>
+      </w:r>
+      <w:proofErr w:type="spellStart"/>
+      <w:r>
+        <w:rPr>
+          <w:rFonts w:ascii="Times New Roman" w:hAnsi="Times New Roman" w:cs="Times New Roman"/>
+        </w:rPr>
         <w:t>Sex</w:t>
       </w:r>
       <w:proofErr w:type="spellEnd"/>
       <w:r>
-        <w:t xml:space="preserve">         | Κατηγορική       | Το φύλο του ασθενούς              |</w:t>
-      </w:r>
-    </w:p>
-    <w:p>
-      <w:r>
-        <w:t>| BP          | Κατηγορική       | Το επίπεδο αρτηριακής πίεσης      |</w:t>
-      </w:r>
-    </w:p>
-    <w:p>
-      <w:r>
-        <w:t xml:space="preserve">| </w:t>
-      </w:r>
-      <w:proofErr w:type="spellStart"/>
-      <w:r>
+        <w:rPr>
+          <w:rFonts w:ascii="Times New Roman" w:hAnsi="Times New Roman" w:cs="Times New Roman"/>
+        </w:rPr>
+        <w:t>`, το `BP` και το `</w:t>
+      </w:r>
+      <w:proofErr w:type="spellStart"/>
+      <w:r>
+        <w:rPr>
+          <w:rFonts w:ascii="Times New Roman" w:hAnsi="Times New Roman" w:cs="Times New Roman"/>
+        </w:rPr>
         <w:t>Cholesterol</w:t>
       </w:r>
       <w:proofErr w:type="spellEnd"/>
       <w:r>
-        <w:t xml:space="preserve"> | Κατηγορική       | Το επίπεδο χοληστερίνης           |</w:t>
-      </w:r>
-    </w:p>
-    <w:p>
-      <w:r>
-        <w:t xml:space="preserve">| </w:t>
-      </w:r>
-      <w:proofErr w:type="spellStart"/>
-      <w:r>
-        <w:t>Na_to_K</w:t>
-      </w:r>
-      <w:proofErr w:type="spellEnd"/>
-      <w:r>
-        <w:t xml:space="preserve">     | Αριθμητική       | Η αναλογία νατρίου προς κάλιο     |</w:t>
-      </w:r>
-    </w:p>
-    <w:p>
-      <w:r>
-        <w:t xml:space="preserve">| </w:t>
-      </w:r>
-      <w:proofErr w:type="spellStart"/>
-      <w:r>
+        <w:rPr>
+          <w:rFonts w:ascii="Times New Roman" w:hAnsi="Times New Roman" w:cs="Times New Roman"/>
+        </w:rPr>
+        <w:t>`, περιγράφουν ιδιότητες του ασθενούς που μπορούν να επηρεάσουν την επιλογή φαρμάκου. Η στήλη `</w:t>
+      </w:r>
+      <w:proofErr w:type="spellStart"/>
+      <w:r>
+        <w:rPr>
+          <w:rFonts w:ascii="Times New Roman" w:hAnsi="Times New Roman" w:cs="Times New Roman"/>
+        </w:rPr>
         <w:t>Drug</w:t>
       </w:r>
       <w:proofErr w:type="spellEnd"/>
       <w:r>
-        <w:t xml:space="preserve">        | Κατηγορική       | Το φάρμακο που δόθηκε στον ασθενή |</w:t>
-      </w:r>
-    </w:p>
-    <w:p/>
-    <w:p>
-      <w:r>
-        <w:t>Η μεταβλητή `</w:t>
-      </w:r>
-      <w:proofErr w:type="spellStart"/>
-      <w:r>
-        <w:t>Drug</w:t>
-      </w:r>
-      <w:proofErr w:type="spellEnd"/>
-      <w:r>
-        <w:t>` αποτελεί τη μεταβλητή στόχο, καθώς είναι η κατηγορία που πρέπει να προβλέψει το μοντέλο. Οι υπόλοιπες μεταβλητές χρησιμοποιούνται ως χαρακτηριστικά εισόδου. Επομένως, το συγκεκριμένο πρόβλημα είναι πρόβλημα ταξινόμησης, επειδή το αποτέλεσμα που προβλέπεται δεν είναι αριθμητική τιμή, αλλά κατηγορία φαρμάκου.</w:t>
-      </w:r>
-    </w:p>
-    <w:p/>
-    <w:p>
-      <w:r>
-        <w:t xml:space="preserve">Το </w:t>
-      </w:r>
-      <w:proofErr w:type="spellStart"/>
-      <w:r>
-        <w:t>Decision</w:t>
-      </w:r>
-      <w:proofErr w:type="spellEnd"/>
-      <w:r>
-        <w:t xml:space="preserve"> </w:t>
-      </w:r>
-      <w:proofErr w:type="spellStart"/>
-      <w:r>
-        <w:t>Tree</w:t>
-      </w:r>
-      <w:proofErr w:type="spellEnd"/>
-      <w:r>
-        <w:t xml:space="preserve"> είναι κατάλληλη μέθοδος για αυτό το </w:t>
-      </w:r>
-      <w:proofErr w:type="spellStart"/>
-      <w:r>
-        <w:t>dataset</w:t>
-      </w:r>
-      <w:proofErr w:type="spellEnd"/>
-      <w:r>
-        <w:t xml:space="preserve">, επειδή μπορεί να χειριστεί τόσο αριθμητικές όσο και κατηγορικές μεταβλητές. Επιπλέον, παράγει ένα μοντέλο που είναι εύκολο να ερμηνευθεί, καθώς η διαδικασία λήψης απόφασης παρουσιάζεται με τη μορφή δέντρου. Αυτό είναι ιδιαίτερα χρήσιμο σε ένα φαρμακευτικό σενάριο, όπου η </w:t>
-      </w:r>
-      <w:proofErr w:type="spellStart"/>
-      <w:r>
-        <w:t>ερμηνευσιμότητα</w:t>
-      </w:r>
-      <w:proofErr w:type="spellEnd"/>
-      <w:r>
-        <w:t xml:space="preserve"> του μοντέλου είναι σημαντική.</w:t>
-      </w:r>
-    </w:p>
-    <w:p/>
-    <w:p>
-      <w:r>
-        <w:t xml:space="preserve">3.2 Φόρτωση του </w:t>
-      </w:r>
-      <w:proofErr w:type="spellStart"/>
-      <w:r>
-        <w:t>dataset</w:t>
-      </w:r>
-      <w:proofErr w:type="spellEnd"/>
-      <w:r>
-        <w:t xml:space="preserve"> στο </w:t>
-      </w:r>
-      <w:proofErr w:type="spellStart"/>
-      <w:r>
-        <w:t>RapidMiner</w:t>
-      </w:r>
-      <w:proofErr w:type="spellEnd"/>
-    </w:p>
-    <w:p/>
-    <w:p>
-      <w:r>
-        <w:t xml:space="preserve">Το αρχείο `drug200.csv` εισήχθη στο </w:t>
-      </w:r>
-      <w:proofErr w:type="spellStart"/>
-      <w:r>
-        <w:t>RapidMiner</w:t>
-      </w:r>
-      <w:proofErr w:type="spellEnd"/>
-      <w:r>
-        <w:t xml:space="preserve"> μέσω της επιλογής </w:t>
-      </w:r>
-      <w:proofErr w:type="spellStart"/>
-      <w:r>
-        <w:t>Import</w:t>
-      </w:r>
-      <w:proofErr w:type="spellEnd"/>
-      <w:r>
-        <w:t xml:space="preserve"> </w:t>
-      </w:r>
-      <w:proofErr w:type="spellStart"/>
-      <w:r>
-        <w:t>Data</w:t>
-      </w:r>
-      <w:proofErr w:type="spellEnd"/>
-      <w:r>
-        <w:t xml:space="preserve">. Κατά τη διαδικασία εισαγωγής, ελέγχθηκε ότι οι στήλες του </w:t>
-      </w:r>
-      <w:proofErr w:type="spellStart"/>
-      <w:r>
-        <w:t>dataset</w:t>
-      </w:r>
-      <w:proofErr w:type="spellEnd"/>
-      <w:r>
-        <w:t xml:space="preserve"> εμφανίζονται σωστά και ότι οι τύποι των μεταβλητών αναγνωρίζονται κατάλληλα από το πρόγραμμα.</w:t>
-      </w:r>
-    </w:p>
-    <w:p/>
-    <w:p>
-      <w:r>
-        <w:t>Οι αριθμητικές μεταβλητές, όπως το `</w:t>
-      </w:r>
-      <w:proofErr w:type="spellStart"/>
-      <w:r>
-        <w:t>Age</w:t>
-      </w:r>
-      <w:proofErr w:type="spellEnd"/>
-      <w:r>
-        <w:t>` και το `</w:t>
-      </w:r>
-      <w:proofErr w:type="spellStart"/>
-      <w:r>
-        <w:t>Na_to_K</w:t>
-      </w:r>
-      <w:proofErr w:type="spellEnd"/>
-      <w:r>
-        <w:t>`, χρησιμοποιούνται για να δώσουν ποσοτική πληροφορία στο μοντέλο. Οι κατηγορικές μεταβλητές, όπως το `</w:t>
-      </w:r>
-      <w:proofErr w:type="spellStart"/>
-      <w:r>
-        <w:t>Sex</w:t>
-      </w:r>
-      <w:proofErr w:type="spellEnd"/>
-      <w:r>
-        <w:t>`, το `BP` και το `</w:t>
-      </w:r>
-      <w:proofErr w:type="spellStart"/>
-      <w:r>
-        <w:t>Cholesterol</w:t>
-      </w:r>
-      <w:proofErr w:type="spellEnd"/>
-      <w:r>
-        <w:t>`, περιγράφουν ιδιότητες του ασθενούς που μπορούν να επηρεάσουν την επιλογή φαρμάκου. Η στήλη `</w:t>
-      </w:r>
-      <w:proofErr w:type="spellStart"/>
-      <w:r>
-        <w:t>Drug</w:t>
-      </w:r>
-      <w:proofErr w:type="spellEnd"/>
-      <w:r>
+        <w:rPr>
+          <w:rFonts w:ascii="Times New Roman" w:hAnsi="Times New Roman" w:cs="Times New Roman"/>
+        </w:rPr>
         <w:t xml:space="preserve">` θα χρησιμοποιηθεί αργότερα ως </w:t>
       </w:r>
       <w:proofErr w:type="spellStart"/>
       <w:r>
+        <w:rPr>
+          <w:rFonts w:ascii="Times New Roman" w:hAnsi="Times New Roman" w:cs="Times New Roman"/>
+        </w:rPr>
         <w:t>label</w:t>
       </w:r>
       <w:proofErr w:type="spellEnd"/>
       <w:r>
+        <w:rPr>
+          <w:rFonts w:ascii="Times New Roman" w:hAnsi="Times New Roman" w:cs="Times New Roman"/>
+        </w:rPr>
         <w:t>, επειδή αποτελεί το αποτέλεσμα που θέλουμε να προβλέψει το μοντέλο.</w:t>
       </w:r>
     </w:p>
-    <w:p/>
-    <w:p>
-      <w:r>
-        <w:rPr>
+    <w:p>
+      <w:pPr>
+        <w:rPr>
+          <w:rFonts w:ascii="Times New Roman" w:hAnsi="Times New Roman" w:cs="Times New Roman"/>
+        </w:rPr>
+      </w:pPr>
+    </w:p>
+    <w:p>
+      <w:pPr>
+        <w:rPr>
+          <w:rFonts w:ascii="Times New Roman" w:hAnsi="Times New Roman" w:cs="Times New Roman"/>
+        </w:rPr>
+      </w:pPr>
+      <w:r>
+        <w:rPr>
+          <w:rFonts w:ascii="Times New Roman" w:hAnsi="Times New Roman" w:cs="Times New Roman"/>
           <w:noProof/>
         </w:rPr>
         <w:lastRenderedPageBreak/>
@@ -628,93 +1481,3779 @@
     <w:p>
       <w:pPr>
         <w:rPr>
-          <w:i/>
-          <w:iCs/>
-          <w:sz w:val="21"/>
-          <w:szCs w:val="21"/>
-        </w:rPr>
-      </w:pPr>
-      <w:proofErr w:type="spellStart"/>
-      <w:r>
-        <w:rPr>
-          <w:i/>
-          <w:iCs/>
-          <w:sz w:val="21"/>
-          <w:szCs w:val="21"/>
+          <w:rFonts w:ascii="Times New Roman" w:hAnsi="Times New Roman" w:cs="Times New Roman"/>
+          <w:i/>
+          <w:iCs/>
+          <w:sz w:val="20"/>
+          <w:szCs w:val="20"/>
+        </w:rPr>
+      </w:pPr>
+      <w:proofErr w:type="spellStart"/>
+      <w:r>
+        <w:rPr>
+          <w:rFonts w:ascii="Times New Roman" w:hAnsi="Times New Roman" w:cs="Times New Roman"/>
+          <w:i/>
+          <w:iCs/>
+          <w:sz w:val="20"/>
+          <w:szCs w:val="20"/>
         </w:rPr>
         <w:t>Figure</w:t>
       </w:r>
       <w:proofErr w:type="spellEnd"/>
       <w:r>
         <w:rPr>
-          <w:i/>
-          <w:iCs/>
-          <w:sz w:val="21"/>
-          <w:szCs w:val="21"/>
+          <w:rFonts w:ascii="Times New Roman" w:hAnsi="Times New Roman" w:cs="Times New Roman"/>
+          <w:i/>
+          <w:iCs/>
+          <w:sz w:val="20"/>
+          <w:szCs w:val="20"/>
         </w:rPr>
         <w:t xml:space="preserve"> 1: Φόρτωση και προεπισκόπηση του </w:t>
       </w:r>
       <w:proofErr w:type="spellStart"/>
       <w:r>
         <w:rPr>
-          <w:i/>
-          <w:iCs/>
-          <w:sz w:val="21"/>
-          <w:szCs w:val="21"/>
+          <w:rFonts w:ascii="Times New Roman" w:hAnsi="Times New Roman" w:cs="Times New Roman"/>
+          <w:i/>
+          <w:iCs/>
+          <w:sz w:val="20"/>
+          <w:szCs w:val="20"/>
         </w:rPr>
         <w:t>dataset</w:t>
       </w:r>
       <w:proofErr w:type="spellEnd"/>
       <w:r>
         <w:rPr>
-          <w:i/>
-          <w:iCs/>
-          <w:sz w:val="21"/>
-          <w:szCs w:val="21"/>
+          <w:rFonts w:ascii="Times New Roman" w:hAnsi="Times New Roman" w:cs="Times New Roman"/>
+          <w:i/>
+          <w:iCs/>
+          <w:sz w:val="20"/>
+          <w:szCs w:val="20"/>
         </w:rPr>
         <w:t xml:space="preserve"> drug200.csv στο </w:t>
       </w:r>
       <w:proofErr w:type="spellStart"/>
       <w:r>
         <w:rPr>
-          <w:i/>
-          <w:iCs/>
-          <w:sz w:val="21"/>
-          <w:szCs w:val="21"/>
+          <w:rFonts w:ascii="Times New Roman" w:hAnsi="Times New Roman" w:cs="Times New Roman"/>
+          <w:i/>
+          <w:iCs/>
+          <w:sz w:val="20"/>
+          <w:szCs w:val="20"/>
         </w:rPr>
         <w:t>RapidMiner</w:t>
       </w:r>
       <w:proofErr w:type="spellEnd"/>
     </w:p>
-    <w:p/>
-    <w:p>
-      <w:r>
+    <w:p>
+      <w:pPr>
+        <w:rPr>
+          <w:rFonts w:ascii="Times New Roman" w:hAnsi="Times New Roman" w:cs="Times New Roman"/>
+        </w:rPr>
+      </w:pPr>
+    </w:p>
+    <w:p>
+      <w:pPr>
+        <w:rPr>
+          <w:rFonts w:ascii="Times New Roman" w:hAnsi="Times New Roman" w:cs="Times New Roman"/>
+        </w:rPr>
+      </w:pPr>
+      <w:r>
+        <w:rPr>
+          <w:rFonts w:ascii="Times New Roman" w:hAnsi="Times New Roman" w:cs="Times New Roman"/>
+        </w:rPr>
         <w:t xml:space="preserve">Η επιτυχής φόρτωση του </w:t>
       </w:r>
       <w:proofErr w:type="spellStart"/>
       <w:r>
+        <w:rPr>
+          <w:rFonts w:ascii="Times New Roman" w:hAnsi="Times New Roman" w:cs="Times New Roman"/>
+        </w:rPr>
         <w:t>dataset</w:t>
       </w:r>
       <w:proofErr w:type="spellEnd"/>
       <w:r>
+        <w:rPr>
+          <w:rFonts w:ascii="Times New Roman" w:hAnsi="Times New Roman" w:cs="Times New Roman"/>
+        </w:rPr>
         <w:t xml:space="preserve"> αποτελεί το πρώτο απαραίτητο βήμα πριν από την κατασκευή του </w:t>
       </w:r>
       <w:proofErr w:type="spellStart"/>
       <w:r>
+        <w:rPr>
+          <w:rFonts w:ascii="Times New Roman" w:hAnsi="Times New Roman" w:cs="Times New Roman"/>
+        </w:rPr>
         <w:t>Decision</w:t>
       </w:r>
       <w:proofErr w:type="spellEnd"/>
       <w:r>
+        <w:rPr>
+          <w:rFonts w:ascii="Times New Roman" w:hAnsi="Times New Roman" w:cs="Times New Roman"/>
+        </w:rPr>
         <w:t xml:space="preserve"> </w:t>
       </w:r>
       <w:proofErr w:type="spellStart"/>
       <w:r>
+        <w:rPr>
+          <w:rFonts w:ascii="Times New Roman" w:hAnsi="Times New Roman" w:cs="Times New Roman"/>
+        </w:rPr>
         <w:t>Tree</w:t>
       </w:r>
       <w:proofErr w:type="spellEnd"/>
       <w:r>
+        <w:rPr>
+          <w:rFonts w:ascii="Times New Roman" w:hAnsi="Times New Roman" w:cs="Times New Roman"/>
+        </w:rPr>
         <w:t>. Μέσα από την προεπισκόπηση των δεδομένων επιβεβαιώθηκε ότι το αρχείο έχει φορτωθεί σωστά και ότι οι βασικές μεταβλητές είναι διαθέσιμες για την επόμενη φάση της ανάλυσης.</w:t>
       </w:r>
+    </w:p>
+    <w:p>
+      <w:pPr>
+        <w:rPr>
+          <w:rFonts w:ascii="Times New Roman" w:hAnsi="Times New Roman" w:cs="Times New Roman"/>
+        </w:rPr>
+      </w:pPr>
+    </w:p>
+    <w:p>
+      <w:pPr>
+        <w:rPr>
+          <w:rFonts w:ascii="Times New Roman" w:hAnsi="Times New Roman" w:cs="Times New Roman"/>
+        </w:rPr>
+      </w:pPr>
+      <w:r>
+        <w:rPr>
+          <w:rFonts w:ascii="Times New Roman" w:hAnsi="Times New Roman" w:cs="Times New Roman"/>
+        </w:rPr>
+        <w:t xml:space="preserve">3.3 Εξερεύνηση και </w:t>
+      </w:r>
+      <w:proofErr w:type="spellStart"/>
+      <w:r>
+        <w:rPr>
+          <w:rFonts w:ascii="Times New Roman" w:hAnsi="Times New Roman" w:cs="Times New Roman"/>
+        </w:rPr>
+        <w:t>οπτικοποίηση</w:t>
+      </w:r>
+      <w:proofErr w:type="spellEnd"/>
+      <w:r>
+        <w:rPr>
+          <w:rFonts w:ascii="Times New Roman" w:hAnsi="Times New Roman" w:cs="Times New Roman"/>
+        </w:rPr>
+        <w:t xml:space="preserve"> δεδομένων</w:t>
+      </w:r>
+    </w:p>
+    <w:p>
+      <w:pPr>
+        <w:rPr>
+          <w:rFonts w:ascii="Times New Roman" w:hAnsi="Times New Roman" w:cs="Times New Roman"/>
+        </w:rPr>
+      </w:pPr>
+    </w:p>
+    <w:p>
+      <w:pPr>
+        <w:rPr>
+          <w:rFonts w:ascii="Times New Roman" w:hAnsi="Times New Roman" w:cs="Times New Roman"/>
+        </w:rPr>
+      </w:pPr>
+      <w:r>
+        <w:rPr>
+          <w:rFonts w:ascii="Times New Roman" w:hAnsi="Times New Roman" w:cs="Times New Roman"/>
+        </w:rPr>
+        <w:t xml:space="preserve">Μετά τη φόρτωση του </w:t>
+      </w:r>
+      <w:proofErr w:type="spellStart"/>
+      <w:r>
+        <w:rPr>
+          <w:rFonts w:ascii="Times New Roman" w:hAnsi="Times New Roman" w:cs="Times New Roman"/>
+        </w:rPr>
+        <w:t>dataset</w:t>
+      </w:r>
+      <w:proofErr w:type="spellEnd"/>
+      <w:r>
+        <w:rPr>
+          <w:rFonts w:ascii="Times New Roman" w:hAnsi="Times New Roman" w:cs="Times New Roman"/>
+        </w:rPr>
+        <w:t xml:space="preserve"> στο </w:t>
+      </w:r>
+      <w:proofErr w:type="spellStart"/>
+      <w:r>
+        <w:rPr>
+          <w:rFonts w:ascii="Times New Roman" w:hAnsi="Times New Roman" w:cs="Times New Roman"/>
+        </w:rPr>
+        <w:t>RapidMiner</w:t>
+      </w:r>
+      <w:proofErr w:type="spellEnd"/>
+      <w:r>
+        <w:rPr>
+          <w:rFonts w:ascii="Times New Roman" w:hAnsi="Times New Roman" w:cs="Times New Roman"/>
+        </w:rPr>
+        <w:t>, πραγματοποιήθηκε αρχική εξερεύνηση των δεδομένων, ώστε να γίνει καλύτερα κατανοητή η δομή και η κατανομή των μεταβλητών. Η εξερεύνηση των δεδομένων είναι σημαντικό βήμα πριν από την κατασκευή ενός μοντέλου μηχανικής μάθησης, επειδή βοηθά στον εντοπισμό πιθανών προβλημάτων, όπως ελλιπείς τιμές, μη ισορροπημένες κατηγορίες ή μεταβλητές που μπορεί να επηρεάζουν σημαντικά την τελική πρόβλεψη.</w:t>
+      </w:r>
+    </w:p>
+    <w:p>
+      <w:pPr>
+        <w:rPr>
+          <w:rFonts w:ascii="Times New Roman" w:hAnsi="Times New Roman" w:cs="Times New Roman"/>
+        </w:rPr>
+      </w:pPr>
+    </w:p>
+    <w:p>
+      <w:pPr>
+        <w:rPr>
+          <w:rFonts w:ascii="Times New Roman" w:hAnsi="Times New Roman" w:cs="Times New Roman"/>
+        </w:rPr>
+      </w:pPr>
+      <w:r>
+        <w:rPr>
+          <w:rFonts w:ascii="Times New Roman" w:hAnsi="Times New Roman" w:cs="Times New Roman"/>
+        </w:rPr>
+        <w:t xml:space="preserve">Από τον αρχικό έλεγχο του </w:t>
+      </w:r>
+      <w:proofErr w:type="spellStart"/>
+      <w:r>
+        <w:rPr>
+          <w:rFonts w:ascii="Times New Roman" w:hAnsi="Times New Roman" w:cs="Times New Roman"/>
+        </w:rPr>
+        <w:t>dataset</w:t>
+      </w:r>
+      <w:proofErr w:type="spellEnd"/>
+      <w:r>
+        <w:rPr>
+          <w:rFonts w:ascii="Times New Roman" w:hAnsi="Times New Roman" w:cs="Times New Roman"/>
+        </w:rPr>
+        <w:t xml:space="preserve"> παρατηρήθηκε ότι υπάρχουν 200 εγγραφές ασθενών και 6 μεταβλητές. Οι μεταβλητές `</w:t>
+      </w:r>
+      <w:proofErr w:type="spellStart"/>
+      <w:r>
+        <w:rPr>
+          <w:rFonts w:ascii="Times New Roman" w:hAnsi="Times New Roman" w:cs="Times New Roman"/>
+        </w:rPr>
+        <w:t>Age</w:t>
+      </w:r>
+      <w:proofErr w:type="spellEnd"/>
+      <w:r>
+        <w:rPr>
+          <w:rFonts w:ascii="Times New Roman" w:hAnsi="Times New Roman" w:cs="Times New Roman"/>
+        </w:rPr>
+        <w:t>` και `</w:t>
+      </w:r>
+      <w:proofErr w:type="spellStart"/>
+      <w:r>
+        <w:rPr>
+          <w:rFonts w:ascii="Times New Roman" w:hAnsi="Times New Roman" w:cs="Times New Roman"/>
+        </w:rPr>
+        <w:t>Na_to_K</w:t>
+      </w:r>
+      <w:proofErr w:type="spellEnd"/>
+      <w:r>
+        <w:rPr>
+          <w:rFonts w:ascii="Times New Roman" w:hAnsi="Times New Roman" w:cs="Times New Roman"/>
+        </w:rPr>
+        <w:t>` είναι αριθμητικές, ενώ οι μεταβλητές `</w:t>
+      </w:r>
+      <w:proofErr w:type="spellStart"/>
+      <w:r>
+        <w:rPr>
+          <w:rFonts w:ascii="Times New Roman" w:hAnsi="Times New Roman" w:cs="Times New Roman"/>
+        </w:rPr>
+        <w:t>Sex</w:t>
+      </w:r>
+      <w:proofErr w:type="spellEnd"/>
+      <w:r>
+        <w:rPr>
+          <w:rFonts w:ascii="Times New Roman" w:hAnsi="Times New Roman" w:cs="Times New Roman"/>
+        </w:rPr>
+        <w:t>`, `BP`, `</w:t>
+      </w:r>
+      <w:proofErr w:type="spellStart"/>
+      <w:r>
+        <w:rPr>
+          <w:rFonts w:ascii="Times New Roman" w:hAnsi="Times New Roman" w:cs="Times New Roman"/>
+        </w:rPr>
+        <w:t>Cholesterol</w:t>
+      </w:r>
+      <w:proofErr w:type="spellEnd"/>
+      <w:r>
+        <w:rPr>
+          <w:rFonts w:ascii="Times New Roman" w:hAnsi="Times New Roman" w:cs="Times New Roman"/>
+        </w:rPr>
+        <w:t>` και `</w:t>
+      </w:r>
+      <w:proofErr w:type="spellStart"/>
+      <w:r>
+        <w:rPr>
+          <w:rFonts w:ascii="Times New Roman" w:hAnsi="Times New Roman" w:cs="Times New Roman"/>
+        </w:rPr>
+        <w:t>Drug</w:t>
+      </w:r>
+      <w:proofErr w:type="spellEnd"/>
+      <w:r>
+        <w:rPr>
+          <w:rFonts w:ascii="Times New Roman" w:hAnsi="Times New Roman" w:cs="Times New Roman"/>
+        </w:rPr>
+        <w:t xml:space="preserve">` είναι κατηγορικές. Δεν εντοπίστηκαν ελλιπείς τιμές, επομένως το </w:t>
+      </w:r>
+      <w:proofErr w:type="spellStart"/>
+      <w:r>
+        <w:rPr>
+          <w:rFonts w:ascii="Times New Roman" w:hAnsi="Times New Roman" w:cs="Times New Roman"/>
+        </w:rPr>
+        <w:t>dataset</w:t>
+      </w:r>
+      <w:proofErr w:type="spellEnd"/>
+      <w:r>
+        <w:rPr>
+          <w:rFonts w:ascii="Times New Roman" w:hAnsi="Times New Roman" w:cs="Times New Roman"/>
+        </w:rPr>
+        <w:t xml:space="preserve"> μπορεί να χρησιμοποιηθεί χωρίς σημαντική διαδικασία καθαρισμού σε αυτό το στάδιο.</w:t>
+      </w:r>
+    </w:p>
+    <w:p>
+      <w:pPr>
+        <w:rPr>
+          <w:rFonts w:ascii="Times New Roman" w:hAnsi="Times New Roman" w:cs="Times New Roman"/>
+          <w:lang w:val="en-US"/>
+        </w:rPr>
+      </w:pPr>
+      <w:r>
+        <w:rPr>
+          <w:rFonts w:ascii="Times New Roman" w:hAnsi="Times New Roman" w:cs="Times New Roman"/>
+          <w:noProof/>
+        </w:rPr>
+        <w:lastRenderedPageBreak/>
+        <w:drawing>
+          <wp:inline distT="0" distB="0" distL="0" distR="0" wp14:anchorId="682C41AD" wp14:editId="585C156F">
+            <wp:extent cx="5274310" cy="3303905"/>
+            <wp:effectExtent l="0" t="0" r="0" b="0"/>
+            <wp:docPr id="1319583085" name="Εικόνα 1"/>
+            <wp:cNvGraphicFramePr>
+              <a:graphicFrameLocks xmlns:a="http://schemas.openxmlformats.org/drawingml/2006/main" noChangeAspect="1"/>
+            </wp:cNvGraphicFramePr>
+            <a:graphic xmlns:a="http://schemas.openxmlformats.org/drawingml/2006/main">
+              <a:graphicData uri="http://schemas.openxmlformats.org/drawingml/2006/picture">
+                <pic:pic xmlns:pic="http://schemas.openxmlformats.org/drawingml/2006/picture">
+                  <pic:nvPicPr>
+                    <pic:cNvPr id="1319583085" name="Εικόνα 1319583085"/>
+                    <pic:cNvPicPr/>
+                  </pic:nvPicPr>
+                  <pic:blipFill>
+                    <a:blip r:embed="rId5" cstate="print">
+                      <a:extLst>
+                        <a:ext uri="{28A0092B-C50C-407E-A947-70E740481C1C}">
+                          <a14:useLocalDpi xmlns:a14="http://schemas.microsoft.com/office/drawing/2010/main" val="0"/>
+                        </a:ext>
+                      </a:extLst>
+                    </a:blip>
+                    <a:stretch>
+                      <a:fillRect/>
+                    </a:stretch>
+                  </pic:blipFill>
+                  <pic:spPr>
+                    <a:xfrm>
+                      <a:off x="0" y="0"/>
+                      <a:ext cx="5274310" cy="3303905"/>
+                    </a:xfrm>
+                    <a:prstGeom prst="rect">
+                      <a:avLst/>
+                    </a:prstGeom>
+                  </pic:spPr>
+                </pic:pic>
+              </a:graphicData>
+            </a:graphic>
+          </wp:inline>
+        </w:drawing>
+      </w:r>
+    </w:p>
+    <w:p>
+      <w:pPr>
+        <w:rPr>
+          <w:rFonts w:ascii="Times New Roman" w:hAnsi="Times New Roman" w:cs="Times New Roman"/>
+          <w:i/>
+          <w:iCs/>
+          <w:sz w:val="20"/>
+          <w:szCs w:val="20"/>
+        </w:rPr>
+      </w:pPr>
+      <w:proofErr w:type="spellStart"/>
+      <w:r>
+        <w:rPr>
+          <w:rFonts w:ascii="Times New Roman" w:hAnsi="Times New Roman" w:cs="Times New Roman"/>
+          <w:i/>
+          <w:iCs/>
+          <w:sz w:val="20"/>
+          <w:szCs w:val="20"/>
+        </w:rPr>
+        <w:t>Figure</w:t>
+      </w:r>
+      <w:proofErr w:type="spellEnd"/>
+      <w:r>
+        <w:rPr>
+          <w:rFonts w:ascii="Times New Roman" w:hAnsi="Times New Roman" w:cs="Times New Roman"/>
+          <w:i/>
+          <w:iCs/>
+          <w:sz w:val="20"/>
+          <w:szCs w:val="20"/>
+        </w:rPr>
+        <w:t xml:space="preserve"> 2: Στατιστική επισκόπηση του </w:t>
+      </w:r>
+      <w:proofErr w:type="spellStart"/>
+      <w:r>
+        <w:rPr>
+          <w:rFonts w:ascii="Times New Roman" w:hAnsi="Times New Roman" w:cs="Times New Roman"/>
+          <w:i/>
+          <w:iCs/>
+          <w:sz w:val="20"/>
+          <w:szCs w:val="20"/>
+        </w:rPr>
+        <w:t>dataset</w:t>
+      </w:r>
+      <w:proofErr w:type="spellEnd"/>
+      <w:r>
+        <w:rPr>
+          <w:rFonts w:ascii="Times New Roman" w:hAnsi="Times New Roman" w:cs="Times New Roman"/>
+          <w:i/>
+          <w:iCs/>
+          <w:sz w:val="20"/>
+          <w:szCs w:val="20"/>
+        </w:rPr>
+        <w:t xml:space="preserve"> στο </w:t>
+      </w:r>
+      <w:proofErr w:type="spellStart"/>
+      <w:r>
+        <w:rPr>
+          <w:rFonts w:ascii="Times New Roman" w:hAnsi="Times New Roman" w:cs="Times New Roman"/>
+          <w:i/>
+          <w:iCs/>
+          <w:sz w:val="20"/>
+          <w:szCs w:val="20"/>
+        </w:rPr>
+        <w:t>RapidMiner</w:t>
+      </w:r>
+      <w:proofErr w:type="spellEnd"/>
+    </w:p>
+    <w:p>
+      <w:pPr>
+        <w:rPr>
+          <w:rFonts w:ascii="Times New Roman" w:hAnsi="Times New Roman" w:cs="Times New Roman"/>
+        </w:rPr>
+      </w:pPr>
+    </w:p>
+    <w:p>
+      <w:pPr>
+        <w:rPr>
+          <w:rFonts w:ascii="Times New Roman" w:hAnsi="Times New Roman" w:cs="Times New Roman"/>
+        </w:rPr>
+      </w:pPr>
+      <w:r>
+        <w:rPr>
+          <w:rFonts w:ascii="Times New Roman" w:hAnsi="Times New Roman" w:cs="Times New Roman"/>
+        </w:rPr>
+        <w:t xml:space="preserve">Η κατανομή της μεταβλητής </w:t>
+      </w:r>
+      <w:proofErr w:type="spellStart"/>
+      <w:r>
+        <w:rPr>
+          <w:rFonts w:ascii="Times New Roman" w:hAnsi="Times New Roman" w:cs="Times New Roman"/>
+        </w:rPr>
+        <w:t>Drug</w:t>
+      </w:r>
+      <w:proofErr w:type="spellEnd"/>
+      <w:r>
+        <w:rPr>
+          <w:rFonts w:ascii="Times New Roman" w:hAnsi="Times New Roman" w:cs="Times New Roman"/>
+        </w:rPr>
+        <w:t xml:space="preserve"> δείχνει ότι η κατηγορία </w:t>
+      </w:r>
+      <w:proofErr w:type="spellStart"/>
+      <w:r>
+        <w:rPr>
+          <w:rFonts w:ascii="Times New Roman" w:hAnsi="Times New Roman" w:cs="Times New Roman"/>
+        </w:rPr>
+        <w:t>drugY</w:t>
+      </w:r>
+      <w:proofErr w:type="spellEnd"/>
+      <w:r>
+        <w:rPr>
+          <w:rFonts w:ascii="Times New Roman" w:hAnsi="Times New Roman" w:cs="Times New Roman"/>
+        </w:rPr>
+        <w:t xml:space="preserve"> εμφανίζεται συχνότερα από τις υπόλοιπες, ενώ ακολουθεί η κατηγορία </w:t>
+      </w:r>
+      <w:proofErr w:type="spellStart"/>
+      <w:r>
+        <w:rPr>
+          <w:rFonts w:ascii="Times New Roman" w:hAnsi="Times New Roman" w:cs="Times New Roman"/>
+        </w:rPr>
+        <w:t>drugX</w:t>
+      </w:r>
+      <w:proofErr w:type="spellEnd"/>
+      <w:r>
+        <w:rPr>
+          <w:rFonts w:ascii="Times New Roman" w:hAnsi="Times New Roman" w:cs="Times New Roman"/>
+        </w:rPr>
+        <w:t xml:space="preserve">. Οι κατηγορίες </w:t>
+      </w:r>
+      <w:proofErr w:type="spellStart"/>
+      <w:r>
+        <w:rPr>
+          <w:rFonts w:ascii="Times New Roman" w:hAnsi="Times New Roman" w:cs="Times New Roman"/>
+        </w:rPr>
+        <w:t>drugA</w:t>
+      </w:r>
+      <w:proofErr w:type="spellEnd"/>
+      <w:r>
+        <w:rPr>
+          <w:rFonts w:ascii="Times New Roman" w:hAnsi="Times New Roman" w:cs="Times New Roman"/>
+        </w:rPr>
+        <w:t xml:space="preserve">, </w:t>
+      </w:r>
+      <w:proofErr w:type="spellStart"/>
+      <w:r>
+        <w:rPr>
+          <w:rFonts w:ascii="Times New Roman" w:hAnsi="Times New Roman" w:cs="Times New Roman"/>
+        </w:rPr>
+        <w:t>drugB</w:t>
+      </w:r>
+      <w:proofErr w:type="spellEnd"/>
+      <w:r>
+        <w:rPr>
+          <w:rFonts w:ascii="Times New Roman" w:hAnsi="Times New Roman" w:cs="Times New Roman"/>
+        </w:rPr>
+        <w:t xml:space="preserve"> και </w:t>
+      </w:r>
+      <w:proofErr w:type="spellStart"/>
+      <w:r>
+        <w:rPr>
+          <w:rFonts w:ascii="Times New Roman" w:hAnsi="Times New Roman" w:cs="Times New Roman"/>
+        </w:rPr>
+        <w:t>drugC</w:t>
+      </w:r>
+      <w:proofErr w:type="spellEnd"/>
+      <w:r>
+        <w:rPr>
+          <w:rFonts w:ascii="Times New Roman" w:hAnsi="Times New Roman" w:cs="Times New Roman"/>
+        </w:rPr>
+        <w:t xml:space="preserve"> εμφανίζονται με μικρότερη συχνότητα. Αυτό υποδηλώνει ότι η μεταβλητή στόχος δεν είναι πλήρως ισορροπημένη, κάτι που ενδέχεται να επηρεάσει την απόδοση του μοντέλου, καθώς ο αλγόριθμος μπορεί να μάθει ευκολότερα τα μοτίβα των πιο συχνών κατηγοριών.</w:t>
+      </w:r>
+    </w:p>
+    <w:p>
+      <w:pPr>
+        <w:rPr>
+          <w:rFonts w:ascii="Times New Roman" w:hAnsi="Times New Roman" w:cs="Times New Roman"/>
+        </w:rPr>
+      </w:pPr>
+    </w:p>
+    <w:p>
+      <w:pPr>
+        <w:rPr>
+          <w:rFonts w:ascii="Times New Roman" w:hAnsi="Times New Roman" w:cs="Times New Roman"/>
+        </w:rPr>
+      </w:pPr>
+      <w:r>
+        <w:rPr>
+          <w:rFonts w:ascii="Times New Roman" w:hAnsi="Times New Roman" w:cs="Times New Roman"/>
+          <w:noProof/>
+        </w:rPr>
+        <w:drawing>
+          <wp:inline distT="0" distB="0" distL="0" distR="0" wp14:anchorId="01F62E25" wp14:editId="7CC32C41">
+            <wp:extent cx="5267325" cy="2962275"/>
+            <wp:effectExtent l="0" t="0" r="9525" b="9525"/>
+            <wp:docPr id="21578638" name="Picture 4"/>
+            <wp:cNvGraphicFramePr>
+              <a:graphicFrameLocks xmlns:a="http://schemas.openxmlformats.org/drawingml/2006/main" noChangeAspect="1"/>
+            </wp:cNvGraphicFramePr>
+            <a:graphic xmlns:a="http://schemas.openxmlformats.org/drawingml/2006/main">
+              <a:graphicData uri="http://schemas.openxmlformats.org/drawingml/2006/picture">
+                <pic:pic xmlns:pic="http://schemas.openxmlformats.org/drawingml/2006/picture">
+                  <pic:nvPicPr>
+                    <pic:cNvPr id="0" name="Picture 4"/>
+                    <pic:cNvPicPr>
+                      <a:picLocks noChangeAspect="1" noChangeArrowheads="1"/>
+                    </pic:cNvPicPr>
+                  </pic:nvPicPr>
+                  <pic:blipFill>
+                    <a:blip r:embed="rId6" cstate="print">
+                      <a:extLst>
+                        <a:ext uri="{28A0092B-C50C-407E-A947-70E740481C1C}">
+                          <a14:useLocalDpi xmlns:a14="http://schemas.microsoft.com/office/drawing/2010/main" val="0"/>
+                        </a:ext>
+                      </a:extLst>
+                    </a:blip>
+                    <a:srcRect/>
+                    <a:stretch>
+                      <a:fillRect/>
+                    </a:stretch>
+                  </pic:blipFill>
+                  <pic:spPr bwMode="auto">
+                    <a:xfrm>
+                      <a:off x="0" y="0"/>
+                      <a:ext cx="5267325" cy="2962275"/>
+                    </a:xfrm>
+                    <a:prstGeom prst="rect">
+                      <a:avLst/>
+                    </a:prstGeom>
+                    <a:noFill/>
+                    <a:ln>
+                      <a:noFill/>
+                    </a:ln>
+                  </pic:spPr>
+                </pic:pic>
+              </a:graphicData>
+            </a:graphic>
+          </wp:inline>
+        </w:drawing>
+      </w:r>
+    </w:p>
+    <w:p>
+      <w:pPr>
+        <w:rPr>
+          <w:rFonts w:ascii="Times New Roman" w:hAnsi="Times New Roman" w:cs="Times New Roman"/>
+          <w:i/>
+          <w:iCs/>
+          <w:sz w:val="20"/>
+          <w:szCs w:val="20"/>
+        </w:rPr>
+      </w:pPr>
+      <w:proofErr w:type="spellStart"/>
+      <w:r>
+        <w:rPr>
+          <w:rFonts w:ascii="Times New Roman" w:hAnsi="Times New Roman" w:cs="Times New Roman"/>
+          <w:i/>
+          <w:iCs/>
+          <w:sz w:val="20"/>
+          <w:szCs w:val="20"/>
+        </w:rPr>
+        <w:t>Figure</w:t>
+      </w:r>
+      <w:proofErr w:type="spellEnd"/>
+      <w:r>
+        <w:rPr>
+          <w:rFonts w:ascii="Times New Roman" w:hAnsi="Times New Roman" w:cs="Times New Roman"/>
+          <w:i/>
+          <w:iCs/>
+          <w:sz w:val="20"/>
+          <w:szCs w:val="20"/>
+        </w:rPr>
+        <w:t xml:space="preserve"> 3: Κατανομή της μεταβλητής </w:t>
+      </w:r>
+      <w:proofErr w:type="spellStart"/>
+      <w:r>
+        <w:rPr>
+          <w:rFonts w:ascii="Times New Roman" w:hAnsi="Times New Roman" w:cs="Times New Roman"/>
+          <w:i/>
+          <w:iCs/>
+          <w:sz w:val="20"/>
+          <w:szCs w:val="20"/>
+        </w:rPr>
+        <w:t>Drug</w:t>
+      </w:r>
+      <w:proofErr w:type="spellEnd"/>
+    </w:p>
+    <w:p>
+      <w:pPr>
+        <w:rPr>
+          <w:rFonts w:ascii="Times New Roman" w:hAnsi="Times New Roman" w:cs="Times New Roman"/>
+        </w:rPr>
+      </w:pPr>
+    </w:p>
+    <w:p>
+      <w:pPr>
+        <w:rPr>
+          <w:rFonts w:ascii="Times New Roman" w:hAnsi="Times New Roman" w:cs="Times New Roman"/>
+        </w:rPr>
+      </w:pPr>
+      <w:r>
+        <w:rPr>
+          <w:rFonts w:ascii="Times New Roman" w:hAnsi="Times New Roman" w:cs="Times New Roman"/>
+        </w:rPr>
+        <w:t xml:space="preserve">Η κατανομή της μεταβλητής BP δείχνει ότι η κατηγορία HIGH εμφανίζεται συχνότερα στο </w:t>
+      </w:r>
+      <w:proofErr w:type="spellStart"/>
+      <w:r>
+        <w:rPr>
+          <w:rFonts w:ascii="Times New Roman" w:hAnsi="Times New Roman" w:cs="Times New Roman"/>
+        </w:rPr>
+        <w:t>dataset</w:t>
+      </w:r>
+      <w:proofErr w:type="spellEnd"/>
+      <w:r>
+        <w:rPr>
+          <w:rFonts w:ascii="Times New Roman" w:hAnsi="Times New Roman" w:cs="Times New Roman"/>
+        </w:rPr>
+        <w:t xml:space="preserve">, ενώ ακολουθούν οι κατηγορίες LOW και NORMAL. Η μεταβλητή αυτή είναι πιθανό να επηρεάζει την επιλογή του φαρμάκου και επομένως αποτελεί σημαντικό χαρακτηριστικό για την κατασκευή του μοντέλου </w:t>
+      </w:r>
+      <w:proofErr w:type="spellStart"/>
+      <w:r>
+        <w:rPr>
+          <w:rFonts w:ascii="Times New Roman" w:hAnsi="Times New Roman" w:cs="Times New Roman"/>
+        </w:rPr>
+        <w:t>Decision</w:t>
+      </w:r>
+      <w:proofErr w:type="spellEnd"/>
+      <w:r>
+        <w:rPr>
+          <w:rFonts w:ascii="Times New Roman" w:hAnsi="Times New Roman" w:cs="Times New Roman"/>
+        </w:rPr>
+        <w:t xml:space="preserve"> </w:t>
+      </w:r>
+      <w:proofErr w:type="spellStart"/>
+      <w:r>
+        <w:rPr>
+          <w:rFonts w:ascii="Times New Roman" w:hAnsi="Times New Roman" w:cs="Times New Roman"/>
+        </w:rPr>
+        <w:t>Tree</w:t>
+      </w:r>
+      <w:proofErr w:type="spellEnd"/>
+      <w:r>
+        <w:rPr>
+          <w:rFonts w:ascii="Times New Roman" w:hAnsi="Times New Roman" w:cs="Times New Roman"/>
+        </w:rPr>
+        <w:t>.</w:t>
+      </w:r>
+    </w:p>
+    <w:p>
+      <w:pPr>
+        <w:rPr>
+          <w:rFonts w:ascii="Times New Roman" w:hAnsi="Times New Roman" w:cs="Times New Roman"/>
+        </w:rPr>
+      </w:pPr>
+    </w:p>
+    <w:p>
+      <w:pPr>
+        <w:rPr>
+          <w:rFonts w:ascii="Times New Roman" w:hAnsi="Times New Roman" w:cs="Times New Roman"/>
+        </w:rPr>
+      </w:pPr>
+      <w:r>
+        <w:rPr>
+          <w:rFonts w:ascii="Times New Roman" w:hAnsi="Times New Roman" w:cs="Times New Roman"/>
+          <w:noProof/>
+        </w:rPr>
+        <w:drawing>
+          <wp:inline distT="0" distB="0" distL="0" distR="0" wp14:anchorId="61575CE8" wp14:editId="2B6EB464">
+            <wp:extent cx="5270500" cy="2967355"/>
+            <wp:effectExtent l="0" t="0" r="6350" b="4445"/>
+            <wp:docPr id="2123309319" name="Picture 5"/>
+            <wp:cNvGraphicFramePr>
+              <a:graphicFrameLocks xmlns:a="http://schemas.openxmlformats.org/drawingml/2006/main" noChangeAspect="1"/>
+            </wp:cNvGraphicFramePr>
+            <a:graphic xmlns:a="http://schemas.openxmlformats.org/drawingml/2006/main">
+              <a:graphicData uri="http://schemas.openxmlformats.org/drawingml/2006/picture">
+                <pic:pic xmlns:pic="http://schemas.openxmlformats.org/drawingml/2006/picture">
+                  <pic:nvPicPr>
+                    <pic:cNvPr id="0" name="Picture 5"/>
+                    <pic:cNvPicPr>
+                      <a:picLocks noChangeAspect="1" noChangeArrowheads="1"/>
+                    </pic:cNvPicPr>
+                  </pic:nvPicPr>
+                  <pic:blipFill>
+                    <a:blip r:embed="rId7" cstate="print">
+                      <a:extLst>
+                        <a:ext uri="{28A0092B-C50C-407E-A947-70E740481C1C}">
+                          <a14:useLocalDpi xmlns:a14="http://schemas.microsoft.com/office/drawing/2010/main" val="0"/>
+                        </a:ext>
+                      </a:extLst>
+                    </a:blip>
+                    <a:srcRect/>
+                    <a:stretch>
+                      <a:fillRect/>
+                    </a:stretch>
+                  </pic:blipFill>
+                  <pic:spPr bwMode="auto">
+                    <a:xfrm>
+                      <a:off x="0" y="0"/>
+                      <a:ext cx="5270500" cy="2967355"/>
+                    </a:xfrm>
+                    <a:prstGeom prst="rect">
+                      <a:avLst/>
+                    </a:prstGeom>
+                    <a:noFill/>
+                    <a:ln>
+                      <a:noFill/>
+                    </a:ln>
+                  </pic:spPr>
+                </pic:pic>
+              </a:graphicData>
+            </a:graphic>
+          </wp:inline>
+        </w:drawing>
+      </w:r>
+    </w:p>
+    <w:p>
+      <w:pPr>
+        <w:rPr>
+          <w:rFonts w:ascii="Times New Roman" w:hAnsi="Times New Roman" w:cs="Times New Roman"/>
+          <w:i/>
+          <w:iCs/>
+          <w:sz w:val="20"/>
+          <w:szCs w:val="20"/>
+        </w:rPr>
+      </w:pPr>
+      <w:proofErr w:type="spellStart"/>
+      <w:r>
+        <w:rPr>
+          <w:rFonts w:ascii="Times New Roman" w:hAnsi="Times New Roman" w:cs="Times New Roman"/>
+          <w:i/>
+          <w:iCs/>
+          <w:sz w:val="20"/>
+          <w:szCs w:val="20"/>
+        </w:rPr>
+        <w:t>Figure</w:t>
+      </w:r>
+      <w:proofErr w:type="spellEnd"/>
+      <w:r>
+        <w:rPr>
+          <w:rFonts w:ascii="Times New Roman" w:hAnsi="Times New Roman" w:cs="Times New Roman"/>
+          <w:i/>
+          <w:iCs/>
+          <w:sz w:val="20"/>
+          <w:szCs w:val="20"/>
+        </w:rPr>
+        <w:t xml:space="preserve"> 4: Κατανομή της μεταβλητής BP</w:t>
+      </w:r>
+    </w:p>
+    <w:p>
+      <w:pPr>
+        <w:rPr>
+          <w:rFonts w:ascii="Times New Roman" w:hAnsi="Times New Roman" w:cs="Times New Roman"/>
+        </w:rPr>
+      </w:pPr>
+    </w:p>
+    <w:p>
+      <w:pPr>
+        <w:rPr>
+          <w:rFonts w:ascii="Times New Roman" w:hAnsi="Times New Roman" w:cs="Times New Roman"/>
+        </w:rPr>
+      </w:pPr>
+      <w:r>
+        <w:rPr>
+          <w:rFonts w:ascii="Times New Roman" w:hAnsi="Times New Roman" w:cs="Times New Roman"/>
+        </w:rPr>
+        <w:t xml:space="preserve">Στο παρακάτω γράφημα παρουσιάζεται η κατανομή της μεταβλητής </w:t>
+      </w:r>
+      <w:proofErr w:type="spellStart"/>
+      <w:r>
+        <w:rPr>
+          <w:rFonts w:ascii="Times New Roman" w:hAnsi="Times New Roman" w:cs="Times New Roman"/>
+        </w:rPr>
+        <w:t>Cholesterol</w:t>
+      </w:r>
+      <w:proofErr w:type="spellEnd"/>
+      <w:r>
+        <w:rPr>
+          <w:rFonts w:ascii="Times New Roman" w:hAnsi="Times New Roman" w:cs="Times New Roman"/>
+        </w:rPr>
+        <w:t xml:space="preserve">, η οποία χωρίζεται στις κατηγορίες HIGH και NORMAL. Οι δύο κατηγορίες είναι αρκετά ισορροπημένες, καθώς οι ασθενείς με υψηλή χοληστερίνη είναι 103, ενώ οι ασθενείς με φυσιολογική χοληστερίνη είναι 97. Αυτό δείχνει ότι η μεταβλητή δεν παρουσιάζει έντονη ανισορροπία και μπορεί να χρησιμοποιηθεί στο μοντέλο </w:t>
+      </w:r>
+      <w:proofErr w:type="spellStart"/>
+      <w:r>
+        <w:rPr>
+          <w:rFonts w:ascii="Times New Roman" w:hAnsi="Times New Roman" w:cs="Times New Roman"/>
+        </w:rPr>
+        <w:t>Decision</w:t>
+      </w:r>
+      <w:proofErr w:type="spellEnd"/>
+      <w:r>
+        <w:rPr>
+          <w:rFonts w:ascii="Times New Roman" w:hAnsi="Times New Roman" w:cs="Times New Roman"/>
+        </w:rPr>
+        <w:t xml:space="preserve"> </w:t>
+      </w:r>
+      <w:proofErr w:type="spellStart"/>
+      <w:r>
+        <w:rPr>
+          <w:rFonts w:ascii="Times New Roman" w:hAnsi="Times New Roman" w:cs="Times New Roman"/>
+        </w:rPr>
+        <w:t>Tree</w:t>
+      </w:r>
+      <w:proofErr w:type="spellEnd"/>
+      <w:r>
+        <w:rPr>
+          <w:rFonts w:ascii="Times New Roman" w:hAnsi="Times New Roman" w:cs="Times New Roman"/>
+        </w:rPr>
+        <w:t>, καθώς αποτελεί σημαντικό ιατρικό χαρακτηριστικό που ενδέχεται να βοηθήσει στην πρόβλεψη της κατάλληλης κατηγορίας φαρμάκου.</w:t>
+      </w:r>
+    </w:p>
+    <w:p>
+      <w:pPr>
+        <w:rPr>
+          <w:rFonts w:ascii="Times New Roman" w:hAnsi="Times New Roman" w:cs="Times New Roman"/>
+          <w:i/>
+          <w:iCs/>
+          <w:sz w:val="20"/>
+          <w:szCs w:val="20"/>
+        </w:rPr>
+      </w:pPr>
+    </w:p>
+    <w:p>
+      <w:pPr>
+        <w:rPr>
+          <w:rFonts w:ascii="Times New Roman" w:hAnsi="Times New Roman" w:cs="Times New Roman"/>
+          <w:i/>
+          <w:iCs/>
+          <w:sz w:val="20"/>
+          <w:szCs w:val="20"/>
+        </w:rPr>
+      </w:pPr>
+      <w:r>
+        <w:rPr>
+          <w:rFonts w:ascii="Times New Roman" w:hAnsi="Times New Roman" w:cs="Times New Roman"/>
+          <w:i/>
+          <w:iCs/>
+          <w:noProof/>
+          <w:sz w:val="20"/>
+          <w:szCs w:val="20"/>
+        </w:rPr>
+        <w:drawing>
+          <wp:inline distT="0" distB="0" distL="0" distR="0" wp14:anchorId="4C810440" wp14:editId="1717C210">
+            <wp:extent cx="5267325" cy="2962275"/>
+            <wp:effectExtent l="0" t="0" r="9525" b="9525"/>
+            <wp:docPr id="1873540624" name="Picture 14"/>
+            <wp:cNvGraphicFramePr>
+              <a:graphicFrameLocks xmlns:a="http://schemas.openxmlformats.org/drawingml/2006/main" noChangeAspect="1"/>
+            </wp:cNvGraphicFramePr>
+            <a:graphic xmlns:a="http://schemas.openxmlformats.org/drawingml/2006/main">
+              <a:graphicData uri="http://schemas.openxmlformats.org/drawingml/2006/picture">
+                <pic:pic xmlns:pic="http://schemas.openxmlformats.org/drawingml/2006/picture">
+                  <pic:nvPicPr>
+                    <pic:cNvPr id="0" name="Picture 14"/>
+                    <pic:cNvPicPr>
+                      <a:picLocks noChangeAspect="1" noChangeArrowheads="1"/>
+                    </pic:cNvPicPr>
+                  </pic:nvPicPr>
+                  <pic:blipFill>
+                    <a:blip r:embed="rId8" cstate="print">
+                      <a:extLst>
+                        <a:ext uri="{28A0092B-C50C-407E-A947-70E740481C1C}">
+                          <a14:useLocalDpi xmlns:a14="http://schemas.microsoft.com/office/drawing/2010/main" val="0"/>
+                        </a:ext>
+                      </a:extLst>
+                    </a:blip>
+                    <a:srcRect/>
+                    <a:stretch>
+                      <a:fillRect/>
+                    </a:stretch>
+                  </pic:blipFill>
+                  <pic:spPr bwMode="auto">
+                    <a:xfrm>
+                      <a:off x="0" y="0"/>
+                      <a:ext cx="5267325" cy="2962275"/>
+                    </a:xfrm>
+                    <a:prstGeom prst="rect">
+                      <a:avLst/>
+                    </a:prstGeom>
+                    <a:noFill/>
+                    <a:ln>
+                      <a:noFill/>
+                    </a:ln>
+                  </pic:spPr>
+                </pic:pic>
+              </a:graphicData>
+            </a:graphic>
+          </wp:inline>
+        </w:drawing>
+      </w:r>
+      <w:proofErr w:type="spellStart"/>
+      <w:r>
+        <w:rPr>
+          <w:rFonts w:ascii="Times New Roman" w:hAnsi="Times New Roman" w:cs="Times New Roman"/>
+          <w:i/>
+          <w:iCs/>
+          <w:sz w:val="20"/>
+          <w:szCs w:val="20"/>
+        </w:rPr>
+        <w:t>Figure</w:t>
+      </w:r>
+      <w:proofErr w:type="spellEnd"/>
+      <w:r>
+        <w:rPr>
+          <w:rFonts w:ascii="Times New Roman" w:hAnsi="Times New Roman" w:cs="Times New Roman"/>
+          <w:i/>
+          <w:iCs/>
+          <w:sz w:val="20"/>
+          <w:szCs w:val="20"/>
+        </w:rPr>
+        <w:t xml:space="preserve"> 5: Κατανομή της μεταβλητής </w:t>
+      </w:r>
+      <w:proofErr w:type="spellStart"/>
+      <w:r>
+        <w:rPr>
+          <w:rFonts w:ascii="Times New Roman" w:hAnsi="Times New Roman" w:cs="Times New Roman"/>
+          <w:i/>
+          <w:iCs/>
+          <w:sz w:val="20"/>
+          <w:szCs w:val="20"/>
+        </w:rPr>
+        <w:t>Cholesterol</w:t>
+      </w:r>
+      <w:proofErr w:type="spellEnd"/>
+    </w:p>
+    <w:p>
+      <w:pPr>
+        <w:rPr>
+          <w:rFonts w:ascii="Times New Roman" w:hAnsi="Times New Roman" w:cs="Times New Roman"/>
+        </w:rPr>
+      </w:pPr>
+    </w:p>
+    <w:p>
+      <w:pPr>
+        <w:rPr>
+          <w:rFonts w:ascii="Times New Roman" w:hAnsi="Times New Roman" w:cs="Times New Roman"/>
+        </w:rPr>
+      </w:pPr>
+      <w:r>
+        <w:rPr>
+          <w:rFonts w:ascii="Times New Roman" w:hAnsi="Times New Roman" w:cs="Times New Roman"/>
+        </w:rPr>
+        <w:t>Η μεταβλητή `</w:t>
+      </w:r>
+      <w:proofErr w:type="spellStart"/>
+      <w:r>
+        <w:rPr>
+          <w:rFonts w:ascii="Times New Roman" w:hAnsi="Times New Roman" w:cs="Times New Roman"/>
+        </w:rPr>
+        <w:t>Age</w:t>
+      </w:r>
+      <w:proofErr w:type="spellEnd"/>
+      <w:r>
+        <w:rPr>
+          <w:rFonts w:ascii="Times New Roman" w:hAnsi="Times New Roman" w:cs="Times New Roman"/>
+        </w:rPr>
+        <w:t xml:space="preserve">` εξετάστηκε επίσης, καθώς η ηλικία μπορεί να επηρεάζει την επιλογή φαρμακευτικής αγωγής. Το </w:t>
+      </w:r>
+      <w:proofErr w:type="spellStart"/>
+      <w:r>
+        <w:rPr>
+          <w:rFonts w:ascii="Times New Roman" w:hAnsi="Times New Roman" w:cs="Times New Roman"/>
+        </w:rPr>
+        <w:t>dataset</w:t>
+      </w:r>
+      <w:proofErr w:type="spellEnd"/>
+      <w:r>
+        <w:rPr>
+          <w:rFonts w:ascii="Times New Roman" w:hAnsi="Times New Roman" w:cs="Times New Roman"/>
+        </w:rPr>
+        <w:t xml:space="preserve"> περιλαμβάνει ασθενείς διαφορετικών ηλικιών, γεγονός που επιτρέπει στο μοντέλο να εξετάσει αν υπάρχουν ηλικιακά μοτίβα που σχετίζονται με συγκεκριμένα φάρμακα.</w:t>
+      </w:r>
+    </w:p>
+    <w:p>
+      <w:pPr>
+        <w:rPr>
+          <w:rFonts w:ascii="Times New Roman" w:hAnsi="Times New Roman" w:cs="Times New Roman"/>
+        </w:rPr>
+      </w:pPr>
+    </w:p>
+    <w:p>
+      <w:pPr>
+        <w:rPr>
+          <w:rFonts w:ascii="Times New Roman" w:hAnsi="Times New Roman" w:cs="Times New Roman"/>
+        </w:rPr>
+      </w:pPr>
+      <w:r>
+        <w:rPr>
+          <w:rFonts w:ascii="Times New Roman" w:hAnsi="Times New Roman" w:cs="Times New Roman"/>
+          <w:noProof/>
+        </w:rPr>
+        <w:drawing>
+          <wp:inline distT="0" distB="0" distL="0" distR="0" wp14:anchorId="35715140" wp14:editId="31BE78C7">
+            <wp:extent cx="5262245" cy="2959100"/>
+            <wp:effectExtent l="0" t="0" r="0" b="0"/>
+            <wp:docPr id="1319003982" name="Picture 6"/>
+            <wp:cNvGraphicFramePr>
+              <a:graphicFrameLocks xmlns:a="http://schemas.openxmlformats.org/drawingml/2006/main" noChangeAspect="1"/>
+            </wp:cNvGraphicFramePr>
+            <a:graphic xmlns:a="http://schemas.openxmlformats.org/drawingml/2006/main">
+              <a:graphicData uri="http://schemas.openxmlformats.org/drawingml/2006/picture">
+                <pic:pic xmlns:pic="http://schemas.openxmlformats.org/drawingml/2006/picture">
+                  <pic:nvPicPr>
+                    <pic:cNvPr id="0" name="Picture 6"/>
+                    <pic:cNvPicPr>
+                      <a:picLocks noChangeAspect="1" noChangeArrowheads="1"/>
+                    </pic:cNvPicPr>
+                  </pic:nvPicPr>
+                  <pic:blipFill>
+                    <a:blip r:embed="rId9" cstate="print">
+                      <a:extLst>
+                        <a:ext uri="{28A0092B-C50C-407E-A947-70E740481C1C}">
+                          <a14:useLocalDpi xmlns:a14="http://schemas.microsoft.com/office/drawing/2010/main" val="0"/>
+                        </a:ext>
+                      </a:extLst>
+                    </a:blip>
+                    <a:srcRect/>
+                    <a:stretch>
+                      <a:fillRect/>
+                    </a:stretch>
+                  </pic:blipFill>
+                  <pic:spPr bwMode="auto">
+                    <a:xfrm>
+                      <a:off x="0" y="0"/>
+                      <a:ext cx="5262245" cy="2959100"/>
+                    </a:xfrm>
+                    <a:prstGeom prst="rect">
+                      <a:avLst/>
+                    </a:prstGeom>
+                    <a:noFill/>
+                    <a:ln>
+                      <a:noFill/>
+                    </a:ln>
+                  </pic:spPr>
+                </pic:pic>
+              </a:graphicData>
+            </a:graphic>
+          </wp:inline>
+        </w:drawing>
+      </w:r>
+    </w:p>
+    <w:p>
+      <w:pPr>
+        <w:rPr>
+          <w:rFonts w:ascii="Times New Roman" w:hAnsi="Times New Roman" w:cs="Times New Roman"/>
+          <w:i/>
+          <w:iCs/>
+          <w:sz w:val="20"/>
+          <w:szCs w:val="20"/>
+        </w:rPr>
+      </w:pPr>
+      <w:proofErr w:type="spellStart"/>
+      <w:r>
+        <w:rPr>
+          <w:rFonts w:ascii="Times New Roman" w:hAnsi="Times New Roman" w:cs="Times New Roman"/>
+          <w:i/>
+          <w:iCs/>
+          <w:sz w:val="20"/>
+          <w:szCs w:val="20"/>
+        </w:rPr>
+        <w:t>Figure</w:t>
+      </w:r>
+      <w:proofErr w:type="spellEnd"/>
+      <w:r>
+        <w:rPr>
+          <w:rFonts w:ascii="Times New Roman" w:hAnsi="Times New Roman" w:cs="Times New Roman"/>
+          <w:i/>
+          <w:iCs/>
+          <w:sz w:val="20"/>
+          <w:szCs w:val="20"/>
+        </w:rPr>
+        <w:t xml:space="preserve"> </w:t>
+      </w:r>
+      <w:r>
+        <w:rPr>
+          <w:rFonts w:ascii="Times New Roman" w:hAnsi="Times New Roman" w:cs="Times New Roman"/>
+          <w:i/>
+          <w:iCs/>
+          <w:sz w:val="20"/>
+          <w:szCs w:val="20"/>
+        </w:rPr>
+        <w:t>6</w:t>
+      </w:r>
+      <w:r>
+        <w:rPr>
+          <w:rFonts w:ascii="Times New Roman" w:hAnsi="Times New Roman" w:cs="Times New Roman"/>
+          <w:i/>
+          <w:iCs/>
+          <w:sz w:val="20"/>
+          <w:szCs w:val="20"/>
+        </w:rPr>
+        <w:t xml:space="preserve">: Κατανομή της μεταβλητής </w:t>
+      </w:r>
+      <w:proofErr w:type="spellStart"/>
+      <w:r>
+        <w:rPr>
+          <w:rFonts w:ascii="Times New Roman" w:hAnsi="Times New Roman" w:cs="Times New Roman"/>
+          <w:i/>
+          <w:iCs/>
+          <w:sz w:val="20"/>
+          <w:szCs w:val="20"/>
+        </w:rPr>
+        <w:t>Age</w:t>
+      </w:r>
+      <w:proofErr w:type="spellEnd"/>
+    </w:p>
+    <w:p>
+      <w:pPr>
+        <w:rPr>
+          <w:rFonts w:ascii="Times New Roman" w:hAnsi="Times New Roman" w:cs="Times New Roman"/>
+        </w:rPr>
+      </w:pPr>
+    </w:p>
+    <w:p>
+      <w:pPr>
+        <w:rPr>
+          <w:rFonts w:ascii="Times New Roman" w:hAnsi="Times New Roman" w:cs="Times New Roman"/>
+        </w:rPr>
+      </w:pPr>
+      <w:r>
+        <w:rPr>
+          <w:rFonts w:ascii="Times New Roman" w:hAnsi="Times New Roman" w:cs="Times New Roman"/>
+        </w:rPr>
+        <w:t>Τέλος, εξετάστηκε η μεταβλητή `</w:t>
+      </w:r>
+      <w:proofErr w:type="spellStart"/>
+      <w:r>
+        <w:rPr>
+          <w:rFonts w:ascii="Times New Roman" w:hAnsi="Times New Roman" w:cs="Times New Roman"/>
+        </w:rPr>
+        <w:t>Na_to_K</w:t>
+      </w:r>
+      <w:proofErr w:type="spellEnd"/>
+      <w:r>
+        <w:rPr>
+          <w:rFonts w:ascii="Times New Roman" w:hAnsi="Times New Roman" w:cs="Times New Roman"/>
+        </w:rPr>
+        <w:t xml:space="preserve">`, η οποία εκφράζει την αναλογία νατρίου προς κάλιο. Η συγκεκριμένη μεταβλητή είναι αριθμητική και φαίνεται να έχει σημαντικό ρόλο στη διαφοροποίηση των κατηγοριών φαρμάκου. Για τον λόγο αυτό, αναμένεται να είναι μία από τις πιο σημαντικές μεταβλητές κατά την κατασκευή του </w:t>
+      </w:r>
+      <w:proofErr w:type="spellStart"/>
+      <w:r>
+        <w:rPr>
+          <w:rFonts w:ascii="Times New Roman" w:hAnsi="Times New Roman" w:cs="Times New Roman"/>
+        </w:rPr>
+        <w:t>Decision</w:t>
+      </w:r>
+      <w:proofErr w:type="spellEnd"/>
+      <w:r>
+        <w:rPr>
+          <w:rFonts w:ascii="Times New Roman" w:hAnsi="Times New Roman" w:cs="Times New Roman"/>
+        </w:rPr>
+        <w:t xml:space="preserve"> </w:t>
+      </w:r>
+      <w:proofErr w:type="spellStart"/>
+      <w:r>
+        <w:rPr>
+          <w:rFonts w:ascii="Times New Roman" w:hAnsi="Times New Roman" w:cs="Times New Roman"/>
+        </w:rPr>
+        <w:t>Tree</w:t>
+      </w:r>
+      <w:proofErr w:type="spellEnd"/>
+      <w:r>
+        <w:rPr>
+          <w:rFonts w:ascii="Times New Roman" w:hAnsi="Times New Roman" w:cs="Times New Roman"/>
+        </w:rPr>
+        <w:t>.</w:t>
+      </w:r>
+    </w:p>
+    <w:p>
+      <w:pPr>
+        <w:rPr>
+          <w:rFonts w:ascii="Times New Roman" w:hAnsi="Times New Roman" w:cs="Times New Roman"/>
+        </w:rPr>
+      </w:pPr>
+    </w:p>
+    <w:p>
+      <w:pPr>
+        <w:rPr>
+          <w:rFonts w:ascii="Times New Roman" w:hAnsi="Times New Roman" w:cs="Times New Roman"/>
+        </w:rPr>
+      </w:pPr>
+      <w:r>
+        <w:rPr>
+          <w:rFonts w:ascii="Times New Roman" w:hAnsi="Times New Roman" w:cs="Times New Roman"/>
+          <w:noProof/>
+        </w:rPr>
+        <w:drawing>
+          <wp:inline distT="0" distB="0" distL="0" distR="0" wp14:anchorId="1C921ACC" wp14:editId="657337D4">
+            <wp:extent cx="5262245" cy="2959100"/>
+            <wp:effectExtent l="0" t="0" r="0" b="0"/>
+            <wp:docPr id="1116157541" name="Picture 7"/>
+            <wp:cNvGraphicFramePr>
+              <a:graphicFrameLocks xmlns:a="http://schemas.openxmlformats.org/drawingml/2006/main" noChangeAspect="1"/>
+            </wp:cNvGraphicFramePr>
+            <a:graphic xmlns:a="http://schemas.openxmlformats.org/drawingml/2006/main">
+              <a:graphicData uri="http://schemas.openxmlformats.org/drawingml/2006/picture">
+                <pic:pic xmlns:pic="http://schemas.openxmlformats.org/drawingml/2006/picture">
+                  <pic:nvPicPr>
+                    <pic:cNvPr id="0" name="Picture 7"/>
+                    <pic:cNvPicPr>
+                      <a:picLocks noChangeAspect="1" noChangeArrowheads="1"/>
+                    </pic:cNvPicPr>
+                  </pic:nvPicPr>
+                  <pic:blipFill>
+                    <a:blip r:embed="rId10" cstate="print">
+                      <a:extLst>
+                        <a:ext uri="{28A0092B-C50C-407E-A947-70E740481C1C}">
+                          <a14:useLocalDpi xmlns:a14="http://schemas.microsoft.com/office/drawing/2010/main" val="0"/>
+                        </a:ext>
+                      </a:extLst>
+                    </a:blip>
+                    <a:srcRect/>
+                    <a:stretch>
+                      <a:fillRect/>
+                    </a:stretch>
+                  </pic:blipFill>
+                  <pic:spPr bwMode="auto">
+                    <a:xfrm>
+                      <a:off x="0" y="0"/>
+                      <a:ext cx="5262245" cy="2959100"/>
+                    </a:xfrm>
+                    <a:prstGeom prst="rect">
+                      <a:avLst/>
+                    </a:prstGeom>
+                    <a:noFill/>
+                    <a:ln>
+                      <a:noFill/>
+                    </a:ln>
+                  </pic:spPr>
+                </pic:pic>
+              </a:graphicData>
+            </a:graphic>
+          </wp:inline>
+        </w:drawing>
+      </w:r>
+    </w:p>
+    <w:p>
+      <w:pPr>
+        <w:rPr>
+          <w:rFonts w:ascii="Times New Roman" w:hAnsi="Times New Roman" w:cs="Times New Roman"/>
+          <w:i/>
+          <w:iCs/>
+          <w:sz w:val="20"/>
+          <w:szCs w:val="20"/>
+        </w:rPr>
+      </w:pPr>
+      <w:proofErr w:type="spellStart"/>
+      <w:r>
+        <w:rPr>
+          <w:rFonts w:ascii="Times New Roman" w:hAnsi="Times New Roman" w:cs="Times New Roman"/>
+          <w:i/>
+          <w:iCs/>
+          <w:sz w:val="20"/>
+          <w:szCs w:val="20"/>
+        </w:rPr>
+        <w:t>Figure</w:t>
+      </w:r>
+      <w:proofErr w:type="spellEnd"/>
+      <w:r>
+        <w:rPr>
+          <w:rFonts w:ascii="Times New Roman" w:hAnsi="Times New Roman" w:cs="Times New Roman"/>
+          <w:i/>
+          <w:iCs/>
+          <w:sz w:val="20"/>
+          <w:szCs w:val="20"/>
+        </w:rPr>
+        <w:t xml:space="preserve"> </w:t>
+      </w:r>
+      <w:r>
+        <w:rPr>
+          <w:rFonts w:ascii="Times New Roman" w:hAnsi="Times New Roman" w:cs="Times New Roman"/>
+          <w:i/>
+          <w:iCs/>
+          <w:sz w:val="20"/>
+          <w:szCs w:val="20"/>
+        </w:rPr>
+        <w:t>7</w:t>
+      </w:r>
+      <w:r>
+        <w:rPr>
+          <w:rFonts w:ascii="Times New Roman" w:hAnsi="Times New Roman" w:cs="Times New Roman"/>
+          <w:i/>
+          <w:iCs/>
+          <w:sz w:val="20"/>
+          <w:szCs w:val="20"/>
+        </w:rPr>
+        <w:t xml:space="preserve">: Κατανομή της μεταβλητής </w:t>
+      </w:r>
+      <w:proofErr w:type="spellStart"/>
+      <w:r>
+        <w:rPr>
+          <w:rFonts w:ascii="Times New Roman" w:hAnsi="Times New Roman" w:cs="Times New Roman"/>
+          <w:i/>
+          <w:iCs/>
+          <w:sz w:val="20"/>
+          <w:szCs w:val="20"/>
+        </w:rPr>
+        <w:t>Na_to_K</w:t>
+      </w:r>
+      <w:proofErr w:type="spellEnd"/>
+    </w:p>
+    <w:p>
+      <w:pPr>
+        <w:rPr>
+          <w:rFonts w:ascii="Times New Roman" w:hAnsi="Times New Roman" w:cs="Times New Roman"/>
+        </w:rPr>
+      </w:pPr>
+    </w:p>
+    <w:p>
+      <w:pPr>
+        <w:rPr>
+          <w:rFonts w:ascii="Times New Roman" w:hAnsi="Times New Roman" w:cs="Times New Roman"/>
+        </w:rPr>
+      </w:pPr>
+      <w:r>
+        <w:rPr>
+          <w:rFonts w:ascii="Times New Roman" w:hAnsi="Times New Roman" w:cs="Times New Roman"/>
+        </w:rPr>
+        <w:t xml:space="preserve">Συνολικά, η αρχική εξερεύνηση δείχνει ότι το </w:t>
+      </w:r>
+      <w:proofErr w:type="spellStart"/>
+      <w:r>
+        <w:rPr>
+          <w:rFonts w:ascii="Times New Roman" w:hAnsi="Times New Roman" w:cs="Times New Roman"/>
+        </w:rPr>
+        <w:t>dataset</w:t>
+      </w:r>
+      <w:proofErr w:type="spellEnd"/>
+      <w:r>
+        <w:rPr>
+          <w:rFonts w:ascii="Times New Roman" w:hAnsi="Times New Roman" w:cs="Times New Roman"/>
+        </w:rPr>
+        <w:t xml:space="preserve"> είναι κατάλληλο για εφαρμογή αλγορίθμου </w:t>
+      </w:r>
+      <w:proofErr w:type="spellStart"/>
+      <w:r>
+        <w:rPr>
+          <w:rFonts w:ascii="Times New Roman" w:hAnsi="Times New Roman" w:cs="Times New Roman"/>
+        </w:rPr>
+        <w:t>Decision</w:t>
+      </w:r>
+      <w:proofErr w:type="spellEnd"/>
+      <w:r>
+        <w:rPr>
+          <w:rFonts w:ascii="Times New Roman" w:hAnsi="Times New Roman" w:cs="Times New Roman"/>
+        </w:rPr>
+        <w:t xml:space="preserve"> </w:t>
+      </w:r>
+      <w:proofErr w:type="spellStart"/>
+      <w:r>
+        <w:rPr>
+          <w:rFonts w:ascii="Times New Roman" w:hAnsi="Times New Roman" w:cs="Times New Roman"/>
+        </w:rPr>
+        <w:t>Tree</w:t>
+      </w:r>
+      <w:proofErr w:type="spellEnd"/>
+      <w:r>
+        <w:rPr>
+          <w:rFonts w:ascii="Times New Roman" w:hAnsi="Times New Roman" w:cs="Times New Roman"/>
+        </w:rPr>
+        <w:t xml:space="preserve">. Περιλαμβάνει τόσο αριθμητικές όσο και κατηγορικές μεταβλητές, δεν παρουσιάζει ελλιπείς τιμές και έχει ξεκάθαρη μεταβλητή στόχο. </w:t>
+      </w:r>
+      <w:r>
+        <w:rPr>
+          <w:rFonts w:ascii="Times New Roman" w:hAnsi="Times New Roman" w:cs="Times New Roman"/>
+        </w:rPr>
+        <w:t xml:space="preserve">Η μεταβλητή στόχος </w:t>
+      </w:r>
+      <w:proofErr w:type="spellStart"/>
+      <w:r>
+        <w:rPr>
+          <w:rFonts w:ascii="Times New Roman" w:hAnsi="Times New Roman" w:cs="Times New Roman"/>
+        </w:rPr>
+        <w:t>Drug</w:t>
+      </w:r>
+      <w:proofErr w:type="spellEnd"/>
+      <w:r>
+        <w:rPr>
+          <w:rFonts w:ascii="Times New Roman" w:hAnsi="Times New Roman" w:cs="Times New Roman"/>
+        </w:rPr>
+        <w:t xml:space="preserve"> παρουσιάζει κάποια ανισορροπία, καθώς το </w:t>
+      </w:r>
+      <w:proofErr w:type="spellStart"/>
+      <w:r>
+        <w:rPr>
+          <w:rFonts w:ascii="Times New Roman" w:hAnsi="Times New Roman" w:cs="Times New Roman"/>
+        </w:rPr>
+        <w:t>drugY</w:t>
+      </w:r>
+      <w:proofErr w:type="spellEnd"/>
+      <w:r>
+        <w:rPr>
+          <w:rFonts w:ascii="Times New Roman" w:hAnsi="Times New Roman" w:cs="Times New Roman"/>
+        </w:rPr>
+        <w:t xml:space="preserve"> εμφανίζεται συχνότερα από τις υπόλοιπες κατηγορίες. Παρόλα αυτά, το </w:t>
+      </w:r>
+      <w:proofErr w:type="spellStart"/>
+      <w:r>
+        <w:rPr>
+          <w:rFonts w:ascii="Times New Roman" w:hAnsi="Times New Roman" w:cs="Times New Roman"/>
+        </w:rPr>
+        <w:t>dataset</w:t>
+      </w:r>
+      <w:proofErr w:type="spellEnd"/>
+      <w:r>
+        <w:rPr>
+          <w:rFonts w:ascii="Times New Roman" w:hAnsi="Times New Roman" w:cs="Times New Roman"/>
+        </w:rPr>
+        <w:t xml:space="preserve"> παραμένει χρήσιμο για ταξινόμηση, καθώς περιλαμβάνει ξεκάθαρες μεταβλητές </w:t>
+      </w:r>
+      <w:r>
+        <w:rPr>
+          <w:rFonts w:ascii="Times New Roman" w:hAnsi="Times New Roman" w:cs="Times New Roman"/>
+        </w:rPr>
+        <w:lastRenderedPageBreak/>
+        <w:t>εισόδου που μπορούν να βοηθήσουν το μοντέλο να προβλέψει την κατάλληλη κατηγορία φαρμάκου.</w:t>
+      </w:r>
+    </w:p>
+    <w:p>
+      <w:pPr>
+        <w:rPr>
+          <w:rFonts w:ascii="Times New Roman" w:hAnsi="Times New Roman" w:cs="Times New Roman"/>
+        </w:rPr>
+      </w:pPr>
+    </w:p>
+    <w:p>
+      <w:pPr>
+        <w:rPr>
+          <w:rFonts w:ascii="Times New Roman" w:hAnsi="Times New Roman" w:cs="Times New Roman"/>
+        </w:rPr>
+      </w:pPr>
+      <w:r>
+        <w:rPr>
+          <w:rFonts w:ascii="Times New Roman" w:hAnsi="Times New Roman" w:cs="Times New Roman"/>
+        </w:rPr>
+        <w:t>3.4 Επιλογή μεταβλητών και αιτιολόγηση</w:t>
+      </w:r>
+    </w:p>
+    <w:p>
+      <w:pPr>
+        <w:rPr>
+          <w:rFonts w:ascii="Times New Roman" w:hAnsi="Times New Roman" w:cs="Times New Roman"/>
+          <w:b/>
+          <w:bCs/>
+        </w:rPr>
+      </w:pPr>
+    </w:p>
+    <w:p>
+      <w:pPr>
+        <w:rPr>
+          <w:rFonts w:ascii="Times New Roman" w:hAnsi="Times New Roman" w:cs="Times New Roman"/>
+        </w:rPr>
+      </w:pPr>
+      <w:r>
+        <w:rPr>
+          <w:rFonts w:ascii="Times New Roman" w:hAnsi="Times New Roman" w:cs="Times New Roman"/>
+        </w:rPr>
+        <w:t xml:space="preserve">Για την κατασκευή του μοντέλου </w:t>
+      </w:r>
+      <w:proofErr w:type="spellStart"/>
+      <w:r>
+        <w:rPr>
+          <w:rFonts w:ascii="Times New Roman" w:hAnsi="Times New Roman" w:cs="Times New Roman"/>
+        </w:rPr>
+        <w:t>Decision</w:t>
+      </w:r>
+      <w:proofErr w:type="spellEnd"/>
+      <w:r>
+        <w:rPr>
+          <w:rFonts w:ascii="Times New Roman" w:hAnsi="Times New Roman" w:cs="Times New Roman"/>
+        </w:rPr>
+        <w:t xml:space="preserve"> </w:t>
+      </w:r>
+      <w:proofErr w:type="spellStart"/>
+      <w:r>
+        <w:rPr>
+          <w:rFonts w:ascii="Times New Roman" w:hAnsi="Times New Roman" w:cs="Times New Roman"/>
+        </w:rPr>
+        <w:t>Tree</w:t>
+      </w:r>
+      <w:proofErr w:type="spellEnd"/>
+      <w:r>
+        <w:rPr>
+          <w:rFonts w:ascii="Times New Roman" w:hAnsi="Times New Roman" w:cs="Times New Roman"/>
+        </w:rPr>
+        <w:t xml:space="preserve"> χρησιμοποιήθηκαν οι μεταβλητές </w:t>
+      </w:r>
+      <w:proofErr w:type="spellStart"/>
+      <w:r>
+        <w:rPr>
+          <w:rFonts w:ascii="Times New Roman" w:hAnsi="Times New Roman" w:cs="Times New Roman"/>
+        </w:rPr>
+        <w:t>Age</w:t>
+      </w:r>
+      <w:proofErr w:type="spellEnd"/>
+      <w:r>
+        <w:rPr>
+          <w:rFonts w:ascii="Times New Roman" w:hAnsi="Times New Roman" w:cs="Times New Roman"/>
+        </w:rPr>
+        <w:t xml:space="preserve">, </w:t>
+      </w:r>
+      <w:proofErr w:type="spellStart"/>
+      <w:r>
+        <w:rPr>
+          <w:rFonts w:ascii="Times New Roman" w:hAnsi="Times New Roman" w:cs="Times New Roman"/>
+        </w:rPr>
+        <w:t>Sex</w:t>
+      </w:r>
+      <w:proofErr w:type="spellEnd"/>
+      <w:r>
+        <w:rPr>
+          <w:rFonts w:ascii="Times New Roman" w:hAnsi="Times New Roman" w:cs="Times New Roman"/>
+        </w:rPr>
+        <w:t xml:space="preserve">, BP, </w:t>
+      </w:r>
+      <w:proofErr w:type="spellStart"/>
+      <w:r>
+        <w:rPr>
+          <w:rFonts w:ascii="Times New Roman" w:hAnsi="Times New Roman" w:cs="Times New Roman"/>
+        </w:rPr>
+        <w:t>Cholesterol</w:t>
+      </w:r>
+      <w:proofErr w:type="spellEnd"/>
+      <w:r>
+        <w:rPr>
+          <w:rFonts w:ascii="Times New Roman" w:hAnsi="Times New Roman" w:cs="Times New Roman"/>
+        </w:rPr>
+        <w:t xml:space="preserve"> και </w:t>
+      </w:r>
+      <w:proofErr w:type="spellStart"/>
+      <w:r>
+        <w:rPr>
+          <w:rFonts w:ascii="Times New Roman" w:hAnsi="Times New Roman" w:cs="Times New Roman"/>
+        </w:rPr>
+        <w:t>Na_to_K</w:t>
+      </w:r>
+      <w:proofErr w:type="spellEnd"/>
+      <w:r>
+        <w:rPr>
+          <w:rFonts w:ascii="Times New Roman" w:hAnsi="Times New Roman" w:cs="Times New Roman"/>
+        </w:rPr>
+        <w:t xml:space="preserve"> ως χαρακτηριστικά εισόδου, ενώ η μεταβλητή </w:t>
+      </w:r>
+      <w:proofErr w:type="spellStart"/>
+      <w:r>
+        <w:rPr>
+          <w:rFonts w:ascii="Times New Roman" w:hAnsi="Times New Roman" w:cs="Times New Roman"/>
+        </w:rPr>
+        <w:t>Drug</w:t>
+      </w:r>
+      <w:proofErr w:type="spellEnd"/>
+      <w:r>
+        <w:rPr>
+          <w:rFonts w:ascii="Times New Roman" w:hAnsi="Times New Roman" w:cs="Times New Roman"/>
+        </w:rPr>
+        <w:t xml:space="preserve"> ορίστηκε ως μεταβλητή στόχος. Η επιλογή αυτών των μεταβλητών βασίστηκε στο γεγονός ότι περιγράφουν βασικά δημογραφικά και ιατρικά χαρακτηριστικά των ασθενών, τα οποία μπορούν να επηρεάσουν την επιλογή της κατάλληλης φαρμακευτικής αγωγής. Η ηλικία και η αναλογία </w:t>
+      </w:r>
+      <w:proofErr w:type="spellStart"/>
+      <w:r>
+        <w:rPr>
+          <w:rFonts w:ascii="Times New Roman" w:hAnsi="Times New Roman" w:cs="Times New Roman"/>
+        </w:rPr>
+        <w:t>Na_to_K</w:t>
+      </w:r>
+      <w:proofErr w:type="spellEnd"/>
+      <w:r>
+        <w:rPr>
+          <w:rFonts w:ascii="Times New Roman" w:hAnsi="Times New Roman" w:cs="Times New Roman"/>
+        </w:rPr>
+        <w:t xml:space="preserve"> παρέχουν αριθμητική πληροφορία, ενώ οι μεταβλητές </w:t>
+      </w:r>
+      <w:proofErr w:type="spellStart"/>
+      <w:r>
+        <w:rPr>
+          <w:rFonts w:ascii="Times New Roman" w:hAnsi="Times New Roman" w:cs="Times New Roman"/>
+        </w:rPr>
+        <w:t>Sex</w:t>
+      </w:r>
+      <w:proofErr w:type="spellEnd"/>
+      <w:r>
+        <w:rPr>
+          <w:rFonts w:ascii="Times New Roman" w:hAnsi="Times New Roman" w:cs="Times New Roman"/>
+        </w:rPr>
+        <w:t xml:space="preserve">, BP και </w:t>
+      </w:r>
+      <w:proofErr w:type="spellStart"/>
+      <w:r>
+        <w:rPr>
+          <w:rFonts w:ascii="Times New Roman" w:hAnsi="Times New Roman" w:cs="Times New Roman"/>
+        </w:rPr>
+        <w:t>Cholesterol</w:t>
+      </w:r>
+      <w:proofErr w:type="spellEnd"/>
+      <w:r>
+        <w:rPr>
+          <w:rFonts w:ascii="Times New Roman" w:hAnsi="Times New Roman" w:cs="Times New Roman"/>
+        </w:rPr>
+        <w:t xml:space="preserve"> προσφέρουν κατηγορική πληροφορία σχετικά με την κατάσταση του ασθενούς. Η μεταβλητή </w:t>
+      </w:r>
+      <w:proofErr w:type="spellStart"/>
+      <w:r>
+        <w:rPr>
+          <w:rFonts w:ascii="Times New Roman" w:hAnsi="Times New Roman" w:cs="Times New Roman"/>
+        </w:rPr>
+        <w:t>Drug</w:t>
+      </w:r>
+      <w:proofErr w:type="spellEnd"/>
+      <w:r>
+        <w:rPr>
+          <w:rFonts w:ascii="Times New Roman" w:hAnsi="Times New Roman" w:cs="Times New Roman"/>
+        </w:rPr>
+        <w:t xml:space="preserve"> δεν χρησιμοποιήθηκε ως είσοδος, επειδή αποτελεί την κατηγορία που πρέπει να προβλέψει το μοντέλο.</w:t>
+      </w:r>
+    </w:p>
+    <w:p>
+      <w:pPr>
+        <w:rPr>
+          <w:rFonts w:ascii="Times New Roman" w:hAnsi="Times New Roman" w:cs="Times New Roman"/>
+        </w:rPr>
+      </w:pPr>
+    </w:p>
+    <w:p>
+      <w:pPr>
+        <w:rPr>
+          <w:rFonts w:ascii="Times New Roman" w:hAnsi="Times New Roman" w:cs="Times New Roman"/>
+        </w:rPr>
+      </w:pPr>
+      <w:r>
+        <w:rPr>
+          <w:rFonts w:ascii="Times New Roman" w:hAnsi="Times New Roman" w:cs="Times New Roman"/>
+          <w:noProof/>
+        </w:rPr>
+        <w:drawing>
+          <wp:inline distT="0" distB="0" distL="0" distR="0" wp14:anchorId="14A72854" wp14:editId="308691ED">
+            <wp:extent cx="5267325" cy="2962275"/>
+            <wp:effectExtent l="0" t="0" r="9525" b="9525"/>
+            <wp:docPr id="2058558165" name="Picture 15"/>
+            <wp:cNvGraphicFramePr>
+              <a:graphicFrameLocks xmlns:a="http://schemas.openxmlformats.org/drawingml/2006/main" noChangeAspect="1"/>
+            </wp:cNvGraphicFramePr>
+            <a:graphic xmlns:a="http://schemas.openxmlformats.org/drawingml/2006/main">
+              <a:graphicData uri="http://schemas.openxmlformats.org/drawingml/2006/picture">
+                <pic:pic xmlns:pic="http://schemas.openxmlformats.org/drawingml/2006/picture">
+                  <pic:nvPicPr>
+                    <pic:cNvPr id="0" name="Picture 15"/>
+                    <pic:cNvPicPr>
+                      <a:picLocks noChangeAspect="1" noChangeArrowheads="1"/>
+                    </pic:cNvPicPr>
+                  </pic:nvPicPr>
+                  <pic:blipFill>
+                    <a:blip r:embed="rId11" cstate="print">
+                      <a:extLst>
+                        <a:ext uri="{28A0092B-C50C-407E-A947-70E740481C1C}">
+                          <a14:useLocalDpi xmlns:a14="http://schemas.microsoft.com/office/drawing/2010/main" val="0"/>
+                        </a:ext>
+                      </a:extLst>
+                    </a:blip>
+                    <a:srcRect/>
+                    <a:stretch>
+                      <a:fillRect/>
+                    </a:stretch>
+                  </pic:blipFill>
+                  <pic:spPr bwMode="auto">
+                    <a:xfrm>
+                      <a:off x="0" y="0"/>
+                      <a:ext cx="5267325" cy="2962275"/>
+                    </a:xfrm>
+                    <a:prstGeom prst="rect">
+                      <a:avLst/>
+                    </a:prstGeom>
+                    <a:noFill/>
+                    <a:ln>
+                      <a:noFill/>
+                    </a:ln>
+                  </pic:spPr>
+                </pic:pic>
+              </a:graphicData>
+            </a:graphic>
+          </wp:inline>
+        </w:drawing>
+      </w:r>
+    </w:p>
+    <w:p>
+      <w:pPr>
+        <w:rPr>
+          <w:rFonts w:ascii="Times New Roman" w:hAnsi="Times New Roman" w:cs="Times New Roman"/>
+          <w:i/>
+          <w:iCs/>
+          <w:sz w:val="20"/>
+          <w:szCs w:val="20"/>
+        </w:rPr>
+      </w:pPr>
+      <w:proofErr w:type="spellStart"/>
+      <w:r>
+        <w:rPr>
+          <w:rFonts w:ascii="Times New Roman" w:hAnsi="Times New Roman" w:cs="Times New Roman"/>
+          <w:i/>
+          <w:iCs/>
+          <w:sz w:val="20"/>
+          <w:szCs w:val="20"/>
+        </w:rPr>
+        <w:t>Figure</w:t>
+      </w:r>
+      <w:proofErr w:type="spellEnd"/>
+      <w:r>
+        <w:rPr>
+          <w:rFonts w:ascii="Times New Roman" w:hAnsi="Times New Roman" w:cs="Times New Roman"/>
+          <w:i/>
+          <w:iCs/>
+          <w:sz w:val="20"/>
+          <w:szCs w:val="20"/>
+        </w:rPr>
+        <w:t xml:space="preserve"> </w:t>
+      </w:r>
+      <w:r>
+        <w:rPr>
+          <w:rFonts w:ascii="Times New Roman" w:hAnsi="Times New Roman" w:cs="Times New Roman"/>
+          <w:i/>
+          <w:iCs/>
+          <w:sz w:val="20"/>
+          <w:szCs w:val="20"/>
+        </w:rPr>
+        <w:t>8</w:t>
+      </w:r>
+      <w:r>
+        <w:rPr>
+          <w:rFonts w:ascii="Times New Roman" w:hAnsi="Times New Roman" w:cs="Times New Roman"/>
+          <w:i/>
+          <w:iCs/>
+          <w:sz w:val="20"/>
+          <w:szCs w:val="20"/>
+        </w:rPr>
+        <w:t xml:space="preserve">: Ορισμός της μεταβλητής </w:t>
+      </w:r>
+      <w:proofErr w:type="spellStart"/>
+      <w:r>
+        <w:rPr>
+          <w:rFonts w:ascii="Times New Roman" w:hAnsi="Times New Roman" w:cs="Times New Roman"/>
+          <w:i/>
+          <w:iCs/>
+          <w:sz w:val="20"/>
+          <w:szCs w:val="20"/>
+        </w:rPr>
+        <w:t>Drug</w:t>
+      </w:r>
+      <w:proofErr w:type="spellEnd"/>
+      <w:r>
+        <w:rPr>
+          <w:rFonts w:ascii="Times New Roman" w:hAnsi="Times New Roman" w:cs="Times New Roman"/>
+          <w:i/>
+          <w:iCs/>
+          <w:sz w:val="20"/>
+          <w:szCs w:val="20"/>
+        </w:rPr>
+        <w:t xml:space="preserve"> ως </w:t>
+      </w:r>
+      <w:proofErr w:type="spellStart"/>
+      <w:r>
+        <w:rPr>
+          <w:rFonts w:ascii="Times New Roman" w:hAnsi="Times New Roman" w:cs="Times New Roman"/>
+          <w:i/>
+          <w:iCs/>
+          <w:sz w:val="20"/>
+          <w:szCs w:val="20"/>
+        </w:rPr>
+        <w:t>label</w:t>
+      </w:r>
+      <w:proofErr w:type="spellEnd"/>
+      <w:r>
+        <w:rPr>
+          <w:rFonts w:ascii="Times New Roman" w:hAnsi="Times New Roman" w:cs="Times New Roman"/>
+          <w:i/>
+          <w:iCs/>
+          <w:sz w:val="20"/>
+          <w:szCs w:val="20"/>
+        </w:rPr>
+        <w:t xml:space="preserve"> στο </w:t>
+      </w:r>
+      <w:proofErr w:type="spellStart"/>
+      <w:r>
+        <w:rPr>
+          <w:rFonts w:ascii="Times New Roman" w:hAnsi="Times New Roman" w:cs="Times New Roman"/>
+          <w:i/>
+          <w:iCs/>
+          <w:sz w:val="20"/>
+          <w:szCs w:val="20"/>
+        </w:rPr>
+        <w:t>RapidMiner</w:t>
+      </w:r>
+      <w:proofErr w:type="spellEnd"/>
+    </w:p>
+    <w:p>
+      <w:pPr>
+        <w:rPr>
+          <w:rFonts w:ascii="Times New Roman" w:hAnsi="Times New Roman" w:cs="Times New Roman"/>
+          <w:i/>
+          <w:iCs/>
+          <w:sz w:val="20"/>
+          <w:szCs w:val="20"/>
+        </w:rPr>
+      </w:pPr>
+    </w:p>
+    <w:p>
+      <w:pPr>
+        <w:rPr>
+          <w:rFonts w:ascii="Times New Roman" w:hAnsi="Times New Roman" w:cs="Times New Roman"/>
+        </w:rPr>
+      </w:pPr>
+      <w:r>
+        <w:rPr>
+          <w:rFonts w:ascii="Times New Roman" w:hAnsi="Times New Roman" w:cs="Times New Roman"/>
+        </w:rPr>
+        <w:t xml:space="preserve">Στο παραπάνω στιγμιότυπο φαίνεται ο ορισμός της μεταβλητής </w:t>
+      </w:r>
+      <w:proofErr w:type="spellStart"/>
+      <w:r>
+        <w:rPr>
+          <w:rFonts w:ascii="Times New Roman" w:hAnsi="Times New Roman" w:cs="Times New Roman"/>
+        </w:rPr>
+        <w:t>Drug</w:t>
+      </w:r>
+      <w:proofErr w:type="spellEnd"/>
+      <w:r>
+        <w:rPr>
+          <w:rFonts w:ascii="Times New Roman" w:hAnsi="Times New Roman" w:cs="Times New Roman"/>
+        </w:rPr>
+        <w:t xml:space="preserve"> ως </w:t>
+      </w:r>
+      <w:proofErr w:type="spellStart"/>
+      <w:r>
+        <w:rPr>
+          <w:rFonts w:ascii="Times New Roman" w:hAnsi="Times New Roman" w:cs="Times New Roman"/>
+        </w:rPr>
+        <w:t>label</w:t>
+      </w:r>
+      <w:proofErr w:type="spellEnd"/>
+      <w:r>
+        <w:rPr>
+          <w:rFonts w:ascii="Times New Roman" w:hAnsi="Times New Roman" w:cs="Times New Roman"/>
+        </w:rPr>
+        <w:t xml:space="preserve"> στο </w:t>
+      </w:r>
+      <w:proofErr w:type="spellStart"/>
+      <w:r>
+        <w:rPr>
+          <w:rFonts w:ascii="Times New Roman" w:hAnsi="Times New Roman" w:cs="Times New Roman"/>
+        </w:rPr>
+        <w:t>RapidMiner</w:t>
+      </w:r>
+      <w:proofErr w:type="spellEnd"/>
+      <w:r>
+        <w:rPr>
+          <w:rFonts w:ascii="Times New Roman" w:hAnsi="Times New Roman" w:cs="Times New Roman"/>
+        </w:rPr>
+        <w:t xml:space="preserve">. Η συγκεκριμένη ρύθμιση είναι απαραίτητη, επειδή η μεταβλητή </w:t>
+      </w:r>
+      <w:proofErr w:type="spellStart"/>
+      <w:r>
+        <w:rPr>
+          <w:rFonts w:ascii="Times New Roman" w:hAnsi="Times New Roman" w:cs="Times New Roman"/>
+        </w:rPr>
+        <w:t>Drug</w:t>
+      </w:r>
+      <w:proofErr w:type="spellEnd"/>
+      <w:r>
+        <w:rPr>
+          <w:rFonts w:ascii="Times New Roman" w:hAnsi="Times New Roman" w:cs="Times New Roman"/>
+        </w:rPr>
+        <w:t xml:space="preserve"> αποτελεί την κατηγορία που θέλουμε να προβλέψει το μοντέλο </w:t>
+      </w:r>
+      <w:proofErr w:type="spellStart"/>
+      <w:r>
+        <w:rPr>
+          <w:rFonts w:ascii="Times New Roman" w:hAnsi="Times New Roman" w:cs="Times New Roman"/>
+        </w:rPr>
+        <w:t>Decision</w:t>
+      </w:r>
+      <w:proofErr w:type="spellEnd"/>
+      <w:r>
+        <w:rPr>
+          <w:rFonts w:ascii="Times New Roman" w:hAnsi="Times New Roman" w:cs="Times New Roman"/>
+        </w:rPr>
+        <w:t xml:space="preserve"> </w:t>
+      </w:r>
+      <w:proofErr w:type="spellStart"/>
+      <w:r>
+        <w:rPr>
+          <w:rFonts w:ascii="Times New Roman" w:hAnsi="Times New Roman" w:cs="Times New Roman"/>
+        </w:rPr>
+        <w:t>Tree</w:t>
+      </w:r>
+      <w:proofErr w:type="spellEnd"/>
+      <w:r>
+        <w:rPr>
+          <w:rFonts w:ascii="Times New Roman" w:hAnsi="Times New Roman" w:cs="Times New Roman"/>
+        </w:rPr>
+        <w:t>. Οι υπόλοιπες μεταβλητές παραμένουν ως χαρακτηριστικά εισόδου και χρησιμοποιούνται από τον αλγόριθμο για τη δημιουργία των κανόνων ταξινόμησης.</w:t>
+      </w:r>
+    </w:p>
+    <w:p>
+      <w:pPr>
+        <w:rPr>
+          <w:rFonts w:ascii="Times New Roman" w:hAnsi="Times New Roman" w:cs="Times New Roman"/>
+        </w:rPr>
+      </w:pPr>
+    </w:p>
+    <w:p>
+      <w:pPr>
+        <w:rPr>
+          <w:rFonts w:ascii="Times New Roman" w:hAnsi="Times New Roman" w:cs="Times New Roman"/>
+        </w:rPr>
+      </w:pPr>
+      <w:r>
+        <w:rPr>
+          <w:rFonts w:ascii="Times New Roman" w:hAnsi="Times New Roman" w:cs="Times New Roman"/>
+        </w:rPr>
+        <w:t xml:space="preserve">3.5 Κατασκευή </w:t>
+      </w:r>
+      <w:r>
+        <w:rPr>
+          <w:rFonts w:ascii="Times New Roman" w:hAnsi="Times New Roman" w:cs="Times New Roman"/>
+        </w:rPr>
+        <w:t xml:space="preserve"> Μοντέλου </w:t>
+      </w:r>
+      <w:proofErr w:type="spellStart"/>
+      <w:r>
+        <w:rPr>
+          <w:rFonts w:ascii="Times New Roman" w:hAnsi="Times New Roman" w:cs="Times New Roman"/>
+        </w:rPr>
+        <w:t>Decision</w:t>
+      </w:r>
+      <w:proofErr w:type="spellEnd"/>
+      <w:r>
+        <w:rPr>
+          <w:rFonts w:ascii="Times New Roman" w:hAnsi="Times New Roman" w:cs="Times New Roman"/>
+        </w:rPr>
+        <w:t xml:space="preserve"> </w:t>
+      </w:r>
+      <w:proofErr w:type="spellStart"/>
+      <w:r>
+        <w:rPr>
+          <w:rFonts w:ascii="Times New Roman" w:hAnsi="Times New Roman" w:cs="Times New Roman"/>
+        </w:rPr>
+        <w:t>Tree</w:t>
+      </w:r>
+      <w:proofErr w:type="spellEnd"/>
+      <w:r>
+        <w:rPr>
+          <w:rFonts w:ascii="Times New Roman" w:hAnsi="Times New Roman" w:cs="Times New Roman"/>
+        </w:rPr>
+        <w:t xml:space="preserve"> </w:t>
+      </w:r>
+    </w:p>
+    <w:p>
+      <w:pPr>
+        <w:rPr>
+          <w:rFonts w:ascii="Times New Roman" w:hAnsi="Times New Roman" w:cs="Times New Roman"/>
+        </w:rPr>
+      </w:pPr>
+    </w:p>
+    <w:p>
+      <w:pPr>
+        <w:rPr>
+          <w:rFonts w:ascii="Times New Roman" w:hAnsi="Times New Roman" w:cs="Times New Roman"/>
+        </w:rPr>
+      </w:pPr>
+      <w:r>
+        <w:rPr>
+          <w:rFonts w:ascii="Times New Roman" w:hAnsi="Times New Roman" w:cs="Times New Roman"/>
+        </w:rPr>
+        <w:t xml:space="preserve">Στο παρακάτω στιγμιότυπο παρουσιάζεται η διαδικασία κατασκευής του μοντέλου </w:t>
+      </w:r>
+      <w:r>
+        <w:rPr>
+          <w:rFonts w:ascii="Times New Roman" w:hAnsi="Times New Roman" w:cs="Times New Roman"/>
+          <w:lang w:val="en-US"/>
+        </w:rPr>
+        <w:t>Decision</w:t>
+      </w:r>
+      <w:r>
+        <w:rPr>
+          <w:rFonts w:ascii="Times New Roman" w:hAnsi="Times New Roman" w:cs="Times New Roman"/>
+        </w:rPr>
+        <w:t xml:space="preserve"> </w:t>
+      </w:r>
+      <w:r>
+        <w:rPr>
+          <w:rFonts w:ascii="Times New Roman" w:hAnsi="Times New Roman" w:cs="Times New Roman"/>
+          <w:lang w:val="en-US"/>
+        </w:rPr>
+        <w:t>Tree</w:t>
+      </w:r>
+      <w:r>
+        <w:rPr>
+          <w:rFonts w:ascii="Times New Roman" w:hAnsi="Times New Roman" w:cs="Times New Roman"/>
+        </w:rPr>
+        <w:t xml:space="preserve"> στο </w:t>
+      </w:r>
+      <w:r>
+        <w:rPr>
+          <w:rFonts w:ascii="Times New Roman" w:hAnsi="Times New Roman" w:cs="Times New Roman"/>
+          <w:lang w:val="en-US"/>
+        </w:rPr>
+        <w:t>RapidMiner</w:t>
+      </w:r>
+      <w:r>
+        <w:rPr>
+          <w:rFonts w:ascii="Times New Roman" w:hAnsi="Times New Roman" w:cs="Times New Roman"/>
+        </w:rPr>
+        <w:t>.</w:t>
+      </w:r>
+    </w:p>
+    <w:p>
+      <w:pPr>
+        <w:rPr>
+          <w:rFonts w:ascii="Times New Roman" w:hAnsi="Times New Roman" w:cs="Times New Roman"/>
+        </w:rPr>
+      </w:pPr>
+    </w:p>
+    <w:p>
+      <w:pPr>
+        <w:rPr>
+          <w:rFonts w:ascii="Times New Roman" w:hAnsi="Times New Roman" w:cs="Times New Roman"/>
+          <w:lang w:val="en-US"/>
+        </w:rPr>
+      </w:pPr>
+      <w:r>
+        <w:rPr>
+          <w:rFonts w:ascii="Times New Roman" w:hAnsi="Times New Roman" w:cs="Times New Roman"/>
+          <w:noProof/>
+        </w:rPr>
+        <w:lastRenderedPageBreak/>
+        <w:drawing>
+          <wp:inline distT="0" distB="0" distL="0" distR="0" wp14:anchorId="06E02E8A" wp14:editId="777FB132">
+            <wp:extent cx="5267325" cy="2962275"/>
+            <wp:effectExtent l="0" t="0" r="9525" b="9525"/>
+            <wp:docPr id="293558728" name="Picture 1"/>
+            <wp:cNvGraphicFramePr>
+              <a:graphicFrameLocks xmlns:a="http://schemas.openxmlformats.org/drawingml/2006/main" noChangeAspect="1"/>
+            </wp:cNvGraphicFramePr>
+            <a:graphic xmlns:a="http://schemas.openxmlformats.org/drawingml/2006/main">
+              <a:graphicData uri="http://schemas.openxmlformats.org/drawingml/2006/picture">
+                <pic:pic xmlns:pic="http://schemas.openxmlformats.org/drawingml/2006/picture">
+                  <pic:nvPicPr>
+                    <pic:cNvPr id="0" name="Picture 1"/>
+                    <pic:cNvPicPr>
+                      <a:picLocks noChangeAspect="1" noChangeArrowheads="1"/>
+                    </pic:cNvPicPr>
+                  </pic:nvPicPr>
+                  <pic:blipFill>
+                    <a:blip r:embed="rId12" cstate="print">
+                      <a:extLst>
+                        <a:ext uri="{28A0092B-C50C-407E-A947-70E740481C1C}">
+                          <a14:useLocalDpi xmlns:a14="http://schemas.microsoft.com/office/drawing/2010/main" val="0"/>
+                        </a:ext>
+                      </a:extLst>
+                    </a:blip>
+                    <a:srcRect/>
+                    <a:stretch>
+                      <a:fillRect/>
+                    </a:stretch>
+                  </pic:blipFill>
+                  <pic:spPr bwMode="auto">
+                    <a:xfrm>
+                      <a:off x="0" y="0"/>
+                      <a:ext cx="5267325" cy="2962275"/>
+                    </a:xfrm>
+                    <a:prstGeom prst="rect">
+                      <a:avLst/>
+                    </a:prstGeom>
+                    <a:noFill/>
+                    <a:ln>
+                      <a:noFill/>
+                    </a:ln>
+                  </pic:spPr>
+                </pic:pic>
+              </a:graphicData>
+            </a:graphic>
+          </wp:inline>
+        </w:drawing>
+      </w:r>
+    </w:p>
+    <w:p>
+      <w:pPr>
+        <w:rPr>
+          <w:rFonts w:ascii="Times New Roman" w:hAnsi="Times New Roman" w:cs="Times New Roman"/>
+          <w:i/>
+          <w:iCs/>
+          <w:sz w:val="20"/>
+          <w:szCs w:val="20"/>
+          <w:lang w:val="en-US"/>
+        </w:rPr>
+      </w:pPr>
+      <w:r>
+        <w:rPr>
+          <w:rFonts w:ascii="Times New Roman" w:hAnsi="Times New Roman" w:cs="Times New Roman"/>
+          <w:i/>
+          <w:iCs/>
+          <w:sz w:val="20"/>
+          <w:szCs w:val="20"/>
+          <w:lang w:val="en-US"/>
+        </w:rPr>
+        <w:t xml:space="preserve">Figure 9: </w:t>
+      </w:r>
+      <w:r>
+        <w:rPr>
+          <w:rFonts w:ascii="Times New Roman" w:hAnsi="Times New Roman" w:cs="Times New Roman"/>
+          <w:i/>
+          <w:iCs/>
+          <w:sz w:val="20"/>
+          <w:szCs w:val="20"/>
+        </w:rPr>
+        <w:t>Διαδικασία</w:t>
+      </w:r>
+      <w:r>
+        <w:rPr>
+          <w:rFonts w:ascii="Times New Roman" w:hAnsi="Times New Roman" w:cs="Times New Roman"/>
+          <w:i/>
+          <w:iCs/>
+          <w:sz w:val="20"/>
+          <w:szCs w:val="20"/>
+          <w:lang w:val="en-US"/>
+        </w:rPr>
+        <w:t xml:space="preserve"> </w:t>
+      </w:r>
+      <w:r>
+        <w:rPr>
+          <w:rFonts w:ascii="Times New Roman" w:hAnsi="Times New Roman" w:cs="Times New Roman"/>
+          <w:i/>
+          <w:iCs/>
+          <w:sz w:val="20"/>
+          <w:szCs w:val="20"/>
+        </w:rPr>
+        <w:t>κατασκευής</w:t>
+      </w:r>
+      <w:r>
+        <w:rPr>
+          <w:rFonts w:ascii="Times New Roman" w:hAnsi="Times New Roman" w:cs="Times New Roman"/>
+          <w:i/>
+          <w:iCs/>
+          <w:sz w:val="20"/>
+          <w:szCs w:val="20"/>
+          <w:lang w:val="en-US"/>
+        </w:rPr>
+        <w:t xml:space="preserve"> Decision Tree </w:t>
+      </w:r>
+      <w:r>
+        <w:rPr>
+          <w:rFonts w:ascii="Times New Roman" w:hAnsi="Times New Roman" w:cs="Times New Roman"/>
+          <w:i/>
+          <w:iCs/>
+          <w:sz w:val="20"/>
+          <w:szCs w:val="20"/>
+        </w:rPr>
+        <w:t>στο</w:t>
+      </w:r>
+      <w:r>
+        <w:rPr>
+          <w:rFonts w:ascii="Times New Roman" w:hAnsi="Times New Roman" w:cs="Times New Roman"/>
+          <w:i/>
+          <w:iCs/>
+          <w:sz w:val="20"/>
+          <w:szCs w:val="20"/>
+          <w:lang w:val="en-US"/>
+        </w:rPr>
+        <w:t xml:space="preserve"> RapidMiner</w:t>
+      </w:r>
+    </w:p>
+    <w:p>
+      <w:pPr>
+        <w:pStyle w:val="Web"/>
+      </w:pPr>
+      <w:r>
+        <w:t xml:space="preserve">Το παρακάτω </w:t>
+      </w:r>
+      <w:proofErr w:type="spellStart"/>
+      <w:r>
+        <w:t>Decision</w:t>
+      </w:r>
+      <w:proofErr w:type="spellEnd"/>
+      <w:r>
+        <w:t xml:space="preserve"> </w:t>
+      </w:r>
+      <w:proofErr w:type="spellStart"/>
+      <w:r>
+        <w:t>Tree</w:t>
+      </w:r>
+      <w:proofErr w:type="spellEnd"/>
+      <w:r>
+        <w:t xml:space="preserve"> δείχνει τους κανόνες που δημιούργησε το μοντέλο για την πρόβλεψη της μεταβλητής </w:t>
+      </w:r>
+      <w:proofErr w:type="spellStart"/>
+      <w:r>
+        <w:rPr>
+          <w:rStyle w:val="HTML"/>
+          <w:rFonts w:ascii="Times New Roman" w:hAnsi="Times New Roman" w:cs="Times New Roman"/>
+        </w:rPr>
+        <w:t>Drug</w:t>
+      </w:r>
+      <w:proofErr w:type="spellEnd"/>
+      <w:r>
+        <w:t xml:space="preserve">. Η πρώτη μεταβλητή που χρησιμοποιείται για τον διαχωρισμό είναι η </w:t>
+      </w:r>
+      <w:proofErr w:type="spellStart"/>
+      <w:r>
+        <w:rPr>
+          <w:rStyle w:val="HTML"/>
+          <w:rFonts w:ascii="Times New Roman" w:hAnsi="Times New Roman" w:cs="Times New Roman"/>
+        </w:rPr>
+        <w:t>Na_to_K</w:t>
+      </w:r>
+      <w:proofErr w:type="spellEnd"/>
+      <w:r>
+        <w:t xml:space="preserve">, γεγονός που δείχνει ότι έχει σημαντικό ρόλο στην πρόβλεψη της κατάλληλης κατηγορίας φαρμάκου. Όταν η τιμή της </w:t>
+      </w:r>
+      <w:proofErr w:type="spellStart"/>
+      <w:r>
+        <w:rPr>
+          <w:rStyle w:val="HTML"/>
+          <w:rFonts w:ascii="Times New Roman" w:hAnsi="Times New Roman" w:cs="Times New Roman"/>
+        </w:rPr>
+        <w:t>Na_to_K</w:t>
+      </w:r>
+      <w:proofErr w:type="spellEnd"/>
+      <w:r>
+        <w:t xml:space="preserve"> είναι μεγαλύτερη από 14.829, το μοντέλο ταξινομεί τον ασθενή στην κατηγορία </w:t>
+      </w:r>
+      <w:proofErr w:type="spellStart"/>
+      <w:r>
+        <w:rPr>
+          <w:rStyle w:val="HTML"/>
+          <w:rFonts w:ascii="Times New Roman" w:hAnsi="Times New Roman" w:cs="Times New Roman"/>
+        </w:rPr>
+        <w:t>drugY</w:t>
+      </w:r>
+      <w:proofErr w:type="spellEnd"/>
+      <w:r>
+        <w:t xml:space="preserve">. Όταν η τιμή είναι μικρότερη ή ίση με 14.829, το μοντέλο εξετάζει στη συνέχεια τη μεταβλητή </w:t>
+      </w:r>
+      <w:r>
+        <w:rPr>
+          <w:rStyle w:val="HTML"/>
+          <w:rFonts w:ascii="Times New Roman" w:hAnsi="Times New Roman" w:cs="Times New Roman"/>
+        </w:rPr>
+        <w:t>BP</w:t>
+      </w:r>
+      <w:r>
+        <w:t xml:space="preserve">. Για ασθενείς με </w:t>
+      </w:r>
+      <w:r>
+        <w:rPr>
+          <w:rStyle w:val="HTML"/>
+          <w:rFonts w:ascii="Times New Roman" w:hAnsi="Times New Roman" w:cs="Times New Roman"/>
+        </w:rPr>
+        <w:t>NORMAL</w:t>
+      </w:r>
+      <w:r>
+        <w:t xml:space="preserve"> πίεση, η πρόβλεψη είναι </w:t>
+      </w:r>
+      <w:proofErr w:type="spellStart"/>
+      <w:r>
+        <w:rPr>
+          <w:rStyle w:val="HTML"/>
+          <w:rFonts w:ascii="Times New Roman" w:hAnsi="Times New Roman" w:cs="Times New Roman"/>
+        </w:rPr>
+        <w:t>drugX</w:t>
+      </w:r>
+      <w:proofErr w:type="spellEnd"/>
+      <w:r>
+        <w:t xml:space="preserve">, ενώ για ασθενείς με </w:t>
+      </w:r>
+      <w:r>
+        <w:rPr>
+          <w:rStyle w:val="HTML"/>
+          <w:rFonts w:ascii="Times New Roman" w:hAnsi="Times New Roman" w:cs="Times New Roman"/>
+        </w:rPr>
+        <w:t>HIGH</w:t>
+      </w:r>
+      <w:r>
+        <w:t xml:space="preserve"> πίεση το μοντέλο χρησιμοποιεί την ηλικία ως επιπλέον κριτήριο. Αν η ηλικία είναι μεγαλύτερη από 50.5, η πρόβλεψη είναι </w:t>
+      </w:r>
+      <w:proofErr w:type="spellStart"/>
+      <w:r>
+        <w:rPr>
+          <w:rStyle w:val="HTML"/>
+          <w:rFonts w:ascii="Times New Roman" w:hAnsi="Times New Roman" w:cs="Times New Roman"/>
+        </w:rPr>
+        <w:t>drugB</w:t>
+      </w:r>
+      <w:proofErr w:type="spellEnd"/>
+      <w:r>
+        <w:t xml:space="preserve">, ενώ αν είναι μικρότερη ή ίση με 50.5, η πρόβλεψη είναι </w:t>
+      </w:r>
+      <w:proofErr w:type="spellStart"/>
+      <w:r>
+        <w:rPr>
+          <w:rStyle w:val="HTML"/>
+          <w:rFonts w:ascii="Times New Roman" w:hAnsi="Times New Roman" w:cs="Times New Roman"/>
+        </w:rPr>
+        <w:t>drugA</w:t>
+      </w:r>
+      <w:proofErr w:type="spellEnd"/>
+      <w:r>
+        <w:t xml:space="preserve">. Για ασθενείς με </w:t>
+      </w:r>
+      <w:r>
+        <w:rPr>
+          <w:rStyle w:val="HTML"/>
+          <w:rFonts w:ascii="Times New Roman" w:hAnsi="Times New Roman" w:cs="Times New Roman"/>
+        </w:rPr>
+        <w:t>LOW</w:t>
+      </w:r>
+      <w:r>
+        <w:t xml:space="preserve"> πίεση, το μοντέλο εξετάζει τη μεταβλητή </w:t>
+      </w:r>
+      <w:proofErr w:type="spellStart"/>
+      <w:r>
+        <w:rPr>
+          <w:rStyle w:val="HTML"/>
+          <w:rFonts w:ascii="Times New Roman" w:hAnsi="Times New Roman" w:cs="Times New Roman"/>
+        </w:rPr>
+        <w:t>Cholesterol</w:t>
+      </w:r>
+      <w:proofErr w:type="spellEnd"/>
+      <w:r>
+        <w:t xml:space="preserve">: όταν η χοληστερίνη είναι </w:t>
+      </w:r>
+      <w:r>
+        <w:rPr>
+          <w:rStyle w:val="HTML"/>
+          <w:rFonts w:ascii="Times New Roman" w:hAnsi="Times New Roman" w:cs="Times New Roman"/>
+        </w:rPr>
+        <w:t>HIGH</w:t>
+      </w:r>
+      <w:r>
+        <w:t xml:space="preserve">, η πρόβλεψη είναι </w:t>
+      </w:r>
+      <w:proofErr w:type="spellStart"/>
+      <w:r>
+        <w:rPr>
+          <w:rStyle w:val="HTML"/>
+          <w:rFonts w:ascii="Times New Roman" w:hAnsi="Times New Roman" w:cs="Times New Roman"/>
+        </w:rPr>
+        <w:t>drugC</w:t>
+      </w:r>
+      <w:proofErr w:type="spellEnd"/>
+      <w:r>
+        <w:t xml:space="preserve">, ενώ όταν είναι </w:t>
+      </w:r>
+      <w:r>
+        <w:rPr>
+          <w:rStyle w:val="HTML"/>
+          <w:rFonts w:ascii="Times New Roman" w:hAnsi="Times New Roman" w:cs="Times New Roman"/>
+        </w:rPr>
+        <w:t>NORMAL</w:t>
+      </w:r>
+      <w:r>
+        <w:t xml:space="preserve">, η πρόβλεψη είναι </w:t>
+      </w:r>
+      <w:proofErr w:type="spellStart"/>
+      <w:r>
+        <w:rPr>
+          <w:rStyle w:val="HTML"/>
+          <w:rFonts w:ascii="Times New Roman" w:hAnsi="Times New Roman" w:cs="Times New Roman"/>
+        </w:rPr>
+        <w:t>drugX</w:t>
+      </w:r>
+      <w:proofErr w:type="spellEnd"/>
+      <w:r>
+        <w:t xml:space="preserve">. Το δέντρο είναι εύκολο να ερμηνευθεί και δείχνει καθαρά πώς οι μεταβλητές </w:t>
+      </w:r>
+      <w:proofErr w:type="spellStart"/>
+      <w:r>
+        <w:rPr>
+          <w:rStyle w:val="HTML"/>
+          <w:rFonts w:ascii="Times New Roman" w:hAnsi="Times New Roman" w:cs="Times New Roman"/>
+        </w:rPr>
+        <w:t>Na_to_K</w:t>
+      </w:r>
+      <w:proofErr w:type="spellEnd"/>
+      <w:r>
+        <w:t xml:space="preserve">, </w:t>
+      </w:r>
+      <w:r>
+        <w:rPr>
+          <w:rStyle w:val="HTML"/>
+          <w:rFonts w:ascii="Times New Roman" w:hAnsi="Times New Roman" w:cs="Times New Roman"/>
+        </w:rPr>
+        <w:t>BP</w:t>
+      </w:r>
+      <w:r>
+        <w:t xml:space="preserve">, </w:t>
+      </w:r>
+      <w:proofErr w:type="spellStart"/>
+      <w:r>
+        <w:rPr>
+          <w:rStyle w:val="HTML"/>
+          <w:rFonts w:ascii="Times New Roman" w:hAnsi="Times New Roman" w:cs="Times New Roman"/>
+        </w:rPr>
+        <w:t>Age</w:t>
+      </w:r>
+      <w:proofErr w:type="spellEnd"/>
+      <w:r>
+        <w:t xml:space="preserve"> και </w:t>
+      </w:r>
+      <w:proofErr w:type="spellStart"/>
+      <w:r>
+        <w:rPr>
+          <w:rStyle w:val="HTML"/>
+          <w:rFonts w:ascii="Times New Roman" w:hAnsi="Times New Roman" w:cs="Times New Roman"/>
+        </w:rPr>
+        <w:t>Cholesterol</w:t>
+      </w:r>
+      <w:proofErr w:type="spellEnd"/>
+      <w:r>
+        <w:t xml:space="preserve"> συμβάλλουν στην τελική ταξινόμηση.</w:t>
+      </w:r>
+    </w:p>
+    <w:p>
+      <w:pPr>
+        <w:pStyle w:val="Web"/>
+      </w:pPr>
+      <w:r>
+        <w:rPr>
+          <w:b/>
+          <w:bCs/>
+          <w:u w:val="single"/>
+        </w:rPr>
+        <w:t>Π</w:t>
+      </w:r>
+      <w:r>
+        <w:rPr>
+          <w:b/>
+          <w:bCs/>
+          <w:u w:val="single"/>
+        </w:rPr>
+        <w:t>αρατήρηση</w:t>
+      </w:r>
+      <w:r>
+        <w:rPr>
+          <w:b/>
+          <w:bCs/>
+          <w:u w:val="single"/>
+        </w:rPr>
+        <w:t>:</w:t>
+      </w:r>
+      <w:r>
+        <w:t xml:space="preserve"> Η μεταβλητή </w:t>
+      </w:r>
+      <w:proofErr w:type="spellStart"/>
+      <w:r>
+        <w:t>Sex</w:t>
+      </w:r>
+      <w:proofErr w:type="spellEnd"/>
+      <w:r>
+        <w:t xml:space="preserve"> δεν εμφανίζεται στο τελικό δέντρο. Αυτό σημαίνει ότι το μοντέλο δεν τη θεώρησε αρκετά χρήσιμη για τους τελικούς διαχωρισμούς, σε σχέση με τις άλλες μεταβλητές.</w:t>
+      </w:r>
+    </w:p>
+    <w:p>
+      <w:pPr>
+        <w:pStyle w:val="Web"/>
+        <w:rPr>
+          <w:lang w:val="en-US"/>
+        </w:rPr>
+      </w:pPr>
+      <w:r>
+        <w:rPr>
+          <w:noProof/>
+        </w:rPr>
+        <w:lastRenderedPageBreak/>
+        <w:drawing>
+          <wp:inline distT="0" distB="0" distL="0" distR="0" wp14:anchorId="35987D25" wp14:editId="5BD4A073">
+            <wp:extent cx="5267325" cy="2971800"/>
+            <wp:effectExtent l="0" t="0" r="9525" b="0"/>
+            <wp:docPr id="1011946248" name="Picture 5"/>
+            <wp:cNvGraphicFramePr>
+              <a:graphicFrameLocks xmlns:a="http://schemas.openxmlformats.org/drawingml/2006/main" noChangeAspect="1"/>
+            </wp:cNvGraphicFramePr>
+            <a:graphic xmlns:a="http://schemas.openxmlformats.org/drawingml/2006/main">
+              <a:graphicData uri="http://schemas.openxmlformats.org/drawingml/2006/picture">
+                <pic:pic xmlns:pic="http://schemas.openxmlformats.org/drawingml/2006/picture">
+                  <pic:nvPicPr>
+                    <pic:cNvPr id="0" name="Picture 5"/>
+                    <pic:cNvPicPr>
+                      <a:picLocks noChangeAspect="1" noChangeArrowheads="1"/>
+                    </pic:cNvPicPr>
+                  </pic:nvPicPr>
+                  <pic:blipFill>
+                    <a:blip r:embed="rId13" cstate="print">
+                      <a:extLst>
+                        <a:ext uri="{28A0092B-C50C-407E-A947-70E740481C1C}">
+                          <a14:useLocalDpi xmlns:a14="http://schemas.microsoft.com/office/drawing/2010/main" val="0"/>
+                        </a:ext>
+                      </a:extLst>
+                    </a:blip>
+                    <a:srcRect/>
+                    <a:stretch>
+                      <a:fillRect/>
+                    </a:stretch>
+                  </pic:blipFill>
+                  <pic:spPr bwMode="auto">
+                    <a:xfrm>
+                      <a:off x="0" y="0"/>
+                      <a:ext cx="5267325" cy="2971800"/>
+                    </a:xfrm>
+                    <a:prstGeom prst="rect">
+                      <a:avLst/>
+                    </a:prstGeom>
+                    <a:noFill/>
+                    <a:ln>
+                      <a:noFill/>
+                    </a:ln>
+                  </pic:spPr>
+                </pic:pic>
+              </a:graphicData>
+            </a:graphic>
+          </wp:inline>
+        </w:drawing>
+      </w:r>
+      <w:r>
+        <w:rPr>
+          <w:rStyle w:val="ab"/>
+          <w:b w:val="0"/>
+          <w:bCs w:val="0"/>
+          <w:i/>
+          <w:iCs/>
+          <w:sz w:val="20"/>
+          <w:szCs w:val="20"/>
+          <w:lang w:val="en-US"/>
+        </w:rPr>
+        <w:t>Figure 1</w:t>
+      </w:r>
+      <w:r>
+        <w:rPr>
+          <w:rStyle w:val="ab"/>
+          <w:b w:val="0"/>
+          <w:bCs w:val="0"/>
+          <w:i/>
+          <w:iCs/>
+          <w:sz w:val="20"/>
+          <w:szCs w:val="20"/>
+          <w:lang w:val="en-US"/>
+        </w:rPr>
+        <w:t>0</w:t>
+      </w:r>
+      <w:r>
+        <w:rPr>
+          <w:rStyle w:val="ab"/>
+          <w:b w:val="0"/>
+          <w:bCs w:val="0"/>
+          <w:i/>
+          <w:iCs/>
+          <w:sz w:val="20"/>
+          <w:szCs w:val="20"/>
+          <w:lang w:val="en-US"/>
+        </w:rPr>
+        <w:t xml:space="preserve">: </w:t>
+      </w:r>
+      <w:r>
+        <w:rPr>
+          <w:rStyle w:val="ab"/>
+          <w:b w:val="0"/>
+          <w:bCs w:val="0"/>
+          <w:i/>
+          <w:iCs/>
+          <w:sz w:val="20"/>
+          <w:szCs w:val="20"/>
+        </w:rPr>
+        <w:t>Τελικό</w:t>
+      </w:r>
+      <w:r>
+        <w:rPr>
+          <w:rStyle w:val="ab"/>
+          <w:b w:val="0"/>
+          <w:bCs w:val="0"/>
+          <w:i/>
+          <w:iCs/>
+          <w:sz w:val="20"/>
+          <w:szCs w:val="20"/>
+          <w:lang w:val="en-US"/>
+        </w:rPr>
+        <w:t xml:space="preserve"> </w:t>
+      </w:r>
+      <w:r>
+        <w:rPr>
+          <w:rStyle w:val="ab"/>
+          <w:b w:val="0"/>
+          <w:bCs w:val="0"/>
+          <w:i/>
+          <w:iCs/>
+          <w:sz w:val="20"/>
+          <w:szCs w:val="20"/>
+        </w:rPr>
+        <w:t>μοντέλο</w:t>
+      </w:r>
+      <w:r>
+        <w:rPr>
+          <w:rStyle w:val="ab"/>
+          <w:b w:val="0"/>
+          <w:bCs w:val="0"/>
+          <w:i/>
+          <w:iCs/>
+          <w:sz w:val="20"/>
+          <w:szCs w:val="20"/>
+          <w:lang w:val="en-US"/>
+        </w:rPr>
+        <w:t xml:space="preserve"> Decision Tree </w:t>
+      </w:r>
+      <w:r>
+        <w:rPr>
+          <w:rStyle w:val="ab"/>
+          <w:b w:val="0"/>
+          <w:bCs w:val="0"/>
+          <w:i/>
+          <w:iCs/>
+          <w:sz w:val="20"/>
+          <w:szCs w:val="20"/>
+        </w:rPr>
+        <w:t>στο</w:t>
+      </w:r>
+      <w:r>
+        <w:rPr>
+          <w:rStyle w:val="ab"/>
+          <w:b w:val="0"/>
+          <w:bCs w:val="0"/>
+          <w:i/>
+          <w:iCs/>
+          <w:sz w:val="20"/>
+          <w:szCs w:val="20"/>
+          <w:lang w:val="en-US"/>
+        </w:rPr>
+        <w:t xml:space="preserve"> RapidMiner</w:t>
+      </w:r>
+    </w:p>
+    <w:p>
+      <w:pPr>
+        <w:pStyle w:val="Web"/>
+        <w:rPr>
+          <w:lang w:val="en-US"/>
+        </w:rPr>
+      </w:pPr>
+      <w:r>
+        <w:rPr>
+          <w:lang w:val="en-US"/>
+        </w:rPr>
+        <w:t xml:space="preserve">3.6 </w:t>
+      </w:r>
+      <w:r>
+        <w:t>Αξιολόγηση</w:t>
+      </w:r>
+      <w:r>
+        <w:rPr>
+          <w:lang w:val="en-US"/>
+        </w:rPr>
+        <w:t xml:space="preserve"> </w:t>
+      </w:r>
+      <w:r>
+        <w:t>του</w:t>
+      </w:r>
+      <w:r>
+        <w:rPr>
+          <w:lang w:val="en-US"/>
+        </w:rPr>
+        <w:t xml:space="preserve"> </w:t>
+      </w:r>
+      <w:r>
+        <w:t>μοντέλου</w:t>
+      </w:r>
+      <w:r>
+        <w:rPr>
+          <w:lang w:val="en-US"/>
+        </w:rPr>
+        <w:t xml:space="preserve"> Decision Tree</w:t>
+      </w:r>
+      <w:r>
+        <w:rPr>
+          <w:lang w:val="en-US"/>
+        </w:rPr>
+        <w:t xml:space="preserve">         </w:t>
+      </w:r>
+      <w:r>
+        <w:rPr>
+          <w:lang w:val="en-US"/>
+        </w:rPr>
+        <w:t xml:space="preserve">                                                                                                          </w:t>
+      </w:r>
+      <w:r>
+        <w:rPr>
+          <w:lang w:val="en-US"/>
+        </w:rPr>
+        <w:t xml:space="preserve">                                                                                </w:t>
+      </w:r>
+    </w:p>
+    <w:p>
+      <w:pPr>
+        <w:pStyle w:val="Web"/>
+      </w:pPr>
+      <w:r>
+        <w:t>Για</w:t>
+      </w:r>
+      <w:r>
+        <w:rPr>
+          <w:lang w:val="en-US"/>
+        </w:rPr>
+        <w:t xml:space="preserve"> </w:t>
+      </w:r>
+      <w:r>
+        <w:t>την</w:t>
+      </w:r>
+      <w:r>
+        <w:rPr>
+          <w:lang w:val="en-US"/>
+        </w:rPr>
+        <w:t xml:space="preserve"> </w:t>
+      </w:r>
+      <w:r>
+        <w:t>αξιολόγηση</w:t>
+      </w:r>
+      <w:r>
+        <w:rPr>
+          <w:lang w:val="en-US"/>
+        </w:rPr>
+        <w:t xml:space="preserve"> </w:t>
+      </w:r>
+      <w:r>
+        <w:t>του</w:t>
+      </w:r>
+      <w:r>
+        <w:rPr>
+          <w:lang w:val="en-US"/>
+        </w:rPr>
+        <w:t xml:space="preserve"> Decision Tree, </w:t>
+      </w:r>
+      <w:r>
+        <w:t>το</w:t>
+      </w:r>
+      <w:r>
+        <w:rPr>
+          <w:lang w:val="en-US"/>
+        </w:rPr>
+        <w:t xml:space="preserve"> dataset </w:t>
+      </w:r>
+      <w:r>
+        <w:t>χωρίστηκε</w:t>
+      </w:r>
+      <w:r>
+        <w:rPr>
+          <w:lang w:val="en-US"/>
+        </w:rPr>
+        <w:t xml:space="preserve"> </w:t>
+      </w:r>
+      <w:r>
+        <w:t>σε</w:t>
+      </w:r>
+      <w:r>
+        <w:rPr>
+          <w:lang w:val="en-US"/>
+        </w:rPr>
+        <w:t xml:space="preserve"> training </w:t>
+      </w:r>
+      <w:r>
+        <w:t>και</w:t>
+      </w:r>
+      <w:r>
+        <w:rPr>
+          <w:lang w:val="en-US"/>
+        </w:rPr>
+        <w:t xml:space="preserve"> testing set </w:t>
+      </w:r>
+      <w:r>
+        <w:t>με</w:t>
+      </w:r>
+      <w:r>
+        <w:rPr>
+          <w:lang w:val="en-US"/>
+        </w:rPr>
+        <w:t xml:space="preserve"> </w:t>
+      </w:r>
+      <w:r>
+        <w:t>τον</w:t>
+      </w:r>
+      <w:r>
+        <w:rPr>
+          <w:lang w:val="en-US"/>
+        </w:rPr>
+        <w:t xml:space="preserve"> operator Split Data. </w:t>
+      </w:r>
+      <w:r>
+        <w:t xml:space="preserve">Το </w:t>
+      </w:r>
+      <w:proofErr w:type="spellStart"/>
+      <w:r>
+        <w:t>training</w:t>
+      </w:r>
+      <w:proofErr w:type="spellEnd"/>
+      <w:r>
+        <w:t xml:space="preserve"> </w:t>
+      </w:r>
+      <w:proofErr w:type="spellStart"/>
+      <w:r>
+        <w:t>set</w:t>
+      </w:r>
+      <w:proofErr w:type="spellEnd"/>
+      <w:r>
+        <w:t xml:space="preserve"> χρησιμοποιήθηκε για την εκπαίδευση του μοντέλου, ενώ το </w:t>
+      </w:r>
+      <w:proofErr w:type="spellStart"/>
+      <w:r>
+        <w:t>testing</w:t>
+      </w:r>
+      <w:proofErr w:type="spellEnd"/>
+      <w:r>
+        <w:t xml:space="preserve"> </w:t>
+      </w:r>
+      <w:proofErr w:type="spellStart"/>
+      <w:r>
+        <w:t>set</w:t>
+      </w:r>
+      <w:proofErr w:type="spellEnd"/>
+      <w:r>
+        <w:t xml:space="preserve"> χρησιμοποιήθηκε για τον έλεγχο της απόδοσής του σε νέα δεδομένα. Στη συνέχεια, το μοντέλο εφαρμόστηκε στα </w:t>
+      </w:r>
+      <w:proofErr w:type="spellStart"/>
+      <w:r>
+        <w:t>test</w:t>
+      </w:r>
+      <w:proofErr w:type="spellEnd"/>
+      <w:r>
+        <w:t xml:space="preserve"> </w:t>
+      </w:r>
+      <w:proofErr w:type="spellStart"/>
+      <w:r>
+        <w:t>data</w:t>
+      </w:r>
+      <w:proofErr w:type="spellEnd"/>
+      <w:r>
+        <w:t xml:space="preserve"> με τον </w:t>
+      </w:r>
+      <w:proofErr w:type="spellStart"/>
+      <w:r>
+        <w:t>operator</w:t>
+      </w:r>
+      <w:proofErr w:type="spellEnd"/>
+      <w:r>
+        <w:t xml:space="preserve"> </w:t>
+      </w:r>
+      <w:proofErr w:type="spellStart"/>
+      <w:r>
+        <w:t>Apply</w:t>
+      </w:r>
+      <w:proofErr w:type="spellEnd"/>
+      <w:r>
+        <w:t xml:space="preserve"> </w:t>
+      </w:r>
+      <w:proofErr w:type="spellStart"/>
+      <w:r>
+        <w:t>Model</w:t>
+      </w:r>
+      <w:proofErr w:type="spellEnd"/>
+      <w:r>
+        <w:t xml:space="preserve"> και αξιολογήθηκε με τον </w:t>
+      </w:r>
+      <w:proofErr w:type="spellStart"/>
+      <w:r>
+        <w:t>operator</w:t>
+      </w:r>
+      <w:proofErr w:type="spellEnd"/>
+      <w:r>
+        <w:t xml:space="preserve"> </w:t>
+      </w:r>
+      <w:proofErr w:type="spellStart"/>
+      <w:r>
+        <w:t>Performance</w:t>
+      </w:r>
+      <w:proofErr w:type="spellEnd"/>
+      <w:r>
+        <w:t xml:space="preserve"> (</w:t>
+      </w:r>
+      <w:proofErr w:type="spellStart"/>
+      <w:r>
+        <w:t>Classification</w:t>
+      </w:r>
+      <w:proofErr w:type="spellEnd"/>
+      <w:r>
+        <w:t>).</w:t>
+      </w:r>
+    </w:p>
+    <w:p>
+      <w:pPr>
+        <w:pStyle w:val="Web"/>
+        <w:rPr>
+          <w:i/>
+          <w:iCs/>
+          <w:sz w:val="20"/>
+          <w:szCs w:val="20"/>
+        </w:rPr>
+      </w:pPr>
+      <w:r>
+        <w:rPr>
+          <w:i/>
+          <w:iCs/>
+          <w:noProof/>
+          <w:sz w:val="20"/>
+          <w:szCs w:val="20"/>
+        </w:rPr>
+        <w:drawing>
+          <wp:inline distT="0" distB="0" distL="0" distR="0" wp14:anchorId="458BDAF7" wp14:editId="60259782">
+            <wp:extent cx="5267325" cy="2962275"/>
+            <wp:effectExtent l="0" t="0" r="9525" b="9525"/>
+            <wp:docPr id="1201786648" name="Picture 6"/>
+            <wp:cNvGraphicFramePr>
+              <a:graphicFrameLocks xmlns:a="http://schemas.openxmlformats.org/drawingml/2006/main" noChangeAspect="1"/>
+            </wp:cNvGraphicFramePr>
+            <a:graphic xmlns:a="http://schemas.openxmlformats.org/drawingml/2006/main">
+              <a:graphicData uri="http://schemas.openxmlformats.org/drawingml/2006/picture">
+                <pic:pic xmlns:pic="http://schemas.openxmlformats.org/drawingml/2006/picture">
+                  <pic:nvPicPr>
+                    <pic:cNvPr id="0" name="Picture 6"/>
+                    <pic:cNvPicPr>
+                      <a:picLocks noChangeAspect="1" noChangeArrowheads="1"/>
+                    </pic:cNvPicPr>
+                  </pic:nvPicPr>
+                  <pic:blipFill>
+                    <a:blip r:embed="rId14" cstate="print">
+                      <a:extLst>
+                        <a:ext uri="{28A0092B-C50C-407E-A947-70E740481C1C}">
+                          <a14:useLocalDpi xmlns:a14="http://schemas.microsoft.com/office/drawing/2010/main" val="0"/>
+                        </a:ext>
+                      </a:extLst>
+                    </a:blip>
+                    <a:srcRect/>
+                    <a:stretch>
+                      <a:fillRect/>
+                    </a:stretch>
+                  </pic:blipFill>
+                  <pic:spPr bwMode="auto">
+                    <a:xfrm>
+                      <a:off x="0" y="0"/>
+                      <a:ext cx="5267325" cy="2962275"/>
+                    </a:xfrm>
+                    <a:prstGeom prst="rect">
+                      <a:avLst/>
+                    </a:prstGeom>
+                    <a:noFill/>
+                    <a:ln>
+                      <a:noFill/>
+                    </a:ln>
+                  </pic:spPr>
+                </pic:pic>
+              </a:graphicData>
+            </a:graphic>
+          </wp:inline>
+        </w:drawing>
+      </w:r>
+      <w:proofErr w:type="spellStart"/>
+      <w:r>
+        <w:rPr>
+          <w:i/>
+          <w:iCs/>
+          <w:sz w:val="20"/>
+          <w:szCs w:val="20"/>
+        </w:rPr>
+        <w:t>Figure</w:t>
+      </w:r>
+      <w:proofErr w:type="spellEnd"/>
+      <w:r>
+        <w:rPr>
+          <w:i/>
+          <w:iCs/>
+          <w:sz w:val="20"/>
+          <w:szCs w:val="20"/>
+        </w:rPr>
+        <w:t xml:space="preserve"> 1</w:t>
+      </w:r>
+      <w:r>
+        <w:rPr>
+          <w:i/>
+          <w:iCs/>
+          <w:sz w:val="20"/>
+          <w:szCs w:val="20"/>
+          <w:lang w:val="en-US"/>
+        </w:rPr>
+        <w:t>1</w:t>
+      </w:r>
+      <w:r>
+        <w:rPr>
+          <w:i/>
+          <w:iCs/>
+          <w:sz w:val="20"/>
+          <w:szCs w:val="20"/>
+        </w:rPr>
+        <w:t xml:space="preserve">: Διαδικασία αξιολόγησης του </w:t>
+      </w:r>
+      <w:proofErr w:type="spellStart"/>
+      <w:r>
+        <w:rPr>
+          <w:i/>
+          <w:iCs/>
+          <w:sz w:val="20"/>
+          <w:szCs w:val="20"/>
+        </w:rPr>
+        <w:t>Decision</w:t>
+      </w:r>
+      <w:proofErr w:type="spellEnd"/>
+      <w:r>
+        <w:rPr>
+          <w:i/>
+          <w:iCs/>
+          <w:sz w:val="20"/>
+          <w:szCs w:val="20"/>
+        </w:rPr>
+        <w:t xml:space="preserve"> </w:t>
+      </w:r>
+      <w:proofErr w:type="spellStart"/>
+      <w:r>
+        <w:rPr>
+          <w:i/>
+          <w:iCs/>
+          <w:sz w:val="20"/>
+          <w:szCs w:val="20"/>
+        </w:rPr>
+        <w:t>Tree</w:t>
+      </w:r>
+      <w:proofErr w:type="spellEnd"/>
+      <w:r>
+        <w:rPr>
+          <w:i/>
+          <w:iCs/>
+          <w:sz w:val="20"/>
+          <w:szCs w:val="20"/>
+        </w:rPr>
+        <w:t xml:space="preserve"> στο </w:t>
+      </w:r>
+      <w:proofErr w:type="spellStart"/>
+      <w:r>
+        <w:rPr>
+          <w:i/>
+          <w:iCs/>
+          <w:sz w:val="20"/>
+          <w:szCs w:val="20"/>
+        </w:rPr>
+        <w:t>RapidMiner</w:t>
+      </w:r>
+      <w:proofErr w:type="spellEnd"/>
+    </w:p>
+    <w:p>
+      <w:pPr>
+        <w:rPr>
+          <w:rFonts w:ascii="Times New Roman" w:hAnsi="Times New Roman" w:cs="Times New Roman"/>
+          <w:i/>
+          <w:iCs/>
+          <w:sz w:val="20"/>
+          <w:szCs w:val="20"/>
+        </w:rPr>
+      </w:pPr>
+    </w:p>
+    <w:p>
+      <w:pPr>
+        <w:rPr>
+          <w:rFonts w:ascii="Times New Roman" w:hAnsi="Times New Roman" w:cs="Times New Roman"/>
+          <w:i/>
+          <w:iCs/>
+          <w:sz w:val="20"/>
+          <w:szCs w:val="20"/>
+        </w:rPr>
+      </w:pPr>
+      <w:r>
+        <w:rPr>
+          <w:rFonts w:ascii="Times New Roman" w:hAnsi="Times New Roman" w:cs="Times New Roman"/>
+          <w:i/>
+          <w:iCs/>
+          <w:noProof/>
+          <w:sz w:val="20"/>
+          <w:szCs w:val="20"/>
+        </w:rPr>
+        <w:lastRenderedPageBreak/>
+        <w:drawing>
+          <wp:inline distT="0" distB="0" distL="0" distR="0" wp14:anchorId="2A04FA1A" wp14:editId="2D9D6D51">
+            <wp:extent cx="5267325" cy="2962275"/>
+            <wp:effectExtent l="0" t="0" r="9525" b="9525"/>
+            <wp:docPr id="378067507" name="Picture 7"/>
+            <wp:cNvGraphicFramePr>
+              <a:graphicFrameLocks xmlns:a="http://schemas.openxmlformats.org/drawingml/2006/main" noChangeAspect="1"/>
+            </wp:cNvGraphicFramePr>
+            <a:graphic xmlns:a="http://schemas.openxmlformats.org/drawingml/2006/main">
+              <a:graphicData uri="http://schemas.openxmlformats.org/drawingml/2006/picture">
+                <pic:pic xmlns:pic="http://schemas.openxmlformats.org/drawingml/2006/picture">
+                  <pic:nvPicPr>
+                    <pic:cNvPr id="0" name="Picture 7"/>
+                    <pic:cNvPicPr>
+                      <a:picLocks noChangeAspect="1" noChangeArrowheads="1"/>
+                    </pic:cNvPicPr>
+                  </pic:nvPicPr>
+                  <pic:blipFill>
+                    <a:blip r:embed="rId15" cstate="print">
+                      <a:extLst>
+                        <a:ext uri="{28A0092B-C50C-407E-A947-70E740481C1C}">
+                          <a14:useLocalDpi xmlns:a14="http://schemas.microsoft.com/office/drawing/2010/main" val="0"/>
+                        </a:ext>
+                      </a:extLst>
+                    </a:blip>
+                    <a:srcRect/>
+                    <a:stretch>
+                      <a:fillRect/>
+                    </a:stretch>
+                  </pic:blipFill>
+                  <pic:spPr bwMode="auto">
+                    <a:xfrm>
+                      <a:off x="0" y="0"/>
+                      <a:ext cx="5267325" cy="2962275"/>
+                    </a:xfrm>
+                    <a:prstGeom prst="rect">
+                      <a:avLst/>
+                    </a:prstGeom>
+                    <a:noFill/>
+                    <a:ln>
+                      <a:noFill/>
+                    </a:ln>
+                  </pic:spPr>
+                </pic:pic>
+              </a:graphicData>
+            </a:graphic>
+          </wp:inline>
+        </w:drawing>
+      </w:r>
+    </w:p>
+    <w:p>
+      <w:pPr>
+        <w:rPr>
+          <w:rFonts w:ascii="Times New Roman" w:hAnsi="Times New Roman" w:cs="Times New Roman"/>
+          <w:i/>
+          <w:iCs/>
+          <w:sz w:val="20"/>
+          <w:szCs w:val="20"/>
+        </w:rPr>
+      </w:pPr>
+      <w:proofErr w:type="spellStart"/>
+      <w:r>
+        <w:rPr>
+          <w:rFonts w:ascii="Times New Roman" w:hAnsi="Times New Roman" w:cs="Times New Roman"/>
+          <w:i/>
+          <w:iCs/>
+          <w:sz w:val="20"/>
+          <w:szCs w:val="20"/>
+        </w:rPr>
+        <w:t>Figure</w:t>
+      </w:r>
+      <w:proofErr w:type="spellEnd"/>
+      <w:r>
+        <w:rPr>
+          <w:rFonts w:ascii="Times New Roman" w:hAnsi="Times New Roman" w:cs="Times New Roman"/>
+          <w:i/>
+          <w:iCs/>
+          <w:sz w:val="20"/>
+          <w:szCs w:val="20"/>
+        </w:rPr>
+        <w:t xml:space="preserve"> 1</w:t>
+      </w:r>
+      <w:r>
+        <w:rPr>
+          <w:rFonts w:ascii="Times New Roman" w:hAnsi="Times New Roman" w:cs="Times New Roman"/>
+          <w:i/>
+          <w:iCs/>
+          <w:sz w:val="20"/>
+          <w:szCs w:val="20"/>
+          <w:lang w:val="en-US"/>
+        </w:rPr>
+        <w:t>2</w:t>
+      </w:r>
+      <w:r>
+        <w:rPr>
+          <w:rFonts w:ascii="Times New Roman" w:hAnsi="Times New Roman" w:cs="Times New Roman"/>
+          <w:i/>
+          <w:iCs/>
+          <w:sz w:val="20"/>
+          <w:szCs w:val="20"/>
+        </w:rPr>
+        <w:t xml:space="preserve">: Αποτελέσματα απόδοσης του </w:t>
+      </w:r>
+      <w:proofErr w:type="spellStart"/>
+      <w:r>
+        <w:rPr>
+          <w:rFonts w:ascii="Times New Roman" w:hAnsi="Times New Roman" w:cs="Times New Roman"/>
+          <w:i/>
+          <w:iCs/>
+          <w:sz w:val="20"/>
+          <w:szCs w:val="20"/>
+        </w:rPr>
+        <w:t>Decision</w:t>
+      </w:r>
+      <w:proofErr w:type="spellEnd"/>
+      <w:r>
+        <w:rPr>
+          <w:rFonts w:ascii="Times New Roman" w:hAnsi="Times New Roman" w:cs="Times New Roman"/>
+          <w:i/>
+          <w:iCs/>
+          <w:sz w:val="20"/>
+          <w:szCs w:val="20"/>
+        </w:rPr>
+        <w:t xml:space="preserve"> </w:t>
+      </w:r>
+      <w:proofErr w:type="spellStart"/>
+      <w:r>
+        <w:rPr>
+          <w:rFonts w:ascii="Times New Roman" w:hAnsi="Times New Roman" w:cs="Times New Roman"/>
+          <w:i/>
+          <w:iCs/>
+          <w:sz w:val="20"/>
+          <w:szCs w:val="20"/>
+        </w:rPr>
+        <w:t>Tree</w:t>
+      </w:r>
+      <w:proofErr w:type="spellEnd"/>
+      <w:r>
+        <w:rPr>
+          <w:rFonts w:ascii="Times New Roman" w:hAnsi="Times New Roman" w:cs="Times New Roman"/>
+          <w:i/>
+          <w:iCs/>
+          <w:sz w:val="20"/>
+          <w:szCs w:val="20"/>
+        </w:rPr>
+        <w:t xml:space="preserve"> </w:t>
+      </w:r>
+      <w:proofErr w:type="spellStart"/>
+      <w:r>
+        <w:rPr>
+          <w:rFonts w:ascii="Times New Roman" w:hAnsi="Times New Roman" w:cs="Times New Roman"/>
+          <w:i/>
+          <w:iCs/>
+          <w:sz w:val="20"/>
+          <w:szCs w:val="20"/>
+        </w:rPr>
+        <w:t>model</w:t>
+      </w:r>
+      <w:proofErr w:type="spellEnd"/>
+    </w:p>
+    <w:p>
+      <w:pPr>
+        <w:rPr>
+          <w:rFonts w:ascii="Times New Roman" w:hAnsi="Times New Roman" w:cs="Times New Roman"/>
+          <w:i/>
+          <w:iCs/>
+          <w:sz w:val="20"/>
+          <w:szCs w:val="20"/>
+        </w:rPr>
+      </w:pPr>
+    </w:p>
+    <w:p>
+      <w:pPr>
+        <w:rPr>
+          <w:rFonts w:ascii="Times New Roman" w:eastAsia="Times New Roman" w:hAnsi="Times New Roman" w:cs="Times New Roman"/>
+          <w:kern w:val="0"/>
+          <w:lang w:eastAsia="el-GR"/>
+          <w14:ligatures w14:val="none"/>
+        </w:rPr>
+      </w:pPr>
+      <w:r>
+        <w:rPr>
+          <w:rFonts w:ascii="Times New Roman" w:eastAsia="Times New Roman" w:hAnsi="Times New Roman" w:cs="Times New Roman"/>
+          <w:kern w:val="0"/>
+          <w:lang w:eastAsia="el-GR"/>
+          <w14:ligatures w14:val="none"/>
+        </w:rPr>
+        <w:t xml:space="preserve">Τα αποτελέσματα δείχνουν ότι το μοντέλο πέτυχε συνολική ακρίβεια 98.33%, γεγονός που υποδηλώνει πολύ καλή απόδοση στην πρόβλεψη της μεταβλητής </w:t>
+      </w:r>
+      <w:proofErr w:type="spellStart"/>
+      <w:r>
+        <w:rPr>
+          <w:rFonts w:ascii="Times New Roman" w:eastAsia="Times New Roman" w:hAnsi="Times New Roman" w:cs="Times New Roman"/>
+          <w:kern w:val="0"/>
+          <w:lang w:eastAsia="el-GR"/>
+          <w14:ligatures w14:val="none"/>
+        </w:rPr>
+        <w:t>Drug</w:t>
+      </w:r>
+      <w:proofErr w:type="spellEnd"/>
+      <w:r>
+        <w:rPr>
+          <w:rFonts w:ascii="Times New Roman" w:eastAsia="Times New Roman" w:hAnsi="Times New Roman" w:cs="Times New Roman"/>
+          <w:kern w:val="0"/>
+          <w:lang w:eastAsia="el-GR"/>
+          <w14:ligatures w14:val="none"/>
+        </w:rPr>
+        <w:t xml:space="preserve">. Από το </w:t>
+      </w:r>
+      <w:proofErr w:type="spellStart"/>
+      <w:r>
+        <w:rPr>
+          <w:rFonts w:ascii="Times New Roman" w:eastAsia="Times New Roman" w:hAnsi="Times New Roman" w:cs="Times New Roman"/>
+          <w:kern w:val="0"/>
+          <w:lang w:eastAsia="el-GR"/>
+          <w14:ligatures w14:val="none"/>
+        </w:rPr>
+        <w:t>confusion</w:t>
+      </w:r>
+      <w:proofErr w:type="spellEnd"/>
+      <w:r>
+        <w:rPr>
+          <w:rFonts w:ascii="Times New Roman" w:eastAsia="Times New Roman" w:hAnsi="Times New Roman" w:cs="Times New Roman"/>
+          <w:kern w:val="0"/>
+          <w:lang w:eastAsia="el-GR"/>
+          <w14:ligatures w14:val="none"/>
+        </w:rPr>
+        <w:t xml:space="preserve"> </w:t>
+      </w:r>
+      <w:proofErr w:type="spellStart"/>
+      <w:r>
+        <w:rPr>
+          <w:rFonts w:ascii="Times New Roman" w:eastAsia="Times New Roman" w:hAnsi="Times New Roman" w:cs="Times New Roman"/>
+          <w:kern w:val="0"/>
+          <w:lang w:eastAsia="el-GR"/>
+          <w14:ligatures w14:val="none"/>
+        </w:rPr>
+        <w:t>matrix</w:t>
+      </w:r>
+      <w:proofErr w:type="spellEnd"/>
+      <w:r>
+        <w:rPr>
+          <w:rFonts w:ascii="Times New Roman" w:eastAsia="Times New Roman" w:hAnsi="Times New Roman" w:cs="Times New Roman"/>
+          <w:kern w:val="0"/>
+          <w:lang w:eastAsia="el-GR"/>
+          <w14:ligatures w14:val="none"/>
+        </w:rPr>
+        <w:t xml:space="preserve"> φαίνεται ότι οι περισσότερες κατηγορίες ταξινομήθηκαν σωστά. Οι κατηγορίες </w:t>
+      </w:r>
+      <w:proofErr w:type="spellStart"/>
+      <w:r>
+        <w:rPr>
+          <w:rFonts w:ascii="Times New Roman" w:eastAsia="Times New Roman" w:hAnsi="Times New Roman" w:cs="Times New Roman"/>
+          <w:kern w:val="0"/>
+          <w:lang w:eastAsia="el-GR"/>
+          <w14:ligatures w14:val="none"/>
+        </w:rPr>
+        <w:t>drugY</w:t>
+      </w:r>
+      <w:proofErr w:type="spellEnd"/>
+      <w:r>
+        <w:rPr>
+          <w:rFonts w:ascii="Times New Roman" w:eastAsia="Times New Roman" w:hAnsi="Times New Roman" w:cs="Times New Roman"/>
+          <w:kern w:val="0"/>
+          <w:lang w:eastAsia="el-GR"/>
+          <w14:ligatures w14:val="none"/>
+        </w:rPr>
+        <w:t xml:space="preserve">, </w:t>
+      </w:r>
+      <w:proofErr w:type="spellStart"/>
+      <w:r>
+        <w:rPr>
+          <w:rFonts w:ascii="Times New Roman" w:eastAsia="Times New Roman" w:hAnsi="Times New Roman" w:cs="Times New Roman"/>
+          <w:kern w:val="0"/>
+          <w:lang w:eastAsia="el-GR"/>
+          <w14:ligatures w14:val="none"/>
+        </w:rPr>
+        <w:t>drugC</w:t>
+      </w:r>
+      <w:proofErr w:type="spellEnd"/>
+      <w:r>
+        <w:rPr>
+          <w:rFonts w:ascii="Times New Roman" w:eastAsia="Times New Roman" w:hAnsi="Times New Roman" w:cs="Times New Roman"/>
+          <w:kern w:val="0"/>
+          <w:lang w:eastAsia="el-GR"/>
+          <w14:ligatures w14:val="none"/>
+        </w:rPr>
+        <w:t xml:space="preserve">, </w:t>
+      </w:r>
+      <w:proofErr w:type="spellStart"/>
+      <w:r>
+        <w:rPr>
+          <w:rFonts w:ascii="Times New Roman" w:eastAsia="Times New Roman" w:hAnsi="Times New Roman" w:cs="Times New Roman"/>
+          <w:kern w:val="0"/>
+          <w:lang w:eastAsia="el-GR"/>
+          <w14:ligatures w14:val="none"/>
+        </w:rPr>
+        <w:t>drugX</w:t>
+      </w:r>
+      <w:proofErr w:type="spellEnd"/>
+      <w:r>
+        <w:rPr>
+          <w:rFonts w:ascii="Times New Roman" w:eastAsia="Times New Roman" w:hAnsi="Times New Roman" w:cs="Times New Roman"/>
+          <w:kern w:val="0"/>
+          <w:lang w:eastAsia="el-GR"/>
+          <w14:ligatures w14:val="none"/>
+        </w:rPr>
+        <w:t xml:space="preserve"> και </w:t>
+      </w:r>
+      <w:proofErr w:type="spellStart"/>
+      <w:r>
+        <w:rPr>
+          <w:rFonts w:ascii="Times New Roman" w:eastAsia="Times New Roman" w:hAnsi="Times New Roman" w:cs="Times New Roman"/>
+          <w:kern w:val="0"/>
+          <w:lang w:eastAsia="el-GR"/>
+          <w14:ligatures w14:val="none"/>
+        </w:rPr>
+        <w:t>drugA</w:t>
+      </w:r>
+      <w:proofErr w:type="spellEnd"/>
+      <w:r>
+        <w:rPr>
+          <w:rFonts w:ascii="Times New Roman" w:eastAsia="Times New Roman" w:hAnsi="Times New Roman" w:cs="Times New Roman"/>
+          <w:kern w:val="0"/>
+          <w:lang w:eastAsia="el-GR"/>
+          <w14:ligatures w14:val="none"/>
+        </w:rPr>
+        <w:t xml:space="preserve"> είχαν 100% </w:t>
+      </w:r>
+      <w:proofErr w:type="spellStart"/>
+      <w:r>
+        <w:rPr>
+          <w:rFonts w:ascii="Times New Roman" w:eastAsia="Times New Roman" w:hAnsi="Times New Roman" w:cs="Times New Roman"/>
+          <w:kern w:val="0"/>
+          <w:lang w:eastAsia="el-GR"/>
+          <w14:ligatures w14:val="none"/>
+        </w:rPr>
+        <w:t>recall</w:t>
+      </w:r>
+      <w:proofErr w:type="spellEnd"/>
+      <w:r>
+        <w:rPr>
+          <w:rFonts w:ascii="Times New Roman" w:eastAsia="Times New Roman" w:hAnsi="Times New Roman" w:cs="Times New Roman"/>
+          <w:kern w:val="0"/>
+          <w:lang w:eastAsia="el-GR"/>
+          <w14:ligatures w14:val="none"/>
+        </w:rPr>
+        <w:t xml:space="preserve">, ενώ η κατηγορία </w:t>
+      </w:r>
+      <w:proofErr w:type="spellStart"/>
+      <w:r>
+        <w:rPr>
+          <w:rFonts w:ascii="Times New Roman" w:eastAsia="Times New Roman" w:hAnsi="Times New Roman" w:cs="Times New Roman"/>
+          <w:kern w:val="0"/>
+          <w:lang w:eastAsia="el-GR"/>
+          <w14:ligatures w14:val="none"/>
+        </w:rPr>
+        <w:t>drugB</w:t>
+      </w:r>
+      <w:proofErr w:type="spellEnd"/>
+      <w:r>
+        <w:rPr>
+          <w:rFonts w:ascii="Times New Roman" w:eastAsia="Times New Roman" w:hAnsi="Times New Roman" w:cs="Times New Roman"/>
+          <w:kern w:val="0"/>
+          <w:lang w:eastAsia="el-GR"/>
+          <w14:ligatures w14:val="none"/>
+        </w:rPr>
+        <w:t xml:space="preserve"> είχε </w:t>
+      </w:r>
+      <w:proofErr w:type="spellStart"/>
+      <w:r>
+        <w:rPr>
+          <w:rFonts w:ascii="Times New Roman" w:eastAsia="Times New Roman" w:hAnsi="Times New Roman" w:cs="Times New Roman"/>
+          <w:kern w:val="0"/>
+          <w:lang w:eastAsia="el-GR"/>
+          <w14:ligatures w14:val="none"/>
+        </w:rPr>
+        <w:t>recall</w:t>
+      </w:r>
+      <w:proofErr w:type="spellEnd"/>
+      <w:r>
+        <w:rPr>
+          <w:rFonts w:ascii="Times New Roman" w:eastAsia="Times New Roman" w:hAnsi="Times New Roman" w:cs="Times New Roman"/>
+          <w:kern w:val="0"/>
+          <w:lang w:eastAsia="el-GR"/>
+          <w14:ligatures w14:val="none"/>
+        </w:rPr>
+        <w:t xml:space="preserve"> 80%, επειδή μία περίπτωση ταξινομήθηκε λανθασμένα ως </w:t>
+      </w:r>
+      <w:proofErr w:type="spellStart"/>
+      <w:r>
+        <w:rPr>
+          <w:rFonts w:ascii="Times New Roman" w:eastAsia="Times New Roman" w:hAnsi="Times New Roman" w:cs="Times New Roman"/>
+          <w:kern w:val="0"/>
+          <w:lang w:eastAsia="el-GR"/>
+          <w14:ligatures w14:val="none"/>
+        </w:rPr>
+        <w:t>drugA</w:t>
+      </w:r>
+      <w:proofErr w:type="spellEnd"/>
+      <w:r>
+        <w:rPr>
+          <w:rFonts w:ascii="Times New Roman" w:eastAsia="Times New Roman" w:hAnsi="Times New Roman" w:cs="Times New Roman"/>
+          <w:kern w:val="0"/>
+          <w:lang w:eastAsia="el-GR"/>
+          <w14:ligatures w14:val="none"/>
+        </w:rPr>
+        <w:t xml:space="preserve">. Παρόλο που η απόδοση είναι υψηλή, το </w:t>
+      </w:r>
+      <w:proofErr w:type="spellStart"/>
+      <w:r>
+        <w:rPr>
+          <w:rFonts w:ascii="Times New Roman" w:eastAsia="Times New Roman" w:hAnsi="Times New Roman" w:cs="Times New Roman"/>
+          <w:kern w:val="0"/>
+          <w:lang w:eastAsia="el-GR"/>
+          <w14:ligatures w14:val="none"/>
+        </w:rPr>
+        <w:t>dataset</w:t>
+      </w:r>
+      <w:proofErr w:type="spellEnd"/>
+      <w:r>
+        <w:rPr>
+          <w:rFonts w:ascii="Times New Roman" w:eastAsia="Times New Roman" w:hAnsi="Times New Roman" w:cs="Times New Roman"/>
+          <w:kern w:val="0"/>
+          <w:lang w:eastAsia="el-GR"/>
+          <w14:ligatures w14:val="none"/>
+        </w:rPr>
+        <w:t xml:space="preserve"> είναι σχετικά μικρό, επομένως τα αποτελέσματα μπορεί να διαφοροποιηθούν με περισσότερα δεδομένα ή με διαφορετικό διαχωρισμό </w:t>
+      </w:r>
+      <w:proofErr w:type="spellStart"/>
+      <w:r>
+        <w:rPr>
+          <w:rFonts w:ascii="Times New Roman" w:eastAsia="Times New Roman" w:hAnsi="Times New Roman" w:cs="Times New Roman"/>
+          <w:kern w:val="0"/>
+          <w:lang w:eastAsia="el-GR"/>
+          <w14:ligatures w14:val="none"/>
+        </w:rPr>
+        <w:t>training</w:t>
+      </w:r>
+      <w:proofErr w:type="spellEnd"/>
+      <w:r>
+        <w:rPr>
+          <w:rFonts w:ascii="Times New Roman" w:eastAsia="Times New Roman" w:hAnsi="Times New Roman" w:cs="Times New Roman"/>
+          <w:kern w:val="0"/>
+          <w:lang w:eastAsia="el-GR"/>
+          <w14:ligatures w14:val="none"/>
+        </w:rPr>
+        <w:t xml:space="preserve"> και </w:t>
+      </w:r>
+      <w:proofErr w:type="spellStart"/>
+      <w:r>
+        <w:rPr>
+          <w:rFonts w:ascii="Times New Roman" w:eastAsia="Times New Roman" w:hAnsi="Times New Roman" w:cs="Times New Roman"/>
+          <w:kern w:val="0"/>
+          <w:lang w:eastAsia="el-GR"/>
+          <w14:ligatures w14:val="none"/>
+        </w:rPr>
+        <w:t>testing</w:t>
+      </w:r>
+      <w:proofErr w:type="spellEnd"/>
+      <w:r>
+        <w:rPr>
+          <w:rFonts w:ascii="Times New Roman" w:eastAsia="Times New Roman" w:hAnsi="Times New Roman" w:cs="Times New Roman"/>
+          <w:kern w:val="0"/>
+          <w:lang w:eastAsia="el-GR"/>
+          <w14:ligatures w14:val="none"/>
+        </w:rPr>
+        <w:t xml:space="preserve"> </w:t>
+      </w:r>
+      <w:proofErr w:type="spellStart"/>
+      <w:r>
+        <w:rPr>
+          <w:rFonts w:ascii="Times New Roman" w:eastAsia="Times New Roman" w:hAnsi="Times New Roman" w:cs="Times New Roman"/>
+          <w:kern w:val="0"/>
+          <w:lang w:eastAsia="el-GR"/>
+          <w14:ligatures w14:val="none"/>
+        </w:rPr>
+        <w:t>set</w:t>
+      </w:r>
+      <w:proofErr w:type="spellEnd"/>
+      <w:r>
+        <w:rPr>
+          <w:rFonts w:ascii="Times New Roman" w:eastAsia="Times New Roman" w:hAnsi="Times New Roman" w:cs="Times New Roman"/>
+          <w:kern w:val="0"/>
+          <w:lang w:eastAsia="el-GR"/>
+          <w14:ligatures w14:val="none"/>
+        </w:rPr>
+        <w:t>.</w:t>
+      </w:r>
+    </w:p>
+    <w:p>
+      <w:pPr>
+        <w:rPr>
+          <w:rFonts w:ascii="Times New Roman" w:eastAsia="Times New Roman" w:hAnsi="Times New Roman" w:cs="Times New Roman"/>
+          <w:kern w:val="0"/>
+          <w:lang w:eastAsia="el-GR"/>
+          <w14:ligatures w14:val="none"/>
+        </w:rPr>
+      </w:pPr>
+    </w:p>
+    <w:p>
+      <w:pPr>
+        <w:rPr>
+          <w:rFonts w:ascii="Times New Roman" w:eastAsia="Times New Roman" w:hAnsi="Times New Roman" w:cs="Times New Roman"/>
+          <w:b/>
+          <w:bCs/>
+          <w:kern w:val="0"/>
+          <w:sz w:val="28"/>
+          <w:szCs w:val="28"/>
+          <w:lang w:val="en-US" w:eastAsia="el-GR"/>
+          <w14:ligatures w14:val="none"/>
+        </w:rPr>
+      </w:pPr>
+      <w:r>
+        <w:rPr>
+          <w:rFonts w:ascii="Times New Roman" w:eastAsia="Times New Roman" w:hAnsi="Times New Roman" w:cs="Times New Roman"/>
+          <w:b/>
+          <w:bCs/>
+          <w:kern w:val="0"/>
+          <w:sz w:val="28"/>
+          <w:szCs w:val="28"/>
+          <w:lang w:val="en-US" w:eastAsia="el-GR"/>
+          <w14:ligatures w14:val="none"/>
+        </w:rPr>
+        <w:t xml:space="preserve">4. </w:t>
+      </w:r>
+      <w:r>
+        <w:rPr>
+          <w:rFonts w:ascii="Times New Roman" w:eastAsia="Times New Roman" w:hAnsi="Times New Roman" w:cs="Times New Roman"/>
+          <w:b/>
+          <w:bCs/>
+          <w:kern w:val="0"/>
+          <w:sz w:val="28"/>
+          <w:szCs w:val="28"/>
+          <w:lang w:val="en-US" w:eastAsia="el-GR"/>
+          <w14:ligatures w14:val="none"/>
+        </w:rPr>
+        <w:t>Retail Sales Analysis</w:t>
+      </w:r>
+    </w:p>
+    <w:p>
+      <w:pPr>
+        <w:rPr>
+          <w:rFonts w:ascii="Times New Roman" w:eastAsia="Times New Roman" w:hAnsi="Times New Roman" w:cs="Times New Roman"/>
+          <w:b/>
+          <w:bCs/>
+          <w:kern w:val="0"/>
+          <w:sz w:val="28"/>
+          <w:szCs w:val="28"/>
+          <w:lang w:val="en-US" w:eastAsia="el-GR"/>
+          <w14:ligatures w14:val="none"/>
+        </w:rPr>
+      </w:pPr>
+    </w:p>
+    <w:p>
+      <w:pPr>
+        <w:rPr>
+          <w:rFonts w:ascii="Times New Roman" w:hAnsi="Times New Roman" w:cs="Times New Roman"/>
+          <w:lang w:val="en-US"/>
+        </w:rPr>
+      </w:pPr>
+      <w:r>
+        <w:rPr>
+          <w:rFonts w:ascii="Times New Roman" w:hAnsi="Times New Roman" w:cs="Times New Roman"/>
+          <w:lang w:val="en-US"/>
+        </w:rPr>
+        <w:t xml:space="preserve">4.1 </w:t>
+      </w:r>
+      <w:r>
+        <w:rPr>
+          <w:rFonts w:ascii="Times New Roman" w:hAnsi="Times New Roman" w:cs="Times New Roman"/>
+        </w:rPr>
+        <w:t>Περιγραφή</w:t>
+      </w:r>
+      <w:r>
+        <w:rPr>
+          <w:rFonts w:ascii="Times New Roman" w:hAnsi="Times New Roman" w:cs="Times New Roman"/>
+          <w:lang w:val="en-US"/>
+        </w:rPr>
+        <w:t xml:space="preserve"> </w:t>
+      </w:r>
+      <w:r>
+        <w:rPr>
+          <w:rFonts w:ascii="Times New Roman" w:hAnsi="Times New Roman" w:cs="Times New Roman"/>
+        </w:rPr>
+        <w:t>του</w:t>
+      </w:r>
+      <w:r>
+        <w:rPr>
+          <w:rFonts w:ascii="Times New Roman" w:hAnsi="Times New Roman" w:cs="Times New Roman"/>
+          <w:lang w:val="en-US"/>
+        </w:rPr>
+        <w:t xml:space="preserve"> </w:t>
+      </w:r>
+      <w:r>
+        <w:rPr>
+          <w:rFonts w:ascii="Times New Roman" w:hAnsi="Times New Roman" w:cs="Times New Roman"/>
+          <w:lang w:val="en-US"/>
+        </w:rPr>
+        <w:t>Dataset</w:t>
+      </w:r>
+    </w:p>
+    <w:p>
+      <w:pPr>
+        <w:rPr>
+          <w:rFonts w:ascii="Times New Roman" w:hAnsi="Times New Roman" w:cs="Times New Roman"/>
+          <w:lang w:val="en-US"/>
+        </w:rPr>
+      </w:pPr>
+    </w:p>
+    <w:p>
+      <w:pPr>
+        <w:rPr>
+          <w:rFonts w:ascii="Times New Roman" w:hAnsi="Times New Roman" w:cs="Times New Roman"/>
+          <w:lang w:val="en-US"/>
+        </w:rPr>
+      </w:pPr>
     </w:p>
     <w:sectPr>
       <w:pgSz w:w="11906" w:h="16838"/>
@@ -1638,6 +6177,62 @@
       <w:spacing w:val="5"/>
     </w:rPr>
   </w:style>
+  <w:style w:type="table" w:styleId="aa">
+    <w:name w:val="Table Grid"/>
+    <w:basedOn w:val="a1"/>
+    <w:uiPriority w:val="39"/>
+    <w:rsid w:val="00730FA7"/>
+    <w:tblPr>
+      <w:tblBorders>
+        <w:top w:val="single" w:sz="4" w:space="0" w:color="auto"/>
+        <w:left w:val="single" w:sz="4" w:space="0" w:color="auto"/>
+        <w:bottom w:val="single" w:sz="4" w:space="0" w:color="auto"/>
+        <w:right w:val="single" w:sz="4" w:space="0" w:color="auto"/>
+        <w:insideH w:val="single" w:sz="4" w:space="0" w:color="auto"/>
+        <w:insideV w:val="single" w:sz="4" w:space="0" w:color="auto"/>
+      </w:tblBorders>
+    </w:tblPr>
+  </w:style>
+  <w:style w:type="paragraph" w:styleId="Web">
+    <w:name w:val="Normal (Web)"/>
+    <w:basedOn w:val="a"/>
+    <w:uiPriority w:val="99"/>
+    <w:unhideWhenUsed/>
+    <w:rsid w:val="006F7053"/>
+    <w:pPr>
+      <w:spacing w:before="100" w:beforeAutospacing="1" w:after="100" w:afterAutospacing="1"/>
+    </w:pPr>
+    <w:rPr>
+      <w:rFonts w:ascii="Times New Roman" w:eastAsia="Times New Roman" w:hAnsi="Times New Roman" w:cs="Times New Roman"/>
+      <w:kern w:val="0"/>
+      <w:lang w:eastAsia="el-GR"/>
+      <w14:ligatures w14:val="none"/>
+    </w:rPr>
+  </w:style>
+  <w:style w:type="character" w:styleId="ab">
+    <w:name w:val="Strong"/>
+    <w:basedOn w:val="a0"/>
+    <w:uiPriority w:val="22"/>
+    <w:qFormat/>
+    <w:rsid w:val="006F7053"/>
+    <w:rPr>
+      <w:b/>
+      <w:bCs/>
+    </w:rPr>
+  </w:style>
+  <w:style w:type="character" w:styleId="HTML">
+    <w:name w:val="HTML Code"/>
+    <w:basedOn w:val="a0"/>
+    <w:uiPriority w:val="99"/>
+    <w:semiHidden/>
+    <w:unhideWhenUsed/>
+    <w:rsid w:val="006F7053"/>
+    <w:rPr>
+      <w:rFonts w:ascii="Courier New" w:eastAsia="Times New Roman" w:hAnsi="Courier New" w:cs="Courier New"/>
+      <w:sz w:val="20"/>
+      <w:szCs w:val="20"/>
+    </w:rPr>
+  </w:style>
 </w:styles>
 </file>
 

--- a/Report/AI and Machine Learning Case Studies Using RapidMiner.docx
+++ b/Report/AI and Machine Learning Case Studies Using RapidMiner.docx
@@ -1,17 +1,21 @@
 
 <file path=word/document.xml><?xml version="1.0" encoding="utf-8"?>
-<w:document xmlns:wpc="http://schemas.microsoft.com/office/word/2010/wordprocessingCanvas" xmlns:cx="http://schemas.microsoft.com/office/drawing/2014/chartex" xmlns:cx1="http://schemas.microsoft.com/office/drawing/2015/9/8/chartex" xmlns:cx2="http://schemas.microsoft.com/office/drawing/2015/10/21/chartex" xmlns:cx3="http://schemas.microsoft.com/office/drawing/2016/5/9/chartex" xmlns:cx4="http://schemas.microsoft.com/office/drawing/2016/5/10/chartex" xmlns:cx5="http://schemas.microsoft.com/office/drawing/2016/5/11/chartex" xmlns:cx6="http://schemas.microsoft.com/office/drawing/2016/5/12/chartex" xmlns:cx7="http://schemas.microsoft.com/office/drawing/2016/5/13/chartex" xmlns:cx8="http://schemas.microsoft.com/office/drawing/2016/5/14/chartex" xmlns:mc="http://schemas.openxmlformats.org/markup-compatibility/2006" xmlns:m="http://schemas.openxmlformats.org/officeDocument/2006/math" xmlns:aink="http://schemas.microsoft.com/office/drawing/2016/ink" xmlns:am3d="http://schemas.microsoft.com/office/drawing/2017/model3d" xmlns:oel="http://schemas.microsoft.com/office/2019/extlst" xmlns:r="http://schemas.openxmlformats.org/officeDocument/2006/relationships" xmlns:wp14="http://schemas.microsoft.com/office/word/2010/wordprocessingDrawing" xmlns:wp="http://schemas.openxmlformats.org/drawingml/2006/wordprocessingDrawing" xmlns:wpg="http://schemas.microsoft.com/office/word/2010/wordprocessingGroup" xmlns:wpi="http://schemas.microsoft.com/office/word/2010/wordprocessingInk" xmlns:wps="http://schemas.microsoft.com/office/word/2010/wordprocessingShape" xmlns:o="urn:schemas-microsoft-com:office:office" xmlns:v="urn:schemas-microsoft-com:vml" xmlns:w10="urn:schemas-microsoft-com:office:word" xmlns:w="http://schemas.openxmlformats.org/wordprocessingml/2006/main" xmlns:w14="http://schemas.microsoft.com/office/word/2010/wordml" xmlns:w15="http://schemas.microsoft.com/office/word/2012/wordml" xmlns:w16cex="http://schemas.microsoft.com/office/word/2018/wordml/cex" xmlns:w16cid="http://schemas.microsoft.com/office/word/2016/wordml/cid" xmlns:w16="http://schemas.microsoft.com/office/word/2018/wordml" xmlns:w16sdtdh="http://schemas.microsoft.com/office/word/2020/wordml/sdtdatahash" xmlns:w16sdtfl="http://schemas.microsoft.com/office/word/2024/wordml/sdtformatlock" xmlns:w16se="http://schemas.microsoft.com/office/word/2015/wordml/symex" xmlns:w16du="http://schemas.microsoft.com/office/word/2023/wordml/word16du" xmlns:wne="http://schemas.microsoft.com/office/word/2006/wordml" mc:Ignorable="w14 w15 w16se w16cid w16 w16cex w16sdtdh w16sdtfl w16du wp14">
+<w:document xmlns:wpc="http://schemas.microsoft.com/office/word/2010/wordprocessingCanvas" xmlns:cx="http://schemas.microsoft.com/office/drawing/2014/chartex" xmlns:cx1="http://schemas.microsoft.com/office/drawing/2015/9/8/chartex" xmlns:cx2="http://schemas.microsoft.com/office/drawing/2015/10/21/chartex" xmlns:cx3="http://schemas.microsoft.com/office/drawing/2016/5/9/chartex" xmlns:cx4="http://schemas.microsoft.com/office/drawing/2016/5/10/chartex" xmlns:cx5="http://schemas.microsoft.com/office/drawing/2016/5/11/chartex" xmlns:cx6="http://schemas.microsoft.com/office/drawing/2016/5/12/chartex" xmlns:cx7="http://schemas.microsoft.com/office/drawing/2016/5/13/chartex" xmlns:cx8="http://schemas.microsoft.com/office/drawing/2016/5/14/chartex" xmlns:mc="http://schemas.openxmlformats.org/markup-compatibility/2006" xmlns:aink="http://schemas.microsoft.com/office/drawing/2016/ink" xmlns:am3d="http://schemas.microsoft.com/office/drawing/2017/model3d" xmlns:o="urn:schemas-microsoft-com:office:office" xmlns:oel="http://schemas.microsoft.com/office/2019/extlst" xmlns:r="http://schemas.openxmlformats.org/officeDocument/2006/relationships" xmlns:m="http://schemas.openxmlformats.org/officeDocument/2006/math" xmlns:v="urn:schemas-microsoft-com:vml" xmlns:wp14="http://schemas.microsoft.com/office/word/2010/wordprocessingDrawing" xmlns:wp="http://schemas.openxmlformats.org/drawingml/2006/wordprocessingDrawing" xmlns:w10="urn:schemas-microsoft-com:office:word" xmlns:w="http://schemas.openxmlformats.org/wordprocessingml/2006/main" xmlns:w14="http://schemas.microsoft.com/office/word/2010/wordml" xmlns:w15="http://schemas.microsoft.com/office/word/2012/wordml" xmlns:w16cex="http://schemas.microsoft.com/office/word/2018/wordml/cex" xmlns:w16cid="http://schemas.microsoft.com/office/word/2016/wordml/cid" xmlns:w16="http://schemas.microsoft.com/office/word/2018/wordml" xmlns:w16du="http://schemas.microsoft.com/office/word/2023/wordml/word16du" xmlns:w16sdtdh="http://schemas.microsoft.com/office/word/2020/wordml/sdtdatahash" xmlns:w16sdtfl="http://schemas.microsoft.com/office/word/2024/wordml/sdtformatlock" xmlns:w16se="http://schemas.microsoft.com/office/word/2015/wordml/symex" xmlns:wpg="http://schemas.microsoft.com/office/word/2010/wordprocessingGroup" xmlns:wpi="http://schemas.microsoft.com/office/word/2010/wordprocessingInk" xmlns:wne="http://schemas.microsoft.com/office/word/2006/wordml" xmlns:wps="http://schemas.microsoft.com/office/word/2010/wordprocessingShape" mc:Ignorable="w14 w15 w16se w16cid w16 w16cex w16sdtdh w16sdtfl w16du wp14">
   <w:body>
     <w:p>
       <w:pPr>
         <w:rPr>
           <w:rFonts w:ascii="Times New Roman" w:hAnsi="Times New Roman" w:cs="Times New Roman"/>
-          <w:lang w:val="en-US"/>
-        </w:rPr>
-      </w:pPr>
-      <w:r>
-        <w:rPr>
-          <w:rFonts w:ascii="Times New Roman" w:hAnsi="Times New Roman" w:cs="Times New Roman"/>
+          <w:sz w:val="32"/>
+          <w:szCs w:val="32"/>
+          <w:lang w:val="en-US"/>
+        </w:rPr>
+      </w:pPr>
+      <w:r>
+        <w:rPr>
+          <w:rFonts w:ascii="Times New Roman" w:hAnsi="Times New Roman" w:cs="Times New Roman"/>
+          <w:sz w:val="32"/>
+          <w:szCs w:val="32"/>
           <w:lang w:val="en-US"/>
         </w:rPr>
         <w:t>AI and Machine Learning Case Studies Using RapidMiner</w:t>
@@ -627,6 +631,7 @@
       <w:pPr>
         <w:rPr>
           <w:rFonts w:ascii="Times New Roman" w:hAnsi="Times New Roman" w:cs="Times New Roman"/>
+          <w:lang w:val="en-US"/>
         </w:rPr>
       </w:pPr>
     </w:p>
@@ -659,19 +664,20 @@
     </w:p>
     <w:tbl>
       <w:tblPr>
-        <w:tblStyle w:val="aa"/>
+        <w:tblStyle w:val="TableGrid"/>
         <w:tblW w:w="9493" w:type="dxa"/>
         <w:tblLook w:val="04A0" w:firstRow="1" w:lastRow="0" w:firstColumn="1" w:lastColumn="0" w:noHBand="0" w:noVBand="1"/>
       </w:tblPr>
       <w:tblGrid>
-        <w:gridCol w:w="2765"/>
-        <w:gridCol w:w="2765"/>
-        <w:gridCol w:w="3963"/>
+        <w:gridCol w:w="2122"/>
+        <w:gridCol w:w="2409"/>
+        <w:gridCol w:w="4962"/>
       </w:tblGrid>
       <w:tr>
         <w:tc>
           <w:tcPr>
-            <w:tcW w:w="2765" w:type="dxa"/>
+            <w:tcW w:w="2122" w:type="dxa"/>
+            <w:shd w:val="clear" w:color="auto" w:fill="D1D1D1" w:themeFill="background2" w:themeFillShade="E6"/>
           </w:tcPr>
           <w:p>
             <w:pPr>
@@ -689,7 +695,8 @@
         </w:tc>
         <w:tc>
           <w:tcPr>
-            <w:tcW w:w="2765" w:type="dxa"/>
+            <w:tcW w:w="2409" w:type="dxa"/>
+            <w:shd w:val="clear" w:color="auto" w:fill="D1D1D1" w:themeFill="background2" w:themeFillShade="E6"/>
           </w:tcPr>
           <w:p>
             <w:pPr>
@@ -707,7 +714,8 @@
         </w:tc>
         <w:tc>
           <w:tcPr>
-            <w:tcW w:w="3963" w:type="dxa"/>
+            <w:tcW w:w="4962" w:type="dxa"/>
+            <w:shd w:val="clear" w:color="auto" w:fill="D1D1D1" w:themeFill="background2" w:themeFillShade="E6"/>
           </w:tcPr>
           <w:p>
             <w:pPr>
@@ -727,7 +735,7 @@
       <w:tr>
         <w:tc>
           <w:tcPr>
-            <w:tcW w:w="2765" w:type="dxa"/>
+            <w:tcW w:w="2122" w:type="dxa"/>
           </w:tcPr>
           <w:p>
             <w:pPr>
@@ -747,7 +755,7 @@
         </w:tc>
         <w:tc>
           <w:tcPr>
-            <w:tcW w:w="2765" w:type="dxa"/>
+            <w:tcW w:w="2409" w:type="dxa"/>
           </w:tcPr>
           <w:p>
             <w:pPr>
@@ -765,7 +773,7 @@
         </w:tc>
         <w:tc>
           <w:tcPr>
-            <w:tcW w:w="3963" w:type="dxa"/>
+            <w:tcW w:w="4962" w:type="dxa"/>
           </w:tcPr>
           <w:p>
             <w:pPr>
@@ -785,7 +793,7 @@
       <w:tr>
         <w:tc>
           <w:tcPr>
-            <w:tcW w:w="2765" w:type="dxa"/>
+            <w:tcW w:w="2122" w:type="dxa"/>
           </w:tcPr>
           <w:p>
             <w:pPr>
@@ -805,7 +813,7 @@
         </w:tc>
         <w:tc>
           <w:tcPr>
-            <w:tcW w:w="2765" w:type="dxa"/>
+            <w:tcW w:w="2409" w:type="dxa"/>
           </w:tcPr>
           <w:p>
             <w:pPr>
@@ -823,7 +831,7 @@
         </w:tc>
         <w:tc>
           <w:tcPr>
-            <w:tcW w:w="3963" w:type="dxa"/>
+            <w:tcW w:w="4962" w:type="dxa"/>
           </w:tcPr>
           <w:p>
             <w:pPr>
@@ -843,7 +851,7 @@
       <w:tr>
         <w:tc>
           <w:tcPr>
-            <w:tcW w:w="2765" w:type="dxa"/>
+            <w:tcW w:w="2122" w:type="dxa"/>
           </w:tcPr>
           <w:p>
             <w:pPr>
@@ -872,7 +880,7 @@
         </w:tc>
         <w:tc>
           <w:tcPr>
-            <w:tcW w:w="2765" w:type="dxa"/>
+            <w:tcW w:w="2409" w:type="dxa"/>
           </w:tcPr>
           <w:p>
             <w:pPr>
@@ -890,7 +898,7 @@
         </w:tc>
         <w:tc>
           <w:tcPr>
-            <w:tcW w:w="3963" w:type="dxa"/>
+            <w:tcW w:w="4962" w:type="dxa"/>
           </w:tcPr>
           <w:p>
             <w:pPr>
@@ -910,7 +918,7 @@
       <w:tr>
         <w:tc>
           <w:tcPr>
-            <w:tcW w:w="2765" w:type="dxa"/>
+            <w:tcW w:w="2122" w:type="dxa"/>
           </w:tcPr>
           <w:p>
             <w:pPr>
@@ -930,7 +938,7 @@
         </w:tc>
         <w:tc>
           <w:tcPr>
-            <w:tcW w:w="2765" w:type="dxa"/>
+            <w:tcW w:w="2409" w:type="dxa"/>
           </w:tcPr>
           <w:p>
             <w:pPr>
@@ -948,7 +956,7 @@
         </w:tc>
         <w:tc>
           <w:tcPr>
-            <w:tcW w:w="3963" w:type="dxa"/>
+            <w:tcW w:w="4962" w:type="dxa"/>
           </w:tcPr>
           <w:p>
             <w:pPr>
@@ -968,7 +976,7 @@
       <w:tr>
         <w:tc>
           <w:tcPr>
-            <w:tcW w:w="2765" w:type="dxa"/>
+            <w:tcW w:w="2122" w:type="dxa"/>
           </w:tcPr>
           <w:p>
             <w:pPr>
@@ -990,7 +998,7 @@
         </w:tc>
         <w:tc>
           <w:tcPr>
-            <w:tcW w:w="2765" w:type="dxa"/>
+            <w:tcW w:w="2409" w:type="dxa"/>
           </w:tcPr>
           <w:p>
             <w:pPr>
@@ -1008,7 +1016,7 @@
         </w:tc>
         <w:tc>
           <w:tcPr>
-            <w:tcW w:w="3963" w:type="dxa"/>
+            <w:tcW w:w="4962" w:type="dxa"/>
           </w:tcPr>
           <w:p>
             <w:pPr>
@@ -1028,7 +1036,7 @@
       <w:tr>
         <w:tc>
           <w:tcPr>
-            <w:tcW w:w="2765" w:type="dxa"/>
+            <w:tcW w:w="2122" w:type="dxa"/>
           </w:tcPr>
           <w:p>
             <w:pPr>
@@ -1048,7 +1056,7 @@
         </w:tc>
         <w:tc>
           <w:tcPr>
-            <w:tcW w:w="2765" w:type="dxa"/>
+            <w:tcW w:w="2409" w:type="dxa"/>
           </w:tcPr>
           <w:p>
             <w:pPr>
@@ -1066,7 +1074,7 @@
         </w:tc>
         <w:tc>
           <w:tcPr>
-            <w:tcW w:w="3963" w:type="dxa"/>
+            <w:tcW w:w="4962" w:type="dxa"/>
           </w:tcPr>
           <w:p>
             <w:pPr>
@@ -1604,7 +1612,7 @@
         <w:rPr>
           <w:rFonts w:ascii="Times New Roman" w:hAnsi="Times New Roman" w:cs="Times New Roman"/>
         </w:rPr>
-        <w:t>. Μέσα από την προεπισκόπηση των δεδομένων επιβεβαιώθηκε ότι το αρχείο έχει φορτωθεί σωστά και ότι οι βασικές μεταβλητές είναι διαθέσιμες για την επόμενη φάση της ανάλυσης.</w:t>
+        <w:t xml:space="preserve">. </w:t>
       </w:r>
     </w:p>
     <w:p>
@@ -3731,7 +3739,7 @@
     </w:p>
     <w:p>
       <w:pPr>
-        <w:pStyle w:val="Web"/>
+        <w:pStyle w:val="NormalWeb"/>
       </w:pPr>
       <w:r>
         <w:t xml:space="preserve">Το παρακάτω </w:t>
@@ -3755,7 +3763,7 @@
       <w:proofErr w:type="spellStart"/>
       <w:r>
         <w:rPr>
-          <w:rStyle w:val="HTML"/>
+          <w:rStyle w:val="HTMLCode"/>
           <w:rFonts w:ascii="Times New Roman" w:hAnsi="Times New Roman" w:cs="Times New Roman"/>
         </w:rPr>
         <w:t>Drug</w:t>
@@ -3767,7 +3775,7 @@
       <w:proofErr w:type="spellStart"/>
       <w:r>
         <w:rPr>
-          <w:rStyle w:val="HTML"/>
+          <w:rStyle w:val="HTMLCode"/>
           <w:rFonts w:ascii="Times New Roman" w:hAnsi="Times New Roman" w:cs="Times New Roman"/>
         </w:rPr>
         <w:t>Na_to_K</w:t>
@@ -3779,7 +3787,7 @@
       <w:proofErr w:type="spellStart"/>
       <w:r>
         <w:rPr>
-          <w:rStyle w:val="HTML"/>
+          <w:rStyle w:val="HTMLCode"/>
           <w:rFonts w:ascii="Times New Roman" w:hAnsi="Times New Roman" w:cs="Times New Roman"/>
         </w:rPr>
         <w:t>Na_to_K</w:t>
@@ -3791,7 +3799,7 @@
       <w:proofErr w:type="spellStart"/>
       <w:r>
         <w:rPr>
-          <w:rStyle w:val="HTML"/>
+          <w:rStyle w:val="HTMLCode"/>
           <w:rFonts w:ascii="Times New Roman" w:hAnsi="Times New Roman" w:cs="Times New Roman"/>
         </w:rPr>
         <w:t>drugY</w:t>
@@ -3802,7 +3810,7 @@
       </w:r>
       <w:r>
         <w:rPr>
-          <w:rStyle w:val="HTML"/>
+          <w:rStyle w:val="HTMLCode"/>
           <w:rFonts w:ascii="Times New Roman" w:hAnsi="Times New Roman" w:cs="Times New Roman"/>
         </w:rPr>
         <w:t>BP</w:t>
@@ -3812,7 +3820,7 @@
       </w:r>
       <w:r>
         <w:rPr>
-          <w:rStyle w:val="HTML"/>
+          <w:rStyle w:val="HTMLCode"/>
           <w:rFonts w:ascii="Times New Roman" w:hAnsi="Times New Roman" w:cs="Times New Roman"/>
         </w:rPr>
         <w:t>NORMAL</w:t>
@@ -3823,7 +3831,7 @@
       <w:proofErr w:type="spellStart"/>
       <w:r>
         <w:rPr>
-          <w:rStyle w:val="HTML"/>
+          <w:rStyle w:val="HTMLCode"/>
           <w:rFonts w:ascii="Times New Roman" w:hAnsi="Times New Roman" w:cs="Times New Roman"/>
         </w:rPr>
         <w:t>drugX</w:t>
@@ -3834,7 +3842,7 @@
       </w:r>
       <w:r>
         <w:rPr>
-          <w:rStyle w:val="HTML"/>
+          <w:rStyle w:val="HTMLCode"/>
           <w:rFonts w:ascii="Times New Roman" w:hAnsi="Times New Roman" w:cs="Times New Roman"/>
         </w:rPr>
         <w:t>HIGH</w:t>
@@ -3845,7 +3853,7 @@
       <w:proofErr w:type="spellStart"/>
       <w:r>
         <w:rPr>
-          <w:rStyle w:val="HTML"/>
+          <w:rStyle w:val="HTMLCode"/>
           <w:rFonts w:ascii="Times New Roman" w:hAnsi="Times New Roman" w:cs="Times New Roman"/>
         </w:rPr>
         <w:t>drugB</w:t>
@@ -3857,7 +3865,7 @@
       <w:proofErr w:type="spellStart"/>
       <w:r>
         <w:rPr>
-          <w:rStyle w:val="HTML"/>
+          <w:rStyle w:val="HTMLCode"/>
           <w:rFonts w:ascii="Times New Roman" w:hAnsi="Times New Roman" w:cs="Times New Roman"/>
         </w:rPr>
         <w:t>drugA</w:t>
@@ -3868,7 +3876,7 @@
       </w:r>
       <w:r>
         <w:rPr>
-          <w:rStyle w:val="HTML"/>
+          <w:rStyle w:val="HTMLCode"/>
           <w:rFonts w:ascii="Times New Roman" w:hAnsi="Times New Roman" w:cs="Times New Roman"/>
         </w:rPr>
         <w:t>LOW</w:t>
@@ -3879,7 +3887,7 @@
       <w:proofErr w:type="spellStart"/>
       <w:r>
         <w:rPr>
-          <w:rStyle w:val="HTML"/>
+          <w:rStyle w:val="HTMLCode"/>
           <w:rFonts w:ascii="Times New Roman" w:hAnsi="Times New Roman" w:cs="Times New Roman"/>
         </w:rPr>
         <w:t>Cholesterol</w:t>
@@ -3890,7 +3898,7 @@
       </w:r>
       <w:r>
         <w:rPr>
-          <w:rStyle w:val="HTML"/>
+          <w:rStyle w:val="HTMLCode"/>
           <w:rFonts w:ascii="Times New Roman" w:hAnsi="Times New Roman" w:cs="Times New Roman"/>
         </w:rPr>
         <w:t>HIGH</w:t>
@@ -3901,7 +3909,7 @@
       <w:proofErr w:type="spellStart"/>
       <w:r>
         <w:rPr>
-          <w:rStyle w:val="HTML"/>
+          <w:rStyle w:val="HTMLCode"/>
           <w:rFonts w:ascii="Times New Roman" w:hAnsi="Times New Roman" w:cs="Times New Roman"/>
         </w:rPr>
         <w:t>drugC</w:t>
@@ -3912,7 +3920,7 @@
       </w:r>
       <w:r>
         <w:rPr>
-          <w:rStyle w:val="HTML"/>
+          <w:rStyle w:val="HTMLCode"/>
           <w:rFonts w:ascii="Times New Roman" w:hAnsi="Times New Roman" w:cs="Times New Roman"/>
         </w:rPr>
         <w:t>NORMAL</w:t>
@@ -3923,7 +3931,7 @@
       <w:proofErr w:type="spellStart"/>
       <w:r>
         <w:rPr>
-          <w:rStyle w:val="HTML"/>
+          <w:rStyle w:val="HTMLCode"/>
           <w:rFonts w:ascii="Times New Roman" w:hAnsi="Times New Roman" w:cs="Times New Roman"/>
         </w:rPr>
         <w:t>drugX</w:t>
@@ -3935,7 +3943,7 @@
       <w:proofErr w:type="spellStart"/>
       <w:r>
         <w:rPr>
-          <w:rStyle w:val="HTML"/>
+          <w:rStyle w:val="HTMLCode"/>
           <w:rFonts w:ascii="Times New Roman" w:hAnsi="Times New Roman" w:cs="Times New Roman"/>
         </w:rPr>
         <w:t>Na_to_K</w:t>
@@ -3946,7 +3954,7 @@
       </w:r>
       <w:r>
         <w:rPr>
-          <w:rStyle w:val="HTML"/>
+          <w:rStyle w:val="HTMLCode"/>
           <w:rFonts w:ascii="Times New Roman" w:hAnsi="Times New Roman" w:cs="Times New Roman"/>
         </w:rPr>
         <w:t>BP</w:t>
@@ -3957,7 +3965,7 @@
       <w:proofErr w:type="spellStart"/>
       <w:r>
         <w:rPr>
-          <w:rStyle w:val="HTML"/>
+          <w:rStyle w:val="HTMLCode"/>
           <w:rFonts w:ascii="Times New Roman" w:hAnsi="Times New Roman" w:cs="Times New Roman"/>
         </w:rPr>
         <w:t>Age</w:t>
@@ -3969,7 +3977,7 @@
       <w:proofErr w:type="spellStart"/>
       <w:r>
         <w:rPr>
-          <w:rStyle w:val="HTML"/>
+          <w:rStyle w:val="HTMLCode"/>
           <w:rFonts w:ascii="Times New Roman" w:hAnsi="Times New Roman" w:cs="Times New Roman"/>
         </w:rPr>
         <w:t>Cholesterol</w:t>
@@ -3981,7 +3989,7 @@
     </w:p>
     <w:p>
       <w:pPr>
-        <w:pStyle w:val="Web"/>
+        <w:pStyle w:val="NormalWeb"/>
       </w:pPr>
       <w:r>
         <w:rPr>
@@ -4021,7 +4029,7 @@
     </w:p>
     <w:p>
       <w:pPr>
-        <w:pStyle w:val="Web"/>
+        <w:pStyle w:val="NormalWeb"/>
         <w:rPr>
           <w:lang w:val="en-US"/>
         </w:rPr>
@@ -4082,7 +4090,7 @@
       </w:r>
       <w:r>
         <w:rPr>
-          <w:rStyle w:val="ab"/>
+          <w:rStyle w:val="Strong"/>
           <w:b w:val="0"/>
           <w:bCs w:val="0"/>
           <w:i/>
@@ -4091,24 +4099,23 @@
           <w:szCs w:val="20"/>
           <w:lang w:val="en-US"/>
         </w:rPr>
-        <w:t>Figure 1</w:t>
-      </w:r>
-      <w:r>
-        <w:rPr>
-          <w:rStyle w:val="ab"/>
+        <w:t xml:space="preserve">Figure 11: </w:t>
+      </w:r>
+      <w:r>
+        <w:rPr>
+          <w:rStyle w:val="Strong"/>
           <w:b w:val="0"/>
           <w:bCs w:val="0"/>
           <w:i/>
           <w:iCs/>
           <w:sz w:val="20"/>
           <w:szCs w:val="20"/>
-          <w:lang w:val="en-US"/>
-        </w:rPr>
-        <w:t>0</w:t>
-      </w:r>
-      <w:r>
-        <w:rPr>
-          <w:rStyle w:val="ab"/>
+        </w:rPr>
+        <w:t>Τελικό</w:t>
+      </w:r>
+      <w:r>
+        <w:rPr>
+          <w:rStyle w:val="Strong"/>
           <w:b w:val="0"/>
           <w:bCs w:val="0"/>
           <w:i/>
@@ -4117,11 +4124,11 @@
           <w:szCs w:val="20"/>
           <w:lang w:val="en-US"/>
         </w:rPr>
-        <w:t xml:space="preserve">: </w:t>
-      </w:r>
-      <w:r>
-        <w:rPr>
-          <w:rStyle w:val="ab"/>
+        <w:t xml:space="preserve"> </w:t>
+      </w:r>
+      <w:r>
+        <w:rPr>
+          <w:rStyle w:val="Strong"/>
           <w:b w:val="0"/>
           <w:bCs w:val="0"/>
           <w:i/>
@@ -4129,11 +4136,11 @@
           <w:sz w:val="20"/>
           <w:szCs w:val="20"/>
         </w:rPr>
-        <w:t>Τελικό</w:t>
-      </w:r>
-      <w:r>
-        <w:rPr>
-          <w:rStyle w:val="ab"/>
+        <w:t>μοντέλο</w:t>
+      </w:r>
+      <w:r>
+        <w:rPr>
+          <w:rStyle w:val="Strong"/>
           <w:b w:val="0"/>
           <w:bCs w:val="0"/>
           <w:i/>
@@ -4142,11 +4149,11 @@
           <w:szCs w:val="20"/>
           <w:lang w:val="en-US"/>
         </w:rPr>
-        <w:t xml:space="preserve"> </w:t>
-      </w:r>
-      <w:r>
-        <w:rPr>
-          <w:rStyle w:val="ab"/>
+        <w:t xml:space="preserve"> Decision Tree </w:t>
+      </w:r>
+      <w:r>
+        <w:rPr>
+          <w:rStyle w:val="Strong"/>
           <w:b w:val="0"/>
           <w:bCs w:val="0"/>
           <w:i/>
@@ -4154,11 +4161,11 @@
           <w:sz w:val="20"/>
           <w:szCs w:val="20"/>
         </w:rPr>
-        <w:t>μοντέλο</w:t>
-      </w:r>
-      <w:r>
-        <w:rPr>
-          <w:rStyle w:val="ab"/>
+        <w:t>στο</w:t>
+      </w:r>
+      <w:r>
+        <w:rPr>
+          <w:rStyle w:val="Strong"/>
           <w:b w:val="0"/>
           <w:bCs w:val="0"/>
           <w:i/>
@@ -4167,37 +4174,12 @@
           <w:szCs w:val="20"/>
           <w:lang w:val="en-US"/>
         </w:rPr>
-        <w:t xml:space="preserve"> Decision Tree </w:t>
-      </w:r>
-      <w:r>
-        <w:rPr>
-          <w:rStyle w:val="ab"/>
-          <w:b w:val="0"/>
-          <w:bCs w:val="0"/>
-          <w:i/>
-          <w:iCs/>
-          <w:sz w:val="20"/>
-          <w:szCs w:val="20"/>
-        </w:rPr>
-        <w:t>στο</w:t>
-      </w:r>
-      <w:r>
-        <w:rPr>
-          <w:rStyle w:val="ab"/>
-          <w:b w:val="0"/>
-          <w:bCs w:val="0"/>
-          <w:i/>
-          <w:iCs/>
-          <w:sz w:val="20"/>
-          <w:szCs w:val="20"/>
-          <w:lang w:val="en-US"/>
-        </w:rPr>
         <w:t xml:space="preserve"> RapidMiner</w:t>
       </w:r>
     </w:p>
     <w:p>
       <w:pPr>
-        <w:pStyle w:val="Web"/>
+        <w:pStyle w:val="NormalWeb"/>
         <w:rPr>
           <w:lang w:val="en-US"/>
         </w:rPr>
@@ -4256,7 +4238,7 @@
     </w:p>
     <w:p>
       <w:pPr>
-        <w:pStyle w:val="Web"/>
+        <w:pStyle w:val="NormalWeb"/>
       </w:pPr>
       <w:r>
         <w:t>Για</w:t>
@@ -4450,7 +4432,7 @@
     </w:p>
     <w:p>
       <w:pPr>
-        <w:pStyle w:val="Web"/>
+        <w:pStyle w:val="NormalWeb"/>
         <w:rPr>
           <w:i/>
           <w:iCs/>
@@ -4533,26 +4515,7 @@
           <w:sz w:val="20"/>
           <w:szCs w:val="20"/>
         </w:rPr>
-        <w:t xml:space="preserve"> 1</w:t>
-      </w:r>
-      <w:r>
-        <w:rPr>
-          <w:i/>
-          <w:iCs/>
-          <w:sz w:val="20"/>
-          <w:szCs w:val="20"/>
-          <w:lang w:val="en-US"/>
-        </w:rPr>
-        <w:t>1</w:t>
-      </w:r>
-      <w:r>
-        <w:rPr>
-          <w:i/>
-          <w:iCs/>
-          <w:sz w:val="20"/>
-          <w:szCs w:val="20"/>
-        </w:rPr>
-        <w:t xml:space="preserve">: Διαδικασία αξιολόγησης του </w:t>
+        <w:t xml:space="preserve"> 12: Διαδικασία αξιολόγησης του </w:t>
       </w:r>
       <w:proofErr w:type="spellStart"/>
       <w:r>
@@ -4717,28 +4680,7 @@
           <w:sz w:val="20"/>
           <w:szCs w:val="20"/>
         </w:rPr>
-        <w:t xml:space="preserve"> 1</w:t>
-      </w:r>
-      <w:r>
-        <w:rPr>
-          <w:rFonts w:ascii="Times New Roman" w:hAnsi="Times New Roman" w:cs="Times New Roman"/>
-          <w:i/>
-          <w:iCs/>
-          <w:sz w:val="20"/>
-          <w:szCs w:val="20"/>
-          <w:lang w:val="en-US"/>
-        </w:rPr>
-        <w:t>2</w:t>
-      </w:r>
-      <w:r>
-        <w:rPr>
-          <w:rFonts w:ascii="Times New Roman" w:hAnsi="Times New Roman" w:cs="Times New Roman"/>
-          <w:i/>
-          <w:iCs/>
-          <w:sz w:val="20"/>
-          <w:szCs w:val="20"/>
-        </w:rPr>
-        <w:t xml:space="preserve">: Αποτελέσματα απόδοσης του </w:t>
+        <w:t xml:space="preserve"> 13: Αποτελέσματα απόδοσης του </w:t>
       </w:r>
       <w:proofErr w:type="spellStart"/>
       <w:r>
@@ -5251,7 +5193,6078 @@
       <w:pPr>
         <w:rPr>
           <w:rFonts w:ascii="Times New Roman" w:hAnsi="Times New Roman" w:cs="Times New Roman"/>
-          <w:lang w:val="en-US"/>
+        </w:rPr>
+      </w:pPr>
+      <w:r>
+        <w:rPr>
+          <w:rFonts w:ascii="Times New Roman" w:hAnsi="Times New Roman" w:cs="Times New Roman"/>
+        </w:rPr>
+        <w:t xml:space="preserve">Το δεύτερο </w:t>
+      </w:r>
+      <w:proofErr w:type="spellStart"/>
+      <w:r>
+        <w:rPr>
+          <w:rFonts w:ascii="Times New Roman" w:hAnsi="Times New Roman" w:cs="Times New Roman"/>
+        </w:rPr>
+        <w:t>dataset</w:t>
+      </w:r>
+      <w:proofErr w:type="spellEnd"/>
+      <w:r>
+        <w:rPr>
+          <w:rFonts w:ascii="Times New Roman" w:hAnsi="Times New Roman" w:cs="Times New Roman"/>
+        </w:rPr>
+        <w:t xml:space="preserve"> που χρησιμοποιήθηκε στην εργασία είναι το business.retailsales.csv. Το </w:t>
+      </w:r>
+      <w:proofErr w:type="spellStart"/>
+      <w:r>
+        <w:rPr>
+          <w:rFonts w:ascii="Times New Roman" w:hAnsi="Times New Roman" w:cs="Times New Roman"/>
+        </w:rPr>
+        <w:t>dataset</w:t>
+      </w:r>
+      <w:proofErr w:type="spellEnd"/>
+      <w:r>
+        <w:rPr>
+          <w:rFonts w:ascii="Times New Roman" w:hAnsi="Times New Roman" w:cs="Times New Roman"/>
+        </w:rPr>
+        <w:t xml:space="preserve"> αφορά δεδομένα λιανικών πωλήσεων και περιλαμβάνει πληροφορίες σχετικά με τύπους προϊόντων, ποσότητες πωλήσεων, μικτές πωλήσεις, εκπτώσεις, επιστροφές και τελικές καθαρές πωλήσεις. Στόχος της ανάλυσης είναι να εξεταστεί η οικονομική εικόνα της εταιρείας, να υπολογιστούν βασικά μεγέθη όπως τα έξοδα και το κέρδος, και στη συνέχεια να εφαρμοστούν τεχνικές μηχανικής μάθησης όπως </w:t>
+      </w:r>
+      <w:proofErr w:type="spellStart"/>
+      <w:r>
+        <w:rPr>
+          <w:rFonts w:ascii="Times New Roman" w:hAnsi="Times New Roman" w:cs="Times New Roman"/>
+        </w:rPr>
+        <w:t>Linear</w:t>
+      </w:r>
+      <w:proofErr w:type="spellEnd"/>
+      <w:r>
+        <w:rPr>
+          <w:rFonts w:ascii="Times New Roman" w:hAnsi="Times New Roman" w:cs="Times New Roman"/>
+        </w:rPr>
+        <w:t xml:space="preserve"> </w:t>
+      </w:r>
+      <w:proofErr w:type="spellStart"/>
+      <w:r>
+        <w:rPr>
+          <w:rFonts w:ascii="Times New Roman" w:hAnsi="Times New Roman" w:cs="Times New Roman"/>
+        </w:rPr>
+        <w:t>Regression</w:t>
+      </w:r>
+      <w:proofErr w:type="spellEnd"/>
+      <w:r>
+        <w:rPr>
+          <w:rFonts w:ascii="Times New Roman" w:hAnsi="Times New Roman" w:cs="Times New Roman"/>
+        </w:rPr>
+        <w:t xml:space="preserve"> και K-</w:t>
+      </w:r>
+      <w:proofErr w:type="spellStart"/>
+      <w:r>
+        <w:rPr>
+          <w:rFonts w:ascii="Times New Roman" w:hAnsi="Times New Roman" w:cs="Times New Roman"/>
+        </w:rPr>
+        <w:t>Means</w:t>
+      </w:r>
+      <w:proofErr w:type="spellEnd"/>
+      <w:r>
+        <w:rPr>
+          <w:rFonts w:ascii="Times New Roman" w:hAnsi="Times New Roman" w:cs="Times New Roman"/>
+        </w:rPr>
+        <w:t xml:space="preserve"> </w:t>
+      </w:r>
+      <w:proofErr w:type="spellStart"/>
+      <w:r>
+        <w:rPr>
+          <w:rFonts w:ascii="Times New Roman" w:hAnsi="Times New Roman" w:cs="Times New Roman"/>
+        </w:rPr>
+        <w:t>clustering</w:t>
+      </w:r>
+      <w:proofErr w:type="spellEnd"/>
+      <w:r>
+        <w:rPr>
+          <w:rFonts w:ascii="Times New Roman" w:hAnsi="Times New Roman" w:cs="Times New Roman"/>
+        </w:rPr>
+        <w:t>.</w:t>
+      </w:r>
+    </w:p>
+    <w:p>
+      <w:pPr>
+        <w:rPr>
+          <w:rFonts w:ascii="Times New Roman" w:hAnsi="Times New Roman" w:cs="Times New Roman"/>
+        </w:rPr>
+      </w:pPr>
+    </w:p>
+    <w:p>
+      <w:pPr>
+        <w:rPr>
+          <w:rFonts w:ascii="Times New Roman" w:hAnsi="Times New Roman" w:cs="Times New Roman"/>
+        </w:rPr>
+      </w:pPr>
+      <w:r>
+        <w:rPr>
+          <w:rFonts w:ascii="Times New Roman" w:hAnsi="Times New Roman" w:cs="Times New Roman"/>
+        </w:rPr>
+        <w:t xml:space="preserve">Το </w:t>
+      </w:r>
+      <w:proofErr w:type="spellStart"/>
+      <w:r>
+        <w:rPr>
+          <w:rFonts w:ascii="Times New Roman" w:hAnsi="Times New Roman" w:cs="Times New Roman"/>
+        </w:rPr>
+        <w:t>dataset</w:t>
+      </w:r>
+      <w:proofErr w:type="spellEnd"/>
+      <w:r>
+        <w:rPr>
+          <w:rFonts w:ascii="Times New Roman" w:hAnsi="Times New Roman" w:cs="Times New Roman"/>
+        </w:rPr>
+        <w:t xml:space="preserve"> περιλαμβάνει τις παρακάτω βασικές μεταβλητές:</w:t>
+      </w:r>
+    </w:p>
+    <w:tbl>
+      <w:tblPr>
+        <w:tblStyle w:val="TableGrid"/>
+        <w:tblW w:w="9493" w:type="dxa"/>
+        <w:tblLook w:val="04A0" w:firstRow="1" w:lastRow="0" w:firstColumn="1" w:lastColumn="0" w:noHBand="0" w:noVBand="1"/>
+      </w:tblPr>
+      <w:tblGrid>
+        <w:gridCol w:w="1696"/>
+        <w:gridCol w:w="2127"/>
+        <w:gridCol w:w="5670"/>
+      </w:tblGrid>
+      <w:tr>
+        <w:tc>
+          <w:tcPr>
+            <w:tcW w:w="1696" w:type="dxa"/>
+            <w:shd w:val="clear" w:color="auto" w:fill="D1D1D1" w:themeFill="background2" w:themeFillShade="E6"/>
+          </w:tcPr>
+          <w:p>
+            <w:pPr>
+              <w:rPr>
+                <w:rFonts w:ascii="Times New Roman" w:hAnsi="Times New Roman" w:cs="Times New Roman"/>
+              </w:rPr>
+            </w:pPr>
+            <w:r>
+              <w:rPr>
+                <w:rFonts w:ascii="Times New Roman" w:hAnsi="Times New Roman" w:cs="Times New Roman"/>
+              </w:rPr>
+              <w:t>Μεταβλητή</w:t>
+            </w:r>
+          </w:p>
+        </w:tc>
+        <w:tc>
+          <w:tcPr>
+            <w:tcW w:w="2127" w:type="dxa"/>
+            <w:shd w:val="clear" w:color="auto" w:fill="D1D1D1" w:themeFill="background2" w:themeFillShade="E6"/>
+          </w:tcPr>
+          <w:p>
+            <w:pPr>
+              <w:rPr>
+                <w:rFonts w:ascii="Times New Roman" w:hAnsi="Times New Roman" w:cs="Times New Roman"/>
+              </w:rPr>
+            </w:pPr>
+            <w:r>
+              <w:rPr>
+                <w:rFonts w:ascii="Times New Roman" w:hAnsi="Times New Roman" w:cs="Times New Roman"/>
+              </w:rPr>
+              <w:t>Τύπος Μεταβλητή</w:t>
+            </w:r>
+            <w:r>
+              <w:rPr>
+                <w:rFonts w:ascii="Times New Roman" w:hAnsi="Times New Roman" w:cs="Times New Roman"/>
+              </w:rPr>
+              <w:t>ς</w:t>
+            </w:r>
+          </w:p>
+        </w:tc>
+        <w:tc>
+          <w:tcPr>
+            <w:tcW w:w="5670" w:type="dxa"/>
+            <w:shd w:val="clear" w:color="auto" w:fill="D1D1D1" w:themeFill="background2" w:themeFillShade="E6"/>
+          </w:tcPr>
+          <w:p>
+            <w:pPr>
+              <w:rPr>
+                <w:rFonts w:ascii="Times New Roman" w:hAnsi="Times New Roman" w:cs="Times New Roman"/>
+              </w:rPr>
+            </w:pPr>
+            <w:r>
+              <w:rPr>
+                <w:rFonts w:ascii="Times New Roman" w:hAnsi="Times New Roman" w:cs="Times New Roman"/>
+              </w:rPr>
+              <w:t>Περιγραφή</w:t>
+            </w:r>
+          </w:p>
+        </w:tc>
+      </w:tr>
+      <w:tr>
+        <w:tc>
+          <w:tcPr>
+            <w:tcW w:w="1696" w:type="dxa"/>
+          </w:tcPr>
+          <w:p>
+            <w:pPr>
+              <w:rPr>
+                <w:rFonts w:ascii="Times New Roman" w:hAnsi="Times New Roman" w:cs="Times New Roman"/>
+              </w:rPr>
+            </w:pPr>
+            <w:proofErr w:type="spellStart"/>
+            <w:r>
+              <w:rPr>
+                <w:rFonts w:ascii="Times New Roman" w:hAnsi="Times New Roman" w:cs="Times New Roman"/>
+              </w:rPr>
+              <w:t>Product</w:t>
+            </w:r>
+            <w:proofErr w:type="spellEnd"/>
+            <w:r>
+              <w:rPr>
+                <w:rFonts w:ascii="Times New Roman" w:hAnsi="Times New Roman" w:cs="Times New Roman"/>
+              </w:rPr>
+              <w:t xml:space="preserve"> </w:t>
+            </w:r>
+            <w:proofErr w:type="spellStart"/>
+            <w:r>
+              <w:rPr>
+                <w:rFonts w:ascii="Times New Roman" w:hAnsi="Times New Roman" w:cs="Times New Roman"/>
+              </w:rPr>
+              <w:t>Type</w:t>
+            </w:r>
+            <w:proofErr w:type="spellEnd"/>
+          </w:p>
+        </w:tc>
+        <w:tc>
+          <w:tcPr>
+            <w:tcW w:w="2127" w:type="dxa"/>
+          </w:tcPr>
+          <w:p>
+            <w:pPr>
+              <w:rPr>
+                <w:rFonts w:ascii="Times New Roman" w:hAnsi="Times New Roman" w:cs="Times New Roman"/>
+              </w:rPr>
+            </w:pPr>
+            <w:proofErr w:type="spellStart"/>
+            <w:r>
+              <w:rPr>
+                <w:rFonts w:ascii="Times New Roman" w:hAnsi="Times New Roman" w:cs="Times New Roman"/>
+              </w:rPr>
+              <w:t>Κατηγοριακή</w:t>
+            </w:r>
+            <w:proofErr w:type="spellEnd"/>
+          </w:p>
+        </w:tc>
+        <w:tc>
+          <w:tcPr>
+            <w:tcW w:w="5670" w:type="dxa"/>
+          </w:tcPr>
+          <w:p>
+            <w:pPr>
+              <w:rPr>
+                <w:rFonts w:ascii="Times New Roman" w:hAnsi="Times New Roman" w:cs="Times New Roman"/>
+              </w:rPr>
+            </w:pPr>
+            <w:r>
+              <w:rPr>
+                <w:rFonts w:ascii="Times New Roman" w:hAnsi="Times New Roman" w:cs="Times New Roman"/>
+              </w:rPr>
+              <w:t>Η κατηγορία</w:t>
+            </w:r>
+            <w:r>
+              <w:rPr>
+                <w:rFonts w:ascii="Times New Roman" w:hAnsi="Times New Roman" w:cs="Times New Roman"/>
+              </w:rPr>
+              <w:t xml:space="preserve"> </w:t>
+            </w:r>
+            <w:r>
+              <w:rPr>
+                <w:rFonts w:ascii="Times New Roman" w:hAnsi="Times New Roman" w:cs="Times New Roman"/>
+              </w:rPr>
+              <w:t>του προϊόντος</w:t>
+            </w:r>
+          </w:p>
+        </w:tc>
+      </w:tr>
+      <w:tr>
+        <w:tc>
+          <w:tcPr>
+            <w:tcW w:w="1696" w:type="dxa"/>
+          </w:tcPr>
+          <w:p>
+            <w:pPr>
+              <w:rPr>
+                <w:rFonts w:ascii="Times New Roman" w:hAnsi="Times New Roman" w:cs="Times New Roman"/>
+              </w:rPr>
+            </w:pPr>
+            <w:proofErr w:type="spellStart"/>
+            <w:r>
+              <w:rPr>
+                <w:rFonts w:ascii="Times New Roman" w:hAnsi="Times New Roman" w:cs="Times New Roman"/>
+              </w:rPr>
+              <w:t>Net</w:t>
+            </w:r>
+            <w:proofErr w:type="spellEnd"/>
+            <w:r>
+              <w:rPr>
+                <w:rFonts w:ascii="Times New Roman" w:hAnsi="Times New Roman" w:cs="Times New Roman"/>
+              </w:rPr>
+              <w:t xml:space="preserve"> </w:t>
+            </w:r>
+            <w:proofErr w:type="spellStart"/>
+            <w:r>
+              <w:rPr>
+                <w:rFonts w:ascii="Times New Roman" w:hAnsi="Times New Roman" w:cs="Times New Roman"/>
+              </w:rPr>
+              <w:t>Quantity</w:t>
+            </w:r>
+            <w:proofErr w:type="spellEnd"/>
+          </w:p>
+        </w:tc>
+        <w:tc>
+          <w:tcPr>
+            <w:tcW w:w="2127" w:type="dxa"/>
+          </w:tcPr>
+          <w:p>
+            <w:pPr>
+              <w:rPr>
+                <w:rFonts w:ascii="Times New Roman" w:hAnsi="Times New Roman" w:cs="Times New Roman"/>
+              </w:rPr>
+            </w:pPr>
+            <w:r>
+              <w:rPr>
+                <w:rFonts w:ascii="Times New Roman" w:hAnsi="Times New Roman" w:cs="Times New Roman"/>
+              </w:rPr>
+              <w:t>Αριθμητική</w:t>
+            </w:r>
+          </w:p>
+        </w:tc>
+        <w:tc>
+          <w:tcPr>
+            <w:tcW w:w="5670" w:type="dxa"/>
+          </w:tcPr>
+          <w:p>
+            <w:pPr>
+              <w:rPr>
+                <w:rFonts w:ascii="Times New Roman" w:hAnsi="Times New Roman" w:cs="Times New Roman"/>
+              </w:rPr>
+            </w:pPr>
+            <w:r>
+              <w:rPr>
+                <w:rFonts w:ascii="Times New Roman" w:hAnsi="Times New Roman" w:cs="Times New Roman"/>
+              </w:rPr>
+              <w:t>Η καθαρή ποσότητα προϊόντων που πωλήθηκαν</w:t>
+            </w:r>
+          </w:p>
+        </w:tc>
+      </w:tr>
+      <w:tr>
+        <w:tc>
+          <w:tcPr>
+            <w:tcW w:w="1696" w:type="dxa"/>
+          </w:tcPr>
+          <w:p>
+            <w:pPr>
+              <w:rPr>
+                <w:rFonts w:ascii="Times New Roman" w:hAnsi="Times New Roman" w:cs="Times New Roman"/>
+              </w:rPr>
+            </w:pPr>
+            <w:proofErr w:type="spellStart"/>
+            <w:r>
+              <w:rPr>
+                <w:rFonts w:ascii="Times New Roman" w:hAnsi="Times New Roman" w:cs="Times New Roman"/>
+              </w:rPr>
+              <w:t>Gross</w:t>
+            </w:r>
+            <w:proofErr w:type="spellEnd"/>
+            <w:r>
+              <w:rPr>
+                <w:rFonts w:ascii="Times New Roman" w:hAnsi="Times New Roman" w:cs="Times New Roman"/>
+              </w:rPr>
+              <w:t xml:space="preserve"> </w:t>
+            </w:r>
+            <w:proofErr w:type="spellStart"/>
+            <w:r>
+              <w:rPr>
+                <w:rFonts w:ascii="Times New Roman" w:hAnsi="Times New Roman" w:cs="Times New Roman"/>
+              </w:rPr>
+              <w:t>Sales</w:t>
+            </w:r>
+            <w:proofErr w:type="spellEnd"/>
+          </w:p>
+        </w:tc>
+        <w:tc>
+          <w:tcPr>
+            <w:tcW w:w="2127" w:type="dxa"/>
+          </w:tcPr>
+          <w:p>
+            <w:pPr>
+              <w:rPr>
+                <w:rFonts w:ascii="Times New Roman" w:hAnsi="Times New Roman" w:cs="Times New Roman"/>
+              </w:rPr>
+            </w:pPr>
+            <w:r>
+              <w:rPr>
+                <w:rFonts w:ascii="Times New Roman" w:hAnsi="Times New Roman" w:cs="Times New Roman"/>
+              </w:rPr>
+              <w:t>Αριθμητική</w:t>
+            </w:r>
+          </w:p>
+        </w:tc>
+        <w:tc>
+          <w:tcPr>
+            <w:tcW w:w="5670" w:type="dxa"/>
+          </w:tcPr>
+          <w:p>
+            <w:pPr>
+              <w:rPr>
+                <w:rFonts w:ascii="Times New Roman" w:hAnsi="Times New Roman" w:cs="Times New Roman"/>
+              </w:rPr>
+            </w:pPr>
+            <w:r>
+              <w:rPr>
+                <w:rFonts w:ascii="Times New Roman" w:hAnsi="Times New Roman" w:cs="Times New Roman"/>
+              </w:rPr>
+              <w:t>Οι μικτές πωλήσεις πριν από εκπτώσεις και επιστροφές</w:t>
+            </w:r>
+          </w:p>
+        </w:tc>
+      </w:tr>
+      <w:tr>
+        <w:tc>
+          <w:tcPr>
+            <w:tcW w:w="1696" w:type="dxa"/>
+          </w:tcPr>
+          <w:p>
+            <w:pPr>
+              <w:rPr>
+                <w:rFonts w:ascii="Times New Roman" w:hAnsi="Times New Roman" w:cs="Times New Roman"/>
+              </w:rPr>
+            </w:pPr>
+            <w:proofErr w:type="spellStart"/>
+            <w:r>
+              <w:rPr>
+                <w:rFonts w:ascii="Times New Roman" w:hAnsi="Times New Roman" w:cs="Times New Roman"/>
+              </w:rPr>
+              <w:t>Discounts</w:t>
+            </w:r>
+            <w:proofErr w:type="spellEnd"/>
+          </w:p>
+        </w:tc>
+        <w:tc>
+          <w:tcPr>
+            <w:tcW w:w="2127" w:type="dxa"/>
+          </w:tcPr>
+          <w:p>
+            <w:pPr>
+              <w:rPr>
+                <w:rFonts w:ascii="Times New Roman" w:hAnsi="Times New Roman" w:cs="Times New Roman"/>
+              </w:rPr>
+            </w:pPr>
+            <w:r>
+              <w:rPr>
+                <w:rFonts w:ascii="Times New Roman" w:hAnsi="Times New Roman" w:cs="Times New Roman"/>
+              </w:rPr>
+              <w:t>Αριθμητική</w:t>
+            </w:r>
+          </w:p>
+        </w:tc>
+        <w:tc>
+          <w:tcPr>
+            <w:tcW w:w="5670" w:type="dxa"/>
+          </w:tcPr>
+          <w:p>
+            <w:pPr>
+              <w:rPr>
+                <w:rFonts w:ascii="Times New Roman" w:hAnsi="Times New Roman" w:cs="Times New Roman"/>
+              </w:rPr>
+            </w:pPr>
+            <w:r>
+              <w:rPr>
+                <w:rFonts w:ascii="Times New Roman" w:hAnsi="Times New Roman" w:cs="Times New Roman"/>
+              </w:rPr>
+              <w:t>Η αξία των εκπτώσεων</w:t>
+            </w:r>
+          </w:p>
+        </w:tc>
+      </w:tr>
+      <w:tr>
+        <w:tc>
+          <w:tcPr>
+            <w:tcW w:w="1696" w:type="dxa"/>
+          </w:tcPr>
+          <w:p>
+            <w:pPr>
+              <w:rPr>
+                <w:rFonts w:ascii="Times New Roman" w:hAnsi="Times New Roman" w:cs="Times New Roman"/>
+              </w:rPr>
+            </w:pPr>
+            <w:proofErr w:type="spellStart"/>
+            <w:r>
+              <w:rPr>
+                <w:rFonts w:ascii="Times New Roman" w:hAnsi="Times New Roman" w:cs="Times New Roman"/>
+              </w:rPr>
+              <w:t>Returns</w:t>
+            </w:r>
+            <w:proofErr w:type="spellEnd"/>
+          </w:p>
+        </w:tc>
+        <w:tc>
+          <w:tcPr>
+            <w:tcW w:w="2127" w:type="dxa"/>
+          </w:tcPr>
+          <w:p>
+            <w:pPr>
+              <w:rPr>
+                <w:rFonts w:ascii="Times New Roman" w:hAnsi="Times New Roman" w:cs="Times New Roman"/>
+              </w:rPr>
+            </w:pPr>
+            <w:r>
+              <w:rPr>
+                <w:rFonts w:ascii="Times New Roman" w:hAnsi="Times New Roman" w:cs="Times New Roman"/>
+              </w:rPr>
+              <w:t>Αριθμητική</w:t>
+            </w:r>
+          </w:p>
+        </w:tc>
+        <w:tc>
+          <w:tcPr>
+            <w:tcW w:w="5670" w:type="dxa"/>
+          </w:tcPr>
+          <w:p>
+            <w:pPr>
+              <w:rPr>
+                <w:rFonts w:ascii="Times New Roman" w:hAnsi="Times New Roman" w:cs="Times New Roman"/>
+              </w:rPr>
+            </w:pPr>
+            <w:r>
+              <w:rPr>
+                <w:rFonts w:ascii="Times New Roman" w:hAnsi="Times New Roman" w:cs="Times New Roman"/>
+              </w:rPr>
+              <w:t>Η αξία των επιστροφών</w:t>
+            </w:r>
+          </w:p>
+        </w:tc>
+      </w:tr>
+      <w:tr>
+        <w:tc>
+          <w:tcPr>
+            <w:tcW w:w="1696" w:type="dxa"/>
+          </w:tcPr>
+          <w:p>
+            <w:pPr>
+              <w:rPr>
+                <w:rFonts w:ascii="Times New Roman" w:hAnsi="Times New Roman" w:cs="Times New Roman"/>
+              </w:rPr>
+            </w:pPr>
+            <w:proofErr w:type="spellStart"/>
+            <w:r>
+              <w:rPr>
+                <w:rFonts w:ascii="Times New Roman" w:hAnsi="Times New Roman" w:cs="Times New Roman"/>
+              </w:rPr>
+              <w:t>Total</w:t>
+            </w:r>
+            <w:proofErr w:type="spellEnd"/>
+            <w:r>
+              <w:rPr>
+                <w:rFonts w:ascii="Times New Roman" w:hAnsi="Times New Roman" w:cs="Times New Roman"/>
+              </w:rPr>
+              <w:t xml:space="preserve"> </w:t>
+            </w:r>
+            <w:proofErr w:type="spellStart"/>
+            <w:r>
+              <w:rPr>
+                <w:rFonts w:ascii="Times New Roman" w:hAnsi="Times New Roman" w:cs="Times New Roman"/>
+              </w:rPr>
+              <w:t>Net</w:t>
+            </w:r>
+            <w:proofErr w:type="spellEnd"/>
+            <w:r>
+              <w:rPr>
+                <w:rFonts w:ascii="Times New Roman" w:hAnsi="Times New Roman" w:cs="Times New Roman"/>
+              </w:rPr>
+              <w:t xml:space="preserve"> </w:t>
+            </w:r>
+            <w:proofErr w:type="spellStart"/>
+            <w:r>
+              <w:rPr>
+                <w:rFonts w:ascii="Times New Roman" w:hAnsi="Times New Roman" w:cs="Times New Roman"/>
+              </w:rPr>
+              <w:t>Sales</w:t>
+            </w:r>
+            <w:proofErr w:type="spellEnd"/>
+          </w:p>
+        </w:tc>
+        <w:tc>
+          <w:tcPr>
+            <w:tcW w:w="2127" w:type="dxa"/>
+          </w:tcPr>
+          <w:p>
+            <w:pPr>
+              <w:rPr>
+                <w:rFonts w:ascii="Times New Roman" w:hAnsi="Times New Roman" w:cs="Times New Roman"/>
+              </w:rPr>
+            </w:pPr>
+            <w:r>
+              <w:rPr>
+                <w:rFonts w:ascii="Times New Roman" w:hAnsi="Times New Roman" w:cs="Times New Roman"/>
+              </w:rPr>
+              <w:t>Αριθμητική</w:t>
+            </w:r>
+          </w:p>
+        </w:tc>
+        <w:tc>
+          <w:tcPr>
+            <w:tcW w:w="5670" w:type="dxa"/>
+          </w:tcPr>
+          <w:p>
+            <w:pPr>
+              <w:rPr>
+                <w:rFonts w:ascii="Times New Roman" w:hAnsi="Times New Roman" w:cs="Times New Roman"/>
+              </w:rPr>
+            </w:pPr>
+            <w:r>
+              <w:rPr>
+                <w:rFonts w:ascii="Times New Roman" w:hAnsi="Times New Roman" w:cs="Times New Roman"/>
+              </w:rPr>
+              <w:t>Οι τελικές καθαρές πωλήσεις μετά από εκπτώσεις και επιστροφές</w:t>
+            </w:r>
+          </w:p>
+        </w:tc>
+      </w:tr>
+    </w:tbl>
+    <w:p>
+      <w:pPr>
+        <w:rPr>
+          <w:rFonts w:ascii="Times New Roman" w:hAnsi="Times New Roman" w:cs="Times New Roman"/>
+        </w:rPr>
+      </w:pPr>
+    </w:p>
+    <w:p>
+      <w:pPr>
+        <w:rPr>
+          <w:rFonts w:ascii="Times New Roman" w:hAnsi="Times New Roman" w:cs="Times New Roman"/>
+        </w:rPr>
+      </w:pPr>
+      <w:r>
+        <w:rPr>
+          <w:rFonts w:ascii="Times New Roman" w:hAnsi="Times New Roman" w:cs="Times New Roman"/>
+        </w:rPr>
+        <w:lastRenderedPageBreak/>
+        <w:t xml:space="preserve">Το </w:t>
+      </w:r>
+      <w:proofErr w:type="spellStart"/>
+      <w:r>
+        <w:rPr>
+          <w:rFonts w:ascii="Times New Roman" w:hAnsi="Times New Roman" w:cs="Times New Roman"/>
+        </w:rPr>
+        <w:t>dataset</w:t>
+      </w:r>
+      <w:proofErr w:type="spellEnd"/>
+      <w:r>
+        <w:rPr>
+          <w:rFonts w:ascii="Times New Roman" w:hAnsi="Times New Roman" w:cs="Times New Roman"/>
+        </w:rPr>
+        <w:t xml:space="preserve"> είναι κατάλληλο για επιχειρηματική ανάλυση, επειδή περιλαμβάνει τόσο αριθμητικές μεταβλητές όσο και μία κατηγορική μεταβλητή, το </w:t>
+      </w:r>
+      <w:proofErr w:type="spellStart"/>
+      <w:r>
+        <w:rPr>
+          <w:rFonts w:ascii="Times New Roman" w:hAnsi="Times New Roman" w:cs="Times New Roman"/>
+        </w:rPr>
+        <w:t>Product</w:t>
+      </w:r>
+      <w:proofErr w:type="spellEnd"/>
+      <w:r>
+        <w:rPr>
+          <w:rFonts w:ascii="Times New Roman" w:hAnsi="Times New Roman" w:cs="Times New Roman"/>
+        </w:rPr>
+        <w:t xml:space="preserve"> </w:t>
+      </w:r>
+      <w:proofErr w:type="spellStart"/>
+      <w:r>
+        <w:rPr>
+          <w:rFonts w:ascii="Times New Roman" w:hAnsi="Times New Roman" w:cs="Times New Roman"/>
+        </w:rPr>
+        <w:t>Type</w:t>
+      </w:r>
+      <w:proofErr w:type="spellEnd"/>
+      <w:r>
+        <w:rPr>
+          <w:rFonts w:ascii="Times New Roman" w:hAnsi="Times New Roman" w:cs="Times New Roman"/>
+        </w:rPr>
+        <w:t xml:space="preserve">. Οι αριθμητικές μεταβλητές μπορούν να χρησιμοποιηθούν για τον υπολογισμό οικονομικών δεικτών, ενώ η κατηγορική μεταβλητή μπορεί να βοηθήσει </w:t>
+      </w:r>
+      <w:r>
+        <w:rPr>
+          <w:rFonts w:ascii="Times New Roman" w:hAnsi="Times New Roman" w:cs="Times New Roman"/>
+        </w:rPr>
+        <w:t>στη σύγκριση και ομαδοποίηση διαφορετικών τύπων προϊόντων.</w:t>
+      </w:r>
+    </w:p>
+    <w:p>
+      <w:pPr>
+        <w:rPr>
+          <w:rFonts w:ascii="Times New Roman" w:hAnsi="Times New Roman" w:cs="Times New Roman"/>
+        </w:rPr>
+      </w:pPr>
+    </w:p>
+    <w:p>
+      <w:pPr>
+        <w:rPr>
+          <w:rFonts w:ascii="Times New Roman" w:hAnsi="Times New Roman" w:cs="Times New Roman"/>
+          <w:lang w:val="en-US"/>
+        </w:rPr>
+      </w:pPr>
+      <w:r>
+        <w:rPr>
+          <w:rFonts w:ascii="Times New Roman" w:hAnsi="Times New Roman" w:cs="Times New Roman"/>
+        </w:rPr>
+        <w:t xml:space="preserve">4.2 Φόρτωση του </w:t>
+      </w:r>
+      <w:proofErr w:type="spellStart"/>
+      <w:r>
+        <w:rPr>
+          <w:rFonts w:ascii="Times New Roman" w:hAnsi="Times New Roman" w:cs="Times New Roman"/>
+        </w:rPr>
+        <w:t>dataset</w:t>
+      </w:r>
+      <w:proofErr w:type="spellEnd"/>
+      <w:r>
+        <w:rPr>
+          <w:rFonts w:ascii="Times New Roman" w:hAnsi="Times New Roman" w:cs="Times New Roman"/>
+        </w:rPr>
+        <w:t xml:space="preserve"> στο </w:t>
+      </w:r>
+      <w:proofErr w:type="spellStart"/>
+      <w:r>
+        <w:rPr>
+          <w:rFonts w:ascii="Times New Roman" w:hAnsi="Times New Roman" w:cs="Times New Roman"/>
+        </w:rPr>
+        <w:t>RapidMiner</w:t>
+      </w:r>
+      <w:proofErr w:type="spellEnd"/>
+    </w:p>
+    <w:p>
+      <w:pPr>
+        <w:rPr>
+          <w:rFonts w:ascii="Times New Roman" w:hAnsi="Times New Roman" w:cs="Times New Roman"/>
+          <w:b/>
+          <w:bCs/>
+        </w:rPr>
+      </w:pPr>
+    </w:p>
+    <w:p>
+      <w:pPr>
+        <w:rPr>
+          <w:rFonts w:ascii="Times New Roman" w:hAnsi="Times New Roman" w:cs="Times New Roman"/>
+        </w:rPr>
+      </w:pPr>
+      <w:r>
+        <w:rPr>
+          <w:rFonts w:ascii="Times New Roman" w:hAnsi="Times New Roman" w:cs="Times New Roman"/>
+        </w:rPr>
+        <w:t xml:space="preserve">Το αρχείο business.retailsales.csv εισήχθη στο </w:t>
+      </w:r>
+      <w:proofErr w:type="spellStart"/>
+      <w:r>
+        <w:rPr>
+          <w:rFonts w:ascii="Times New Roman" w:hAnsi="Times New Roman" w:cs="Times New Roman"/>
+        </w:rPr>
+        <w:t>RapidMiner</w:t>
+      </w:r>
+      <w:proofErr w:type="spellEnd"/>
+      <w:r>
+        <w:rPr>
+          <w:rFonts w:ascii="Times New Roman" w:hAnsi="Times New Roman" w:cs="Times New Roman"/>
+        </w:rPr>
+        <w:t xml:space="preserve"> μέσω της επιλογής </w:t>
+      </w:r>
+      <w:proofErr w:type="spellStart"/>
+      <w:r>
+        <w:rPr>
+          <w:rFonts w:ascii="Times New Roman" w:hAnsi="Times New Roman" w:cs="Times New Roman"/>
+        </w:rPr>
+        <w:t>Import</w:t>
+      </w:r>
+      <w:proofErr w:type="spellEnd"/>
+      <w:r>
+        <w:rPr>
+          <w:rFonts w:ascii="Times New Roman" w:hAnsi="Times New Roman" w:cs="Times New Roman"/>
+        </w:rPr>
+        <w:t xml:space="preserve"> </w:t>
+      </w:r>
+      <w:proofErr w:type="spellStart"/>
+      <w:r>
+        <w:rPr>
+          <w:rFonts w:ascii="Times New Roman" w:hAnsi="Times New Roman" w:cs="Times New Roman"/>
+        </w:rPr>
+        <w:t>Data</w:t>
+      </w:r>
+      <w:proofErr w:type="spellEnd"/>
+      <w:r>
+        <w:rPr>
+          <w:rFonts w:ascii="Times New Roman" w:hAnsi="Times New Roman" w:cs="Times New Roman"/>
+        </w:rPr>
+        <w:t xml:space="preserve">. Κατά τη διαδικασία εισαγωγής ελέγχθηκε ότι οι στήλες του </w:t>
+      </w:r>
+      <w:proofErr w:type="spellStart"/>
+      <w:r>
+        <w:rPr>
+          <w:rFonts w:ascii="Times New Roman" w:hAnsi="Times New Roman" w:cs="Times New Roman"/>
+        </w:rPr>
+        <w:t>dataset</w:t>
+      </w:r>
+      <w:proofErr w:type="spellEnd"/>
+      <w:r>
+        <w:rPr>
+          <w:rFonts w:ascii="Times New Roman" w:hAnsi="Times New Roman" w:cs="Times New Roman"/>
+        </w:rPr>
+        <w:t xml:space="preserve"> εμφανίζονται σωστά και ότι οι αριθμητικές μεταβλητές, όπως </w:t>
+      </w:r>
+      <w:proofErr w:type="spellStart"/>
+      <w:r>
+        <w:rPr>
+          <w:rFonts w:ascii="Times New Roman" w:hAnsi="Times New Roman" w:cs="Times New Roman"/>
+        </w:rPr>
+        <w:t>Net</w:t>
+      </w:r>
+      <w:proofErr w:type="spellEnd"/>
+      <w:r>
+        <w:rPr>
+          <w:rFonts w:ascii="Times New Roman" w:hAnsi="Times New Roman" w:cs="Times New Roman"/>
+        </w:rPr>
+        <w:t xml:space="preserve"> </w:t>
+      </w:r>
+      <w:proofErr w:type="spellStart"/>
+      <w:r>
+        <w:rPr>
+          <w:rFonts w:ascii="Times New Roman" w:hAnsi="Times New Roman" w:cs="Times New Roman"/>
+        </w:rPr>
+        <w:t>Quantity</w:t>
+      </w:r>
+      <w:proofErr w:type="spellEnd"/>
+      <w:r>
+        <w:rPr>
+          <w:rFonts w:ascii="Times New Roman" w:hAnsi="Times New Roman" w:cs="Times New Roman"/>
+        </w:rPr>
+        <w:t xml:space="preserve">, </w:t>
+      </w:r>
+      <w:proofErr w:type="spellStart"/>
+      <w:r>
+        <w:rPr>
+          <w:rFonts w:ascii="Times New Roman" w:hAnsi="Times New Roman" w:cs="Times New Roman"/>
+        </w:rPr>
+        <w:t>Gross</w:t>
+      </w:r>
+      <w:proofErr w:type="spellEnd"/>
+      <w:r>
+        <w:rPr>
+          <w:rFonts w:ascii="Times New Roman" w:hAnsi="Times New Roman" w:cs="Times New Roman"/>
+        </w:rPr>
+        <w:t xml:space="preserve"> </w:t>
+      </w:r>
+      <w:proofErr w:type="spellStart"/>
+      <w:r>
+        <w:rPr>
+          <w:rFonts w:ascii="Times New Roman" w:hAnsi="Times New Roman" w:cs="Times New Roman"/>
+        </w:rPr>
+        <w:t>Sales</w:t>
+      </w:r>
+      <w:proofErr w:type="spellEnd"/>
+      <w:r>
+        <w:rPr>
+          <w:rFonts w:ascii="Times New Roman" w:hAnsi="Times New Roman" w:cs="Times New Roman"/>
+        </w:rPr>
+        <w:t xml:space="preserve">, </w:t>
+      </w:r>
+      <w:proofErr w:type="spellStart"/>
+      <w:r>
+        <w:rPr>
+          <w:rFonts w:ascii="Times New Roman" w:hAnsi="Times New Roman" w:cs="Times New Roman"/>
+        </w:rPr>
+        <w:t>Discounts</w:t>
+      </w:r>
+      <w:proofErr w:type="spellEnd"/>
+      <w:r>
+        <w:rPr>
+          <w:rFonts w:ascii="Times New Roman" w:hAnsi="Times New Roman" w:cs="Times New Roman"/>
+        </w:rPr>
+        <w:t xml:space="preserve">, </w:t>
+      </w:r>
+      <w:proofErr w:type="spellStart"/>
+      <w:r>
+        <w:rPr>
+          <w:rFonts w:ascii="Times New Roman" w:hAnsi="Times New Roman" w:cs="Times New Roman"/>
+        </w:rPr>
+        <w:t>Returns</w:t>
+      </w:r>
+      <w:proofErr w:type="spellEnd"/>
+      <w:r>
+        <w:rPr>
+          <w:rFonts w:ascii="Times New Roman" w:hAnsi="Times New Roman" w:cs="Times New Roman"/>
+        </w:rPr>
+        <w:t xml:space="preserve"> και </w:t>
+      </w:r>
+      <w:proofErr w:type="spellStart"/>
+      <w:r>
+        <w:rPr>
+          <w:rFonts w:ascii="Times New Roman" w:hAnsi="Times New Roman" w:cs="Times New Roman"/>
+        </w:rPr>
+        <w:t>Total</w:t>
+      </w:r>
+      <w:proofErr w:type="spellEnd"/>
+      <w:r>
+        <w:rPr>
+          <w:rFonts w:ascii="Times New Roman" w:hAnsi="Times New Roman" w:cs="Times New Roman"/>
+        </w:rPr>
+        <w:t xml:space="preserve"> </w:t>
+      </w:r>
+      <w:proofErr w:type="spellStart"/>
+      <w:r>
+        <w:rPr>
+          <w:rFonts w:ascii="Times New Roman" w:hAnsi="Times New Roman" w:cs="Times New Roman"/>
+        </w:rPr>
+        <w:t>Net</w:t>
+      </w:r>
+      <w:proofErr w:type="spellEnd"/>
+      <w:r>
+        <w:rPr>
+          <w:rFonts w:ascii="Times New Roman" w:hAnsi="Times New Roman" w:cs="Times New Roman"/>
+        </w:rPr>
+        <w:t xml:space="preserve"> </w:t>
+      </w:r>
+      <w:proofErr w:type="spellStart"/>
+      <w:r>
+        <w:rPr>
+          <w:rFonts w:ascii="Times New Roman" w:hAnsi="Times New Roman" w:cs="Times New Roman"/>
+        </w:rPr>
+        <w:t>Sales</w:t>
+      </w:r>
+      <w:proofErr w:type="spellEnd"/>
+      <w:r>
+        <w:rPr>
+          <w:rFonts w:ascii="Times New Roman" w:hAnsi="Times New Roman" w:cs="Times New Roman"/>
+        </w:rPr>
+        <w:t xml:space="preserve">, αναγνωρίζονται κατάλληλα από το πρόγραμμα. Η μεταβλητή </w:t>
+      </w:r>
+      <w:proofErr w:type="spellStart"/>
+      <w:r>
+        <w:rPr>
+          <w:rFonts w:ascii="Times New Roman" w:hAnsi="Times New Roman" w:cs="Times New Roman"/>
+        </w:rPr>
+        <w:t>Product</w:t>
+      </w:r>
+      <w:proofErr w:type="spellEnd"/>
+      <w:r>
+        <w:rPr>
+          <w:rFonts w:ascii="Times New Roman" w:hAnsi="Times New Roman" w:cs="Times New Roman"/>
+        </w:rPr>
+        <w:t xml:space="preserve"> </w:t>
+      </w:r>
+      <w:proofErr w:type="spellStart"/>
+      <w:r>
+        <w:rPr>
+          <w:rFonts w:ascii="Times New Roman" w:hAnsi="Times New Roman" w:cs="Times New Roman"/>
+        </w:rPr>
+        <w:t>Type</w:t>
+      </w:r>
+      <w:proofErr w:type="spellEnd"/>
+      <w:r>
+        <w:rPr>
+          <w:rFonts w:ascii="Times New Roman" w:hAnsi="Times New Roman" w:cs="Times New Roman"/>
+        </w:rPr>
+        <w:t xml:space="preserve"> αναγνωρίστηκε ως κατηγορική μεταβλητή και θα χρησιμοποιηθεί αργότερα για σύγκριση και ομαδοποίηση των προϊόντων.</w:t>
+      </w:r>
+    </w:p>
+    <w:p>
+      <w:pPr>
+        <w:rPr>
+          <w:rFonts w:ascii="Times New Roman" w:hAnsi="Times New Roman" w:cs="Times New Roman"/>
+          <w:lang w:val="en-US"/>
+        </w:rPr>
+      </w:pPr>
+    </w:p>
+    <w:p>
+      <w:pPr>
+        <w:rPr>
+          <w:rFonts w:ascii="Times New Roman" w:hAnsi="Times New Roman" w:cs="Times New Roman"/>
+          <w:lang w:val="en-US"/>
+        </w:rPr>
+      </w:pPr>
+      <w:r>
+        <w:rPr>
+          <w:rFonts w:ascii="Times New Roman" w:hAnsi="Times New Roman" w:cs="Times New Roman"/>
+          <w:noProof/>
+          <w:lang w:val="en-US"/>
+        </w:rPr>
+        <w:drawing>
+          <wp:inline distT="0" distB="0" distL="0" distR="0" wp14:anchorId="745D1B93" wp14:editId="65F2B019">
+            <wp:extent cx="5260975" cy="2933065"/>
+            <wp:effectExtent l="0" t="0" r="0" b="635"/>
+            <wp:docPr id="2121985748" name="Picture 1"/>
+            <wp:cNvGraphicFramePr>
+              <a:graphicFrameLocks xmlns:a="http://schemas.openxmlformats.org/drawingml/2006/main" noChangeAspect="1"/>
+            </wp:cNvGraphicFramePr>
+            <a:graphic xmlns:a="http://schemas.openxmlformats.org/drawingml/2006/main">
+              <a:graphicData uri="http://schemas.openxmlformats.org/drawingml/2006/picture">
+                <pic:pic xmlns:pic="http://schemas.openxmlformats.org/drawingml/2006/picture">
+                  <pic:nvPicPr>
+                    <pic:cNvPr id="0" name="Picture 1"/>
+                    <pic:cNvPicPr>
+                      <a:picLocks noChangeAspect="1" noChangeArrowheads="1"/>
+                    </pic:cNvPicPr>
+                  </pic:nvPicPr>
+                  <pic:blipFill>
+                    <a:blip r:embed="rId16" cstate="print">
+                      <a:extLst>
+                        <a:ext uri="{28A0092B-C50C-407E-A947-70E740481C1C}">
+                          <a14:useLocalDpi xmlns:a14="http://schemas.microsoft.com/office/drawing/2010/main" val="0"/>
+                        </a:ext>
+                      </a:extLst>
+                    </a:blip>
+                    <a:srcRect/>
+                    <a:stretch>
+                      <a:fillRect/>
+                    </a:stretch>
+                  </pic:blipFill>
+                  <pic:spPr bwMode="auto">
+                    <a:xfrm>
+                      <a:off x="0" y="0"/>
+                      <a:ext cx="5260975" cy="2933065"/>
+                    </a:xfrm>
+                    <a:prstGeom prst="rect">
+                      <a:avLst/>
+                    </a:prstGeom>
+                    <a:noFill/>
+                    <a:ln>
+                      <a:noFill/>
+                    </a:ln>
+                  </pic:spPr>
+                </pic:pic>
+              </a:graphicData>
+            </a:graphic>
+          </wp:inline>
+        </w:drawing>
+      </w:r>
+    </w:p>
+    <w:p>
+      <w:pPr>
+        <w:rPr>
+          <w:rFonts w:ascii="Times New Roman" w:hAnsi="Times New Roman" w:cs="Times New Roman"/>
+          <w:i/>
+          <w:iCs/>
+          <w:sz w:val="20"/>
+          <w:szCs w:val="20"/>
+          <w:lang w:val="en-US"/>
+        </w:rPr>
+      </w:pPr>
+      <w:r>
+        <w:rPr>
+          <w:rFonts w:ascii="Times New Roman" w:hAnsi="Times New Roman" w:cs="Times New Roman"/>
+          <w:i/>
+          <w:iCs/>
+          <w:sz w:val="20"/>
+          <w:szCs w:val="20"/>
+          <w:lang w:val="en-US"/>
+        </w:rPr>
+        <w:t xml:space="preserve">Figure 14: </w:t>
+      </w:r>
+      <w:r>
+        <w:rPr>
+          <w:rFonts w:ascii="Times New Roman" w:hAnsi="Times New Roman" w:cs="Times New Roman"/>
+          <w:i/>
+          <w:iCs/>
+          <w:sz w:val="20"/>
+          <w:szCs w:val="20"/>
+        </w:rPr>
+        <w:t>Φόρτωση</w:t>
+      </w:r>
+      <w:r>
+        <w:rPr>
+          <w:rFonts w:ascii="Times New Roman" w:hAnsi="Times New Roman" w:cs="Times New Roman"/>
+          <w:i/>
+          <w:iCs/>
+          <w:sz w:val="20"/>
+          <w:szCs w:val="20"/>
+          <w:lang w:val="en-US"/>
+        </w:rPr>
+        <w:t xml:space="preserve"> </w:t>
+      </w:r>
+      <w:r>
+        <w:rPr>
+          <w:rFonts w:ascii="Times New Roman" w:hAnsi="Times New Roman" w:cs="Times New Roman"/>
+          <w:i/>
+          <w:iCs/>
+          <w:sz w:val="20"/>
+          <w:szCs w:val="20"/>
+        </w:rPr>
+        <w:t>και</w:t>
+      </w:r>
+      <w:r>
+        <w:rPr>
+          <w:rFonts w:ascii="Times New Roman" w:hAnsi="Times New Roman" w:cs="Times New Roman"/>
+          <w:i/>
+          <w:iCs/>
+          <w:sz w:val="20"/>
+          <w:szCs w:val="20"/>
+          <w:lang w:val="en-US"/>
+        </w:rPr>
+        <w:t xml:space="preserve"> </w:t>
+      </w:r>
+      <w:r>
+        <w:rPr>
+          <w:rFonts w:ascii="Times New Roman" w:hAnsi="Times New Roman" w:cs="Times New Roman"/>
+          <w:i/>
+          <w:iCs/>
+          <w:sz w:val="20"/>
+          <w:szCs w:val="20"/>
+        </w:rPr>
+        <w:t>προεπισκόπηση</w:t>
+      </w:r>
+      <w:r>
+        <w:rPr>
+          <w:rFonts w:ascii="Times New Roman" w:hAnsi="Times New Roman" w:cs="Times New Roman"/>
+          <w:i/>
+          <w:iCs/>
+          <w:sz w:val="20"/>
+          <w:szCs w:val="20"/>
+          <w:lang w:val="en-US"/>
+        </w:rPr>
+        <w:t xml:space="preserve"> </w:t>
+      </w:r>
+      <w:r>
+        <w:rPr>
+          <w:rFonts w:ascii="Times New Roman" w:hAnsi="Times New Roman" w:cs="Times New Roman"/>
+          <w:i/>
+          <w:iCs/>
+          <w:sz w:val="20"/>
+          <w:szCs w:val="20"/>
+        </w:rPr>
+        <w:t>του</w:t>
+      </w:r>
+      <w:r>
+        <w:rPr>
+          <w:rFonts w:ascii="Times New Roman" w:hAnsi="Times New Roman" w:cs="Times New Roman"/>
+          <w:i/>
+          <w:iCs/>
+          <w:sz w:val="20"/>
+          <w:szCs w:val="20"/>
+          <w:lang w:val="en-US"/>
+        </w:rPr>
+        <w:t xml:space="preserve"> dataset business.retailsales.csv </w:t>
+      </w:r>
+      <w:r>
+        <w:rPr>
+          <w:rFonts w:ascii="Times New Roman" w:hAnsi="Times New Roman" w:cs="Times New Roman"/>
+          <w:i/>
+          <w:iCs/>
+          <w:sz w:val="20"/>
+          <w:szCs w:val="20"/>
+        </w:rPr>
+        <w:t>στο</w:t>
+      </w:r>
+      <w:r>
+        <w:rPr>
+          <w:rFonts w:ascii="Times New Roman" w:hAnsi="Times New Roman" w:cs="Times New Roman"/>
+          <w:i/>
+          <w:iCs/>
+          <w:sz w:val="20"/>
+          <w:szCs w:val="20"/>
+          <w:lang w:val="en-US"/>
+        </w:rPr>
+        <w:t xml:space="preserve"> RapidMiner</w:t>
+      </w:r>
+    </w:p>
+    <w:p>
+      <w:pPr>
+        <w:rPr>
+          <w:rFonts w:ascii="Times New Roman" w:hAnsi="Times New Roman" w:cs="Times New Roman"/>
+          <w:i/>
+          <w:iCs/>
+          <w:sz w:val="20"/>
+          <w:szCs w:val="20"/>
+          <w:lang w:val="en-US"/>
+        </w:rPr>
+      </w:pPr>
+    </w:p>
+    <w:p>
+      <w:pPr>
+        <w:rPr>
+          <w:rFonts w:ascii="Times New Roman" w:hAnsi="Times New Roman" w:cs="Times New Roman"/>
+        </w:rPr>
+      </w:pPr>
+      <w:r>
+        <w:rPr>
+          <w:rFonts w:ascii="Times New Roman" w:hAnsi="Times New Roman" w:cs="Times New Roman"/>
+        </w:rPr>
+        <w:t xml:space="preserve">Η επιτυχής φόρτωση του </w:t>
+      </w:r>
+      <w:proofErr w:type="spellStart"/>
+      <w:r>
+        <w:rPr>
+          <w:rFonts w:ascii="Times New Roman" w:hAnsi="Times New Roman" w:cs="Times New Roman"/>
+        </w:rPr>
+        <w:t>dataset</w:t>
+      </w:r>
+      <w:proofErr w:type="spellEnd"/>
+      <w:r>
+        <w:rPr>
+          <w:rFonts w:ascii="Times New Roman" w:hAnsi="Times New Roman" w:cs="Times New Roman"/>
+        </w:rPr>
+        <w:t xml:space="preserve"> αποτελεί το πρώτο βήμα πριν από την οικονομική ανάλυση και την εφαρμογή των μοντέλων μηχανικής μάθησης. </w:t>
+      </w:r>
+    </w:p>
+    <w:p>
+      <w:pPr>
+        <w:rPr>
+          <w:rFonts w:ascii="Times New Roman" w:hAnsi="Times New Roman" w:cs="Times New Roman"/>
+          <w:lang w:val="en-US"/>
+        </w:rPr>
+      </w:pPr>
+    </w:p>
+    <w:p>
+      <w:pPr>
+        <w:rPr>
+          <w:rFonts w:ascii="Times New Roman" w:hAnsi="Times New Roman" w:cs="Times New Roman"/>
+          <w:lang w:val="en-US"/>
+        </w:rPr>
+      </w:pPr>
+      <w:r>
+        <w:rPr>
+          <w:rFonts w:ascii="Times New Roman" w:hAnsi="Times New Roman" w:cs="Times New Roman"/>
+        </w:rPr>
+        <w:t xml:space="preserve">4.3 Εξερεύνηση και </w:t>
+      </w:r>
+      <w:proofErr w:type="spellStart"/>
+      <w:r>
+        <w:rPr>
+          <w:rFonts w:ascii="Times New Roman" w:hAnsi="Times New Roman" w:cs="Times New Roman"/>
+        </w:rPr>
+        <w:t>οπτικοποίηση</w:t>
+      </w:r>
+      <w:proofErr w:type="spellEnd"/>
+      <w:r>
+        <w:rPr>
+          <w:rFonts w:ascii="Times New Roman" w:hAnsi="Times New Roman" w:cs="Times New Roman"/>
+        </w:rPr>
+        <w:t xml:space="preserve"> δεδομένων</w:t>
+      </w:r>
+    </w:p>
+    <w:p>
+      <w:pPr>
+        <w:rPr>
+          <w:rFonts w:ascii="Times New Roman" w:hAnsi="Times New Roman" w:cs="Times New Roman"/>
+          <w:lang w:val="en-US"/>
+        </w:rPr>
+      </w:pPr>
+    </w:p>
+    <w:p>
+      <w:pPr>
+        <w:rPr>
+          <w:rFonts w:ascii="Times New Roman" w:hAnsi="Times New Roman" w:cs="Times New Roman"/>
+          <w:lang w:val="en-US"/>
+        </w:rPr>
+      </w:pPr>
+      <w:r>
+        <w:rPr>
+          <w:rFonts w:ascii="Times New Roman" w:hAnsi="Times New Roman" w:cs="Times New Roman"/>
+        </w:rPr>
+        <w:t xml:space="preserve">Μετά τη φόρτωση του </w:t>
+      </w:r>
+      <w:proofErr w:type="spellStart"/>
+      <w:r>
+        <w:rPr>
+          <w:rFonts w:ascii="Times New Roman" w:hAnsi="Times New Roman" w:cs="Times New Roman"/>
+        </w:rPr>
+        <w:t>dataset</w:t>
+      </w:r>
+      <w:proofErr w:type="spellEnd"/>
+      <w:r>
+        <w:rPr>
+          <w:rFonts w:ascii="Times New Roman" w:hAnsi="Times New Roman" w:cs="Times New Roman"/>
+        </w:rPr>
+        <w:t xml:space="preserve"> στο </w:t>
+      </w:r>
+      <w:proofErr w:type="spellStart"/>
+      <w:r>
+        <w:rPr>
+          <w:rFonts w:ascii="Times New Roman" w:hAnsi="Times New Roman" w:cs="Times New Roman"/>
+        </w:rPr>
+        <w:t>RapidMiner</w:t>
+      </w:r>
+      <w:proofErr w:type="spellEnd"/>
+      <w:r>
+        <w:rPr>
+          <w:rFonts w:ascii="Times New Roman" w:hAnsi="Times New Roman" w:cs="Times New Roman"/>
+        </w:rPr>
+        <w:t xml:space="preserve">, πραγματοποιήθηκε αρχική εξερεύνηση των δεδομένων, ώστε να γίνει καλύτερα κατανοητή η δομή των πωλήσεων. Το </w:t>
+      </w:r>
+      <w:proofErr w:type="spellStart"/>
+      <w:r>
+        <w:rPr>
+          <w:rFonts w:ascii="Times New Roman" w:hAnsi="Times New Roman" w:cs="Times New Roman"/>
+        </w:rPr>
+        <w:t>dataset</w:t>
+      </w:r>
+      <w:proofErr w:type="spellEnd"/>
+      <w:r>
+        <w:rPr>
+          <w:rFonts w:ascii="Times New Roman" w:hAnsi="Times New Roman" w:cs="Times New Roman"/>
+        </w:rPr>
+        <w:t xml:space="preserve"> περιλαμβάνει 1775 εγγραφές και 6 μεταβλητές. Οι αριθμητικές μεταβλητές, όπως </w:t>
+      </w:r>
+      <w:proofErr w:type="spellStart"/>
+      <w:r>
+        <w:rPr>
+          <w:rFonts w:ascii="Times New Roman" w:hAnsi="Times New Roman" w:cs="Times New Roman"/>
+        </w:rPr>
+        <w:t>Net</w:t>
+      </w:r>
+      <w:proofErr w:type="spellEnd"/>
+      <w:r>
+        <w:rPr>
+          <w:rFonts w:ascii="Times New Roman" w:hAnsi="Times New Roman" w:cs="Times New Roman"/>
+        </w:rPr>
+        <w:t xml:space="preserve"> </w:t>
+      </w:r>
+      <w:proofErr w:type="spellStart"/>
+      <w:r>
+        <w:rPr>
+          <w:rFonts w:ascii="Times New Roman" w:hAnsi="Times New Roman" w:cs="Times New Roman"/>
+        </w:rPr>
+        <w:t>Quantity</w:t>
+      </w:r>
+      <w:proofErr w:type="spellEnd"/>
+      <w:r>
+        <w:rPr>
+          <w:rFonts w:ascii="Times New Roman" w:hAnsi="Times New Roman" w:cs="Times New Roman"/>
+        </w:rPr>
+        <w:t xml:space="preserve">, </w:t>
+      </w:r>
+      <w:proofErr w:type="spellStart"/>
+      <w:r>
+        <w:rPr>
+          <w:rFonts w:ascii="Times New Roman" w:hAnsi="Times New Roman" w:cs="Times New Roman"/>
+        </w:rPr>
+        <w:t>Gross</w:t>
+      </w:r>
+      <w:proofErr w:type="spellEnd"/>
+      <w:r>
+        <w:rPr>
+          <w:rFonts w:ascii="Times New Roman" w:hAnsi="Times New Roman" w:cs="Times New Roman"/>
+        </w:rPr>
+        <w:t xml:space="preserve"> </w:t>
+      </w:r>
+      <w:proofErr w:type="spellStart"/>
+      <w:r>
+        <w:rPr>
+          <w:rFonts w:ascii="Times New Roman" w:hAnsi="Times New Roman" w:cs="Times New Roman"/>
+        </w:rPr>
+        <w:t>Sales</w:t>
+      </w:r>
+      <w:proofErr w:type="spellEnd"/>
+      <w:r>
+        <w:rPr>
+          <w:rFonts w:ascii="Times New Roman" w:hAnsi="Times New Roman" w:cs="Times New Roman"/>
+        </w:rPr>
+        <w:t xml:space="preserve">, </w:t>
+      </w:r>
+      <w:proofErr w:type="spellStart"/>
+      <w:r>
+        <w:rPr>
+          <w:rFonts w:ascii="Times New Roman" w:hAnsi="Times New Roman" w:cs="Times New Roman"/>
+        </w:rPr>
+        <w:t>Discounts</w:t>
+      </w:r>
+      <w:proofErr w:type="spellEnd"/>
+      <w:r>
+        <w:rPr>
+          <w:rFonts w:ascii="Times New Roman" w:hAnsi="Times New Roman" w:cs="Times New Roman"/>
+        </w:rPr>
+        <w:t xml:space="preserve">, </w:t>
+      </w:r>
+      <w:proofErr w:type="spellStart"/>
+      <w:r>
+        <w:rPr>
+          <w:rFonts w:ascii="Times New Roman" w:hAnsi="Times New Roman" w:cs="Times New Roman"/>
+        </w:rPr>
+        <w:t>Returns</w:t>
+      </w:r>
+      <w:proofErr w:type="spellEnd"/>
+      <w:r>
+        <w:rPr>
+          <w:rFonts w:ascii="Times New Roman" w:hAnsi="Times New Roman" w:cs="Times New Roman"/>
+        </w:rPr>
+        <w:t xml:space="preserve"> και </w:t>
+      </w:r>
+      <w:proofErr w:type="spellStart"/>
+      <w:r>
+        <w:rPr>
+          <w:rFonts w:ascii="Times New Roman" w:hAnsi="Times New Roman" w:cs="Times New Roman"/>
+        </w:rPr>
+        <w:t>Total</w:t>
+      </w:r>
+      <w:proofErr w:type="spellEnd"/>
+      <w:r>
+        <w:rPr>
+          <w:rFonts w:ascii="Times New Roman" w:hAnsi="Times New Roman" w:cs="Times New Roman"/>
+        </w:rPr>
+        <w:t xml:space="preserve"> </w:t>
+      </w:r>
+      <w:proofErr w:type="spellStart"/>
+      <w:r>
+        <w:rPr>
+          <w:rFonts w:ascii="Times New Roman" w:hAnsi="Times New Roman" w:cs="Times New Roman"/>
+        </w:rPr>
+        <w:t>Net</w:t>
+      </w:r>
+      <w:proofErr w:type="spellEnd"/>
+      <w:r>
+        <w:rPr>
+          <w:rFonts w:ascii="Times New Roman" w:hAnsi="Times New Roman" w:cs="Times New Roman"/>
+        </w:rPr>
+        <w:t xml:space="preserve"> </w:t>
+      </w:r>
+      <w:proofErr w:type="spellStart"/>
+      <w:r>
+        <w:rPr>
+          <w:rFonts w:ascii="Times New Roman" w:hAnsi="Times New Roman" w:cs="Times New Roman"/>
+        </w:rPr>
+        <w:t>Sales</w:t>
+      </w:r>
+      <w:proofErr w:type="spellEnd"/>
+      <w:r>
+        <w:rPr>
+          <w:rFonts w:ascii="Times New Roman" w:hAnsi="Times New Roman" w:cs="Times New Roman"/>
+        </w:rPr>
+        <w:t xml:space="preserve">, μπορούν να χρησιμοποιηθούν για οικονομική ανάλυση, ενώ η μεταβλητή </w:t>
+      </w:r>
+      <w:proofErr w:type="spellStart"/>
+      <w:r>
+        <w:rPr>
+          <w:rFonts w:ascii="Times New Roman" w:hAnsi="Times New Roman" w:cs="Times New Roman"/>
+        </w:rPr>
+        <w:t>Product</w:t>
+      </w:r>
+      <w:proofErr w:type="spellEnd"/>
+      <w:r>
+        <w:rPr>
+          <w:rFonts w:ascii="Times New Roman" w:hAnsi="Times New Roman" w:cs="Times New Roman"/>
+        </w:rPr>
+        <w:t xml:space="preserve"> </w:t>
+      </w:r>
+      <w:proofErr w:type="spellStart"/>
+      <w:r>
+        <w:rPr>
+          <w:rFonts w:ascii="Times New Roman" w:hAnsi="Times New Roman" w:cs="Times New Roman"/>
+        </w:rPr>
+        <w:t>Type</w:t>
+      </w:r>
+      <w:proofErr w:type="spellEnd"/>
+      <w:r>
+        <w:rPr>
+          <w:rFonts w:ascii="Times New Roman" w:hAnsi="Times New Roman" w:cs="Times New Roman"/>
+        </w:rPr>
+        <w:t xml:space="preserve"> επιτρέπει τη σύγκριση διαφορετικών κατηγοριών προϊόντων. Από τον αρχικό έλεγχο παρατηρήθηκαν λίγες ελλιπείς τιμές στη μεταβλητή </w:t>
+      </w:r>
+      <w:proofErr w:type="spellStart"/>
+      <w:r>
+        <w:rPr>
+          <w:rFonts w:ascii="Times New Roman" w:hAnsi="Times New Roman" w:cs="Times New Roman"/>
+        </w:rPr>
+        <w:t>Product</w:t>
+      </w:r>
+      <w:proofErr w:type="spellEnd"/>
+      <w:r>
+        <w:rPr>
+          <w:rFonts w:ascii="Times New Roman" w:hAnsi="Times New Roman" w:cs="Times New Roman"/>
+        </w:rPr>
+        <w:t xml:space="preserve"> </w:t>
+      </w:r>
+      <w:proofErr w:type="spellStart"/>
+      <w:r>
+        <w:rPr>
+          <w:rFonts w:ascii="Times New Roman" w:hAnsi="Times New Roman" w:cs="Times New Roman"/>
+        </w:rPr>
+        <w:t>Type</w:t>
+      </w:r>
+      <w:proofErr w:type="spellEnd"/>
+      <w:r>
+        <w:rPr>
+          <w:rFonts w:ascii="Times New Roman" w:hAnsi="Times New Roman" w:cs="Times New Roman"/>
+        </w:rPr>
+        <w:t>, χωρίς όμως να επηρεάζεται σημαντικά η συνολική ανάλυση.</w:t>
+      </w:r>
+    </w:p>
+    <w:p>
+      <w:pPr>
+        <w:rPr>
+          <w:rFonts w:ascii="Times New Roman" w:hAnsi="Times New Roman" w:cs="Times New Roman"/>
+          <w:lang w:val="en-US"/>
+        </w:rPr>
+      </w:pPr>
+    </w:p>
+    <w:p>
+      <w:pPr>
+        <w:rPr>
+          <w:rFonts w:ascii="Times New Roman" w:hAnsi="Times New Roman" w:cs="Times New Roman"/>
+          <w:lang w:val="en-US"/>
+        </w:rPr>
+      </w:pPr>
+      <w:r>
+        <w:rPr>
+          <w:rFonts w:ascii="Times New Roman" w:hAnsi="Times New Roman" w:cs="Times New Roman"/>
+          <w:noProof/>
+          <w:lang w:val="en-US"/>
+        </w:rPr>
+        <w:lastRenderedPageBreak/>
+        <w:drawing>
+          <wp:inline distT="0" distB="0" distL="0" distR="0" wp14:anchorId="11C10BA9" wp14:editId="4F42CD66">
+            <wp:extent cx="5262245" cy="2959100"/>
+            <wp:effectExtent l="0" t="0" r="0" b="0"/>
+            <wp:docPr id="273722012" name="Picture 2"/>
+            <wp:cNvGraphicFramePr>
+              <a:graphicFrameLocks xmlns:a="http://schemas.openxmlformats.org/drawingml/2006/main" noChangeAspect="1"/>
+            </wp:cNvGraphicFramePr>
+            <a:graphic xmlns:a="http://schemas.openxmlformats.org/drawingml/2006/main">
+              <a:graphicData uri="http://schemas.openxmlformats.org/drawingml/2006/picture">
+                <pic:pic xmlns:pic="http://schemas.openxmlformats.org/drawingml/2006/picture">
+                  <pic:nvPicPr>
+                    <pic:cNvPr id="0" name="Picture 2"/>
+                    <pic:cNvPicPr>
+                      <a:picLocks noChangeAspect="1" noChangeArrowheads="1"/>
+                    </pic:cNvPicPr>
+                  </pic:nvPicPr>
+                  <pic:blipFill>
+                    <a:blip r:embed="rId17" cstate="print">
+                      <a:extLst>
+                        <a:ext uri="{28A0092B-C50C-407E-A947-70E740481C1C}">
+                          <a14:useLocalDpi xmlns:a14="http://schemas.microsoft.com/office/drawing/2010/main" val="0"/>
+                        </a:ext>
+                      </a:extLst>
+                    </a:blip>
+                    <a:srcRect/>
+                    <a:stretch>
+                      <a:fillRect/>
+                    </a:stretch>
+                  </pic:blipFill>
+                  <pic:spPr bwMode="auto">
+                    <a:xfrm>
+                      <a:off x="0" y="0"/>
+                      <a:ext cx="5262245" cy="2959100"/>
+                    </a:xfrm>
+                    <a:prstGeom prst="rect">
+                      <a:avLst/>
+                    </a:prstGeom>
+                    <a:noFill/>
+                    <a:ln>
+                      <a:noFill/>
+                    </a:ln>
+                  </pic:spPr>
+                </pic:pic>
+              </a:graphicData>
+            </a:graphic>
+          </wp:inline>
+        </w:drawing>
+      </w:r>
+    </w:p>
+    <w:p>
+      <w:pPr>
+        <w:rPr>
+          <w:rFonts w:ascii="Times New Roman" w:hAnsi="Times New Roman" w:cs="Times New Roman"/>
+          <w:i/>
+          <w:iCs/>
+          <w:sz w:val="20"/>
+          <w:szCs w:val="20"/>
+          <w:lang w:val="en-US"/>
+        </w:rPr>
+      </w:pPr>
+      <w:proofErr w:type="spellStart"/>
+      <w:r>
+        <w:rPr>
+          <w:rFonts w:ascii="Times New Roman" w:hAnsi="Times New Roman" w:cs="Times New Roman"/>
+          <w:i/>
+          <w:iCs/>
+          <w:sz w:val="20"/>
+          <w:szCs w:val="20"/>
+        </w:rPr>
+        <w:t>Figure</w:t>
+      </w:r>
+      <w:proofErr w:type="spellEnd"/>
+      <w:r>
+        <w:rPr>
+          <w:rFonts w:ascii="Times New Roman" w:hAnsi="Times New Roman" w:cs="Times New Roman"/>
+          <w:i/>
+          <w:iCs/>
+          <w:sz w:val="20"/>
+          <w:szCs w:val="20"/>
+        </w:rPr>
+        <w:t xml:space="preserve"> 15: Στατιστική επισκόπηση του </w:t>
+      </w:r>
+      <w:proofErr w:type="spellStart"/>
+      <w:r>
+        <w:rPr>
+          <w:rFonts w:ascii="Times New Roman" w:hAnsi="Times New Roman" w:cs="Times New Roman"/>
+          <w:i/>
+          <w:iCs/>
+          <w:sz w:val="20"/>
+          <w:szCs w:val="20"/>
+        </w:rPr>
+        <w:t>retail</w:t>
+      </w:r>
+      <w:proofErr w:type="spellEnd"/>
+      <w:r>
+        <w:rPr>
+          <w:rFonts w:ascii="Times New Roman" w:hAnsi="Times New Roman" w:cs="Times New Roman"/>
+          <w:i/>
+          <w:iCs/>
+          <w:sz w:val="20"/>
+          <w:szCs w:val="20"/>
+        </w:rPr>
+        <w:t xml:space="preserve"> </w:t>
+      </w:r>
+      <w:proofErr w:type="spellStart"/>
+      <w:r>
+        <w:rPr>
+          <w:rFonts w:ascii="Times New Roman" w:hAnsi="Times New Roman" w:cs="Times New Roman"/>
+          <w:i/>
+          <w:iCs/>
+          <w:sz w:val="20"/>
+          <w:szCs w:val="20"/>
+        </w:rPr>
+        <w:t>dataset</w:t>
+      </w:r>
+      <w:proofErr w:type="spellEnd"/>
+      <w:r>
+        <w:rPr>
+          <w:rFonts w:ascii="Times New Roman" w:hAnsi="Times New Roman" w:cs="Times New Roman"/>
+          <w:i/>
+          <w:iCs/>
+          <w:sz w:val="20"/>
+          <w:szCs w:val="20"/>
+        </w:rPr>
+        <w:t xml:space="preserve"> στο </w:t>
+      </w:r>
+      <w:proofErr w:type="spellStart"/>
+      <w:r>
+        <w:rPr>
+          <w:rFonts w:ascii="Times New Roman" w:hAnsi="Times New Roman" w:cs="Times New Roman"/>
+          <w:i/>
+          <w:iCs/>
+          <w:sz w:val="20"/>
+          <w:szCs w:val="20"/>
+        </w:rPr>
+        <w:t>RapidMiner</w:t>
+      </w:r>
+      <w:proofErr w:type="spellEnd"/>
+    </w:p>
+    <w:p>
+      <w:pPr>
+        <w:rPr>
+          <w:rFonts w:ascii="Times New Roman" w:hAnsi="Times New Roman" w:cs="Times New Roman"/>
+          <w:i/>
+          <w:iCs/>
+          <w:sz w:val="20"/>
+          <w:szCs w:val="20"/>
+          <w:lang w:val="en-US"/>
+        </w:rPr>
+      </w:pPr>
+    </w:p>
+    <w:p>
+      <w:pPr>
+        <w:rPr>
+          <w:rFonts w:ascii="Times New Roman" w:hAnsi="Times New Roman" w:cs="Times New Roman"/>
+        </w:rPr>
+      </w:pPr>
+      <w:r>
+        <w:rPr>
+          <w:rFonts w:ascii="Times New Roman" w:hAnsi="Times New Roman" w:cs="Times New Roman"/>
+        </w:rPr>
+        <w:t xml:space="preserve">Το </w:t>
+      </w:r>
+      <w:r>
+        <w:rPr>
+          <w:rFonts w:ascii="Times New Roman" w:hAnsi="Times New Roman" w:cs="Times New Roman"/>
+        </w:rPr>
+        <w:t xml:space="preserve">παρακάτω </w:t>
+      </w:r>
+      <w:r>
+        <w:rPr>
+          <w:rFonts w:ascii="Times New Roman" w:hAnsi="Times New Roman" w:cs="Times New Roman"/>
+        </w:rPr>
+        <w:t xml:space="preserve">γράφημα παρουσιάζει την κατανομή των εγγραφών ανά τύπο προϊόντος. Μέσα από αυτή την </w:t>
+      </w:r>
+      <w:proofErr w:type="spellStart"/>
+      <w:r>
+        <w:rPr>
+          <w:rFonts w:ascii="Times New Roman" w:hAnsi="Times New Roman" w:cs="Times New Roman"/>
+        </w:rPr>
+        <w:t>οπτικοποίηση</w:t>
+      </w:r>
+      <w:proofErr w:type="spellEnd"/>
+      <w:r>
+        <w:rPr>
+          <w:rFonts w:ascii="Times New Roman" w:hAnsi="Times New Roman" w:cs="Times New Roman"/>
+        </w:rPr>
+        <w:t xml:space="preserve"> γίνεται πιο εύκολο να εντοπιστούν οι κατηγορίες προϊόντων που εμφανίζονται συχνότερα στο </w:t>
+      </w:r>
+      <w:r>
+        <w:rPr>
+          <w:rFonts w:ascii="Times New Roman" w:hAnsi="Times New Roman" w:cs="Times New Roman"/>
+          <w:lang w:val="en-US"/>
+        </w:rPr>
+        <w:t>dataset</w:t>
+      </w:r>
+      <w:r>
+        <w:rPr>
+          <w:rFonts w:ascii="Times New Roman" w:hAnsi="Times New Roman" w:cs="Times New Roman"/>
+        </w:rPr>
+        <w:t>. Η μεταβλητή `</w:t>
+      </w:r>
+      <w:r>
+        <w:rPr>
+          <w:rFonts w:ascii="Times New Roman" w:hAnsi="Times New Roman" w:cs="Times New Roman"/>
+          <w:lang w:val="en-US"/>
+        </w:rPr>
+        <w:t>Product</w:t>
+      </w:r>
+      <w:r>
+        <w:rPr>
+          <w:rFonts w:ascii="Times New Roman" w:hAnsi="Times New Roman" w:cs="Times New Roman"/>
+        </w:rPr>
+        <w:t xml:space="preserve"> </w:t>
+      </w:r>
+      <w:r>
+        <w:rPr>
+          <w:rFonts w:ascii="Times New Roman" w:hAnsi="Times New Roman" w:cs="Times New Roman"/>
+          <w:lang w:val="en-US"/>
+        </w:rPr>
+        <w:t>Type</w:t>
+      </w:r>
+      <w:r>
+        <w:rPr>
+          <w:rFonts w:ascii="Times New Roman" w:hAnsi="Times New Roman" w:cs="Times New Roman"/>
+        </w:rPr>
+        <w:t>` είναι σημαντική, επειδή θα χρησιμοποιηθεί αργότερα για τη σύγκριση των πωλήσεων και για την ομαδοποίηση των προϊόντων.</w:t>
+      </w:r>
+    </w:p>
+    <w:p>
+      <w:pPr>
+        <w:rPr>
+          <w:rFonts w:ascii="Times New Roman" w:hAnsi="Times New Roman" w:cs="Times New Roman"/>
+        </w:rPr>
+      </w:pPr>
+    </w:p>
+    <w:p>
+      <w:pPr>
+        <w:rPr>
+          <w:rFonts w:ascii="Times New Roman" w:hAnsi="Times New Roman" w:cs="Times New Roman"/>
+        </w:rPr>
+      </w:pPr>
+      <w:r>
+        <w:rPr>
+          <w:rFonts w:ascii="Times New Roman" w:hAnsi="Times New Roman" w:cs="Times New Roman"/>
+          <w:noProof/>
+        </w:rPr>
+        <w:drawing>
+          <wp:inline distT="0" distB="0" distL="0" distR="0" wp14:anchorId="7F585B5E" wp14:editId="1DA949DD">
+            <wp:extent cx="5262245" cy="2950210"/>
+            <wp:effectExtent l="0" t="0" r="0" b="2540"/>
+            <wp:docPr id="1102153990" name="Picture 3"/>
+            <wp:cNvGraphicFramePr>
+              <a:graphicFrameLocks xmlns:a="http://schemas.openxmlformats.org/drawingml/2006/main" noChangeAspect="1"/>
+            </wp:cNvGraphicFramePr>
+            <a:graphic xmlns:a="http://schemas.openxmlformats.org/drawingml/2006/main">
+              <a:graphicData uri="http://schemas.openxmlformats.org/drawingml/2006/picture">
+                <pic:pic xmlns:pic="http://schemas.openxmlformats.org/drawingml/2006/picture">
+                  <pic:nvPicPr>
+                    <pic:cNvPr id="0" name="Picture 3"/>
+                    <pic:cNvPicPr>
+                      <a:picLocks noChangeAspect="1" noChangeArrowheads="1"/>
+                    </pic:cNvPicPr>
+                  </pic:nvPicPr>
+                  <pic:blipFill>
+                    <a:blip r:embed="rId18" cstate="print">
+                      <a:extLst>
+                        <a:ext uri="{28A0092B-C50C-407E-A947-70E740481C1C}">
+                          <a14:useLocalDpi xmlns:a14="http://schemas.microsoft.com/office/drawing/2010/main" val="0"/>
+                        </a:ext>
+                      </a:extLst>
+                    </a:blip>
+                    <a:srcRect/>
+                    <a:stretch>
+                      <a:fillRect/>
+                    </a:stretch>
+                  </pic:blipFill>
+                  <pic:spPr bwMode="auto">
+                    <a:xfrm>
+                      <a:off x="0" y="0"/>
+                      <a:ext cx="5262245" cy="2950210"/>
+                    </a:xfrm>
+                    <a:prstGeom prst="rect">
+                      <a:avLst/>
+                    </a:prstGeom>
+                    <a:noFill/>
+                    <a:ln>
+                      <a:noFill/>
+                    </a:ln>
+                  </pic:spPr>
+                </pic:pic>
+              </a:graphicData>
+            </a:graphic>
+          </wp:inline>
+        </w:drawing>
+      </w:r>
+    </w:p>
+    <w:p>
+      <w:pPr>
+        <w:rPr>
+          <w:rFonts w:ascii="Times New Roman" w:hAnsi="Times New Roman" w:cs="Times New Roman"/>
+          <w:i/>
+          <w:iCs/>
+          <w:sz w:val="20"/>
+          <w:szCs w:val="20"/>
+        </w:rPr>
+      </w:pPr>
+      <w:r>
+        <w:rPr>
+          <w:rFonts w:ascii="Times New Roman" w:hAnsi="Times New Roman" w:cs="Times New Roman"/>
+          <w:i/>
+          <w:iCs/>
+          <w:sz w:val="20"/>
+          <w:szCs w:val="20"/>
+          <w:lang w:val="en-US"/>
+        </w:rPr>
+        <w:t>Figure</w:t>
+      </w:r>
+      <w:r>
+        <w:rPr>
+          <w:rFonts w:ascii="Times New Roman" w:hAnsi="Times New Roman" w:cs="Times New Roman"/>
+          <w:i/>
+          <w:iCs/>
+          <w:sz w:val="20"/>
+          <w:szCs w:val="20"/>
+        </w:rPr>
+        <w:t xml:space="preserve"> 16: Κατανομή των προϊόντων ανά </w:t>
+      </w:r>
+      <w:r>
+        <w:rPr>
+          <w:rFonts w:ascii="Times New Roman" w:hAnsi="Times New Roman" w:cs="Times New Roman"/>
+          <w:i/>
+          <w:iCs/>
+          <w:sz w:val="20"/>
+          <w:szCs w:val="20"/>
+          <w:lang w:val="en-US"/>
+        </w:rPr>
+        <w:t>Product</w:t>
+      </w:r>
+      <w:r>
+        <w:rPr>
+          <w:rFonts w:ascii="Times New Roman" w:hAnsi="Times New Roman" w:cs="Times New Roman"/>
+          <w:i/>
+          <w:iCs/>
+          <w:sz w:val="20"/>
+          <w:szCs w:val="20"/>
+        </w:rPr>
+        <w:t xml:space="preserve"> </w:t>
+      </w:r>
+      <w:r>
+        <w:rPr>
+          <w:rFonts w:ascii="Times New Roman" w:hAnsi="Times New Roman" w:cs="Times New Roman"/>
+          <w:i/>
+          <w:iCs/>
+          <w:sz w:val="20"/>
+          <w:szCs w:val="20"/>
+          <w:lang w:val="en-US"/>
+        </w:rPr>
+        <w:t>Type</w:t>
+      </w:r>
+    </w:p>
+    <w:p>
+      <w:pPr>
+        <w:rPr>
+          <w:rFonts w:ascii="Times New Roman" w:hAnsi="Times New Roman" w:cs="Times New Roman"/>
+        </w:rPr>
+      </w:pPr>
+    </w:p>
+    <w:p>
+      <w:pPr>
+        <w:rPr>
+          <w:rFonts w:ascii="Times New Roman" w:hAnsi="Times New Roman" w:cs="Times New Roman"/>
+          <w:lang w:val="en-US"/>
+        </w:rPr>
+      </w:pPr>
+      <w:r>
+        <w:rPr>
+          <w:rFonts w:ascii="Times New Roman" w:hAnsi="Times New Roman" w:cs="Times New Roman"/>
+        </w:rPr>
+        <w:t xml:space="preserve">Το </w:t>
+      </w:r>
+      <w:r>
+        <w:rPr>
+          <w:rFonts w:ascii="Times New Roman" w:hAnsi="Times New Roman" w:cs="Times New Roman"/>
+        </w:rPr>
+        <w:t>παρακάτω</w:t>
+      </w:r>
+      <w:r>
+        <w:rPr>
+          <w:rFonts w:ascii="Times New Roman" w:hAnsi="Times New Roman" w:cs="Times New Roman"/>
+        </w:rPr>
+        <w:t xml:space="preserve"> γράφημα παρουσιάζει τις συνολικές καθαρές πωλήσεις ανά κατηγορία προϊόντος. Η χρήση του αθροίσματος της μεταβλητής `</w:t>
+      </w:r>
+      <w:r>
+        <w:rPr>
+          <w:rFonts w:ascii="Times New Roman" w:hAnsi="Times New Roman" w:cs="Times New Roman"/>
+          <w:lang w:val="en-US"/>
+        </w:rPr>
+        <w:t>Total</w:t>
+      </w:r>
+      <w:r>
+        <w:rPr>
+          <w:rFonts w:ascii="Times New Roman" w:hAnsi="Times New Roman" w:cs="Times New Roman"/>
+        </w:rPr>
+        <w:t xml:space="preserve"> </w:t>
+      </w:r>
+      <w:r>
+        <w:rPr>
+          <w:rFonts w:ascii="Times New Roman" w:hAnsi="Times New Roman" w:cs="Times New Roman"/>
+          <w:lang w:val="en-US"/>
+        </w:rPr>
+        <w:t>Net</w:t>
+      </w:r>
+      <w:r>
+        <w:rPr>
+          <w:rFonts w:ascii="Times New Roman" w:hAnsi="Times New Roman" w:cs="Times New Roman"/>
+        </w:rPr>
+        <w:t xml:space="preserve"> </w:t>
+      </w:r>
+      <w:r>
+        <w:rPr>
+          <w:rFonts w:ascii="Times New Roman" w:hAnsi="Times New Roman" w:cs="Times New Roman"/>
+          <w:lang w:val="en-US"/>
+        </w:rPr>
+        <w:t>Sales</w:t>
+      </w:r>
+      <w:r>
+        <w:rPr>
+          <w:rFonts w:ascii="Times New Roman" w:hAnsi="Times New Roman" w:cs="Times New Roman"/>
+        </w:rPr>
+        <w:t xml:space="preserve">` επιτρέπει τον εντοπισμό των κατηγοριών που συνεισφέρουν περισσότερο στα έσοδα της εταιρείας. Μέσα από αυτή την ανάλυση μπορούν να αναγνωριστούν οι πιο σημαντικοί τύποι προϊόντων από οικονομική άποψη και να χρησιμοποιηθούν αργότερα για πιο </w:t>
+      </w:r>
+      <w:proofErr w:type="spellStart"/>
+      <w:r>
+        <w:rPr>
+          <w:rFonts w:ascii="Times New Roman" w:hAnsi="Times New Roman" w:cs="Times New Roman"/>
+        </w:rPr>
+        <w:t>στοχευμένη</w:t>
+      </w:r>
+      <w:proofErr w:type="spellEnd"/>
+      <w:r>
+        <w:rPr>
+          <w:rFonts w:ascii="Times New Roman" w:hAnsi="Times New Roman" w:cs="Times New Roman"/>
+        </w:rPr>
+        <w:t xml:space="preserve"> επιχειρηματική αξιολόγηση.</w:t>
+      </w:r>
+    </w:p>
+    <w:p>
+      <w:pPr>
+        <w:rPr>
+          <w:rFonts w:ascii="Times New Roman" w:hAnsi="Times New Roman" w:cs="Times New Roman"/>
+          <w:lang w:val="en-US"/>
+        </w:rPr>
+      </w:pPr>
+    </w:p>
+    <w:p>
+      <w:pPr>
+        <w:rPr>
+          <w:rFonts w:ascii="Times New Roman" w:hAnsi="Times New Roman" w:cs="Times New Roman"/>
+          <w:lang w:val="en-US"/>
+        </w:rPr>
+      </w:pPr>
+      <w:r>
+        <w:rPr>
+          <w:rFonts w:ascii="Times New Roman" w:hAnsi="Times New Roman" w:cs="Times New Roman"/>
+          <w:noProof/>
+          <w:lang w:val="en-US"/>
+        </w:rPr>
+        <w:lastRenderedPageBreak/>
+        <w:drawing>
+          <wp:inline distT="0" distB="0" distL="0" distR="0" wp14:anchorId="5BE4F00E" wp14:editId="4E4C62A8">
+            <wp:extent cx="5262245" cy="2959100"/>
+            <wp:effectExtent l="0" t="0" r="0" b="0"/>
+            <wp:docPr id="894680814" name="Picture 4"/>
+            <wp:cNvGraphicFramePr>
+              <a:graphicFrameLocks xmlns:a="http://schemas.openxmlformats.org/drawingml/2006/main" noChangeAspect="1"/>
+            </wp:cNvGraphicFramePr>
+            <a:graphic xmlns:a="http://schemas.openxmlformats.org/drawingml/2006/main">
+              <a:graphicData uri="http://schemas.openxmlformats.org/drawingml/2006/picture">
+                <pic:pic xmlns:pic="http://schemas.openxmlformats.org/drawingml/2006/picture">
+                  <pic:nvPicPr>
+                    <pic:cNvPr id="0" name="Picture 4"/>
+                    <pic:cNvPicPr>
+                      <a:picLocks noChangeAspect="1" noChangeArrowheads="1"/>
+                    </pic:cNvPicPr>
+                  </pic:nvPicPr>
+                  <pic:blipFill>
+                    <a:blip r:embed="rId19" cstate="print">
+                      <a:extLst>
+                        <a:ext uri="{28A0092B-C50C-407E-A947-70E740481C1C}">
+                          <a14:useLocalDpi xmlns:a14="http://schemas.microsoft.com/office/drawing/2010/main" val="0"/>
+                        </a:ext>
+                      </a:extLst>
+                    </a:blip>
+                    <a:srcRect/>
+                    <a:stretch>
+                      <a:fillRect/>
+                    </a:stretch>
+                  </pic:blipFill>
+                  <pic:spPr bwMode="auto">
+                    <a:xfrm>
+                      <a:off x="0" y="0"/>
+                      <a:ext cx="5262245" cy="2959100"/>
+                    </a:xfrm>
+                    <a:prstGeom prst="rect">
+                      <a:avLst/>
+                    </a:prstGeom>
+                    <a:noFill/>
+                    <a:ln>
+                      <a:noFill/>
+                    </a:ln>
+                  </pic:spPr>
+                </pic:pic>
+              </a:graphicData>
+            </a:graphic>
+          </wp:inline>
+        </w:drawing>
+      </w:r>
+    </w:p>
+    <w:p>
+      <w:pPr>
+        <w:rPr>
+          <w:rFonts w:ascii="Times New Roman" w:hAnsi="Times New Roman" w:cs="Times New Roman"/>
+          <w:i/>
+          <w:iCs/>
+          <w:sz w:val="20"/>
+          <w:szCs w:val="20"/>
+          <w:lang w:val="en-US"/>
+        </w:rPr>
+      </w:pPr>
+      <w:r>
+        <w:rPr>
+          <w:rFonts w:ascii="Times New Roman" w:hAnsi="Times New Roman" w:cs="Times New Roman"/>
+          <w:i/>
+          <w:iCs/>
+          <w:sz w:val="20"/>
+          <w:szCs w:val="20"/>
+          <w:lang w:val="en-US"/>
+        </w:rPr>
+        <w:t>Figure</w:t>
+      </w:r>
+      <w:r>
+        <w:rPr>
+          <w:rFonts w:ascii="Times New Roman" w:hAnsi="Times New Roman" w:cs="Times New Roman"/>
+          <w:i/>
+          <w:iCs/>
+          <w:sz w:val="20"/>
+          <w:szCs w:val="20"/>
+        </w:rPr>
+        <w:t xml:space="preserve"> 17: Συνολικές καθαρές πωλήσεις ανά </w:t>
+      </w:r>
+      <w:r>
+        <w:rPr>
+          <w:rFonts w:ascii="Times New Roman" w:hAnsi="Times New Roman" w:cs="Times New Roman"/>
+          <w:i/>
+          <w:iCs/>
+          <w:sz w:val="20"/>
+          <w:szCs w:val="20"/>
+          <w:lang w:val="en-US"/>
+        </w:rPr>
+        <w:t>Product</w:t>
+      </w:r>
+      <w:r>
+        <w:rPr>
+          <w:rFonts w:ascii="Times New Roman" w:hAnsi="Times New Roman" w:cs="Times New Roman"/>
+          <w:i/>
+          <w:iCs/>
+          <w:sz w:val="20"/>
+          <w:szCs w:val="20"/>
+        </w:rPr>
+        <w:t xml:space="preserve"> </w:t>
+      </w:r>
+      <w:r>
+        <w:rPr>
+          <w:rFonts w:ascii="Times New Roman" w:hAnsi="Times New Roman" w:cs="Times New Roman"/>
+          <w:i/>
+          <w:iCs/>
+          <w:sz w:val="20"/>
+          <w:szCs w:val="20"/>
+          <w:lang w:val="en-US"/>
+        </w:rPr>
+        <w:t>Type</w:t>
+      </w:r>
+    </w:p>
+    <w:p>
+      <w:pPr>
+        <w:rPr>
+          <w:rFonts w:ascii="Times New Roman" w:hAnsi="Times New Roman" w:cs="Times New Roman"/>
+          <w:i/>
+          <w:iCs/>
+          <w:sz w:val="20"/>
+          <w:szCs w:val="20"/>
+          <w:lang w:val="en-US"/>
+        </w:rPr>
+      </w:pPr>
+    </w:p>
+    <w:p>
+      <w:pPr>
+        <w:rPr>
+          <w:rFonts w:ascii="Times New Roman" w:hAnsi="Times New Roman" w:cs="Times New Roman"/>
+          <w:lang w:val="en-US"/>
+        </w:rPr>
+      </w:pPr>
+      <w:r>
+        <w:rPr>
+          <w:rFonts w:ascii="Times New Roman" w:hAnsi="Times New Roman" w:cs="Times New Roman"/>
+        </w:rPr>
+        <w:t>Το παρα</w:t>
+      </w:r>
+      <w:r>
+        <w:rPr>
+          <w:rFonts w:ascii="Times New Roman" w:hAnsi="Times New Roman" w:cs="Times New Roman"/>
+        </w:rPr>
+        <w:t>κάτ</w:t>
+      </w:r>
+      <w:r>
+        <w:rPr>
+          <w:rFonts w:ascii="Times New Roman" w:hAnsi="Times New Roman" w:cs="Times New Roman"/>
+        </w:rPr>
+        <w:t xml:space="preserve">ω γράφημα παρουσιάζει τις συνολικές μικτές πωλήσεις ανά κατηγορία προϊόντος, χρησιμοποιώντας τη μεταβλητή </w:t>
+      </w:r>
+      <w:proofErr w:type="spellStart"/>
+      <w:r>
+        <w:rPr>
+          <w:rFonts w:ascii="Times New Roman" w:hAnsi="Times New Roman" w:cs="Times New Roman"/>
+        </w:rPr>
+        <w:t>Gross</w:t>
+      </w:r>
+      <w:proofErr w:type="spellEnd"/>
+      <w:r>
+        <w:rPr>
+          <w:rFonts w:ascii="Times New Roman" w:hAnsi="Times New Roman" w:cs="Times New Roman"/>
+        </w:rPr>
+        <w:t xml:space="preserve"> </w:t>
+      </w:r>
+      <w:proofErr w:type="spellStart"/>
+      <w:r>
+        <w:rPr>
+          <w:rFonts w:ascii="Times New Roman" w:hAnsi="Times New Roman" w:cs="Times New Roman"/>
+        </w:rPr>
+        <w:t>Sales</w:t>
+      </w:r>
+      <w:proofErr w:type="spellEnd"/>
+      <w:r>
+        <w:rPr>
+          <w:rFonts w:ascii="Times New Roman" w:hAnsi="Times New Roman" w:cs="Times New Roman"/>
+        </w:rPr>
+        <w:t>. Οι μικτές πωλήσεις δείχνουν την αρχική αξία των πωλήσεων πριν αφαιρεθούν εκπτώσεις και επιστροφές. Η ανάλυση αυτή βοηθά στον εντοπισμό των κατηγοριών προϊόντων που δημιουργούν τον μεγαλύτερο αρχικό όγκο πωλήσεων για την εταιρεία.</w:t>
+      </w:r>
+    </w:p>
+    <w:p>
+      <w:pPr>
+        <w:rPr>
+          <w:rFonts w:ascii="Times New Roman" w:hAnsi="Times New Roman" w:cs="Times New Roman"/>
+          <w:lang w:val="en-US"/>
+        </w:rPr>
+      </w:pPr>
+    </w:p>
+    <w:p>
+      <w:pPr>
+        <w:rPr>
+          <w:rFonts w:ascii="Times New Roman" w:hAnsi="Times New Roman" w:cs="Times New Roman"/>
+          <w:lang w:val="en-US"/>
+        </w:rPr>
+      </w:pPr>
+      <w:r>
+        <w:rPr>
+          <w:rFonts w:ascii="Times New Roman" w:hAnsi="Times New Roman" w:cs="Times New Roman"/>
+          <w:noProof/>
+          <w:lang w:val="en-US"/>
+        </w:rPr>
+        <w:drawing>
+          <wp:inline distT="0" distB="0" distL="0" distR="0" wp14:anchorId="5FF64637" wp14:editId="1A709A09">
+            <wp:extent cx="5262245" cy="2959100"/>
+            <wp:effectExtent l="0" t="0" r="0" b="0"/>
+            <wp:docPr id="939744218" name="Picture 5"/>
+            <wp:cNvGraphicFramePr>
+              <a:graphicFrameLocks xmlns:a="http://schemas.openxmlformats.org/drawingml/2006/main" noChangeAspect="1"/>
+            </wp:cNvGraphicFramePr>
+            <a:graphic xmlns:a="http://schemas.openxmlformats.org/drawingml/2006/main">
+              <a:graphicData uri="http://schemas.openxmlformats.org/drawingml/2006/picture">
+                <pic:pic xmlns:pic="http://schemas.openxmlformats.org/drawingml/2006/picture">
+                  <pic:nvPicPr>
+                    <pic:cNvPr id="0" name="Picture 5"/>
+                    <pic:cNvPicPr>
+                      <a:picLocks noChangeAspect="1" noChangeArrowheads="1"/>
+                    </pic:cNvPicPr>
+                  </pic:nvPicPr>
+                  <pic:blipFill>
+                    <a:blip r:embed="rId20" cstate="print">
+                      <a:extLst>
+                        <a:ext uri="{28A0092B-C50C-407E-A947-70E740481C1C}">
+                          <a14:useLocalDpi xmlns:a14="http://schemas.microsoft.com/office/drawing/2010/main" val="0"/>
+                        </a:ext>
+                      </a:extLst>
+                    </a:blip>
+                    <a:srcRect/>
+                    <a:stretch>
+                      <a:fillRect/>
+                    </a:stretch>
+                  </pic:blipFill>
+                  <pic:spPr bwMode="auto">
+                    <a:xfrm>
+                      <a:off x="0" y="0"/>
+                      <a:ext cx="5262245" cy="2959100"/>
+                    </a:xfrm>
+                    <a:prstGeom prst="rect">
+                      <a:avLst/>
+                    </a:prstGeom>
+                    <a:noFill/>
+                    <a:ln>
+                      <a:noFill/>
+                    </a:ln>
+                  </pic:spPr>
+                </pic:pic>
+              </a:graphicData>
+            </a:graphic>
+          </wp:inline>
+        </w:drawing>
+      </w:r>
+    </w:p>
+    <w:p>
+      <w:pPr>
+        <w:rPr>
+          <w:rFonts w:ascii="Times New Roman" w:hAnsi="Times New Roman" w:cs="Times New Roman"/>
+          <w:i/>
+          <w:iCs/>
+          <w:sz w:val="20"/>
+          <w:szCs w:val="20"/>
+        </w:rPr>
+      </w:pPr>
+      <w:proofErr w:type="spellStart"/>
+      <w:r>
+        <w:rPr>
+          <w:rFonts w:ascii="Times New Roman" w:hAnsi="Times New Roman" w:cs="Times New Roman"/>
+          <w:i/>
+          <w:iCs/>
+          <w:sz w:val="20"/>
+          <w:szCs w:val="20"/>
+        </w:rPr>
+        <w:t>Figure</w:t>
+      </w:r>
+      <w:proofErr w:type="spellEnd"/>
+      <w:r>
+        <w:rPr>
+          <w:rFonts w:ascii="Times New Roman" w:hAnsi="Times New Roman" w:cs="Times New Roman"/>
+          <w:i/>
+          <w:iCs/>
+          <w:sz w:val="20"/>
+          <w:szCs w:val="20"/>
+        </w:rPr>
+        <w:t xml:space="preserve"> 18: Συνολικές μικτές πωλήσεις ανά </w:t>
+      </w:r>
+      <w:proofErr w:type="spellStart"/>
+      <w:r>
+        <w:rPr>
+          <w:rFonts w:ascii="Times New Roman" w:hAnsi="Times New Roman" w:cs="Times New Roman"/>
+          <w:i/>
+          <w:iCs/>
+          <w:sz w:val="20"/>
+          <w:szCs w:val="20"/>
+        </w:rPr>
+        <w:t>Product</w:t>
+      </w:r>
+      <w:proofErr w:type="spellEnd"/>
+      <w:r>
+        <w:rPr>
+          <w:rFonts w:ascii="Times New Roman" w:hAnsi="Times New Roman" w:cs="Times New Roman"/>
+          <w:i/>
+          <w:iCs/>
+          <w:sz w:val="20"/>
+          <w:szCs w:val="20"/>
+        </w:rPr>
+        <w:t xml:space="preserve"> </w:t>
+      </w:r>
+      <w:proofErr w:type="spellStart"/>
+      <w:r>
+        <w:rPr>
+          <w:rFonts w:ascii="Times New Roman" w:hAnsi="Times New Roman" w:cs="Times New Roman"/>
+          <w:i/>
+          <w:iCs/>
+          <w:sz w:val="20"/>
+          <w:szCs w:val="20"/>
+        </w:rPr>
+        <w:t>Type</w:t>
+      </w:r>
+      <w:proofErr w:type="spellEnd"/>
+    </w:p>
+    <w:p>
+      <w:pPr>
+        <w:rPr>
+          <w:rFonts w:ascii="Times New Roman" w:hAnsi="Times New Roman" w:cs="Times New Roman"/>
+          <w:i/>
+          <w:iCs/>
+          <w:sz w:val="20"/>
+          <w:szCs w:val="20"/>
+        </w:rPr>
+      </w:pPr>
+    </w:p>
+    <w:p>
+      <w:pPr>
+        <w:rPr>
+          <w:rFonts w:ascii="Times New Roman" w:hAnsi="Times New Roman" w:cs="Times New Roman"/>
+        </w:rPr>
+      </w:pPr>
+      <w:r>
+        <w:rPr>
+          <w:rFonts w:ascii="Times New Roman" w:hAnsi="Times New Roman" w:cs="Times New Roman"/>
+        </w:rPr>
+        <w:t>Το παρα</w:t>
+      </w:r>
+      <w:r>
+        <w:rPr>
+          <w:rFonts w:ascii="Times New Roman" w:hAnsi="Times New Roman" w:cs="Times New Roman"/>
+        </w:rPr>
+        <w:t>κάτ</w:t>
+      </w:r>
+      <w:r>
+        <w:rPr>
+          <w:rFonts w:ascii="Times New Roman" w:hAnsi="Times New Roman" w:cs="Times New Roman"/>
+        </w:rPr>
+        <w:t xml:space="preserve">ω γράφημα παρουσιάζει το συνολικό ποσό εκπτώσεων ανά κατηγορία προϊόντος, με βάση τη μεταβλητή </w:t>
+      </w:r>
+      <w:proofErr w:type="spellStart"/>
+      <w:r>
+        <w:rPr>
+          <w:rFonts w:ascii="Times New Roman" w:hAnsi="Times New Roman" w:cs="Times New Roman"/>
+        </w:rPr>
+        <w:t>Discounts</w:t>
+      </w:r>
+      <w:proofErr w:type="spellEnd"/>
+      <w:r>
+        <w:rPr>
+          <w:rFonts w:ascii="Times New Roman" w:hAnsi="Times New Roman" w:cs="Times New Roman"/>
+        </w:rPr>
+        <w:t>. Η ανάλυση αυτή βοηθά στον εντοπισμό των προϊόντων στα οποία εφαρμόζονται οι μεγαλύτερες εκπτώσεις. Οι εκπτώσεις είναι σημαντικός παράγοντας στην οικονομική ανάλυση, επειδή μειώνουν τις τελικές καθαρές πωλήσεις και μπορούν να επηρεάσουν το συνολικό κέρδος της εταιρείας.</w:t>
+      </w:r>
+    </w:p>
+    <w:p>
+      <w:pPr>
+        <w:rPr>
+          <w:rFonts w:ascii="Times New Roman" w:hAnsi="Times New Roman" w:cs="Times New Roman"/>
+        </w:rPr>
+      </w:pPr>
+    </w:p>
+    <w:p>
+      <w:pPr>
+        <w:rPr>
+          <w:rFonts w:ascii="Times New Roman" w:hAnsi="Times New Roman" w:cs="Times New Roman"/>
+        </w:rPr>
+      </w:pPr>
+    </w:p>
+    <w:p>
+      <w:pPr>
+        <w:rPr>
+          <w:rFonts w:ascii="Times New Roman" w:hAnsi="Times New Roman" w:cs="Times New Roman"/>
+          <w:i/>
+          <w:iCs/>
+          <w:sz w:val="20"/>
+          <w:szCs w:val="20"/>
+        </w:rPr>
+      </w:pPr>
+      <w:r>
+        <w:rPr>
+          <w:rFonts w:ascii="Times New Roman" w:hAnsi="Times New Roman" w:cs="Times New Roman"/>
+          <w:i/>
+          <w:iCs/>
+          <w:noProof/>
+          <w:sz w:val="20"/>
+          <w:szCs w:val="20"/>
+        </w:rPr>
+        <w:lastRenderedPageBreak/>
+        <w:drawing>
+          <wp:inline distT="0" distB="0" distL="0" distR="0" wp14:anchorId="02C25E20" wp14:editId="0115672A">
+            <wp:extent cx="5262245" cy="2959100"/>
+            <wp:effectExtent l="0" t="0" r="0" b="0"/>
+            <wp:docPr id="311793536" name="Picture 6"/>
+            <wp:cNvGraphicFramePr>
+              <a:graphicFrameLocks xmlns:a="http://schemas.openxmlformats.org/drawingml/2006/main" noChangeAspect="1"/>
+            </wp:cNvGraphicFramePr>
+            <a:graphic xmlns:a="http://schemas.openxmlformats.org/drawingml/2006/main">
+              <a:graphicData uri="http://schemas.openxmlformats.org/drawingml/2006/picture">
+                <pic:pic xmlns:pic="http://schemas.openxmlformats.org/drawingml/2006/picture">
+                  <pic:nvPicPr>
+                    <pic:cNvPr id="0" name="Picture 6"/>
+                    <pic:cNvPicPr>
+                      <a:picLocks noChangeAspect="1" noChangeArrowheads="1"/>
+                    </pic:cNvPicPr>
+                  </pic:nvPicPr>
+                  <pic:blipFill>
+                    <a:blip r:embed="rId21" cstate="print">
+                      <a:extLst>
+                        <a:ext uri="{28A0092B-C50C-407E-A947-70E740481C1C}">
+                          <a14:useLocalDpi xmlns:a14="http://schemas.microsoft.com/office/drawing/2010/main" val="0"/>
+                        </a:ext>
+                      </a:extLst>
+                    </a:blip>
+                    <a:srcRect/>
+                    <a:stretch>
+                      <a:fillRect/>
+                    </a:stretch>
+                  </pic:blipFill>
+                  <pic:spPr bwMode="auto">
+                    <a:xfrm>
+                      <a:off x="0" y="0"/>
+                      <a:ext cx="5262245" cy="2959100"/>
+                    </a:xfrm>
+                    <a:prstGeom prst="rect">
+                      <a:avLst/>
+                    </a:prstGeom>
+                    <a:noFill/>
+                    <a:ln>
+                      <a:noFill/>
+                    </a:ln>
+                  </pic:spPr>
+                </pic:pic>
+              </a:graphicData>
+            </a:graphic>
+          </wp:inline>
+        </w:drawing>
+      </w:r>
+    </w:p>
+    <w:p>
+      <w:pPr>
+        <w:rPr>
+          <w:rFonts w:ascii="Times New Roman" w:hAnsi="Times New Roman" w:cs="Times New Roman"/>
+          <w:i/>
+          <w:iCs/>
+          <w:sz w:val="20"/>
+          <w:szCs w:val="20"/>
+        </w:rPr>
+      </w:pPr>
+      <w:proofErr w:type="spellStart"/>
+      <w:r>
+        <w:rPr>
+          <w:rFonts w:ascii="Times New Roman" w:hAnsi="Times New Roman" w:cs="Times New Roman"/>
+          <w:i/>
+          <w:iCs/>
+          <w:sz w:val="20"/>
+          <w:szCs w:val="20"/>
+        </w:rPr>
+        <w:t>Figure</w:t>
+      </w:r>
+      <w:proofErr w:type="spellEnd"/>
+      <w:r>
+        <w:rPr>
+          <w:rFonts w:ascii="Times New Roman" w:hAnsi="Times New Roman" w:cs="Times New Roman"/>
+          <w:i/>
+          <w:iCs/>
+          <w:sz w:val="20"/>
+          <w:szCs w:val="20"/>
+        </w:rPr>
+        <w:t xml:space="preserve"> 19: Συνολικές εκπτώσεις ανά </w:t>
+      </w:r>
+      <w:proofErr w:type="spellStart"/>
+      <w:r>
+        <w:rPr>
+          <w:rFonts w:ascii="Times New Roman" w:hAnsi="Times New Roman" w:cs="Times New Roman"/>
+          <w:i/>
+          <w:iCs/>
+          <w:sz w:val="20"/>
+          <w:szCs w:val="20"/>
+        </w:rPr>
+        <w:t>Product</w:t>
+      </w:r>
+      <w:proofErr w:type="spellEnd"/>
+      <w:r>
+        <w:rPr>
+          <w:rFonts w:ascii="Times New Roman" w:hAnsi="Times New Roman" w:cs="Times New Roman"/>
+          <w:i/>
+          <w:iCs/>
+          <w:sz w:val="20"/>
+          <w:szCs w:val="20"/>
+        </w:rPr>
+        <w:t xml:space="preserve"> </w:t>
+      </w:r>
+      <w:proofErr w:type="spellStart"/>
+      <w:r>
+        <w:rPr>
+          <w:rFonts w:ascii="Times New Roman" w:hAnsi="Times New Roman" w:cs="Times New Roman"/>
+          <w:i/>
+          <w:iCs/>
+          <w:sz w:val="20"/>
+          <w:szCs w:val="20"/>
+        </w:rPr>
+        <w:t>Type</w:t>
+      </w:r>
+      <w:proofErr w:type="spellEnd"/>
+    </w:p>
+    <w:p>
+      <w:pPr>
+        <w:rPr>
+          <w:rFonts w:ascii="Times New Roman" w:hAnsi="Times New Roman" w:cs="Times New Roman"/>
+          <w:i/>
+          <w:iCs/>
+          <w:sz w:val="20"/>
+          <w:szCs w:val="20"/>
+        </w:rPr>
+      </w:pPr>
+    </w:p>
+    <w:p>
+      <w:pPr>
+        <w:rPr>
+          <w:rFonts w:ascii="Times New Roman" w:hAnsi="Times New Roman" w:cs="Times New Roman"/>
+        </w:rPr>
+      </w:pPr>
+      <w:r>
+        <w:rPr>
+          <w:rFonts w:ascii="Times New Roman" w:hAnsi="Times New Roman" w:cs="Times New Roman"/>
+        </w:rPr>
+        <w:t>Το παρα</w:t>
+      </w:r>
+      <w:r>
+        <w:rPr>
+          <w:rFonts w:ascii="Times New Roman" w:hAnsi="Times New Roman" w:cs="Times New Roman"/>
+        </w:rPr>
+        <w:t>κάτ</w:t>
+      </w:r>
+      <w:r>
+        <w:rPr>
+          <w:rFonts w:ascii="Times New Roman" w:hAnsi="Times New Roman" w:cs="Times New Roman"/>
+        </w:rPr>
+        <w:t xml:space="preserve">ω γράφημα παρουσιάζει τις συνολικές επιστροφές ανά κατηγορία προϊόντος, με βάση τη μεταβλητή </w:t>
+      </w:r>
+      <w:proofErr w:type="spellStart"/>
+      <w:r>
+        <w:rPr>
+          <w:rFonts w:ascii="Times New Roman" w:hAnsi="Times New Roman" w:cs="Times New Roman"/>
+        </w:rPr>
+        <w:t>Returns</w:t>
+      </w:r>
+      <w:proofErr w:type="spellEnd"/>
+      <w:r>
+        <w:rPr>
+          <w:rFonts w:ascii="Times New Roman" w:hAnsi="Times New Roman" w:cs="Times New Roman"/>
+        </w:rPr>
+        <w:t>. Οι επιστροφές αποτελούν σημαντικό στοιχείο της οικονομικής ανάλυσης, καθώς μειώνουν τις τελικές καθαρές πωλήσεις και μπορούν να επηρεάσουν την πραγματική απόδοση κάθε κατηγορίας προϊόντος. Μέσα από αυτό το γράφημα μπορούν να εντοπιστούν οι τύποι προϊόντων που παρουσιάζουν μεγαλύτερο ύψος επιστροφών.</w:t>
+      </w:r>
+    </w:p>
+    <w:p>
+      <w:pPr>
+        <w:rPr>
+          <w:rFonts w:ascii="Times New Roman" w:hAnsi="Times New Roman" w:cs="Times New Roman"/>
+          <w:lang w:val="en-US"/>
+        </w:rPr>
+      </w:pPr>
+    </w:p>
+    <w:p>
+      <w:pPr>
+        <w:rPr>
+          <w:rFonts w:ascii="Times New Roman" w:hAnsi="Times New Roman" w:cs="Times New Roman"/>
+          <w:i/>
+          <w:iCs/>
+          <w:sz w:val="20"/>
+          <w:szCs w:val="20"/>
+          <w:lang w:val="en-US"/>
+        </w:rPr>
+      </w:pPr>
+      <w:r>
+        <w:rPr>
+          <w:rFonts w:ascii="Times New Roman" w:hAnsi="Times New Roman" w:cs="Times New Roman"/>
+          <w:i/>
+          <w:iCs/>
+          <w:noProof/>
+          <w:sz w:val="20"/>
+          <w:szCs w:val="20"/>
+          <w:lang w:val="en-US"/>
+        </w:rPr>
+        <w:drawing>
+          <wp:inline distT="0" distB="0" distL="0" distR="0" wp14:anchorId="539C48D5" wp14:editId="4E6CFF8C">
+            <wp:extent cx="5262245" cy="2959100"/>
+            <wp:effectExtent l="0" t="0" r="0" b="0"/>
+            <wp:docPr id="927875027" name="Picture 8"/>
+            <wp:cNvGraphicFramePr>
+              <a:graphicFrameLocks xmlns:a="http://schemas.openxmlformats.org/drawingml/2006/main" noChangeAspect="1"/>
+            </wp:cNvGraphicFramePr>
+            <a:graphic xmlns:a="http://schemas.openxmlformats.org/drawingml/2006/main">
+              <a:graphicData uri="http://schemas.openxmlformats.org/drawingml/2006/picture">
+                <pic:pic xmlns:pic="http://schemas.openxmlformats.org/drawingml/2006/picture">
+                  <pic:nvPicPr>
+                    <pic:cNvPr id="0" name="Picture 8"/>
+                    <pic:cNvPicPr>
+                      <a:picLocks noChangeAspect="1" noChangeArrowheads="1"/>
+                    </pic:cNvPicPr>
+                  </pic:nvPicPr>
+                  <pic:blipFill>
+                    <a:blip r:embed="rId22" cstate="print">
+                      <a:extLst>
+                        <a:ext uri="{28A0092B-C50C-407E-A947-70E740481C1C}">
+                          <a14:useLocalDpi xmlns:a14="http://schemas.microsoft.com/office/drawing/2010/main" val="0"/>
+                        </a:ext>
+                      </a:extLst>
+                    </a:blip>
+                    <a:srcRect/>
+                    <a:stretch>
+                      <a:fillRect/>
+                    </a:stretch>
+                  </pic:blipFill>
+                  <pic:spPr bwMode="auto">
+                    <a:xfrm>
+                      <a:off x="0" y="0"/>
+                      <a:ext cx="5262245" cy="2959100"/>
+                    </a:xfrm>
+                    <a:prstGeom prst="rect">
+                      <a:avLst/>
+                    </a:prstGeom>
+                    <a:noFill/>
+                    <a:ln>
+                      <a:noFill/>
+                    </a:ln>
+                  </pic:spPr>
+                </pic:pic>
+              </a:graphicData>
+            </a:graphic>
+          </wp:inline>
+        </w:drawing>
+      </w:r>
+    </w:p>
+    <w:p>
+      <w:pPr>
+        <w:rPr>
+          <w:rFonts w:ascii="Times New Roman" w:hAnsi="Times New Roman" w:cs="Times New Roman"/>
+          <w:i/>
+          <w:iCs/>
+          <w:sz w:val="20"/>
+          <w:szCs w:val="20"/>
+        </w:rPr>
+      </w:pPr>
+      <w:proofErr w:type="spellStart"/>
+      <w:r>
+        <w:rPr>
+          <w:rFonts w:ascii="Times New Roman" w:hAnsi="Times New Roman" w:cs="Times New Roman"/>
+          <w:i/>
+          <w:iCs/>
+          <w:sz w:val="20"/>
+          <w:szCs w:val="20"/>
+        </w:rPr>
+        <w:t>Figure</w:t>
+      </w:r>
+      <w:proofErr w:type="spellEnd"/>
+      <w:r>
+        <w:rPr>
+          <w:rFonts w:ascii="Times New Roman" w:hAnsi="Times New Roman" w:cs="Times New Roman"/>
+          <w:i/>
+          <w:iCs/>
+          <w:sz w:val="20"/>
+          <w:szCs w:val="20"/>
+        </w:rPr>
+        <w:t xml:space="preserve"> 20: Συνολικές επιστροφές ανά </w:t>
+      </w:r>
+      <w:proofErr w:type="spellStart"/>
+      <w:r>
+        <w:rPr>
+          <w:rFonts w:ascii="Times New Roman" w:hAnsi="Times New Roman" w:cs="Times New Roman"/>
+          <w:i/>
+          <w:iCs/>
+          <w:sz w:val="20"/>
+          <w:szCs w:val="20"/>
+        </w:rPr>
+        <w:t>Product</w:t>
+      </w:r>
+      <w:proofErr w:type="spellEnd"/>
+      <w:r>
+        <w:rPr>
+          <w:rFonts w:ascii="Times New Roman" w:hAnsi="Times New Roman" w:cs="Times New Roman"/>
+          <w:i/>
+          <w:iCs/>
+          <w:sz w:val="20"/>
+          <w:szCs w:val="20"/>
+        </w:rPr>
+        <w:t xml:space="preserve"> </w:t>
+      </w:r>
+      <w:proofErr w:type="spellStart"/>
+      <w:r>
+        <w:rPr>
+          <w:rFonts w:ascii="Times New Roman" w:hAnsi="Times New Roman" w:cs="Times New Roman"/>
+          <w:i/>
+          <w:iCs/>
+          <w:sz w:val="20"/>
+          <w:szCs w:val="20"/>
+        </w:rPr>
+        <w:t>Type</w:t>
+      </w:r>
+      <w:proofErr w:type="spellEnd"/>
+    </w:p>
+    <w:p>
+      <w:pPr>
+        <w:rPr>
+          <w:rFonts w:ascii="Times New Roman" w:hAnsi="Times New Roman" w:cs="Times New Roman"/>
+          <w:b/>
+          <w:bCs/>
+          <w:i/>
+          <w:iCs/>
+          <w:sz w:val="20"/>
+          <w:szCs w:val="20"/>
+        </w:rPr>
+      </w:pPr>
+    </w:p>
+    <w:p>
+      <w:pPr>
+        <w:rPr>
+          <w:rFonts w:ascii="Times New Roman" w:hAnsi="Times New Roman" w:cs="Times New Roman"/>
+        </w:rPr>
+      </w:pPr>
+    </w:p>
+    <w:p>
+      <w:pPr>
+        <w:rPr>
+          <w:rFonts w:ascii="Times New Roman" w:hAnsi="Times New Roman" w:cs="Times New Roman"/>
+          <w:lang w:val="en-US"/>
+        </w:rPr>
+      </w:pPr>
+      <w:r>
+        <w:rPr>
+          <w:rFonts w:ascii="Times New Roman" w:hAnsi="Times New Roman" w:cs="Times New Roman"/>
+        </w:rPr>
+        <w:t xml:space="preserve">4.4 Υπολογισμός </w:t>
+      </w:r>
+      <w:proofErr w:type="spellStart"/>
+      <w:r>
+        <w:rPr>
+          <w:rFonts w:ascii="Times New Roman" w:hAnsi="Times New Roman" w:cs="Times New Roman"/>
+        </w:rPr>
+        <w:t>Revenue</w:t>
+      </w:r>
+      <w:proofErr w:type="spellEnd"/>
+      <w:r>
+        <w:rPr>
+          <w:rFonts w:ascii="Times New Roman" w:hAnsi="Times New Roman" w:cs="Times New Roman"/>
+        </w:rPr>
+        <w:t xml:space="preserve">, </w:t>
+      </w:r>
+      <w:proofErr w:type="spellStart"/>
+      <w:r>
+        <w:rPr>
+          <w:rFonts w:ascii="Times New Roman" w:hAnsi="Times New Roman" w:cs="Times New Roman"/>
+        </w:rPr>
+        <w:t>Expenses</w:t>
+      </w:r>
+      <w:proofErr w:type="spellEnd"/>
+      <w:r>
+        <w:rPr>
+          <w:rFonts w:ascii="Times New Roman" w:hAnsi="Times New Roman" w:cs="Times New Roman"/>
+        </w:rPr>
+        <w:t xml:space="preserve"> και </w:t>
+      </w:r>
+      <w:proofErr w:type="spellStart"/>
+      <w:r>
+        <w:rPr>
+          <w:rFonts w:ascii="Times New Roman" w:hAnsi="Times New Roman" w:cs="Times New Roman"/>
+        </w:rPr>
+        <w:t>Profit</w:t>
+      </w:r>
+      <w:proofErr w:type="spellEnd"/>
+    </w:p>
+    <w:p>
+      <w:pPr>
+        <w:rPr>
+          <w:rFonts w:ascii="Times New Roman" w:hAnsi="Times New Roman" w:cs="Times New Roman"/>
+          <w:lang w:val="en-US"/>
+        </w:rPr>
+      </w:pPr>
+    </w:p>
+    <w:p>
+      <w:pPr>
+        <w:rPr>
+          <w:rFonts w:ascii="Times New Roman" w:hAnsi="Times New Roman" w:cs="Times New Roman"/>
+          <w:lang w:val="en-US"/>
+        </w:rPr>
+      </w:pPr>
+      <w:r>
+        <w:rPr>
+          <w:rFonts w:ascii="Times New Roman" w:hAnsi="Times New Roman" w:cs="Times New Roman"/>
+        </w:rPr>
+        <w:t xml:space="preserve">Για την οικονομική ανάλυση του </w:t>
+      </w:r>
+      <w:proofErr w:type="spellStart"/>
+      <w:r>
+        <w:rPr>
+          <w:rFonts w:ascii="Times New Roman" w:hAnsi="Times New Roman" w:cs="Times New Roman"/>
+        </w:rPr>
+        <w:t>retail</w:t>
+      </w:r>
+      <w:proofErr w:type="spellEnd"/>
+      <w:r>
+        <w:rPr>
+          <w:rFonts w:ascii="Times New Roman" w:hAnsi="Times New Roman" w:cs="Times New Roman"/>
+        </w:rPr>
+        <w:t xml:space="preserve"> </w:t>
+      </w:r>
+      <w:proofErr w:type="spellStart"/>
+      <w:r>
+        <w:rPr>
+          <w:rFonts w:ascii="Times New Roman" w:hAnsi="Times New Roman" w:cs="Times New Roman"/>
+        </w:rPr>
+        <w:t>dataset</w:t>
+      </w:r>
+      <w:proofErr w:type="spellEnd"/>
+      <w:r>
+        <w:rPr>
+          <w:rFonts w:ascii="Times New Roman" w:hAnsi="Times New Roman" w:cs="Times New Roman"/>
+        </w:rPr>
+        <w:t xml:space="preserve"> δημιουργήθηκαν οι μεταβλητές </w:t>
+      </w:r>
+      <w:proofErr w:type="spellStart"/>
+      <w:r>
+        <w:rPr>
+          <w:rFonts w:ascii="Times New Roman" w:hAnsi="Times New Roman" w:cs="Times New Roman"/>
+        </w:rPr>
+        <w:t>Revenue</w:t>
+      </w:r>
+      <w:proofErr w:type="spellEnd"/>
+      <w:r>
+        <w:rPr>
+          <w:rFonts w:ascii="Times New Roman" w:hAnsi="Times New Roman" w:cs="Times New Roman"/>
+        </w:rPr>
+        <w:t xml:space="preserve">, </w:t>
+      </w:r>
+      <w:proofErr w:type="spellStart"/>
+      <w:r>
+        <w:rPr>
+          <w:rFonts w:ascii="Times New Roman" w:hAnsi="Times New Roman" w:cs="Times New Roman"/>
+        </w:rPr>
+        <w:t>Expenses</w:t>
+      </w:r>
+      <w:proofErr w:type="spellEnd"/>
+      <w:r>
+        <w:rPr>
+          <w:rFonts w:ascii="Times New Roman" w:hAnsi="Times New Roman" w:cs="Times New Roman"/>
+        </w:rPr>
+        <w:t xml:space="preserve"> και </w:t>
+      </w:r>
+      <w:proofErr w:type="spellStart"/>
+      <w:r>
+        <w:rPr>
+          <w:rFonts w:ascii="Times New Roman" w:hAnsi="Times New Roman" w:cs="Times New Roman"/>
+        </w:rPr>
+        <w:t>Profit</w:t>
+      </w:r>
+      <w:proofErr w:type="spellEnd"/>
+      <w:r>
+        <w:rPr>
+          <w:rFonts w:ascii="Times New Roman" w:hAnsi="Times New Roman" w:cs="Times New Roman"/>
+        </w:rPr>
+        <w:t xml:space="preserve"> με τη χρήση του </w:t>
+      </w:r>
+      <w:proofErr w:type="spellStart"/>
+      <w:r>
+        <w:rPr>
+          <w:rFonts w:ascii="Times New Roman" w:hAnsi="Times New Roman" w:cs="Times New Roman"/>
+        </w:rPr>
+        <w:t>operator</w:t>
+      </w:r>
+      <w:proofErr w:type="spellEnd"/>
+      <w:r>
+        <w:rPr>
+          <w:rFonts w:ascii="Times New Roman" w:hAnsi="Times New Roman" w:cs="Times New Roman"/>
+        </w:rPr>
+        <w:t xml:space="preserve"> </w:t>
+      </w:r>
+      <w:proofErr w:type="spellStart"/>
+      <w:r>
+        <w:rPr>
+          <w:rFonts w:ascii="Times New Roman" w:hAnsi="Times New Roman" w:cs="Times New Roman"/>
+        </w:rPr>
+        <w:t>Generate</w:t>
+      </w:r>
+      <w:proofErr w:type="spellEnd"/>
+      <w:r>
+        <w:rPr>
+          <w:rFonts w:ascii="Times New Roman" w:hAnsi="Times New Roman" w:cs="Times New Roman"/>
+        </w:rPr>
+        <w:t xml:space="preserve"> </w:t>
+      </w:r>
+      <w:proofErr w:type="spellStart"/>
+      <w:r>
+        <w:rPr>
+          <w:rFonts w:ascii="Times New Roman" w:hAnsi="Times New Roman" w:cs="Times New Roman"/>
+        </w:rPr>
+        <w:t>Attributes</w:t>
+      </w:r>
+      <w:proofErr w:type="spellEnd"/>
+      <w:r>
+        <w:rPr>
+          <w:rFonts w:ascii="Times New Roman" w:hAnsi="Times New Roman" w:cs="Times New Roman"/>
+        </w:rPr>
+        <w:t xml:space="preserve">. Το </w:t>
+      </w:r>
+      <w:proofErr w:type="spellStart"/>
+      <w:r>
+        <w:rPr>
+          <w:rFonts w:ascii="Times New Roman" w:hAnsi="Times New Roman" w:cs="Times New Roman"/>
+        </w:rPr>
+        <w:t>Revenue</w:t>
+      </w:r>
+      <w:proofErr w:type="spellEnd"/>
+      <w:r>
+        <w:rPr>
+          <w:rFonts w:ascii="Times New Roman" w:hAnsi="Times New Roman" w:cs="Times New Roman"/>
+        </w:rPr>
+        <w:t xml:space="preserve"> υπολογίστηκε με βάση τις μικτές πωλήσεις, τις εκπτώσεις και τις </w:t>
+      </w:r>
+      <w:r>
+        <w:rPr>
+          <w:rFonts w:ascii="Times New Roman" w:hAnsi="Times New Roman" w:cs="Times New Roman"/>
+        </w:rPr>
+        <w:lastRenderedPageBreak/>
+        <w:t xml:space="preserve">επιστροφές. Επειδή στο </w:t>
+      </w:r>
+      <w:proofErr w:type="spellStart"/>
+      <w:r>
+        <w:rPr>
+          <w:rFonts w:ascii="Times New Roman" w:hAnsi="Times New Roman" w:cs="Times New Roman"/>
+        </w:rPr>
+        <w:t>dataset</w:t>
+      </w:r>
+      <w:proofErr w:type="spellEnd"/>
+      <w:r>
+        <w:rPr>
+          <w:rFonts w:ascii="Times New Roman" w:hAnsi="Times New Roman" w:cs="Times New Roman"/>
+        </w:rPr>
+        <w:t xml:space="preserve"> οι εκπτώσεις και οι επιστροφές εμφανίζονται με αρνητικό πρόσημο, ο υπολογισμός έγινε με τον τύπο </w:t>
+      </w:r>
+      <w:proofErr w:type="spellStart"/>
+      <w:r>
+        <w:rPr>
+          <w:rFonts w:ascii="Times New Roman" w:hAnsi="Times New Roman" w:cs="Times New Roman"/>
+        </w:rPr>
+        <w:t>Gross</w:t>
+      </w:r>
+      <w:proofErr w:type="spellEnd"/>
+      <w:r>
+        <w:rPr>
+          <w:rFonts w:ascii="Times New Roman" w:hAnsi="Times New Roman" w:cs="Times New Roman"/>
+        </w:rPr>
+        <w:t xml:space="preserve"> </w:t>
+      </w:r>
+      <w:proofErr w:type="spellStart"/>
+      <w:r>
+        <w:rPr>
+          <w:rFonts w:ascii="Times New Roman" w:hAnsi="Times New Roman" w:cs="Times New Roman"/>
+        </w:rPr>
+        <w:t>Sales</w:t>
+      </w:r>
+      <w:proofErr w:type="spellEnd"/>
+      <w:r>
+        <w:rPr>
+          <w:rFonts w:ascii="Times New Roman" w:hAnsi="Times New Roman" w:cs="Times New Roman"/>
+        </w:rPr>
+        <w:t xml:space="preserve"> + </w:t>
+      </w:r>
+      <w:proofErr w:type="spellStart"/>
+      <w:r>
+        <w:rPr>
+          <w:rFonts w:ascii="Times New Roman" w:hAnsi="Times New Roman" w:cs="Times New Roman"/>
+        </w:rPr>
+        <w:t>Discounts</w:t>
+      </w:r>
+      <w:proofErr w:type="spellEnd"/>
+      <w:r>
+        <w:rPr>
+          <w:rFonts w:ascii="Times New Roman" w:hAnsi="Times New Roman" w:cs="Times New Roman"/>
+        </w:rPr>
+        <w:t xml:space="preserve"> + </w:t>
+      </w:r>
+      <w:proofErr w:type="spellStart"/>
+      <w:r>
+        <w:rPr>
+          <w:rFonts w:ascii="Times New Roman" w:hAnsi="Times New Roman" w:cs="Times New Roman"/>
+        </w:rPr>
+        <w:t>Returns</w:t>
+      </w:r>
+      <w:proofErr w:type="spellEnd"/>
+      <w:r>
+        <w:rPr>
+          <w:rFonts w:ascii="Times New Roman" w:hAnsi="Times New Roman" w:cs="Times New Roman"/>
+        </w:rPr>
+        <w:t xml:space="preserve">. Στη συνέχεια, με βάση την υπόθεση ότι η εταιρεία έχει 20% κέρδος στις τιμές των προϊόντων, το </w:t>
+      </w:r>
+      <w:proofErr w:type="spellStart"/>
+      <w:r>
+        <w:rPr>
+          <w:rFonts w:ascii="Times New Roman" w:hAnsi="Times New Roman" w:cs="Times New Roman"/>
+        </w:rPr>
+        <w:t>Profit</w:t>
+      </w:r>
+      <w:proofErr w:type="spellEnd"/>
+      <w:r>
+        <w:rPr>
+          <w:rFonts w:ascii="Times New Roman" w:hAnsi="Times New Roman" w:cs="Times New Roman"/>
+        </w:rPr>
+        <w:t xml:space="preserve"> υπολογίστηκε ως το 20% του </w:t>
+      </w:r>
+      <w:proofErr w:type="spellStart"/>
+      <w:r>
+        <w:rPr>
+          <w:rFonts w:ascii="Times New Roman" w:hAnsi="Times New Roman" w:cs="Times New Roman"/>
+        </w:rPr>
+        <w:t>Revenue</w:t>
+      </w:r>
+      <w:proofErr w:type="spellEnd"/>
+      <w:r>
+        <w:rPr>
+          <w:rFonts w:ascii="Times New Roman" w:hAnsi="Times New Roman" w:cs="Times New Roman"/>
+        </w:rPr>
+        <w:t xml:space="preserve">, ενώ τα </w:t>
+      </w:r>
+      <w:proofErr w:type="spellStart"/>
+      <w:r>
+        <w:rPr>
+          <w:rFonts w:ascii="Times New Roman" w:hAnsi="Times New Roman" w:cs="Times New Roman"/>
+        </w:rPr>
+        <w:t>Expenses</w:t>
+      </w:r>
+      <w:proofErr w:type="spellEnd"/>
+      <w:r>
+        <w:rPr>
+          <w:rFonts w:ascii="Times New Roman" w:hAnsi="Times New Roman" w:cs="Times New Roman"/>
+        </w:rPr>
+        <w:t xml:space="preserve"> υπολογίστηκαν ως το 80% του </w:t>
+      </w:r>
+      <w:proofErr w:type="spellStart"/>
+      <w:r>
+        <w:rPr>
+          <w:rFonts w:ascii="Times New Roman" w:hAnsi="Times New Roman" w:cs="Times New Roman"/>
+        </w:rPr>
+        <w:t>Revenue</w:t>
+      </w:r>
+      <w:proofErr w:type="spellEnd"/>
+      <w:r>
+        <w:rPr>
+          <w:rFonts w:ascii="Times New Roman" w:hAnsi="Times New Roman" w:cs="Times New Roman"/>
+        </w:rPr>
+        <w:t>.</w:t>
+      </w:r>
+    </w:p>
+    <w:p>
+      <w:pPr>
+        <w:rPr>
+          <w:rFonts w:ascii="Times New Roman" w:hAnsi="Times New Roman" w:cs="Times New Roman"/>
+          <w:lang w:val="en-US"/>
+        </w:rPr>
+      </w:pPr>
+    </w:p>
+    <w:p>
+      <w:pPr>
+        <w:rPr>
+          <w:rFonts w:ascii="Times New Roman" w:hAnsi="Times New Roman" w:cs="Times New Roman"/>
+          <w:lang w:val="en-US"/>
+        </w:rPr>
+      </w:pPr>
+      <w:r>
+        <w:rPr>
+          <w:rFonts w:ascii="Times New Roman" w:hAnsi="Times New Roman" w:cs="Times New Roman"/>
+          <w:noProof/>
+          <w:lang w:val="en-US"/>
+        </w:rPr>
+        <w:drawing>
+          <wp:inline distT="0" distB="0" distL="0" distR="0" wp14:anchorId="785B81C1" wp14:editId="4B74A0DD">
+            <wp:extent cx="5262245" cy="2959100"/>
+            <wp:effectExtent l="0" t="0" r="0" b="0"/>
+            <wp:docPr id="687751722" name="Picture 9"/>
+            <wp:cNvGraphicFramePr>
+              <a:graphicFrameLocks xmlns:a="http://schemas.openxmlformats.org/drawingml/2006/main" noChangeAspect="1"/>
+            </wp:cNvGraphicFramePr>
+            <a:graphic xmlns:a="http://schemas.openxmlformats.org/drawingml/2006/main">
+              <a:graphicData uri="http://schemas.openxmlformats.org/drawingml/2006/picture">
+                <pic:pic xmlns:pic="http://schemas.openxmlformats.org/drawingml/2006/picture">
+                  <pic:nvPicPr>
+                    <pic:cNvPr id="0" name="Picture 9"/>
+                    <pic:cNvPicPr>
+                      <a:picLocks noChangeAspect="1" noChangeArrowheads="1"/>
+                    </pic:cNvPicPr>
+                  </pic:nvPicPr>
+                  <pic:blipFill>
+                    <a:blip r:embed="rId23" cstate="print">
+                      <a:extLst>
+                        <a:ext uri="{28A0092B-C50C-407E-A947-70E740481C1C}">
+                          <a14:useLocalDpi xmlns:a14="http://schemas.microsoft.com/office/drawing/2010/main" val="0"/>
+                        </a:ext>
+                      </a:extLst>
+                    </a:blip>
+                    <a:srcRect/>
+                    <a:stretch>
+                      <a:fillRect/>
+                    </a:stretch>
+                  </pic:blipFill>
+                  <pic:spPr bwMode="auto">
+                    <a:xfrm>
+                      <a:off x="0" y="0"/>
+                      <a:ext cx="5262245" cy="2959100"/>
+                    </a:xfrm>
+                    <a:prstGeom prst="rect">
+                      <a:avLst/>
+                    </a:prstGeom>
+                    <a:noFill/>
+                    <a:ln>
+                      <a:noFill/>
+                    </a:ln>
+                  </pic:spPr>
+                </pic:pic>
+              </a:graphicData>
+            </a:graphic>
+          </wp:inline>
+        </w:drawing>
+      </w:r>
+    </w:p>
+    <w:p>
+      <w:pPr>
+        <w:rPr>
+          <w:rFonts w:ascii="Times New Roman" w:hAnsi="Times New Roman" w:cs="Times New Roman"/>
+          <w:b/>
+          <w:bCs/>
+          <w:lang w:val="en-US"/>
+        </w:rPr>
+      </w:pPr>
+      <w:proofErr w:type="spellStart"/>
+      <w:r>
+        <w:rPr>
+          <w:rFonts w:ascii="Times New Roman" w:hAnsi="Times New Roman" w:cs="Times New Roman"/>
+          <w:i/>
+          <w:iCs/>
+          <w:sz w:val="20"/>
+          <w:szCs w:val="20"/>
+        </w:rPr>
+        <w:t>Figure</w:t>
+      </w:r>
+      <w:proofErr w:type="spellEnd"/>
+      <w:r>
+        <w:rPr>
+          <w:rFonts w:ascii="Times New Roman" w:hAnsi="Times New Roman" w:cs="Times New Roman"/>
+          <w:i/>
+          <w:iCs/>
+          <w:sz w:val="20"/>
+          <w:szCs w:val="20"/>
+        </w:rPr>
+        <w:t xml:space="preserve"> 21: Δημιουργία των μεταβλητών </w:t>
+      </w:r>
+      <w:proofErr w:type="spellStart"/>
+      <w:r>
+        <w:rPr>
+          <w:rFonts w:ascii="Times New Roman" w:hAnsi="Times New Roman" w:cs="Times New Roman"/>
+          <w:i/>
+          <w:iCs/>
+          <w:sz w:val="20"/>
+          <w:szCs w:val="20"/>
+        </w:rPr>
+        <w:t>Revenue</w:t>
+      </w:r>
+      <w:proofErr w:type="spellEnd"/>
+      <w:r>
+        <w:rPr>
+          <w:rFonts w:ascii="Times New Roman" w:hAnsi="Times New Roman" w:cs="Times New Roman"/>
+          <w:i/>
+          <w:iCs/>
+          <w:sz w:val="20"/>
+          <w:szCs w:val="20"/>
+        </w:rPr>
+        <w:t xml:space="preserve">, </w:t>
+      </w:r>
+      <w:proofErr w:type="spellStart"/>
+      <w:r>
+        <w:rPr>
+          <w:rFonts w:ascii="Times New Roman" w:hAnsi="Times New Roman" w:cs="Times New Roman"/>
+          <w:i/>
+          <w:iCs/>
+          <w:sz w:val="20"/>
+          <w:szCs w:val="20"/>
+        </w:rPr>
+        <w:t>Expenses</w:t>
+      </w:r>
+      <w:proofErr w:type="spellEnd"/>
+      <w:r>
+        <w:rPr>
+          <w:rFonts w:ascii="Times New Roman" w:hAnsi="Times New Roman" w:cs="Times New Roman"/>
+          <w:i/>
+          <w:iCs/>
+          <w:sz w:val="20"/>
+          <w:szCs w:val="20"/>
+        </w:rPr>
+        <w:t xml:space="preserve"> και </w:t>
+      </w:r>
+      <w:proofErr w:type="spellStart"/>
+      <w:r>
+        <w:rPr>
+          <w:rFonts w:ascii="Times New Roman" w:hAnsi="Times New Roman" w:cs="Times New Roman"/>
+          <w:i/>
+          <w:iCs/>
+          <w:sz w:val="20"/>
+          <w:szCs w:val="20"/>
+        </w:rPr>
+        <w:t>Profit</w:t>
+      </w:r>
+      <w:proofErr w:type="spellEnd"/>
+      <w:r>
+        <w:rPr>
+          <w:rFonts w:ascii="Times New Roman" w:hAnsi="Times New Roman" w:cs="Times New Roman"/>
+          <w:i/>
+          <w:iCs/>
+          <w:sz w:val="20"/>
+          <w:szCs w:val="20"/>
+        </w:rPr>
+        <w:t xml:space="preserve"> στο</w:t>
+      </w:r>
+      <w:r>
+        <w:rPr>
+          <w:rFonts w:ascii="Times New Roman" w:hAnsi="Times New Roman" w:cs="Times New Roman"/>
+          <w:b/>
+          <w:bCs/>
+          <w:sz w:val="20"/>
+          <w:szCs w:val="20"/>
+        </w:rPr>
+        <w:t xml:space="preserve"> </w:t>
+      </w:r>
+      <w:proofErr w:type="spellStart"/>
+      <w:r>
+        <w:rPr>
+          <w:rFonts w:ascii="Times New Roman" w:hAnsi="Times New Roman" w:cs="Times New Roman"/>
+          <w:i/>
+          <w:iCs/>
+          <w:sz w:val="20"/>
+          <w:szCs w:val="20"/>
+        </w:rPr>
+        <w:t>RapidMiner</w:t>
+      </w:r>
+      <w:proofErr w:type="spellEnd"/>
+    </w:p>
+    <w:p>
+      <w:pPr>
+        <w:rPr>
+          <w:rFonts w:ascii="Times New Roman" w:hAnsi="Times New Roman" w:cs="Times New Roman"/>
+          <w:b/>
+          <w:bCs/>
+          <w:lang w:val="en-US"/>
+        </w:rPr>
+      </w:pPr>
+    </w:p>
+    <w:p>
+      <w:pPr>
+        <w:rPr>
+          <w:rFonts w:ascii="Times New Roman" w:hAnsi="Times New Roman" w:cs="Times New Roman"/>
+          <w:lang w:val="en-US"/>
+        </w:rPr>
+      </w:pPr>
+      <w:r>
+        <w:rPr>
+          <w:rFonts w:ascii="Times New Roman" w:hAnsi="Times New Roman" w:cs="Times New Roman"/>
+          <w:noProof/>
+          <w:lang w:val="en-US"/>
+        </w:rPr>
+        <w:drawing>
+          <wp:inline distT="0" distB="0" distL="0" distR="0" wp14:anchorId="2415E065" wp14:editId="60161D73">
+            <wp:extent cx="5262245" cy="2959100"/>
+            <wp:effectExtent l="0" t="0" r="0" b="0"/>
+            <wp:docPr id="1007687349" name="Picture 10"/>
+            <wp:cNvGraphicFramePr>
+              <a:graphicFrameLocks xmlns:a="http://schemas.openxmlformats.org/drawingml/2006/main" noChangeAspect="1"/>
+            </wp:cNvGraphicFramePr>
+            <a:graphic xmlns:a="http://schemas.openxmlformats.org/drawingml/2006/main">
+              <a:graphicData uri="http://schemas.openxmlformats.org/drawingml/2006/picture">
+                <pic:pic xmlns:pic="http://schemas.openxmlformats.org/drawingml/2006/picture">
+                  <pic:nvPicPr>
+                    <pic:cNvPr id="0" name="Picture 10"/>
+                    <pic:cNvPicPr>
+                      <a:picLocks noChangeAspect="1" noChangeArrowheads="1"/>
+                    </pic:cNvPicPr>
+                  </pic:nvPicPr>
+                  <pic:blipFill>
+                    <a:blip r:embed="rId24" cstate="print">
+                      <a:extLst>
+                        <a:ext uri="{28A0092B-C50C-407E-A947-70E740481C1C}">
+                          <a14:useLocalDpi xmlns:a14="http://schemas.microsoft.com/office/drawing/2010/main" val="0"/>
+                        </a:ext>
+                      </a:extLst>
+                    </a:blip>
+                    <a:srcRect/>
+                    <a:stretch>
+                      <a:fillRect/>
+                    </a:stretch>
+                  </pic:blipFill>
+                  <pic:spPr bwMode="auto">
+                    <a:xfrm>
+                      <a:off x="0" y="0"/>
+                      <a:ext cx="5262245" cy="2959100"/>
+                    </a:xfrm>
+                    <a:prstGeom prst="rect">
+                      <a:avLst/>
+                    </a:prstGeom>
+                    <a:noFill/>
+                    <a:ln>
+                      <a:noFill/>
+                    </a:ln>
+                  </pic:spPr>
+                </pic:pic>
+              </a:graphicData>
+            </a:graphic>
+          </wp:inline>
+        </w:drawing>
+      </w:r>
+    </w:p>
+    <w:p>
+      <w:pPr>
+        <w:rPr>
+          <w:rFonts w:ascii="Times New Roman" w:hAnsi="Times New Roman" w:cs="Times New Roman"/>
+          <w:i/>
+          <w:iCs/>
+          <w:sz w:val="20"/>
+          <w:szCs w:val="20"/>
+        </w:rPr>
+      </w:pPr>
+      <w:proofErr w:type="spellStart"/>
+      <w:r>
+        <w:rPr>
+          <w:rFonts w:ascii="Times New Roman" w:hAnsi="Times New Roman" w:cs="Times New Roman"/>
+          <w:i/>
+          <w:iCs/>
+          <w:sz w:val="20"/>
+          <w:szCs w:val="20"/>
+        </w:rPr>
+        <w:t>Figure</w:t>
+      </w:r>
+      <w:proofErr w:type="spellEnd"/>
+      <w:r>
+        <w:rPr>
+          <w:rFonts w:ascii="Times New Roman" w:hAnsi="Times New Roman" w:cs="Times New Roman"/>
+          <w:i/>
+          <w:iCs/>
+          <w:sz w:val="20"/>
+          <w:szCs w:val="20"/>
+        </w:rPr>
+        <w:t xml:space="preserve"> 22: Νέες μεταβλητές </w:t>
+      </w:r>
+      <w:proofErr w:type="spellStart"/>
+      <w:r>
+        <w:rPr>
+          <w:rFonts w:ascii="Times New Roman" w:hAnsi="Times New Roman" w:cs="Times New Roman"/>
+          <w:i/>
+          <w:iCs/>
+          <w:sz w:val="20"/>
+          <w:szCs w:val="20"/>
+        </w:rPr>
+        <w:t>Revenue</w:t>
+      </w:r>
+      <w:proofErr w:type="spellEnd"/>
+      <w:r>
+        <w:rPr>
+          <w:rFonts w:ascii="Times New Roman" w:hAnsi="Times New Roman" w:cs="Times New Roman"/>
+          <w:i/>
+          <w:iCs/>
+          <w:sz w:val="20"/>
+          <w:szCs w:val="20"/>
+        </w:rPr>
+        <w:t xml:space="preserve">, </w:t>
+      </w:r>
+      <w:proofErr w:type="spellStart"/>
+      <w:r>
+        <w:rPr>
+          <w:rFonts w:ascii="Times New Roman" w:hAnsi="Times New Roman" w:cs="Times New Roman"/>
+          <w:i/>
+          <w:iCs/>
+          <w:sz w:val="20"/>
+          <w:szCs w:val="20"/>
+        </w:rPr>
+        <w:t>Expenses</w:t>
+      </w:r>
+      <w:proofErr w:type="spellEnd"/>
+      <w:r>
+        <w:rPr>
+          <w:rFonts w:ascii="Times New Roman" w:hAnsi="Times New Roman" w:cs="Times New Roman"/>
+          <w:i/>
+          <w:iCs/>
+          <w:sz w:val="20"/>
+          <w:szCs w:val="20"/>
+        </w:rPr>
+        <w:t xml:space="preserve"> και </w:t>
+      </w:r>
+      <w:proofErr w:type="spellStart"/>
+      <w:r>
+        <w:rPr>
+          <w:rFonts w:ascii="Times New Roman" w:hAnsi="Times New Roman" w:cs="Times New Roman"/>
+          <w:i/>
+          <w:iCs/>
+          <w:sz w:val="20"/>
+          <w:szCs w:val="20"/>
+        </w:rPr>
+        <w:t>Profit</w:t>
+      </w:r>
+      <w:proofErr w:type="spellEnd"/>
+      <w:r>
+        <w:rPr>
+          <w:rFonts w:ascii="Times New Roman" w:hAnsi="Times New Roman" w:cs="Times New Roman"/>
+          <w:i/>
+          <w:iCs/>
+          <w:sz w:val="20"/>
+          <w:szCs w:val="20"/>
+        </w:rPr>
+        <w:t xml:space="preserve"> στο </w:t>
+      </w:r>
+      <w:proofErr w:type="spellStart"/>
+      <w:r>
+        <w:rPr>
+          <w:rFonts w:ascii="Times New Roman" w:hAnsi="Times New Roman" w:cs="Times New Roman"/>
+          <w:i/>
+          <w:iCs/>
+          <w:sz w:val="20"/>
+          <w:szCs w:val="20"/>
+        </w:rPr>
+        <w:t>dataset</w:t>
+      </w:r>
+      <w:proofErr w:type="spellEnd"/>
+    </w:p>
+    <w:p>
+      <w:pPr>
+        <w:rPr>
+          <w:rFonts w:ascii="Times New Roman" w:hAnsi="Times New Roman" w:cs="Times New Roman"/>
+          <w:lang w:val="en-US"/>
+        </w:rPr>
+      </w:pPr>
+    </w:p>
+    <w:p>
+      <w:pPr>
+        <w:rPr>
+          <w:rFonts w:ascii="Times New Roman" w:hAnsi="Times New Roman" w:cs="Times New Roman"/>
+          <w:lang w:val="en-US"/>
+        </w:rPr>
+      </w:pPr>
+      <w:r>
+        <w:rPr>
+          <w:rFonts w:ascii="Times New Roman" w:hAnsi="Times New Roman" w:cs="Times New Roman"/>
+          <w:lang w:val="en-US"/>
+        </w:rPr>
+        <w:t xml:space="preserve">4.5 </w:t>
+      </w:r>
+      <w:r>
+        <w:rPr>
+          <w:rFonts w:ascii="Times New Roman" w:hAnsi="Times New Roman" w:cs="Times New Roman"/>
+        </w:rPr>
+        <w:t>Γραμμική</w:t>
+      </w:r>
+      <w:r>
+        <w:rPr>
+          <w:rFonts w:ascii="Times New Roman" w:hAnsi="Times New Roman" w:cs="Times New Roman"/>
+          <w:lang w:val="en-US"/>
+        </w:rPr>
+        <w:t xml:space="preserve"> </w:t>
+      </w:r>
+      <w:r>
+        <w:rPr>
+          <w:rFonts w:ascii="Times New Roman" w:hAnsi="Times New Roman" w:cs="Times New Roman"/>
+        </w:rPr>
+        <w:t>Παλινδρόμηση</w:t>
+      </w:r>
+      <w:r>
+        <w:rPr>
+          <w:rFonts w:ascii="Times New Roman" w:hAnsi="Times New Roman" w:cs="Times New Roman"/>
+          <w:lang w:val="en-US"/>
+        </w:rPr>
+        <w:t xml:space="preserve"> (</w:t>
+      </w:r>
+      <w:r>
+        <w:rPr>
+          <w:rFonts w:ascii="Times New Roman" w:hAnsi="Times New Roman" w:cs="Times New Roman"/>
+          <w:lang w:val="en-US"/>
+        </w:rPr>
+        <w:t>Linear Regression</w:t>
+      </w:r>
+      <w:r>
+        <w:rPr>
+          <w:rFonts w:ascii="Times New Roman" w:hAnsi="Times New Roman" w:cs="Times New Roman"/>
+          <w:lang w:val="en-US"/>
+        </w:rPr>
+        <w:t xml:space="preserve">) </w:t>
+      </w:r>
+      <w:r>
+        <w:rPr>
+          <w:rFonts w:ascii="Times New Roman" w:hAnsi="Times New Roman" w:cs="Times New Roman"/>
+        </w:rPr>
+        <w:t>για</w:t>
+      </w:r>
+      <w:r>
+        <w:rPr>
+          <w:rFonts w:ascii="Times New Roman" w:hAnsi="Times New Roman" w:cs="Times New Roman"/>
+          <w:lang w:val="en-US"/>
+        </w:rPr>
+        <w:t xml:space="preserve"> </w:t>
+      </w:r>
+      <w:r>
+        <w:rPr>
+          <w:rFonts w:ascii="Times New Roman" w:hAnsi="Times New Roman" w:cs="Times New Roman"/>
+        </w:rPr>
+        <w:t>πρόβλεψη</w:t>
+      </w:r>
+      <w:r>
+        <w:rPr>
+          <w:rFonts w:ascii="Times New Roman" w:hAnsi="Times New Roman" w:cs="Times New Roman"/>
+          <w:lang w:val="en-US"/>
+        </w:rPr>
+        <w:t xml:space="preserve"> Profit</w:t>
+      </w:r>
+    </w:p>
+    <w:p>
+      <w:pPr>
+        <w:rPr>
+          <w:rFonts w:ascii="Times New Roman" w:hAnsi="Times New Roman" w:cs="Times New Roman"/>
+        </w:rPr>
+      </w:pPr>
+    </w:p>
+    <w:p>
+      <w:pPr>
+        <w:rPr>
+          <w:rFonts w:ascii="Times New Roman" w:hAnsi="Times New Roman" w:cs="Times New Roman"/>
+        </w:rPr>
+      </w:pPr>
+      <w:r>
+        <w:rPr>
+          <w:rFonts w:ascii="Times New Roman" w:hAnsi="Times New Roman" w:cs="Times New Roman"/>
+        </w:rPr>
+        <w:t xml:space="preserve">Μετά τη δημιουργία των μεταβλητών </w:t>
+      </w:r>
+      <w:proofErr w:type="spellStart"/>
+      <w:r>
+        <w:rPr>
+          <w:rFonts w:ascii="Times New Roman" w:hAnsi="Times New Roman" w:cs="Times New Roman"/>
+        </w:rPr>
+        <w:t>Revenue</w:t>
+      </w:r>
+      <w:proofErr w:type="spellEnd"/>
+      <w:r>
+        <w:rPr>
+          <w:rFonts w:ascii="Times New Roman" w:hAnsi="Times New Roman" w:cs="Times New Roman"/>
+        </w:rPr>
+        <w:t xml:space="preserve">, </w:t>
+      </w:r>
+      <w:proofErr w:type="spellStart"/>
+      <w:r>
+        <w:rPr>
+          <w:rFonts w:ascii="Times New Roman" w:hAnsi="Times New Roman" w:cs="Times New Roman"/>
+        </w:rPr>
+        <w:t>Expenses</w:t>
+      </w:r>
+      <w:proofErr w:type="spellEnd"/>
+      <w:r>
+        <w:rPr>
+          <w:rFonts w:ascii="Times New Roman" w:hAnsi="Times New Roman" w:cs="Times New Roman"/>
+        </w:rPr>
+        <w:t xml:space="preserve"> και </w:t>
+      </w:r>
+      <w:proofErr w:type="spellStart"/>
+      <w:r>
+        <w:rPr>
+          <w:rFonts w:ascii="Times New Roman" w:hAnsi="Times New Roman" w:cs="Times New Roman"/>
+        </w:rPr>
+        <w:t>Profit</w:t>
+      </w:r>
+      <w:proofErr w:type="spellEnd"/>
+      <w:r>
+        <w:rPr>
+          <w:rFonts w:ascii="Times New Roman" w:hAnsi="Times New Roman" w:cs="Times New Roman"/>
+        </w:rPr>
+        <w:t xml:space="preserve">, εφαρμόστηκε μοντέλο </w:t>
+      </w:r>
+      <w:proofErr w:type="spellStart"/>
+      <w:r>
+        <w:rPr>
+          <w:rFonts w:ascii="Times New Roman" w:hAnsi="Times New Roman" w:cs="Times New Roman"/>
+        </w:rPr>
+        <w:t>Linear</w:t>
+      </w:r>
+      <w:proofErr w:type="spellEnd"/>
+      <w:r>
+        <w:rPr>
+          <w:rFonts w:ascii="Times New Roman" w:hAnsi="Times New Roman" w:cs="Times New Roman"/>
+        </w:rPr>
+        <w:t xml:space="preserve"> </w:t>
+      </w:r>
+      <w:proofErr w:type="spellStart"/>
+      <w:r>
+        <w:rPr>
+          <w:rFonts w:ascii="Times New Roman" w:hAnsi="Times New Roman" w:cs="Times New Roman"/>
+        </w:rPr>
+        <w:t>Regression</w:t>
+      </w:r>
+      <w:proofErr w:type="spellEnd"/>
+      <w:r>
+        <w:rPr>
+          <w:rFonts w:ascii="Times New Roman" w:hAnsi="Times New Roman" w:cs="Times New Roman"/>
+        </w:rPr>
+        <w:t xml:space="preserve"> με στόχο την πρόβλεψη της μεταβλητής </w:t>
+      </w:r>
+      <w:proofErr w:type="spellStart"/>
+      <w:r>
+        <w:rPr>
+          <w:rFonts w:ascii="Times New Roman" w:hAnsi="Times New Roman" w:cs="Times New Roman"/>
+        </w:rPr>
+        <w:t>Profit</w:t>
+      </w:r>
+      <w:proofErr w:type="spellEnd"/>
+      <w:r>
+        <w:rPr>
+          <w:rFonts w:ascii="Times New Roman" w:hAnsi="Times New Roman" w:cs="Times New Roman"/>
+        </w:rPr>
+        <w:t xml:space="preserve">. Η μεταβλητή </w:t>
+      </w:r>
+      <w:proofErr w:type="spellStart"/>
+      <w:r>
+        <w:rPr>
+          <w:rFonts w:ascii="Times New Roman" w:hAnsi="Times New Roman" w:cs="Times New Roman"/>
+        </w:rPr>
+        <w:t>Profit</w:t>
+      </w:r>
+      <w:proofErr w:type="spellEnd"/>
+      <w:r>
+        <w:rPr>
+          <w:rFonts w:ascii="Times New Roman" w:hAnsi="Times New Roman" w:cs="Times New Roman"/>
+        </w:rPr>
+        <w:t xml:space="preserve"> ορίστηκε ως </w:t>
+      </w:r>
+      <w:proofErr w:type="spellStart"/>
+      <w:r>
+        <w:rPr>
+          <w:rFonts w:ascii="Times New Roman" w:hAnsi="Times New Roman" w:cs="Times New Roman"/>
+        </w:rPr>
+        <w:t>label</w:t>
+      </w:r>
+      <w:proofErr w:type="spellEnd"/>
+      <w:r>
+        <w:rPr>
+          <w:rFonts w:ascii="Times New Roman" w:hAnsi="Times New Roman" w:cs="Times New Roman"/>
+        </w:rPr>
+        <w:t xml:space="preserve">, ενώ ως χαρακτηριστικά εισόδου χρησιμοποιήθηκαν οι αριθμητικές μεταβλητές </w:t>
+      </w:r>
+      <w:proofErr w:type="spellStart"/>
+      <w:r>
+        <w:rPr>
+          <w:rFonts w:ascii="Times New Roman" w:hAnsi="Times New Roman" w:cs="Times New Roman"/>
+        </w:rPr>
+        <w:t>Net</w:t>
+      </w:r>
+      <w:proofErr w:type="spellEnd"/>
+      <w:r>
+        <w:rPr>
+          <w:rFonts w:ascii="Times New Roman" w:hAnsi="Times New Roman" w:cs="Times New Roman"/>
+        </w:rPr>
+        <w:t xml:space="preserve"> </w:t>
+      </w:r>
+      <w:proofErr w:type="spellStart"/>
+      <w:r>
+        <w:rPr>
+          <w:rFonts w:ascii="Times New Roman" w:hAnsi="Times New Roman" w:cs="Times New Roman"/>
+        </w:rPr>
+        <w:t>Quantity</w:t>
+      </w:r>
+      <w:proofErr w:type="spellEnd"/>
+      <w:r>
+        <w:rPr>
+          <w:rFonts w:ascii="Times New Roman" w:hAnsi="Times New Roman" w:cs="Times New Roman"/>
+        </w:rPr>
+        <w:t xml:space="preserve">, </w:t>
+      </w:r>
+      <w:proofErr w:type="spellStart"/>
+      <w:r>
+        <w:rPr>
+          <w:rFonts w:ascii="Times New Roman" w:hAnsi="Times New Roman" w:cs="Times New Roman"/>
+        </w:rPr>
+        <w:t>Gross</w:t>
+      </w:r>
+      <w:proofErr w:type="spellEnd"/>
+      <w:r>
+        <w:rPr>
+          <w:rFonts w:ascii="Times New Roman" w:hAnsi="Times New Roman" w:cs="Times New Roman"/>
+        </w:rPr>
+        <w:t xml:space="preserve"> </w:t>
+      </w:r>
+      <w:proofErr w:type="spellStart"/>
+      <w:r>
+        <w:rPr>
+          <w:rFonts w:ascii="Times New Roman" w:hAnsi="Times New Roman" w:cs="Times New Roman"/>
+        </w:rPr>
+        <w:t>Sales</w:t>
+      </w:r>
+      <w:proofErr w:type="spellEnd"/>
+      <w:r>
+        <w:rPr>
+          <w:rFonts w:ascii="Times New Roman" w:hAnsi="Times New Roman" w:cs="Times New Roman"/>
+        </w:rPr>
+        <w:t xml:space="preserve">, </w:t>
+      </w:r>
+      <w:proofErr w:type="spellStart"/>
+      <w:r>
+        <w:rPr>
+          <w:rFonts w:ascii="Times New Roman" w:hAnsi="Times New Roman" w:cs="Times New Roman"/>
+        </w:rPr>
+        <w:t>Discounts</w:t>
+      </w:r>
+      <w:proofErr w:type="spellEnd"/>
+      <w:r>
+        <w:rPr>
+          <w:rFonts w:ascii="Times New Roman" w:hAnsi="Times New Roman" w:cs="Times New Roman"/>
+        </w:rPr>
+        <w:t xml:space="preserve"> και </w:t>
+      </w:r>
+      <w:proofErr w:type="spellStart"/>
+      <w:r>
+        <w:rPr>
+          <w:rFonts w:ascii="Times New Roman" w:hAnsi="Times New Roman" w:cs="Times New Roman"/>
+        </w:rPr>
+        <w:t>Returns</w:t>
+      </w:r>
+      <w:proofErr w:type="spellEnd"/>
+      <w:r>
+        <w:rPr>
+          <w:rFonts w:ascii="Times New Roman" w:hAnsi="Times New Roman" w:cs="Times New Roman"/>
+        </w:rPr>
+        <w:t xml:space="preserve">. Το </w:t>
+      </w:r>
+      <w:proofErr w:type="spellStart"/>
+      <w:r>
+        <w:rPr>
+          <w:rFonts w:ascii="Times New Roman" w:hAnsi="Times New Roman" w:cs="Times New Roman"/>
+        </w:rPr>
+        <w:t>dataset</w:t>
+      </w:r>
+      <w:proofErr w:type="spellEnd"/>
+      <w:r>
+        <w:rPr>
+          <w:rFonts w:ascii="Times New Roman" w:hAnsi="Times New Roman" w:cs="Times New Roman"/>
+        </w:rPr>
+        <w:t xml:space="preserve"> χωρίστηκε σε </w:t>
+      </w:r>
+      <w:proofErr w:type="spellStart"/>
+      <w:r>
+        <w:rPr>
+          <w:rFonts w:ascii="Times New Roman" w:hAnsi="Times New Roman" w:cs="Times New Roman"/>
+        </w:rPr>
+        <w:t>training</w:t>
+      </w:r>
+      <w:proofErr w:type="spellEnd"/>
+      <w:r>
+        <w:rPr>
+          <w:rFonts w:ascii="Times New Roman" w:hAnsi="Times New Roman" w:cs="Times New Roman"/>
+        </w:rPr>
+        <w:t xml:space="preserve"> και </w:t>
+      </w:r>
+      <w:proofErr w:type="spellStart"/>
+      <w:r>
+        <w:rPr>
+          <w:rFonts w:ascii="Times New Roman" w:hAnsi="Times New Roman" w:cs="Times New Roman"/>
+        </w:rPr>
+        <w:t>testing</w:t>
+      </w:r>
+      <w:proofErr w:type="spellEnd"/>
+      <w:r>
+        <w:rPr>
+          <w:rFonts w:ascii="Times New Roman" w:hAnsi="Times New Roman" w:cs="Times New Roman"/>
+        </w:rPr>
+        <w:t xml:space="preserve"> </w:t>
+      </w:r>
+      <w:proofErr w:type="spellStart"/>
+      <w:r>
+        <w:rPr>
+          <w:rFonts w:ascii="Times New Roman" w:hAnsi="Times New Roman" w:cs="Times New Roman"/>
+        </w:rPr>
+        <w:t>set</w:t>
+      </w:r>
+      <w:proofErr w:type="spellEnd"/>
+      <w:r>
+        <w:rPr>
+          <w:rFonts w:ascii="Times New Roman" w:hAnsi="Times New Roman" w:cs="Times New Roman"/>
+        </w:rPr>
+        <w:t xml:space="preserve"> με τη χρήση του </w:t>
+      </w:r>
+      <w:proofErr w:type="spellStart"/>
+      <w:r>
+        <w:rPr>
+          <w:rFonts w:ascii="Times New Roman" w:hAnsi="Times New Roman" w:cs="Times New Roman"/>
+        </w:rPr>
+        <w:t>operator</w:t>
+      </w:r>
+      <w:proofErr w:type="spellEnd"/>
+      <w:r>
+        <w:rPr>
+          <w:rFonts w:ascii="Times New Roman" w:hAnsi="Times New Roman" w:cs="Times New Roman"/>
+        </w:rPr>
+        <w:t xml:space="preserve"> </w:t>
+      </w:r>
+      <w:proofErr w:type="spellStart"/>
+      <w:r>
+        <w:rPr>
+          <w:rFonts w:ascii="Times New Roman" w:hAnsi="Times New Roman" w:cs="Times New Roman"/>
+        </w:rPr>
+        <w:lastRenderedPageBreak/>
+        <w:t>Split</w:t>
+      </w:r>
+      <w:proofErr w:type="spellEnd"/>
+      <w:r>
+        <w:rPr>
+          <w:rFonts w:ascii="Times New Roman" w:hAnsi="Times New Roman" w:cs="Times New Roman"/>
+        </w:rPr>
+        <w:t xml:space="preserve"> </w:t>
+      </w:r>
+      <w:proofErr w:type="spellStart"/>
+      <w:r>
+        <w:rPr>
+          <w:rFonts w:ascii="Times New Roman" w:hAnsi="Times New Roman" w:cs="Times New Roman"/>
+        </w:rPr>
+        <w:t>Data</w:t>
+      </w:r>
+      <w:proofErr w:type="spellEnd"/>
+      <w:r>
+        <w:rPr>
+          <w:rFonts w:ascii="Times New Roman" w:hAnsi="Times New Roman" w:cs="Times New Roman"/>
+        </w:rPr>
+        <w:t>, ώστε το μοντέλο να εκπαιδευτεί σε ένα μέρος των δεδομένων και να αξιολογηθεί σε διαφορετικά δεδομένα.</w:t>
+      </w:r>
+    </w:p>
+    <w:p>
+      <w:pPr>
+        <w:rPr>
+          <w:rFonts w:ascii="Times New Roman" w:hAnsi="Times New Roman" w:cs="Times New Roman"/>
+        </w:rPr>
+      </w:pPr>
+    </w:p>
+    <w:p>
+      <w:pPr>
+        <w:rPr>
+          <w:rFonts w:ascii="Times New Roman" w:hAnsi="Times New Roman" w:cs="Times New Roman"/>
+        </w:rPr>
+      </w:pPr>
+      <w:r>
+        <w:rPr>
+          <w:rFonts w:ascii="Times New Roman" w:hAnsi="Times New Roman" w:cs="Times New Roman"/>
+          <w:noProof/>
+        </w:rPr>
+        <w:drawing>
+          <wp:inline distT="0" distB="0" distL="0" distR="0" wp14:anchorId="3B405170" wp14:editId="79B74FE8">
+            <wp:extent cx="5262245" cy="2959100"/>
+            <wp:effectExtent l="0" t="0" r="0" b="0"/>
+            <wp:docPr id="1907264267" name="Picture 13"/>
+            <wp:cNvGraphicFramePr>
+              <a:graphicFrameLocks xmlns:a="http://schemas.openxmlformats.org/drawingml/2006/main" noChangeAspect="1"/>
+            </wp:cNvGraphicFramePr>
+            <a:graphic xmlns:a="http://schemas.openxmlformats.org/drawingml/2006/main">
+              <a:graphicData uri="http://schemas.openxmlformats.org/drawingml/2006/picture">
+                <pic:pic xmlns:pic="http://schemas.openxmlformats.org/drawingml/2006/picture">
+                  <pic:nvPicPr>
+                    <pic:cNvPr id="0" name="Picture 13"/>
+                    <pic:cNvPicPr>
+                      <a:picLocks noChangeAspect="1" noChangeArrowheads="1"/>
+                    </pic:cNvPicPr>
+                  </pic:nvPicPr>
+                  <pic:blipFill>
+                    <a:blip r:embed="rId25" cstate="print">
+                      <a:extLst>
+                        <a:ext uri="{28A0092B-C50C-407E-A947-70E740481C1C}">
+                          <a14:useLocalDpi xmlns:a14="http://schemas.microsoft.com/office/drawing/2010/main" val="0"/>
+                        </a:ext>
+                      </a:extLst>
+                    </a:blip>
+                    <a:srcRect/>
+                    <a:stretch>
+                      <a:fillRect/>
+                    </a:stretch>
+                  </pic:blipFill>
+                  <pic:spPr bwMode="auto">
+                    <a:xfrm>
+                      <a:off x="0" y="0"/>
+                      <a:ext cx="5262245" cy="2959100"/>
+                    </a:xfrm>
+                    <a:prstGeom prst="rect">
+                      <a:avLst/>
+                    </a:prstGeom>
+                    <a:noFill/>
+                    <a:ln>
+                      <a:noFill/>
+                    </a:ln>
+                  </pic:spPr>
+                </pic:pic>
+              </a:graphicData>
+            </a:graphic>
+          </wp:inline>
+        </w:drawing>
+      </w:r>
+    </w:p>
+    <w:p>
+      <w:pPr>
+        <w:rPr>
+          <w:rFonts w:ascii="Times New Roman" w:hAnsi="Times New Roman" w:cs="Times New Roman"/>
+          <w:i/>
+          <w:iCs/>
+          <w:sz w:val="20"/>
+          <w:szCs w:val="20"/>
+        </w:rPr>
+      </w:pPr>
+      <w:proofErr w:type="spellStart"/>
+      <w:r>
+        <w:rPr>
+          <w:rFonts w:ascii="Times New Roman" w:hAnsi="Times New Roman" w:cs="Times New Roman"/>
+          <w:i/>
+          <w:iCs/>
+          <w:sz w:val="20"/>
+          <w:szCs w:val="20"/>
+        </w:rPr>
+        <w:t>Figure</w:t>
+      </w:r>
+      <w:proofErr w:type="spellEnd"/>
+      <w:r>
+        <w:rPr>
+          <w:rFonts w:ascii="Times New Roman" w:hAnsi="Times New Roman" w:cs="Times New Roman"/>
+          <w:i/>
+          <w:iCs/>
+          <w:sz w:val="20"/>
+          <w:szCs w:val="20"/>
+        </w:rPr>
+        <w:t xml:space="preserve"> 23: Διαδικασία </w:t>
+      </w:r>
+      <w:proofErr w:type="spellStart"/>
+      <w:r>
+        <w:rPr>
+          <w:rFonts w:ascii="Times New Roman" w:hAnsi="Times New Roman" w:cs="Times New Roman"/>
+          <w:i/>
+          <w:iCs/>
+          <w:sz w:val="20"/>
+          <w:szCs w:val="20"/>
+        </w:rPr>
+        <w:t>Linear</w:t>
+      </w:r>
+      <w:proofErr w:type="spellEnd"/>
+      <w:r>
+        <w:rPr>
+          <w:rFonts w:ascii="Times New Roman" w:hAnsi="Times New Roman" w:cs="Times New Roman"/>
+          <w:i/>
+          <w:iCs/>
+          <w:sz w:val="20"/>
+          <w:szCs w:val="20"/>
+        </w:rPr>
+        <w:t xml:space="preserve"> </w:t>
+      </w:r>
+      <w:proofErr w:type="spellStart"/>
+      <w:r>
+        <w:rPr>
+          <w:rFonts w:ascii="Times New Roman" w:hAnsi="Times New Roman" w:cs="Times New Roman"/>
+          <w:i/>
+          <w:iCs/>
+          <w:sz w:val="20"/>
+          <w:szCs w:val="20"/>
+        </w:rPr>
+        <w:t>Regression</w:t>
+      </w:r>
+      <w:proofErr w:type="spellEnd"/>
+      <w:r>
+        <w:rPr>
+          <w:rFonts w:ascii="Times New Roman" w:hAnsi="Times New Roman" w:cs="Times New Roman"/>
+          <w:i/>
+          <w:iCs/>
+          <w:sz w:val="20"/>
+          <w:szCs w:val="20"/>
+        </w:rPr>
+        <w:t xml:space="preserve"> για την πρόβλεψη του </w:t>
+      </w:r>
+      <w:proofErr w:type="spellStart"/>
+      <w:r>
+        <w:rPr>
+          <w:rFonts w:ascii="Times New Roman" w:hAnsi="Times New Roman" w:cs="Times New Roman"/>
+          <w:i/>
+          <w:iCs/>
+          <w:sz w:val="20"/>
+          <w:szCs w:val="20"/>
+        </w:rPr>
+        <w:t>Profit</w:t>
+      </w:r>
+      <w:proofErr w:type="spellEnd"/>
+      <w:r>
+        <w:rPr>
+          <w:rFonts w:ascii="Times New Roman" w:hAnsi="Times New Roman" w:cs="Times New Roman"/>
+          <w:i/>
+          <w:iCs/>
+          <w:sz w:val="20"/>
+          <w:szCs w:val="20"/>
+        </w:rPr>
+        <w:t xml:space="preserve"> στο </w:t>
+      </w:r>
+      <w:proofErr w:type="spellStart"/>
+      <w:r>
+        <w:rPr>
+          <w:rFonts w:ascii="Times New Roman" w:hAnsi="Times New Roman" w:cs="Times New Roman"/>
+          <w:i/>
+          <w:iCs/>
+          <w:sz w:val="20"/>
+          <w:szCs w:val="20"/>
+        </w:rPr>
+        <w:t>RapidMiner</w:t>
+      </w:r>
+      <w:proofErr w:type="spellEnd"/>
+    </w:p>
+    <w:p>
+      <w:pPr>
+        <w:rPr>
+          <w:rFonts w:ascii="Times New Roman" w:hAnsi="Times New Roman" w:cs="Times New Roman"/>
+        </w:rPr>
+      </w:pPr>
+    </w:p>
+    <w:p>
+      <w:pPr>
+        <w:rPr>
+          <w:rFonts w:ascii="Times New Roman" w:hAnsi="Times New Roman" w:cs="Times New Roman"/>
+        </w:rPr>
+      </w:pPr>
+      <w:r>
+        <w:rPr>
+          <w:rFonts w:ascii="Times New Roman" w:hAnsi="Times New Roman" w:cs="Times New Roman"/>
+        </w:rPr>
+        <w:t xml:space="preserve">Στο παραπάνω στιγμιότυπο παρουσιάζεται η διαδικασία που χρησιμοποιήθηκε για την εφαρμογή του </w:t>
+      </w:r>
+      <w:proofErr w:type="spellStart"/>
+      <w:r>
+        <w:rPr>
+          <w:rFonts w:ascii="Times New Roman" w:hAnsi="Times New Roman" w:cs="Times New Roman"/>
+        </w:rPr>
+        <w:t>Linear</w:t>
+      </w:r>
+      <w:proofErr w:type="spellEnd"/>
+      <w:r>
+        <w:rPr>
+          <w:rFonts w:ascii="Times New Roman" w:hAnsi="Times New Roman" w:cs="Times New Roman"/>
+        </w:rPr>
+        <w:t xml:space="preserve"> </w:t>
+      </w:r>
+      <w:proofErr w:type="spellStart"/>
+      <w:r>
+        <w:rPr>
+          <w:rFonts w:ascii="Times New Roman" w:hAnsi="Times New Roman" w:cs="Times New Roman"/>
+        </w:rPr>
+        <w:t>Regression</w:t>
+      </w:r>
+      <w:proofErr w:type="spellEnd"/>
+      <w:r>
+        <w:rPr>
+          <w:rFonts w:ascii="Times New Roman" w:hAnsi="Times New Roman" w:cs="Times New Roman"/>
+        </w:rPr>
+        <w:t xml:space="preserve">. Αρχικά δημιουργήθηκαν οι νέες μεταβλητές με τον </w:t>
+      </w:r>
+      <w:proofErr w:type="spellStart"/>
+      <w:r>
+        <w:rPr>
+          <w:rFonts w:ascii="Times New Roman" w:hAnsi="Times New Roman" w:cs="Times New Roman"/>
+        </w:rPr>
+        <w:t>operator</w:t>
+      </w:r>
+      <w:proofErr w:type="spellEnd"/>
+      <w:r>
+        <w:rPr>
+          <w:rFonts w:ascii="Times New Roman" w:hAnsi="Times New Roman" w:cs="Times New Roman"/>
+        </w:rPr>
+        <w:t xml:space="preserve"> </w:t>
+      </w:r>
+      <w:proofErr w:type="spellStart"/>
+      <w:r>
+        <w:rPr>
+          <w:rFonts w:ascii="Times New Roman" w:hAnsi="Times New Roman" w:cs="Times New Roman"/>
+        </w:rPr>
+        <w:t>Generate</w:t>
+      </w:r>
+      <w:proofErr w:type="spellEnd"/>
+      <w:r>
+        <w:rPr>
+          <w:rFonts w:ascii="Times New Roman" w:hAnsi="Times New Roman" w:cs="Times New Roman"/>
+        </w:rPr>
+        <w:t xml:space="preserve"> </w:t>
+      </w:r>
+      <w:proofErr w:type="spellStart"/>
+      <w:r>
+        <w:rPr>
+          <w:rFonts w:ascii="Times New Roman" w:hAnsi="Times New Roman" w:cs="Times New Roman"/>
+        </w:rPr>
+        <w:t>Attributes</w:t>
+      </w:r>
+      <w:proofErr w:type="spellEnd"/>
+      <w:r>
+        <w:rPr>
+          <w:rFonts w:ascii="Times New Roman" w:hAnsi="Times New Roman" w:cs="Times New Roman"/>
+        </w:rPr>
+        <w:t xml:space="preserve">, στη συνέχεια επιλέχθηκαν οι κατάλληλες αριθμητικές μεταβλητές με τον </w:t>
+      </w:r>
+      <w:proofErr w:type="spellStart"/>
+      <w:r>
+        <w:rPr>
+          <w:rFonts w:ascii="Times New Roman" w:hAnsi="Times New Roman" w:cs="Times New Roman"/>
+        </w:rPr>
+        <w:t>operator</w:t>
+      </w:r>
+      <w:proofErr w:type="spellEnd"/>
+      <w:r>
+        <w:rPr>
+          <w:rFonts w:ascii="Times New Roman" w:hAnsi="Times New Roman" w:cs="Times New Roman"/>
+        </w:rPr>
+        <w:t xml:space="preserve"> </w:t>
+      </w:r>
+      <w:proofErr w:type="spellStart"/>
+      <w:r>
+        <w:rPr>
+          <w:rFonts w:ascii="Times New Roman" w:hAnsi="Times New Roman" w:cs="Times New Roman"/>
+        </w:rPr>
+        <w:t>Select</w:t>
+      </w:r>
+      <w:proofErr w:type="spellEnd"/>
+      <w:r>
+        <w:rPr>
+          <w:rFonts w:ascii="Times New Roman" w:hAnsi="Times New Roman" w:cs="Times New Roman"/>
+        </w:rPr>
+        <w:t xml:space="preserve"> </w:t>
+      </w:r>
+      <w:proofErr w:type="spellStart"/>
+      <w:r>
+        <w:rPr>
+          <w:rFonts w:ascii="Times New Roman" w:hAnsi="Times New Roman" w:cs="Times New Roman"/>
+        </w:rPr>
+        <w:t>Attributes</w:t>
+      </w:r>
+      <w:proofErr w:type="spellEnd"/>
+      <w:r>
+        <w:rPr>
+          <w:rFonts w:ascii="Times New Roman" w:hAnsi="Times New Roman" w:cs="Times New Roman"/>
+        </w:rPr>
+        <w:t xml:space="preserve"> και η μεταβλητή </w:t>
+      </w:r>
+      <w:proofErr w:type="spellStart"/>
+      <w:r>
+        <w:rPr>
+          <w:rFonts w:ascii="Times New Roman" w:hAnsi="Times New Roman" w:cs="Times New Roman"/>
+        </w:rPr>
+        <w:t>Profit</w:t>
+      </w:r>
+      <w:proofErr w:type="spellEnd"/>
+      <w:r>
+        <w:rPr>
+          <w:rFonts w:ascii="Times New Roman" w:hAnsi="Times New Roman" w:cs="Times New Roman"/>
+        </w:rPr>
+        <w:t xml:space="preserve"> ορίστηκε ως </w:t>
+      </w:r>
+      <w:proofErr w:type="spellStart"/>
+      <w:r>
+        <w:rPr>
+          <w:rFonts w:ascii="Times New Roman" w:hAnsi="Times New Roman" w:cs="Times New Roman"/>
+        </w:rPr>
+        <w:t>label</w:t>
+      </w:r>
+      <w:proofErr w:type="spellEnd"/>
+      <w:r>
+        <w:rPr>
+          <w:rFonts w:ascii="Times New Roman" w:hAnsi="Times New Roman" w:cs="Times New Roman"/>
+        </w:rPr>
+        <w:t xml:space="preserve">. Έπειτα, το </w:t>
+      </w:r>
+      <w:proofErr w:type="spellStart"/>
+      <w:r>
+        <w:rPr>
+          <w:rFonts w:ascii="Times New Roman" w:hAnsi="Times New Roman" w:cs="Times New Roman"/>
+        </w:rPr>
+        <w:t>dataset</w:t>
+      </w:r>
+      <w:proofErr w:type="spellEnd"/>
+      <w:r>
+        <w:rPr>
+          <w:rFonts w:ascii="Times New Roman" w:hAnsi="Times New Roman" w:cs="Times New Roman"/>
+        </w:rPr>
+        <w:t xml:space="preserve"> χωρίστηκε σε </w:t>
+      </w:r>
+      <w:proofErr w:type="spellStart"/>
+      <w:r>
+        <w:rPr>
+          <w:rFonts w:ascii="Times New Roman" w:hAnsi="Times New Roman" w:cs="Times New Roman"/>
+        </w:rPr>
+        <w:t>training</w:t>
+      </w:r>
+      <w:proofErr w:type="spellEnd"/>
+      <w:r>
+        <w:rPr>
+          <w:rFonts w:ascii="Times New Roman" w:hAnsi="Times New Roman" w:cs="Times New Roman"/>
+        </w:rPr>
+        <w:t xml:space="preserve"> και </w:t>
+      </w:r>
+      <w:proofErr w:type="spellStart"/>
+      <w:r>
+        <w:rPr>
+          <w:rFonts w:ascii="Times New Roman" w:hAnsi="Times New Roman" w:cs="Times New Roman"/>
+        </w:rPr>
+        <w:t>testing</w:t>
+      </w:r>
+      <w:proofErr w:type="spellEnd"/>
+      <w:r>
+        <w:rPr>
+          <w:rFonts w:ascii="Times New Roman" w:hAnsi="Times New Roman" w:cs="Times New Roman"/>
+        </w:rPr>
+        <w:t xml:space="preserve"> </w:t>
+      </w:r>
+      <w:proofErr w:type="spellStart"/>
+      <w:r>
+        <w:rPr>
+          <w:rFonts w:ascii="Times New Roman" w:hAnsi="Times New Roman" w:cs="Times New Roman"/>
+        </w:rPr>
+        <w:t>set</w:t>
+      </w:r>
+      <w:proofErr w:type="spellEnd"/>
+      <w:r>
+        <w:rPr>
+          <w:rFonts w:ascii="Times New Roman" w:hAnsi="Times New Roman" w:cs="Times New Roman"/>
+        </w:rPr>
+        <w:t xml:space="preserve">, το μοντέλο εκπαιδεύτηκε με τον </w:t>
+      </w:r>
+      <w:proofErr w:type="spellStart"/>
+      <w:r>
+        <w:rPr>
+          <w:rFonts w:ascii="Times New Roman" w:hAnsi="Times New Roman" w:cs="Times New Roman"/>
+        </w:rPr>
+        <w:t>operator</w:t>
+      </w:r>
+      <w:proofErr w:type="spellEnd"/>
+      <w:r>
+        <w:rPr>
+          <w:rFonts w:ascii="Times New Roman" w:hAnsi="Times New Roman" w:cs="Times New Roman"/>
+        </w:rPr>
+        <w:t xml:space="preserve"> </w:t>
+      </w:r>
+      <w:proofErr w:type="spellStart"/>
+      <w:r>
+        <w:rPr>
+          <w:rFonts w:ascii="Times New Roman" w:hAnsi="Times New Roman" w:cs="Times New Roman"/>
+        </w:rPr>
+        <w:t>Linear</w:t>
+      </w:r>
+      <w:proofErr w:type="spellEnd"/>
+      <w:r>
+        <w:rPr>
+          <w:rFonts w:ascii="Times New Roman" w:hAnsi="Times New Roman" w:cs="Times New Roman"/>
+        </w:rPr>
+        <w:t xml:space="preserve"> </w:t>
+      </w:r>
+      <w:proofErr w:type="spellStart"/>
+      <w:r>
+        <w:rPr>
+          <w:rFonts w:ascii="Times New Roman" w:hAnsi="Times New Roman" w:cs="Times New Roman"/>
+        </w:rPr>
+        <w:t>Regression</w:t>
+      </w:r>
+      <w:proofErr w:type="spellEnd"/>
+      <w:r>
+        <w:rPr>
+          <w:rFonts w:ascii="Times New Roman" w:hAnsi="Times New Roman" w:cs="Times New Roman"/>
+        </w:rPr>
+        <w:t xml:space="preserve"> και εφαρμόστηκε στα </w:t>
+      </w:r>
+      <w:proofErr w:type="spellStart"/>
+      <w:r>
+        <w:rPr>
+          <w:rFonts w:ascii="Times New Roman" w:hAnsi="Times New Roman" w:cs="Times New Roman"/>
+        </w:rPr>
+        <w:t>test</w:t>
+      </w:r>
+      <w:proofErr w:type="spellEnd"/>
+      <w:r>
+        <w:rPr>
+          <w:rFonts w:ascii="Times New Roman" w:hAnsi="Times New Roman" w:cs="Times New Roman"/>
+        </w:rPr>
+        <w:t xml:space="preserve"> </w:t>
+      </w:r>
+      <w:proofErr w:type="spellStart"/>
+      <w:r>
+        <w:rPr>
+          <w:rFonts w:ascii="Times New Roman" w:hAnsi="Times New Roman" w:cs="Times New Roman"/>
+        </w:rPr>
+        <w:t>data</w:t>
+      </w:r>
+      <w:proofErr w:type="spellEnd"/>
+      <w:r>
+        <w:rPr>
+          <w:rFonts w:ascii="Times New Roman" w:hAnsi="Times New Roman" w:cs="Times New Roman"/>
+        </w:rPr>
+        <w:t xml:space="preserve"> με τον </w:t>
+      </w:r>
+      <w:proofErr w:type="spellStart"/>
+      <w:r>
+        <w:rPr>
+          <w:rFonts w:ascii="Times New Roman" w:hAnsi="Times New Roman" w:cs="Times New Roman"/>
+        </w:rPr>
+        <w:t>operator</w:t>
+      </w:r>
+      <w:proofErr w:type="spellEnd"/>
+      <w:r>
+        <w:rPr>
+          <w:rFonts w:ascii="Times New Roman" w:hAnsi="Times New Roman" w:cs="Times New Roman"/>
+        </w:rPr>
+        <w:t xml:space="preserve"> </w:t>
+      </w:r>
+      <w:proofErr w:type="spellStart"/>
+      <w:r>
+        <w:rPr>
+          <w:rFonts w:ascii="Times New Roman" w:hAnsi="Times New Roman" w:cs="Times New Roman"/>
+        </w:rPr>
+        <w:t>Apply</w:t>
+      </w:r>
+      <w:proofErr w:type="spellEnd"/>
+      <w:r>
+        <w:rPr>
+          <w:rFonts w:ascii="Times New Roman" w:hAnsi="Times New Roman" w:cs="Times New Roman"/>
+        </w:rPr>
+        <w:t xml:space="preserve"> </w:t>
+      </w:r>
+      <w:proofErr w:type="spellStart"/>
+      <w:r>
+        <w:rPr>
+          <w:rFonts w:ascii="Times New Roman" w:hAnsi="Times New Roman" w:cs="Times New Roman"/>
+        </w:rPr>
+        <w:t>Model</w:t>
+      </w:r>
+      <w:proofErr w:type="spellEnd"/>
+      <w:r>
+        <w:rPr>
+          <w:rFonts w:ascii="Times New Roman" w:hAnsi="Times New Roman" w:cs="Times New Roman"/>
+        </w:rPr>
+        <w:t>.</w:t>
+      </w:r>
+    </w:p>
+    <w:p>
+      <w:pPr>
+        <w:rPr>
+          <w:rFonts w:ascii="Times New Roman" w:hAnsi="Times New Roman" w:cs="Times New Roman"/>
+        </w:rPr>
+      </w:pPr>
+    </w:p>
+    <w:p>
+      <w:pPr>
+        <w:rPr>
+          <w:rFonts w:ascii="Times New Roman" w:hAnsi="Times New Roman" w:cs="Times New Roman"/>
+        </w:rPr>
+      </w:pPr>
+      <w:r>
+        <w:rPr>
+          <w:rFonts w:ascii="Times New Roman" w:hAnsi="Times New Roman" w:cs="Times New Roman"/>
+          <w:noProof/>
+        </w:rPr>
+        <w:drawing>
+          <wp:inline distT="0" distB="0" distL="0" distR="0" wp14:anchorId="47C666E9" wp14:editId="6ACF231D">
+            <wp:extent cx="5262245" cy="2959100"/>
+            <wp:effectExtent l="0" t="0" r="0" b="0"/>
+            <wp:docPr id="1083638251" name="Picture 15"/>
+            <wp:cNvGraphicFramePr>
+              <a:graphicFrameLocks xmlns:a="http://schemas.openxmlformats.org/drawingml/2006/main" noChangeAspect="1"/>
+            </wp:cNvGraphicFramePr>
+            <a:graphic xmlns:a="http://schemas.openxmlformats.org/drawingml/2006/main">
+              <a:graphicData uri="http://schemas.openxmlformats.org/drawingml/2006/picture">
+                <pic:pic xmlns:pic="http://schemas.openxmlformats.org/drawingml/2006/picture">
+                  <pic:nvPicPr>
+                    <pic:cNvPr id="0" name="Picture 15"/>
+                    <pic:cNvPicPr>
+                      <a:picLocks noChangeAspect="1" noChangeArrowheads="1"/>
+                    </pic:cNvPicPr>
+                  </pic:nvPicPr>
+                  <pic:blipFill>
+                    <a:blip r:embed="rId26" cstate="print">
+                      <a:extLst>
+                        <a:ext uri="{28A0092B-C50C-407E-A947-70E740481C1C}">
+                          <a14:useLocalDpi xmlns:a14="http://schemas.microsoft.com/office/drawing/2010/main" val="0"/>
+                        </a:ext>
+                      </a:extLst>
+                    </a:blip>
+                    <a:srcRect/>
+                    <a:stretch>
+                      <a:fillRect/>
+                    </a:stretch>
+                  </pic:blipFill>
+                  <pic:spPr bwMode="auto">
+                    <a:xfrm>
+                      <a:off x="0" y="0"/>
+                      <a:ext cx="5262245" cy="2959100"/>
+                    </a:xfrm>
+                    <a:prstGeom prst="rect">
+                      <a:avLst/>
+                    </a:prstGeom>
+                    <a:noFill/>
+                    <a:ln>
+                      <a:noFill/>
+                    </a:ln>
+                  </pic:spPr>
+                </pic:pic>
+              </a:graphicData>
+            </a:graphic>
+          </wp:inline>
+        </w:drawing>
+      </w:r>
+    </w:p>
+    <w:p>
+      <w:pPr>
+        <w:rPr>
+          <w:rFonts w:ascii="Times New Roman" w:hAnsi="Times New Roman" w:cs="Times New Roman"/>
+          <w:i/>
+          <w:iCs/>
+          <w:sz w:val="20"/>
+          <w:szCs w:val="20"/>
+          <w:lang w:val="en-US"/>
+        </w:rPr>
+      </w:pPr>
+      <w:r>
+        <w:rPr>
+          <w:rFonts w:ascii="Times New Roman" w:hAnsi="Times New Roman" w:cs="Times New Roman"/>
+          <w:i/>
+          <w:iCs/>
+          <w:sz w:val="20"/>
+          <w:szCs w:val="20"/>
+          <w:lang w:val="en-US"/>
+        </w:rPr>
+        <w:t xml:space="preserve">Figure 24: </w:t>
+      </w:r>
+      <w:r>
+        <w:rPr>
+          <w:rFonts w:ascii="Times New Roman" w:hAnsi="Times New Roman" w:cs="Times New Roman"/>
+          <w:i/>
+          <w:iCs/>
+          <w:sz w:val="20"/>
+          <w:szCs w:val="20"/>
+        </w:rPr>
+        <w:t>Συντελεστές</w:t>
+      </w:r>
+      <w:r>
+        <w:rPr>
+          <w:rFonts w:ascii="Times New Roman" w:hAnsi="Times New Roman" w:cs="Times New Roman"/>
+          <w:i/>
+          <w:iCs/>
+          <w:sz w:val="20"/>
+          <w:szCs w:val="20"/>
+          <w:lang w:val="en-US"/>
+        </w:rPr>
+        <w:t xml:space="preserve"> </w:t>
+      </w:r>
+      <w:r>
+        <w:rPr>
+          <w:rFonts w:ascii="Times New Roman" w:hAnsi="Times New Roman" w:cs="Times New Roman"/>
+          <w:i/>
+          <w:iCs/>
+          <w:sz w:val="20"/>
+          <w:szCs w:val="20"/>
+        </w:rPr>
+        <w:t>του</w:t>
+      </w:r>
+      <w:r>
+        <w:rPr>
+          <w:rFonts w:ascii="Times New Roman" w:hAnsi="Times New Roman" w:cs="Times New Roman"/>
+          <w:i/>
+          <w:iCs/>
+          <w:sz w:val="20"/>
+          <w:szCs w:val="20"/>
+          <w:lang w:val="en-US"/>
+        </w:rPr>
+        <w:t xml:space="preserve"> Linear Regression model</w:t>
+      </w:r>
+    </w:p>
+    <w:p>
+      <w:pPr>
+        <w:rPr>
+          <w:rFonts w:ascii="Times New Roman" w:hAnsi="Times New Roman" w:cs="Times New Roman"/>
+          <w:lang w:val="en-US"/>
+        </w:rPr>
+      </w:pPr>
+    </w:p>
+    <w:p>
+      <w:pPr>
+        <w:rPr>
+          <w:rFonts w:ascii="Times New Roman" w:hAnsi="Times New Roman" w:cs="Times New Roman"/>
+        </w:rPr>
+      </w:pPr>
+      <w:r>
+        <w:rPr>
+          <w:rFonts w:ascii="Times New Roman" w:hAnsi="Times New Roman" w:cs="Times New Roman"/>
+        </w:rPr>
+        <w:t xml:space="preserve">Οι συντελεστές του μοντέλου δείχνουν ότι οι μεταβλητές </w:t>
+      </w:r>
+      <w:proofErr w:type="spellStart"/>
+      <w:r>
+        <w:rPr>
+          <w:rFonts w:ascii="Times New Roman" w:hAnsi="Times New Roman" w:cs="Times New Roman"/>
+        </w:rPr>
+        <w:t>Gross</w:t>
+      </w:r>
+      <w:proofErr w:type="spellEnd"/>
+      <w:r>
+        <w:rPr>
+          <w:rFonts w:ascii="Times New Roman" w:hAnsi="Times New Roman" w:cs="Times New Roman"/>
+        </w:rPr>
+        <w:t xml:space="preserve"> </w:t>
+      </w:r>
+      <w:proofErr w:type="spellStart"/>
+      <w:r>
+        <w:rPr>
+          <w:rFonts w:ascii="Times New Roman" w:hAnsi="Times New Roman" w:cs="Times New Roman"/>
+        </w:rPr>
+        <w:t>Sales</w:t>
+      </w:r>
+      <w:proofErr w:type="spellEnd"/>
+      <w:r>
+        <w:rPr>
+          <w:rFonts w:ascii="Times New Roman" w:hAnsi="Times New Roman" w:cs="Times New Roman"/>
+        </w:rPr>
+        <w:t xml:space="preserve">, </w:t>
+      </w:r>
+      <w:proofErr w:type="spellStart"/>
+      <w:r>
+        <w:rPr>
+          <w:rFonts w:ascii="Times New Roman" w:hAnsi="Times New Roman" w:cs="Times New Roman"/>
+        </w:rPr>
+        <w:t>Discounts</w:t>
+      </w:r>
+      <w:proofErr w:type="spellEnd"/>
+      <w:r>
+        <w:rPr>
+          <w:rFonts w:ascii="Times New Roman" w:hAnsi="Times New Roman" w:cs="Times New Roman"/>
+        </w:rPr>
+        <w:t xml:space="preserve"> και </w:t>
+      </w:r>
+      <w:proofErr w:type="spellStart"/>
+      <w:r>
+        <w:rPr>
+          <w:rFonts w:ascii="Times New Roman" w:hAnsi="Times New Roman" w:cs="Times New Roman"/>
+        </w:rPr>
+        <w:t>Returns</w:t>
+      </w:r>
+      <w:proofErr w:type="spellEnd"/>
+      <w:r>
+        <w:rPr>
+          <w:rFonts w:ascii="Times New Roman" w:hAnsi="Times New Roman" w:cs="Times New Roman"/>
+        </w:rPr>
+        <w:t xml:space="preserve"> έχουν συντελεστή 0.200, ενώ η μεταβλητή </w:t>
+      </w:r>
+      <w:proofErr w:type="spellStart"/>
+      <w:r>
+        <w:rPr>
+          <w:rFonts w:ascii="Times New Roman" w:hAnsi="Times New Roman" w:cs="Times New Roman"/>
+        </w:rPr>
+        <w:t>Net</w:t>
+      </w:r>
+      <w:proofErr w:type="spellEnd"/>
+      <w:r>
+        <w:rPr>
+          <w:rFonts w:ascii="Times New Roman" w:hAnsi="Times New Roman" w:cs="Times New Roman"/>
+        </w:rPr>
+        <w:t xml:space="preserve"> </w:t>
+      </w:r>
+      <w:proofErr w:type="spellStart"/>
+      <w:r>
+        <w:rPr>
+          <w:rFonts w:ascii="Times New Roman" w:hAnsi="Times New Roman" w:cs="Times New Roman"/>
+        </w:rPr>
+        <w:t>Quantity</w:t>
+      </w:r>
+      <w:proofErr w:type="spellEnd"/>
+      <w:r>
+        <w:rPr>
+          <w:rFonts w:ascii="Times New Roman" w:hAnsi="Times New Roman" w:cs="Times New Roman"/>
+        </w:rPr>
+        <w:t xml:space="preserve"> δεν επηρεάζει </w:t>
+      </w:r>
+      <w:r>
+        <w:rPr>
+          <w:rFonts w:ascii="Times New Roman" w:hAnsi="Times New Roman" w:cs="Times New Roman"/>
+        </w:rPr>
+        <w:lastRenderedPageBreak/>
+        <w:t xml:space="preserve">ουσιαστικά την πρόβλεψη. Αυτό είναι αναμενόμενο, επειδή το </w:t>
+      </w:r>
+      <w:proofErr w:type="spellStart"/>
+      <w:r>
+        <w:rPr>
+          <w:rFonts w:ascii="Times New Roman" w:hAnsi="Times New Roman" w:cs="Times New Roman"/>
+        </w:rPr>
+        <w:t>Profit</w:t>
+      </w:r>
+      <w:proofErr w:type="spellEnd"/>
+      <w:r>
+        <w:rPr>
+          <w:rFonts w:ascii="Times New Roman" w:hAnsi="Times New Roman" w:cs="Times New Roman"/>
+        </w:rPr>
+        <w:t xml:space="preserve"> υπολογίστηκε ως 20% του </w:t>
+      </w:r>
+      <w:proofErr w:type="spellStart"/>
+      <w:r>
+        <w:rPr>
+          <w:rFonts w:ascii="Times New Roman" w:hAnsi="Times New Roman" w:cs="Times New Roman"/>
+        </w:rPr>
+        <w:t>revenue</w:t>
+      </w:r>
+      <w:proofErr w:type="spellEnd"/>
+      <w:r>
+        <w:rPr>
+          <w:rFonts w:ascii="Times New Roman" w:hAnsi="Times New Roman" w:cs="Times New Roman"/>
+        </w:rPr>
+        <w:t xml:space="preserve"> και βασίζεται άμεσα στις οικονομικές μεταβλητές του </w:t>
+      </w:r>
+      <w:proofErr w:type="spellStart"/>
+      <w:r>
+        <w:rPr>
+          <w:rFonts w:ascii="Times New Roman" w:hAnsi="Times New Roman" w:cs="Times New Roman"/>
+        </w:rPr>
+        <w:t>dataset</w:t>
+      </w:r>
+      <w:proofErr w:type="spellEnd"/>
+      <w:r>
+        <w:rPr>
+          <w:rFonts w:ascii="Times New Roman" w:hAnsi="Times New Roman" w:cs="Times New Roman"/>
+        </w:rPr>
+        <w:t>.</w:t>
+      </w:r>
+    </w:p>
+    <w:p>
+      <w:pPr>
+        <w:rPr>
+          <w:rFonts w:ascii="Times New Roman" w:hAnsi="Times New Roman" w:cs="Times New Roman"/>
+        </w:rPr>
+      </w:pPr>
+    </w:p>
+    <w:p>
+      <w:pPr>
+        <w:rPr>
+          <w:rFonts w:ascii="Times New Roman" w:hAnsi="Times New Roman" w:cs="Times New Roman"/>
+        </w:rPr>
+      </w:pPr>
+      <w:r>
+        <w:rPr>
+          <w:rFonts w:ascii="Times New Roman" w:hAnsi="Times New Roman" w:cs="Times New Roman"/>
+          <w:noProof/>
+        </w:rPr>
+        <w:drawing>
+          <wp:inline distT="0" distB="0" distL="0" distR="0" wp14:anchorId="2134FCEA" wp14:editId="6066F56E">
+            <wp:extent cx="5262245" cy="2959100"/>
+            <wp:effectExtent l="0" t="0" r="0" b="0"/>
+            <wp:docPr id="1564035554" name="Picture 18"/>
+            <wp:cNvGraphicFramePr>
+              <a:graphicFrameLocks xmlns:a="http://schemas.openxmlformats.org/drawingml/2006/main" noChangeAspect="1"/>
+            </wp:cNvGraphicFramePr>
+            <a:graphic xmlns:a="http://schemas.openxmlformats.org/drawingml/2006/main">
+              <a:graphicData uri="http://schemas.openxmlformats.org/drawingml/2006/picture">
+                <pic:pic xmlns:pic="http://schemas.openxmlformats.org/drawingml/2006/picture">
+                  <pic:nvPicPr>
+                    <pic:cNvPr id="0" name="Picture 18"/>
+                    <pic:cNvPicPr>
+                      <a:picLocks noChangeAspect="1" noChangeArrowheads="1"/>
+                    </pic:cNvPicPr>
+                  </pic:nvPicPr>
+                  <pic:blipFill>
+                    <a:blip r:embed="rId27" cstate="print">
+                      <a:extLst>
+                        <a:ext uri="{28A0092B-C50C-407E-A947-70E740481C1C}">
+                          <a14:useLocalDpi xmlns:a14="http://schemas.microsoft.com/office/drawing/2010/main" val="0"/>
+                        </a:ext>
+                      </a:extLst>
+                    </a:blip>
+                    <a:srcRect/>
+                    <a:stretch>
+                      <a:fillRect/>
+                    </a:stretch>
+                  </pic:blipFill>
+                  <pic:spPr bwMode="auto">
+                    <a:xfrm>
+                      <a:off x="0" y="0"/>
+                      <a:ext cx="5262245" cy="2959100"/>
+                    </a:xfrm>
+                    <a:prstGeom prst="rect">
+                      <a:avLst/>
+                    </a:prstGeom>
+                    <a:noFill/>
+                    <a:ln>
+                      <a:noFill/>
+                    </a:ln>
+                  </pic:spPr>
+                </pic:pic>
+              </a:graphicData>
+            </a:graphic>
+          </wp:inline>
+        </w:drawing>
+      </w:r>
+    </w:p>
+    <w:p>
+      <w:pPr>
+        <w:rPr>
+          <w:rFonts w:ascii="Times New Roman" w:hAnsi="Times New Roman" w:cs="Times New Roman"/>
+          <w:i/>
+          <w:iCs/>
+          <w:sz w:val="20"/>
+          <w:szCs w:val="20"/>
+          <w:lang w:val="en-US"/>
+        </w:rPr>
+      </w:pPr>
+      <w:r>
+        <w:rPr>
+          <w:rFonts w:ascii="Times New Roman" w:hAnsi="Times New Roman" w:cs="Times New Roman"/>
+          <w:i/>
+          <w:iCs/>
+          <w:sz w:val="20"/>
+          <w:szCs w:val="20"/>
+          <w:lang w:val="en-US"/>
+        </w:rPr>
+        <w:t xml:space="preserve">Figure 25: </w:t>
+      </w:r>
+      <w:r>
+        <w:rPr>
+          <w:rFonts w:ascii="Times New Roman" w:hAnsi="Times New Roman" w:cs="Times New Roman"/>
+          <w:i/>
+          <w:iCs/>
+          <w:sz w:val="20"/>
+          <w:szCs w:val="20"/>
+        </w:rPr>
+        <w:t>Αποτελέσματα</w:t>
+      </w:r>
+      <w:r>
+        <w:rPr>
+          <w:rFonts w:ascii="Times New Roman" w:hAnsi="Times New Roman" w:cs="Times New Roman"/>
+          <w:i/>
+          <w:iCs/>
+          <w:sz w:val="20"/>
+          <w:szCs w:val="20"/>
+          <w:lang w:val="en-US"/>
+        </w:rPr>
+        <w:t xml:space="preserve"> </w:t>
+      </w:r>
+      <w:r>
+        <w:rPr>
+          <w:rFonts w:ascii="Times New Roman" w:hAnsi="Times New Roman" w:cs="Times New Roman"/>
+          <w:i/>
+          <w:iCs/>
+          <w:sz w:val="20"/>
+          <w:szCs w:val="20"/>
+        </w:rPr>
+        <w:t>απόδοσης</w:t>
+      </w:r>
+      <w:r>
+        <w:rPr>
+          <w:rFonts w:ascii="Times New Roman" w:hAnsi="Times New Roman" w:cs="Times New Roman"/>
+          <w:i/>
+          <w:iCs/>
+          <w:sz w:val="20"/>
+          <w:szCs w:val="20"/>
+          <w:lang w:val="en-US"/>
+        </w:rPr>
+        <w:t xml:space="preserve"> </w:t>
+      </w:r>
+      <w:r>
+        <w:rPr>
+          <w:rFonts w:ascii="Times New Roman" w:hAnsi="Times New Roman" w:cs="Times New Roman"/>
+          <w:i/>
+          <w:iCs/>
+          <w:sz w:val="20"/>
+          <w:szCs w:val="20"/>
+        </w:rPr>
+        <w:t>του</w:t>
+      </w:r>
+      <w:r>
+        <w:rPr>
+          <w:rFonts w:ascii="Times New Roman" w:hAnsi="Times New Roman" w:cs="Times New Roman"/>
+          <w:i/>
+          <w:iCs/>
+          <w:sz w:val="20"/>
+          <w:szCs w:val="20"/>
+          <w:lang w:val="en-US"/>
+        </w:rPr>
+        <w:t xml:space="preserve"> Linear Regression model</w:t>
+      </w:r>
+    </w:p>
+    <w:p>
+      <w:pPr>
+        <w:rPr>
+          <w:rFonts w:ascii="Times New Roman" w:hAnsi="Times New Roman" w:cs="Times New Roman"/>
+          <w:lang w:val="en-US"/>
+        </w:rPr>
+      </w:pPr>
+    </w:p>
+    <w:p>
+      <w:pPr>
+        <w:rPr>
+          <w:rFonts w:ascii="Times New Roman" w:hAnsi="Times New Roman" w:cs="Times New Roman"/>
+        </w:rPr>
+      </w:pPr>
+      <w:r>
+        <w:rPr>
+          <w:rFonts w:ascii="Times New Roman" w:hAnsi="Times New Roman" w:cs="Times New Roman"/>
+        </w:rPr>
+        <w:t xml:space="preserve">Η απόδοση του μοντέλου ήταν πολύ υψηλή, με </w:t>
+      </w:r>
+      <w:proofErr w:type="spellStart"/>
+      <w:r>
+        <w:rPr>
+          <w:rFonts w:ascii="Times New Roman" w:hAnsi="Times New Roman" w:cs="Times New Roman"/>
+        </w:rPr>
+        <w:t>root_mean_squared_error</w:t>
+      </w:r>
+      <w:proofErr w:type="spellEnd"/>
+      <w:r>
+        <w:rPr>
+          <w:rFonts w:ascii="Times New Roman" w:hAnsi="Times New Roman" w:cs="Times New Roman"/>
+        </w:rPr>
+        <w:t xml:space="preserve"> ίσο με 0.000. Αυτό δείχνει ότι οι προβλέψεις του μοντέλου ήταν σχεδόν ίδιες με τις πραγματικές τιμές του </w:t>
+      </w:r>
+      <w:proofErr w:type="spellStart"/>
+      <w:r>
+        <w:rPr>
+          <w:rFonts w:ascii="Times New Roman" w:hAnsi="Times New Roman" w:cs="Times New Roman"/>
+        </w:rPr>
+        <w:t>Profit</w:t>
+      </w:r>
+      <w:proofErr w:type="spellEnd"/>
+      <w:r>
+        <w:rPr>
+          <w:rFonts w:ascii="Times New Roman" w:hAnsi="Times New Roman" w:cs="Times New Roman"/>
+        </w:rPr>
+        <w:t xml:space="preserve">. Ωστόσο, το αποτέλεσμα πρέπει να ερμηνευθεί προσεκτικά, καθώς το </w:t>
+      </w:r>
+      <w:proofErr w:type="spellStart"/>
+      <w:r>
+        <w:rPr>
+          <w:rFonts w:ascii="Times New Roman" w:hAnsi="Times New Roman" w:cs="Times New Roman"/>
+        </w:rPr>
+        <w:t>Profit</w:t>
+      </w:r>
+      <w:proofErr w:type="spellEnd"/>
+      <w:r>
+        <w:rPr>
+          <w:rFonts w:ascii="Times New Roman" w:hAnsi="Times New Roman" w:cs="Times New Roman"/>
+        </w:rPr>
+        <w:t xml:space="preserve"> δημιουργήθηκε με μαθηματικό τύπο μέσα από το ίδιο </w:t>
+      </w:r>
+      <w:proofErr w:type="spellStart"/>
+      <w:r>
+        <w:rPr>
+          <w:rFonts w:ascii="Times New Roman" w:hAnsi="Times New Roman" w:cs="Times New Roman"/>
+        </w:rPr>
+        <w:t>dataset</w:t>
+      </w:r>
+      <w:proofErr w:type="spellEnd"/>
+      <w:r>
+        <w:rPr>
+          <w:rFonts w:ascii="Times New Roman" w:hAnsi="Times New Roman" w:cs="Times New Roman"/>
+        </w:rPr>
+        <w:t>. Επομένως, η μηδενική τιμή RMSE δεν σημαίνει απαραίτητα ότι το μοντέλο έχει γενική προβλεπτική ικανότητα σε άγνωστα επιχειρηματικά δεδομένα, αλλά ότι επιβεβαίωσε τη γραμμική σχέση μεταξύ των μεταβλητών.</w:t>
+      </w:r>
+    </w:p>
+    <w:p>
+      <w:pPr>
+        <w:rPr>
+          <w:rFonts w:ascii="Times New Roman" w:hAnsi="Times New Roman" w:cs="Times New Roman"/>
+        </w:rPr>
+      </w:pPr>
+    </w:p>
+    <w:p>
+      <w:pPr>
+        <w:rPr>
+          <w:rFonts w:ascii="Times New Roman" w:hAnsi="Times New Roman" w:cs="Times New Roman"/>
+        </w:rPr>
+      </w:pPr>
+      <w:r>
+        <w:rPr>
+          <w:rFonts w:ascii="Times New Roman" w:hAnsi="Times New Roman" w:cs="Times New Roman"/>
+        </w:rPr>
+        <w:t>4.6 K-</w:t>
+      </w:r>
+      <w:proofErr w:type="spellStart"/>
+      <w:r>
+        <w:rPr>
+          <w:rFonts w:ascii="Times New Roman" w:hAnsi="Times New Roman" w:cs="Times New Roman"/>
+        </w:rPr>
+        <w:t>Means</w:t>
+      </w:r>
+      <w:proofErr w:type="spellEnd"/>
+      <w:r>
+        <w:rPr>
+          <w:rFonts w:ascii="Times New Roman" w:hAnsi="Times New Roman" w:cs="Times New Roman"/>
+        </w:rPr>
+        <w:t xml:space="preserve"> </w:t>
+      </w:r>
+      <w:r>
+        <w:rPr>
+          <w:rFonts w:ascii="Times New Roman" w:hAnsi="Times New Roman" w:cs="Times New Roman"/>
+        </w:rPr>
+        <w:t>4.6 K-</w:t>
+      </w:r>
+      <w:proofErr w:type="spellStart"/>
+      <w:r>
+        <w:rPr>
+          <w:rFonts w:ascii="Times New Roman" w:hAnsi="Times New Roman" w:cs="Times New Roman"/>
+        </w:rPr>
+        <w:t>Means</w:t>
+      </w:r>
+      <w:proofErr w:type="spellEnd"/>
+      <w:r>
+        <w:rPr>
+          <w:rFonts w:ascii="Times New Roman" w:hAnsi="Times New Roman" w:cs="Times New Roman"/>
+        </w:rPr>
+        <w:t xml:space="preserve"> για ομαδοποίηση πωλήσεων και τύπων προϊόντων</w:t>
+      </w:r>
+    </w:p>
+    <w:p>
+      <w:pPr>
+        <w:rPr>
+          <w:rFonts w:ascii="Times New Roman" w:hAnsi="Times New Roman" w:cs="Times New Roman"/>
+        </w:rPr>
+      </w:pPr>
+    </w:p>
+    <w:p>
+      <w:pPr>
+        <w:rPr>
+          <w:rFonts w:ascii="Times New Roman" w:hAnsi="Times New Roman" w:cs="Times New Roman"/>
+          <w:lang w:val="en-US"/>
+        </w:rPr>
+      </w:pPr>
+      <w:r>
+        <w:rPr>
+          <w:rFonts w:ascii="Times New Roman" w:hAnsi="Times New Roman" w:cs="Times New Roman"/>
+        </w:rPr>
+        <w:t xml:space="preserve">Στο τελευταίο μέρος της </w:t>
+      </w:r>
+      <w:proofErr w:type="spellStart"/>
+      <w:r>
+        <w:rPr>
+          <w:rFonts w:ascii="Times New Roman" w:hAnsi="Times New Roman" w:cs="Times New Roman"/>
+        </w:rPr>
+        <w:t>retail</w:t>
+      </w:r>
+      <w:proofErr w:type="spellEnd"/>
+      <w:r>
+        <w:rPr>
+          <w:rFonts w:ascii="Times New Roman" w:hAnsi="Times New Roman" w:cs="Times New Roman"/>
+        </w:rPr>
+        <w:t xml:space="preserve"> </w:t>
+      </w:r>
+      <w:proofErr w:type="spellStart"/>
+      <w:r>
+        <w:rPr>
+          <w:rFonts w:ascii="Times New Roman" w:hAnsi="Times New Roman" w:cs="Times New Roman"/>
+        </w:rPr>
+        <w:t>analysis</w:t>
+      </w:r>
+      <w:proofErr w:type="spellEnd"/>
+      <w:r>
+        <w:rPr>
+          <w:rFonts w:ascii="Times New Roman" w:hAnsi="Times New Roman" w:cs="Times New Roman"/>
+        </w:rPr>
+        <w:t xml:space="preserve"> εφαρμόστηκε ο αλγόριθμος K-</w:t>
+      </w:r>
+      <w:proofErr w:type="spellStart"/>
+      <w:r>
+        <w:rPr>
+          <w:rFonts w:ascii="Times New Roman" w:hAnsi="Times New Roman" w:cs="Times New Roman"/>
+        </w:rPr>
+        <w:t>Means</w:t>
+      </w:r>
+      <w:proofErr w:type="spellEnd"/>
+      <w:r>
+        <w:rPr>
+          <w:rFonts w:ascii="Times New Roman" w:hAnsi="Times New Roman" w:cs="Times New Roman"/>
+        </w:rPr>
+        <w:t xml:space="preserve"> με σκοπό την ομαδοποίηση των δεδομένων σε διαφορετικά </w:t>
+      </w:r>
+      <w:proofErr w:type="spellStart"/>
+      <w:r>
+        <w:rPr>
+          <w:rFonts w:ascii="Times New Roman" w:hAnsi="Times New Roman" w:cs="Times New Roman"/>
+        </w:rPr>
+        <w:t>clusters</w:t>
+      </w:r>
+      <w:proofErr w:type="spellEnd"/>
+      <w:r>
+        <w:rPr>
+          <w:rFonts w:ascii="Times New Roman" w:hAnsi="Times New Roman" w:cs="Times New Roman"/>
+        </w:rPr>
+        <w:t xml:space="preserve">. Επειδή το </w:t>
+      </w:r>
+      <w:proofErr w:type="spellStart"/>
+      <w:r>
+        <w:rPr>
+          <w:rFonts w:ascii="Times New Roman" w:hAnsi="Times New Roman" w:cs="Times New Roman"/>
+        </w:rPr>
+        <w:t>dataset</w:t>
+      </w:r>
+      <w:proofErr w:type="spellEnd"/>
+      <w:r>
+        <w:rPr>
+          <w:rFonts w:ascii="Times New Roman" w:hAnsi="Times New Roman" w:cs="Times New Roman"/>
+        </w:rPr>
+        <w:t xml:space="preserve"> δεν περιλαμβάνει ξεκάθαρη μεταβλητή </w:t>
+      </w:r>
+      <w:proofErr w:type="spellStart"/>
+      <w:r>
+        <w:rPr>
+          <w:rFonts w:ascii="Times New Roman" w:hAnsi="Times New Roman" w:cs="Times New Roman"/>
+        </w:rPr>
+        <w:t>Customer</w:t>
+      </w:r>
+      <w:proofErr w:type="spellEnd"/>
+      <w:r>
+        <w:rPr>
+          <w:rFonts w:ascii="Times New Roman" w:hAnsi="Times New Roman" w:cs="Times New Roman"/>
+        </w:rPr>
+        <w:t xml:space="preserve"> ID, η ομαδοποίηση πραγματοποιήθηκε σε επίπεδο εγγραφών πωλήσεων και τύπων προϊόντων. Για</w:t>
+      </w:r>
+      <w:r>
+        <w:rPr>
+          <w:rFonts w:ascii="Times New Roman" w:hAnsi="Times New Roman" w:cs="Times New Roman"/>
+          <w:lang w:val="en-US"/>
+        </w:rPr>
+        <w:t xml:space="preserve"> </w:t>
+      </w:r>
+      <w:r>
+        <w:rPr>
+          <w:rFonts w:ascii="Times New Roman" w:hAnsi="Times New Roman" w:cs="Times New Roman"/>
+        </w:rPr>
+        <w:t>την</w:t>
+      </w:r>
+      <w:r>
+        <w:rPr>
+          <w:rFonts w:ascii="Times New Roman" w:hAnsi="Times New Roman" w:cs="Times New Roman"/>
+          <w:lang w:val="en-US"/>
+        </w:rPr>
+        <w:t xml:space="preserve"> </w:t>
+      </w:r>
+      <w:r>
+        <w:rPr>
+          <w:rFonts w:ascii="Times New Roman" w:hAnsi="Times New Roman" w:cs="Times New Roman"/>
+        </w:rPr>
+        <w:t>ανάλυση</w:t>
+      </w:r>
+      <w:r>
+        <w:rPr>
+          <w:rFonts w:ascii="Times New Roman" w:hAnsi="Times New Roman" w:cs="Times New Roman"/>
+          <w:lang w:val="en-US"/>
+        </w:rPr>
+        <w:t xml:space="preserve"> </w:t>
+      </w:r>
+      <w:r>
+        <w:rPr>
+          <w:rFonts w:ascii="Times New Roman" w:hAnsi="Times New Roman" w:cs="Times New Roman"/>
+        </w:rPr>
+        <w:t>χρησιμοποιήθηκαν</w:t>
+      </w:r>
+      <w:r>
+        <w:rPr>
+          <w:rFonts w:ascii="Times New Roman" w:hAnsi="Times New Roman" w:cs="Times New Roman"/>
+          <w:lang w:val="en-US"/>
+        </w:rPr>
+        <w:t xml:space="preserve"> </w:t>
+      </w:r>
+      <w:r>
+        <w:rPr>
+          <w:rFonts w:ascii="Times New Roman" w:hAnsi="Times New Roman" w:cs="Times New Roman"/>
+        </w:rPr>
+        <w:t>οι</w:t>
+      </w:r>
+      <w:r>
+        <w:rPr>
+          <w:rFonts w:ascii="Times New Roman" w:hAnsi="Times New Roman" w:cs="Times New Roman"/>
+          <w:lang w:val="en-US"/>
+        </w:rPr>
+        <w:t xml:space="preserve"> </w:t>
+      </w:r>
+      <w:r>
+        <w:rPr>
+          <w:rFonts w:ascii="Times New Roman" w:hAnsi="Times New Roman" w:cs="Times New Roman"/>
+        </w:rPr>
+        <w:t>μεταβλητές</w:t>
+      </w:r>
+      <w:r>
+        <w:rPr>
+          <w:rFonts w:ascii="Times New Roman" w:hAnsi="Times New Roman" w:cs="Times New Roman"/>
+          <w:lang w:val="en-US"/>
+        </w:rPr>
+        <w:t xml:space="preserve"> Product Type, Net Quantity, Gross Sales, Discounts, Returns, Revenue, Expenses </w:t>
+      </w:r>
+      <w:r>
+        <w:rPr>
+          <w:rFonts w:ascii="Times New Roman" w:hAnsi="Times New Roman" w:cs="Times New Roman"/>
+        </w:rPr>
+        <w:t>και</w:t>
+      </w:r>
+      <w:r>
+        <w:rPr>
+          <w:rFonts w:ascii="Times New Roman" w:hAnsi="Times New Roman" w:cs="Times New Roman"/>
+          <w:lang w:val="en-US"/>
+        </w:rPr>
+        <w:t xml:space="preserve"> Profit.</w:t>
+      </w:r>
+    </w:p>
+    <w:p>
+      <w:pPr>
+        <w:rPr>
+          <w:rFonts w:ascii="Times New Roman" w:hAnsi="Times New Roman" w:cs="Times New Roman"/>
+          <w:lang w:val="en-US"/>
+        </w:rPr>
+      </w:pPr>
+    </w:p>
+    <w:p>
+      <w:pPr>
+        <w:rPr>
+          <w:rFonts w:ascii="Times New Roman" w:hAnsi="Times New Roman" w:cs="Times New Roman"/>
+          <w:lang w:val="en-US"/>
+        </w:rPr>
+      </w:pPr>
+      <w:r>
+        <w:rPr>
+          <w:rFonts w:ascii="Times New Roman" w:hAnsi="Times New Roman" w:cs="Times New Roman"/>
+          <w:noProof/>
+          <w:lang w:val="en-US"/>
+        </w:rPr>
+        <w:lastRenderedPageBreak/>
+        <w:drawing>
+          <wp:inline distT="0" distB="0" distL="0" distR="0" wp14:anchorId="46E31EA0" wp14:editId="68856455">
+            <wp:extent cx="5262245" cy="2959100"/>
+            <wp:effectExtent l="0" t="0" r="0" b="0"/>
+            <wp:docPr id="1018717721" name="Picture 19"/>
+            <wp:cNvGraphicFramePr>
+              <a:graphicFrameLocks xmlns:a="http://schemas.openxmlformats.org/drawingml/2006/main" noChangeAspect="1"/>
+            </wp:cNvGraphicFramePr>
+            <a:graphic xmlns:a="http://schemas.openxmlformats.org/drawingml/2006/main">
+              <a:graphicData uri="http://schemas.openxmlformats.org/drawingml/2006/picture">
+                <pic:pic xmlns:pic="http://schemas.openxmlformats.org/drawingml/2006/picture">
+                  <pic:nvPicPr>
+                    <pic:cNvPr id="0" name="Picture 19"/>
+                    <pic:cNvPicPr>
+                      <a:picLocks noChangeAspect="1" noChangeArrowheads="1"/>
+                    </pic:cNvPicPr>
+                  </pic:nvPicPr>
+                  <pic:blipFill>
+                    <a:blip r:embed="rId28" cstate="print">
+                      <a:extLst>
+                        <a:ext uri="{28A0092B-C50C-407E-A947-70E740481C1C}">
+                          <a14:useLocalDpi xmlns:a14="http://schemas.microsoft.com/office/drawing/2010/main" val="0"/>
+                        </a:ext>
+                      </a:extLst>
+                    </a:blip>
+                    <a:srcRect/>
+                    <a:stretch>
+                      <a:fillRect/>
+                    </a:stretch>
+                  </pic:blipFill>
+                  <pic:spPr bwMode="auto">
+                    <a:xfrm>
+                      <a:off x="0" y="0"/>
+                      <a:ext cx="5262245" cy="2959100"/>
+                    </a:xfrm>
+                    <a:prstGeom prst="rect">
+                      <a:avLst/>
+                    </a:prstGeom>
+                    <a:noFill/>
+                    <a:ln>
+                      <a:noFill/>
+                    </a:ln>
+                  </pic:spPr>
+                </pic:pic>
+              </a:graphicData>
+            </a:graphic>
+          </wp:inline>
+        </w:drawing>
+      </w:r>
+    </w:p>
+    <w:p>
+      <w:pPr>
+        <w:rPr>
+          <w:rFonts w:ascii="Times New Roman" w:hAnsi="Times New Roman" w:cs="Times New Roman"/>
+          <w:i/>
+          <w:iCs/>
+          <w:sz w:val="20"/>
+          <w:szCs w:val="20"/>
+          <w:lang w:val="en-US"/>
+        </w:rPr>
+      </w:pPr>
+      <w:r>
+        <w:rPr>
+          <w:rFonts w:ascii="Times New Roman" w:hAnsi="Times New Roman" w:cs="Times New Roman"/>
+          <w:i/>
+          <w:iCs/>
+          <w:sz w:val="20"/>
+          <w:szCs w:val="20"/>
+          <w:lang w:val="en-US"/>
+        </w:rPr>
+        <w:t xml:space="preserve">Figure 26: </w:t>
+      </w:r>
+      <w:r>
+        <w:rPr>
+          <w:rFonts w:ascii="Times New Roman" w:hAnsi="Times New Roman" w:cs="Times New Roman"/>
+          <w:i/>
+          <w:iCs/>
+          <w:sz w:val="20"/>
+          <w:szCs w:val="20"/>
+        </w:rPr>
+        <w:t>Διαδικασία</w:t>
+      </w:r>
+      <w:r>
+        <w:rPr>
+          <w:rFonts w:ascii="Times New Roman" w:hAnsi="Times New Roman" w:cs="Times New Roman"/>
+          <w:i/>
+          <w:iCs/>
+          <w:sz w:val="20"/>
+          <w:szCs w:val="20"/>
+          <w:lang w:val="en-US"/>
+        </w:rPr>
+        <w:t xml:space="preserve"> K-Means clustering </w:t>
+      </w:r>
+      <w:r>
+        <w:rPr>
+          <w:rFonts w:ascii="Times New Roman" w:hAnsi="Times New Roman" w:cs="Times New Roman"/>
+          <w:i/>
+          <w:iCs/>
+          <w:sz w:val="20"/>
+          <w:szCs w:val="20"/>
+        </w:rPr>
+        <w:t>στο</w:t>
+      </w:r>
+      <w:r>
+        <w:rPr>
+          <w:rFonts w:ascii="Times New Roman" w:hAnsi="Times New Roman" w:cs="Times New Roman"/>
+          <w:i/>
+          <w:iCs/>
+          <w:sz w:val="20"/>
+          <w:szCs w:val="20"/>
+          <w:lang w:val="en-US"/>
+        </w:rPr>
+        <w:t xml:space="preserve"> RapidMiner</w:t>
+      </w:r>
+    </w:p>
+    <w:p>
+      <w:pPr>
+        <w:rPr>
+          <w:rFonts w:ascii="Times New Roman" w:hAnsi="Times New Roman" w:cs="Times New Roman"/>
+          <w:lang w:val="en-US"/>
+        </w:rPr>
+      </w:pPr>
+    </w:p>
+    <w:p>
+      <w:pPr>
+        <w:rPr>
+          <w:rFonts w:ascii="Times New Roman" w:hAnsi="Times New Roman" w:cs="Times New Roman"/>
+        </w:rPr>
+      </w:pPr>
+      <w:r>
+        <w:rPr>
+          <w:rFonts w:ascii="Times New Roman" w:hAnsi="Times New Roman" w:cs="Times New Roman"/>
+        </w:rPr>
+        <w:t>Πριν από την εφαρμογή του K-</w:t>
+      </w:r>
+      <w:proofErr w:type="spellStart"/>
+      <w:r>
+        <w:rPr>
+          <w:rFonts w:ascii="Times New Roman" w:hAnsi="Times New Roman" w:cs="Times New Roman"/>
+        </w:rPr>
+        <w:t>Means</w:t>
+      </w:r>
+      <w:proofErr w:type="spellEnd"/>
+      <w:r>
+        <w:rPr>
+          <w:rFonts w:ascii="Times New Roman" w:hAnsi="Times New Roman" w:cs="Times New Roman"/>
+        </w:rPr>
+        <w:t xml:space="preserve">, η μεταβλητή </w:t>
+      </w:r>
+      <w:proofErr w:type="spellStart"/>
+      <w:r>
+        <w:rPr>
+          <w:rFonts w:ascii="Times New Roman" w:hAnsi="Times New Roman" w:cs="Times New Roman"/>
+        </w:rPr>
+        <w:t>Product</w:t>
+      </w:r>
+      <w:proofErr w:type="spellEnd"/>
+      <w:r>
+        <w:rPr>
+          <w:rFonts w:ascii="Times New Roman" w:hAnsi="Times New Roman" w:cs="Times New Roman"/>
+        </w:rPr>
+        <w:t xml:space="preserve"> </w:t>
+      </w:r>
+      <w:proofErr w:type="spellStart"/>
+      <w:r>
+        <w:rPr>
+          <w:rFonts w:ascii="Times New Roman" w:hAnsi="Times New Roman" w:cs="Times New Roman"/>
+        </w:rPr>
+        <w:t>Type</w:t>
+      </w:r>
+      <w:proofErr w:type="spellEnd"/>
+      <w:r>
+        <w:rPr>
+          <w:rFonts w:ascii="Times New Roman" w:hAnsi="Times New Roman" w:cs="Times New Roman"/>
+        </w:rPr>
+        <w:t xml:space="preserve"> μετατράπηκε σε αριθμητική μορφή με τον </w:t>
+      </w:r>
+      <w:proofErr w:type="spellStart"/>
+      <w:r>
+        <w:rPr>
+          <w:rFonts w:ascii="Times New Roman" w:hAnsi="Times New Roman" w:cs="Times New Roman"/>
+        </w:rPr>
+        <w:t>operator</w:t>
+      </w:r>
+      <w:proofErr w:type="spellEnd"/>
+      <w:r>
+        <w:rPr>
+          <w:rFonts w:ascii="Times New Roman" w:hAnsi="Times New Roman" w:cs="Times New Roman"/>
+        </w:rPr>
+        <w:t xml:space="preserve"> </w:t>
+      </w:r>
+      <w:proofErr w:type="spellStart"/>
+      <w:r>
+        <w:rPr>
+          <w:rFonts w:ascii="Times New Roman" w:hAnsi="Times New Roman" w:cs="Times New Roman"/>
+        </w:rPr>
+        <w:t>Nominal</w:t>
+      </w:r>
+      <w:proofErr w:type="spellEnd"/>
+      <w:r>
+        <w:rPr>
+          <w:rFonts w:ascii="Times New Roman" w:hAnsi="Times New Roman" w:cs="Times New Roman"/>
+        </w:rPr>
+        <w:t xml:space="preserve"> </w:t>
+      </w:r>
+      <w:proofErr w:type="spellStart"/>
+      <w:r>
+        <w:rPr>
+          <w:rFonts w:ascii="Times New Roman" w:hAnsi="Times New Roman" w:cs="Times New Roman"/>
+        </w:rPr>
+        <w:t>to</w:t>
+      </w:r>
+      <w:proofErr w:type="spellEnd"/>
+      <w:r>
+        <w:rPr>
+          <w:rFonts w:ascii="Times New Roman" w:hAnsi="Times New Roman" w:cs="Times New Roman"/>
+        </w:rPr>
+        <w:t xml:space="preserve"> </w:t>
+      </w:r>
+      <w:proofErr w:type="spellStart"/>
+      <w:r>
+        <w:rPr>
+          <w:rFonts w:ascii="Times New Roman" w:hAnsi="Times New Roman" w:cs="Times New Roman"/>
+        </w:rPr>
+        <w:t>Numerical</w:t>
+      </w:r>
+      <w:proofErr w:type="spellEnd"/>
+      <w:r>
+        <w:rPr>
+          <w:rFonts w:ascii="Times New Roman" w:hAnsi="Times New Roman" w:cs="Times New Roman"/>
+        </w:rPr>
+        <w:t xml:space="preserve">, καθώς ο αλγόριθμος απαιτεί αριθμητικά δεδομένα. Στη συνέχεια εφαρμόστηκε </w:t>
+      </w:r>
+      <w:proofErr w:type="spellStart"/>
+      <w:r>
+        <w:rPr>
+          <w:rFonts w:ascii="Times New Roman" w:hAnsi="Times New Roman" w:cs="Times New Roman"/>
+        </w:rPr>
+        <w:t>Normalize</w:t>
+      </w:r>
+      <w:proofErr w:type="spellEnd"/>
+      <w:r>
+        <w:rPr>
+          <w:rFonts w:ascii="Times New Roman" w:hAnsi="Times New Roman" w:cs="Times New Roman"/>
+        </w:rPr>
+        <w:t>, ώστε όλες οι μεταβλητές να βρίσκονται σε παρόμοια κλίμακα και να μην επηρεάζουν υπερβολικά το αποτέλεσμα οι μεταβλητές με μεγαλύτερες τιμές.</w:t>
+      </w:r>
+    </w:p>
+    <w:p>
+      <w:pPr>
+        <w:rPr>
+          <w:rFonts w:ascii="Times New Roman" w:hAnsi="Times New Roman" w:cs="Times New Roman"/>
+        </w:rPr>
+      </w:pPr>
+    </w:p>
+    <w:p>
+      <w:pPr>
+        <w:rPr>
+          <w:rFonts w:ascii="Times New Roman" w:hAnsi="Times New Roman" w:cs="Times New Roman"/>
+          <w:lang w:val="en-US"/>
+        </w:rPr>
+      </w:pPr>
+      <w:r>
+        <w:rPr>
+          <w:rFonts w:ascii="Times New Roman" w:hAnsi="Times New Roman" w:cs="Times New Roman"/>
+          <w:noProof/>
+          <w:lang w:val="en-US"/>
+        </w:rPr>
+        <w:drawing>
+          <wp:inline distT="0" distB="0" distL="0" distR="0" wp14:anchorId="77CF1AFE" wp14:editId="5FE17D00">
+            <wp:extent cx="5262245" cy="2959100"/>
+            <wp:effectExtent l="0" t="0" r="0" b="0"/>
+            <wp:docPr id="2101368752" name="Picture 21"/>
+            <wp:cNvGraphicFramePr>
+              <a:graphicFrameLocks xmlns:a="http://schemas.openxmlformats.org/drawingml/2006/main" noChangeAspect="1"/>
+            </wp:cNvGraphicFramePr>
+            <a:graphic xmlns:a="http://schemas.openxmlformats.org/drawingml/2006/main">
+              <a:graphicData uri="http://schemas.openxmlformats.org/drawingml/2006/picture">
+                <pic:pic xmlns:pic="http://schemas.openxmlformats.org/drawingml/2006/picture">
+                  <pic:nvPicPr>
+                    <pic:cNvPr id="0" name="Picture 21"/>
+                    <pic:cNvPicPr>
+                      <a:picLocks noChangeAspect="1" noChangeArrowheads="1"/>
+                    </pic:cNvPicPr>
+                  </pic:nvPicPr>
+                  <pic:blipFill>
+                    <a:blip r:embed="rId29" cstate="print">
+                      <a:extLst>
+                        <a:ext uri="{28A0092B-C50C-407E-A947-70E740481C1C}">
+                          <a14:useLocalDpi xmlns:a14="http://schemas.microsoft.com/office/drawing/2010/main" val="0"/>
+                        </a:ext>
+                      </a:extLst>
+                    </a:blip>
+                    <a:srcRect/>
+                    <a:stretch>
+                      <a:fillRect/>
+                    </a:stretch>
+                  </pic:blipFill>
+                  <pic:spPr bwMode="auto">
+                    <a:xfrm>
+                      <a:off x="0" y="0"/>
+                      <a:ext cx="5262245" cy="2959100"/>
+                    </a:xfrm>
+                    <a:prstGeom prst="rect">
+                      <a:avLst/>
+                    </a:prstGeom>
+                    <a:noFill/>
+                    <a:ln>
+                      <a:noFill/>
+                    </a:ln>
+                  </pic:spPr>
+                </pic:pic>
+              </a:graphicData>
+            </a:graphic>
+          </wp:inline>
+        </w:drawing>
+      </w:r>
+    </w:p>
+    <w:p>
+      <w:pPr>
+        <w:rPr>
+          <w:rFonts w:ascii="Times New Roman" w:hAnsi="Times New Roman" w:cs="Times New Roman"/>
+          <w:i/>
+          <w:iCs/>
+          <w:sz w:val="20"/>
+          <w:szCs w:val="20"/>
+          <w:lang w:val="en-US"/>
+        </w:rPr>
+      </w:pPr>
+      <w:proofErr w:type="spellStart"/>
+      <w:r>
+        <w:rPr>
+          <w:rFonts w:ascii="Times New Roman" w:hAnsi="Times New Roman" w:cs="Times New Roman"/>
+          <w:i/>
+          <w:iCs/>
+          <w:sz w:val="20"/>
+          <w:szCs w:val="20"/>
+        </w:rPr>
+        <w:t>Figure</w:t>
+      </w:r>
+      <w:proofErr w:type="spellEnd"/>
+      <w:r>
+        <w:rPr>
+          <w:rFonts w:ascii="Times New Roman" w:hAnsi="Times New Roman" w:cs="Times New Roman"/>
+          <w:i/>
+          <w:iCs/>
+          <w:sz w:val="20"/>
+          <w:szCs w:val="20"/>
+        </w:rPr>
+        <w:t xml:space="preserve"> 27: Αποτελέσματα απόδοσης του K-</w:t>
+      </w:r>
+      <w:proofErr w:type="spellStart"/>
+      <w:r>
+        <w:rPr>
+          <w:rFonts w:ascii="Times New Roman" w:hAnsi="Times New Roman" w:cs="Times New Roman"/>
+          <w:i/>
+          <w:iCs/>
+          <w:sz w:val="20"/>
+          <w:szCs w:val="20"/>
+        </w:rPr>
+        <w:t>Means</w:t>
+      </w:r>
+      <w:proofErr w:type="spellEnd"/>
+      <w:r>
+        <w:rPr>
+          <w:rFonts w:ascii="Times New Roman" w:hAnsi="Times New Roman" w:cs="Times New Roman"/>
+          <w:i/>
+          <w:iCs/>
+          <w:sz w:val="20"/>
+          <w:szCs w:val="20"/>
+        </w:rPr>
+        <w:t xml:space="preserve"> </w:t>
+      </w:r>
+      <w:proofErr w:type="spellStart"/>
+      <w:r>
+        <w:rPr>
+          <w:rFonts w:ascii="Times New Roman" w:hAnsi="Times New Roman" w:cs="Times New Roman"/>
+          <w:i/>
+          <w:iCs/>
+          <w:sz w:val="20"/>
+          <w:szCs w:val="20"/>
+        </w:rPr>
+        <w:t>clustering</w:t>
+      </w:r>
+      <w:proofErr w:type="spellEnd"/>
+    </w:p>
+    <w:p>
+      <w:pPr>
+        <w:rPr>
+          <w:rFonts w:ascii="Times New Roman" w:hAnsi="Times New Roman" w:cs="Times New Roman"/>
+          <w:lang w:val="en-US"/>
+        </w:rPr>
+      </w:pPr>
+    </w:p>
+    <w:p>
+      <w:pPr>
+        <w:rPr>
+          <w:rFonts w:ascii="Times New Roman" w:hAnsi="Times New Roman" w:cs="Times New Roman"/>
+        </w:rPr>
+      </w:pPr>
+      <w:r>
+        <w:rPr>
+          <w:rFonts w:ascii="Times New Roman" w:hAnsi="Times New Roman" w:cs="Times New Roman"/>
+        </w:rPr>
+        <w:t>Το K-</w:t>
+      </w:r>
+      <w:proofErr w:type="spellStart"/>
+      <w:r>
+        <w:rPr>
+          <w:rFonts w:ascii="Times New Roman" w:hAnsi="Times New Roman" w:cs="Times New Roman"/>
+        </w:rPr>
+        <w:t>Means</w:t>
+      </w:r>
+      <w:proofErr w:type="spellEnd"/>
+      <w:r>
+        <w:rPr>
+          <w:rFonts w:ascii="Times New Roman" w:hAnsi="Times New Roman" w:cs="Times New Roman"/>
+        </w:rPr>
+        <w:t xml:space="preserve"> εφαρμόστηκε με k = 3, ώστε τα δεδομένα να χωριστούν σε τρεις ομάδες. Τα αποτελέσματα του </w:t>
+      </w:r>
+      <w:proofErr w:type="spellStart"/>
+      <w:r>
+        <w:rPr>
+          <w:rFonts w:ascii="Times New Roman" w:hAnsi="Times New Roman" w:cs="Times New Roman"/>
+        </w:rPr>
+        <w:t>Cluster</w:t>
+      </w:r>
+      <w:proofErr w:type="spellEnd"/>
+      <w:r>
+        <w:rPr>
+          <w:rFonts w:ascii="Times New Roman" w:hAnsi="Times New Roman" w:cs="Times New Roman"/>
+        </w:rPr>
+        <w:t xml:space="preserve"> </w:t>
+      </w:r>
+      <w:proofErr w:type="spellStart"/>
+      <w:r>
+        <w:rPr>
+          <w:rFonts w:ascii="Times New Roman" w:hAnsi="Times New Roman" w:cs="Times New Roman"/>
+        </w:rPr>
+        <w:t>Distance</w:t>
+      </w:r>
+      <w:proofErr w:type="spellEnd"/>
+      <w:r>
+        <w:rPr>
+          <w:rFonts w:ascii="Times New Roman" w:hAnsi="Times New Roman" w:cs="Times New Roman"/>
+        </w:rPr>
+        <w:t xml:space="preserve"> </w:t>
+      </w:r>
+      <w:proofErr w:type="spellStart"/>
+      <w:r>
+        <w:rPr>
+          <w:rFonts w:ascii="Times New Roman" w:hAnsi="Times New Roman" w:cs="Times New Roman"/>
+        </w:rPr>
+        <w:t>Performance</w:t>
+      </w:r>
+      <w:proofErr w:type="spellEnd"/>
+      <w:r>
+        <w:rPr>
+          <w:rFonts w:ascii="Times New Roman" w:hAnsi="Times New Roman" w:cs="Times New Roman"/>
+        </w:rPr>
+        <w:t xml:space="preserve"> χρησιμοποιήθηκαν για την αξιολόγηση της συνοχής των </w:t>
+      </w:r>
+      <w:proofErr w:type="spellStart"/>
+      <w:r>
+        <w:rPr>
+          <w:rFonts w:ascii="Times New Roman" w:hAnsi="Times New Roman" w:cs="Times New Roman"/>
+        </w:rPr>
+        <w:t>clusters</w:t>
+      </w:r>
+      <w:proofErr w:type="spellEnd"/>
+      <w:r>
+        <w:rPr>
+          <w:rFonts w:ascii="Times New Roman" w:hAnsi="Times New Roman" w:cs="Times New Roman"/>
+        </w:rPr>
+        <w:t>. Οι τιμές αυτές δείχνουν πόσο κοντά βρίσκονται οι εγγραφές στο κέντρο της ομάδας τους και βοηθούν στην κατανόηση της ποιότητας της ομαδοποίησης.</w:t>
+      </w:r>
+    </w:p>
+    <w:p>
+      <w:pPr>
+        <w:rPr>
+          <w:rFonts w:ascii="Times New Roman" w:hAnsi="Times New Roman" w:cs="Times New Roman"/>
+        </w:rPr>
+      </w:pPr>
+    </w:p>
+    <w:p>
+      <w:pPr>
+        <w:rPr>
+          <w:rFonts w:ascii="Times New Roman" w:hAnsi="Times New Roman" w:cs="Times New Roman"/>
+          <w:i/>
+          <w:iCs/>
+          <w:sz w:val="20"/>
+          <w:szCs w:val="20"/>
+          <w:lang w:val="en-US"/>
+        </w:rPr>
+      </w:pPr>
+      <w:r>
+        <w:rPr>
+          <w:rFonts w:ascii="Times New Roman" w:hAnsi="Times New Roman" w:cs="Times New Roman"/>
+          <w:i/>
+          <w:iCs/>
+          <w:noProof/>
+          <w:sz w:val="20"/>
+          <w:szCs w:val="20"/>
+          <w:lang w:val="en-US"/>
+        </w:rPr>
+        <w:lastRenderedPageBreak/>
+        <w:drawing>
+          <wp:inline distT="0" distB="0" distL="0" distR="0" wp14:anchorId="06561722" wp14:editId="4DA4C02E">
+            <wp:extent cx="5262245" cy="2959100"/>
+            <wp:effectExtent l="0" t="0" r="0" b="0"/>
+            <wp:docPr id="668002889" name="Picture 22"/>
+            <wp:cNvGraphicFramePr>
+              <a:graphicFrameLocks xmlns:a="http://schemas.openxmlformats.org/drawingml/2006/main" noChangeAspect="1"/>
+            </wp:cNvGraphicFramePr>
+            <a:graphic xmlns:a="http://schemas.openxmlformats.org/drawingml/2006/main">
+              <a:graphicData uri="http://schemas.openxmlformats.org/drawingml/2006/picture">
+                <pic:pic xmlns:pic="http://schemas.openxmlformats.org/drawingml/2006/picture">
+                  <pic:nvPicPr>
+                    <pic:cNvPr id="0" name="Picture 22"/>
+                    <pic:cNvPicPr>
+                      <a:picLocks noChangeAspect="1" noChangeArrowheads="1"/>
+                    </pic:cNvPicPr>
+                  </pic:nvPicPr>
+                  <pic:blipFill>
+                    <a:blip r:embed="rId30" cstate="print">
+                      <a:extLst>
+                        <a:ext uri="{28A0092B-C50C-407E-A947-70E740481C1C}">
+                          <a14:useLocalDpi xmlns:a14="http://schemas.microsoft.com/office/drawing/2010/main" val="0"/>
+                        </a:ext>
+                      </a:extLst>
+                    </a:blip>
+                    <a:srcRect/>
+                    <a:stretch>
+                      <a:fillRect/>
+                    </a:stretch>
+                  </pic:blipFill>
+                  <pic:spPr bwMode="auto">
+                    <a:xfrm>
+                      <a:off x="0" y="0"/>
+                      <a:ext cx="5262245" cy="2959100"/>
+                    </a:xfrm>
+                    <a:prstGeom prst="rect">
+                      <a:avLst/>
+                    </a:prstGeom>
+                    <a:noFill/>
+                    <a:ln>
+                      <a:noFill/>
+                    </a:ln>
+                  </pic:spPr>
+                </pic:pic>
+              </a:graphicData>
+            </a:graphic>
+          </wp:inline>
+        </w:drawing>
+      </w:r>
+    </w:p>
+    <w:p>
+      <w:pPr>
+        <w:rPr>
+          <w:rFonts w:ascii="Times New Roman" w:hAnsi="Times New Roman" w:cs="Times New Roman"/>
+          <w:i/>
+          <w:iCs/>
+          <w:sz w:val="20"/>
+          <w:szCs w:val="20"/>
+        </w:rPr>
+      </w:pPr>
+      <w:proofErr w:type="spellStart"/>
+      <w:r>
+        <w:rPr>
+          <w:rFonts w:ascii="Times New Roman" w:hAnsi="Times New Roman" w:cs="Times New Roman"/>
+          <w:i/>
+          <w:iCs/>
+          <w:sz w:val="20"/>
+          <w:szCs w:val="20"/>
+        </w:rPr>
+        <w:t>Figure</w:t>
+      </w:r>
+      <w:proofErr w:type="spellEnd"/>
+      <w:r>
+        <w:rPr>
+          <w:rFonts w:ascii="Times New Roman" w:hAnsi="Times New Roman" w:cs="Times New Roman"/>
+          <w:i/>
+          <w:iCs/>
+          <w:sz w:val="20"/>
+          <w:szCs w:val="20"/>
+        </w:rPr>
+        <w:t xml:space="preserve"> 28: </w:t>
+      </w:r>
+      <w:proofErr w:type="spellStart"/>
+      <w:r>
+        <w:rPr>
+          <w:rFonts w:ascii="Times New Roman" w:hAnsi="Times New Roman" w:cs="Times New Roman"/>
+          <w:i/>
+          <w:iCs/>
+          <w:sz w:val="20"/>
+          <w:szCs w:val="20"/>
+        </w:rPr>
+        <w:t>Dataset</w:t>
+      </w:r>
+      <w:proofErr w:type="spellEnd"/>
+      <w:r>
+        <w:rPr>
+          <w:rFonts w:ascii="Times New Roman" w:hAnsi="Times New Roman" w:cs="Times New Roman"/>
+          <w:i/>
+          <w:iCs/>
+          <w:sz w:val="20"/>
+          <w:szCs w:val="20"/>
+        </w:rPr>
+        <w:t xml:space="preserve"> μετά την εφαρμογή του K-</w:t>
+      </w:r>
+      <w:proofErr w:type="spellStart"/>
+      <w:r>
+        <w:rPr>
+          <w:rFonts w:ascii="Times New Roman" w:hAnsi="Times New Roman" w:cs="Times New Roman"/>
+          <w:i/>
+          <w:iCs/>
+          <w:sz w:val="20"/>
+          <w:szCs w:val="20"/>
+        </w:rPr>
+        <w:t>Means</w:t>
+      </w:r>
+      <w:proofErr w:type="spellEnd"/>
+      <w:r>
+        <w:rPr>
+          <w:rFonts w:ascii="Times New Roman" w:hAnsi="Times New Roman" w:cs="Times New Roman"/>
+          <w:i/>
+          <w:iCs/>
+          <w:sz w:val="20"/>
+          <w:szCs w:val="20"/>
+        </w:rPr>
+        <w:t xml:space="preserve"> με τη στήλη </w:t>
+      </w:r>
+      <w:proofErr w:type="spellStart"/>
+      <w:r>
+        <w:rPr>
+          <w:rFonts w:ascii="Times New Roman" w:hAnsi="Times New Roman" w:cs="Times New Roman"/>
+          <w:i/>
+          <w:iCs/>
+          <w:sz w:val="20"/>
+          <w:szCs w:val="20"/>
+        </w:rPr>
+        <w:t>cluster</w:t>
+      </w:r>
+      <w:proofErr w:type="spellEnd"/>
+    </w:p>
+    <w:p>
+      <w:pPr>
+        <w:rPr>
+          <w:rFonts w:ascii="Times New Roman" w:hAnsi="Times New Roman" w:cs="Times New Roman"/>
+        </w:rPr>
+      </w:pPr>
+    </w:p>
+    <w:p>
+      <w:pPr>
+        <w:rPr>
+          <w:rFonts w:ascii="Times New Roman" w:hAnsi="Times New Roman" w:cs="Times New Roman"/>
+        </w:rPr>
+      </w:pPr>
+      <w:r>
+        <w:rPr>
+          <w:rFonts w:ascii="Times New Roman" w:hAnsi="Times New Roman" w:cs="Times New Roman"/>
+        </w:rPr>
+        <w:t>Μετά την εκτέλεση του K-</w:t>
+      </w:r>
+      <w:proofErr w:type="spellStart"/>
+      <w:r>
+        <w:rPr>
+          <w:rFonts w:ascii="Times New Roman" w:hAnsi="Times New Roman" w:cs="Times New Roman"/>
+        </w:rPr>
+        <w:t>Means</w:t>
+      </w:r>
+      <w:proofErr w:type="spellEnd"/>
+      <w:r>
+        <w:rPr>
+          <w:rFonts w:ascii="Times New Roman" w:hAnsi="Times New Roman" w:cs="Times New Roman"/>
+        </w:rPr>
+        <w:t xml:space="preserve"> δημιουργήθηκε νέα στήλη </w:t>
+      </w:r>
+      <w:proofErr w:type="spellStart"/>
+      <w:r>
+        <w:rPr>
+          <w:rFonts w:ascii="Times New Roman" w:hAnsi="Times New Roman" w:cs="Times New Roman"/>
+        </w:rPr>
+        <w:t>cluster</w:t>
+      </w:r>
+      <w:proofErr w:type="spellEnd"/>
+      <w:r>
+        <w:rPr>
+          <w:rFonts w:ascii="Times New Roman" w:hAnsi="Times New Roman" w:cs="Times New Roman"/>
+        </w:rPr>
+        <w:t>, η οποία δείχνει σε ποια ομάδα ανήκει κάθε εγγραφή. Αυτό επιτρέπει στην εταιρεία να εντοπίσει διαφορετικά μοτίβα οικονομικής συμπεριφοράς μεταξύ των εγγραφών πωλήσεων.</w:t>
+      </w:r>
+    </w:p>
+    <w:p>
+      <w:pPr>
+        <w:rPr>
+          <w:rFonts w:ascii="Times New Roman" w:hAnsi="Times New Roman" w:cs="Times New Roman"/>
+        </w:rPr>
+      </w:pPr>
+    </w:p>
+    <w:p>
+      <w:pPr>
+        <w:rPr>
+          <w:rFonts w:ascii="Times New Roman" w:hAnsi="Times New Roman" w:cs="Times New Roman"/>
+          <w:lang w:val="en-US"/>
+        </w:rPr>
+      </w:pPr>
+      <w:r>
+        <w:rPr>
+          <w:rFonts w:ascii="Times New Roman" w:hAnsi="Times New Roman" w:cs="Times New Roman"/>
+          <w:noProof/>
+          <w:lang w:val="en-US"/>
+        </w:rPr>
+        <w:drawing>
+          <wp:inline distT="0" distB="0" distL="0" distR="0" wp14:anchorId="2D7FB440" wp14:editId="56386C6F">
+            <wp:extent cx="5262245" cy="2959100"/>
+            <wp:effectExtent l="0" t="0" r="0" b="0"/>
+            <wp:docPr id="886374649" name="Picture 24"/>
+            <wp:cNvGraphicFramePr>
+              <a:graphicFrameLocks xmlns:a="http://schemas.openxmlformats.org/drawingml/2006/main" noChangeAspect="1"/>
+            </wp:cNvGraphicFramePr>
+            <a:graphic xmlns:a="http://schemas.openxmlformats.org/drawingml/2006/main">
+              <a:graphicData uri="http://schemas.openxmlformats.org/drawingml/2006/picture">
+                <pic:pic xmlns:pic="http://schemas.openxmlformats.org/drawingml/2006/picture">
+                  <pic:nvPicPr>
+                    <pic:cNvPr id="0" name="Picture 24"/>
+                    <pic:cNvPicPr>
+                      <a:picLocks noChangeAspect="1" noChangeArrowheads="1"/>
+                    </pic:cNvPicPr>
+                  </pic:nvPicPr>
+                  <pic:blipFill>
+                    <a:blip r:embed="rId31" cstate="print">
+                      <a:extLst>
+                        <a:ext uri="{28A0092B-C50C-407E-A947-70E740481C1C}">
+                          <a14:useLocalDpi xmlns:a14="http://schemas.microsoft.com/office/drawing/2010/main" val="0"/>
+                        </a:ext>
+                      </a:extLst>
+                    </a:blip>
+                    <a:srcRect/>
+                    <a:stretch>
+                      <a:fillRect/>
+                    </a:stretch>
+                  </pic:blipFill>
+                  <pic:spPr bwMode="auto">
+                    <a:xfrm>
+                      <a:off x="0" y="0"/>
+                      <a:ext cx="5262245" cy="2959100"/>
+                    </a:xfrm>
+                    <a:prstGeom prst="rect">
+                      <a:avLst/>
+                    </a:prstGeom>
+                    <a:noFill/>
+                    <a:ln>
+                      <a:noFill/>
+                    </a:ln>
+                  </pic:spPr>
+                </pic:pic>
+              </a:graphicData>
+            </a:graphic>
+          </wp:inline>
+        </w:drawing>
+      </w:r>
+    </w:p>
+    <w:p>
+      <w:pPr>
+        <w:rPr>
+          <w:rFonts w:ascii="Times New Roman" w:hAnsi="Times New Roman" w:cs="Times New Roman"/>
+          <w:i/>
+          <w:iCs/>
+          <w:sz w:val="20"/>
+          <w:szCs w:val="20"/>
+          <w:lang w:val="en-US"/>
+        </w:rPr>
+      </w:pPr>
+      <w:r>
+        <w:rPr>
+          <w:rFonts w:ascii="Times New Roman" w:hAnsi="Times New Roman" w:cs="Times New Roman"/>
+          <w:i/>
+          <w:iCs/>
+          <w:sz w:val="20"/>
+          <w:szCs w:val="20"/>
+          <w:lang w:val="en-US"/>
+        </w:rPr>
+        <w:t xml:space="preserve">Figure 29: </w:t>
+      </w:r>
+      <w:proofErr w:type="spellStart"/>
+      <w:r>
+        <w:rPr>
+          <w:rFonts w:ascii="Times New Roman" w:hAnsi="Times New Roman" w:cs="Times New Roman"/>
+          <w:i/>
+          <w:iCs/>
+          <w:sz w:val="20"/>
+          <w:szCs w:val="20"/>
+        </w:rPr>
+        <w:t>Οπτικοποίηση</w:t>
+      </w:r>
+      <w:proofErr w:type="spellEnd"/>
+      <w:r>
+        <w:rPr>
+          <w:rFonts w:ascii="Times New Roman" w:hAnsi="Times New Roman" w:cs="Times New Roman"/>
+          <w:i/>
+          <w:iCs/>
+          <w:sz w:val="20"/>
+          <w:szCs w:val="20"/>
+          <w:lang w:val="en-US"/>
+        </w:rPr>
+        <w:t xml:space="preserve"> </w:t>
+      </w:r>
+      <w:r>
+        <w:rPr>
+          <w:rFonts w:ascii="Times New Roman" w:hAnsi="Times New Roman" w:cs="Times New Roman"/>
+          <w:i/>
+          <w:iCs/>
+          <w:sz w:val="20"/>
+          <w:szCs w:val="20"/>
+        </w:rPr>
+        <w:t>των</w:t>
+      </w:r>
+      <w:r>
+        <w:rPr>
+          <w:rFonts w:ascii="Times New Roman" w:hAnsi="Times New Roman" w:cs="Times New Roman"/>
+          <w:i/>
+          <w:iCs/>
+          <w:sz w:val="20"/>
+          <w:szCs w:val="20"/>
+          <w:lang w:val="en-US"/>
+        </w:rPr>
+        <w:t xml:space="preserve"> K-Means clusters</w:t>
+      </w:r>
+    </w:p>
+    <w:p>
+      <w:pPr>
+        <w:rPr>
+          <w:rFonts w:ascii="Times New Roman" w:hAnsi="Times New Roman" w:cs="Times New Roman"/>
+          <w:i/>
+          <w:iCs/>
+          <w:sz w:val="20"/>
+          <w:szCs w:val="20"/>
+          <w:lang w:val="en-US"/>
+        </w:rPr>
+      </w:pPr>
+    </w:p>
+    <w:p>
+      <w:pPr>
+        <w:rPr>
+          <w:rFonts w:ascii="Times New Roman" w:hAnsi="Times New Roman" w:cs="Times New Roman"/>
+        </w:rPr>
+      </w:pPr>
+      <w:r>
+        <w:rPr>
+          <w:rFonts w:ascii="Times New Roman" w:hAnsi="Times New Roman" w:cs="Times New Roman"/>
+        </w:rPr>
+        <w:t xml:space="preserve">Η </w:t>
+      </w:r>
+      <w:proofErr w:type="spellStart"/>
+      <w:r>
+        <w:rPr>
+          <w:rFonts w:ascii="Times New Roman" w:hAnsi="Times New Roman" w:cs="Times New Roman"/>
+        </w:rPr>
+        <w:t>οπτικοποίηση</w:t>
+      </w:r>
+      <w:proofErr w:type="spellEnd"/>
+      <w:r>
+        <w:rPr>
+          <w:rFonts w:ascii="Times New Roman" w:hAnsi="Times New Roman" w:cs="Times New Roman"/>
+        </w:rPr>
+        <w:t xml:space="preserve"> των </w:t>
+      </w:r>
+      <w:proofErr w:type="spellStart"/>
+      <w:r>
+        <w:rPr>
+          <w:rFonts w:ascii="Times New Roman" w:hAnsi="Times New Roman" w:cs="Times New Roman"/>
+        </w:rPr>
+        <w:t>clusters</w:t>
+      </w:r>
+      <w:proofErr w:type="spellEnd"/>
+      <w:r>
+        <w:rPr>
+          <w:rFonts w:ascii="Times New Roman" w:hAnsi="Times New Roman" w:cs="Times New Roman"/>
+        </w:rPr>
+        <w:t xml:space="preserve"> δείχνει πώς διαχωρίστηκαν οι εγγραφές με βάση μεταβλητές όπως το </w:t>
+      </w:r>
+      <w:proofErr w:type="spellStart"/>
+      <w:r>
+        <w:rPr>
+          <w:rFonts w:ascii="Times New Roman" w:hAnsi="Times New Roman" w:cs="Times New Roman"/>
+        </w:rPr>
+        <w:t>Revenue</w:t>
+      </w:r>
+      <w:proofErr w:type="spellEnd"/>
+      <w:r>
+        <w:rPr>
+          <w:rFonts w:ascii="Times New Roman" w:hAnsi="Times New Roman" w:cs="Times New Roman"/>
+        </w:rPr>
+        <w:t xml:space="preserve"> και το </w:t>
+      </w:r>
+      <w:proofErr w:type="spellStart"/>
+      <w:r>
+        <w:rPr>
+          <w:rFonts w:ascii="Times New Roman" w:hAnsi="Times New Roman" w:cs="Times New Roman"/>
+        </w:rPr>
+        <w:t>Net</w:t>
+      </w:r>
+      <w:proofErr w:type="spellEnd"/>
+      <w:r>
+        <w:rPr>
+          <w:rFonts w:ascii="Times New Roman" w:hAnsi="Times New Roman" w:cs="Times New Roman"/>
+        </w:rPr>
+        <w:t xml:space="preserve"> </w:t>
+      </w:r>
+      <w:proofErr w:type="spellStart"/>
+      <w:r>
+        <w:rPr>
+          <w:rFonts w:ascii="Times New Roman" w:hAnsi="Times New Roman" w:cs="Times New Roman"/>
+        </w:rPr>
+        <w:t>Quantity</w:t>
+      </w:r>
+      <w:proofErr w:type="spellEnd"/>
+      <w:r>
+        <w:rPr>
+          <w:rFonts w:ascii="Times New Roman" w:hAnsi="Times New Roman" w:cs="Times New Roman"/>
+        </w:rPr>
+        <w:t xml:space="preserve">. Κάθε χρώμα αντιπροσωπεύει διαφορετικό </w:t>
+      </w:r>
+      <w:proofErr w:type="spellStart"/>
+      <w:r>
+        <w:rPr>
+          <w:rFonts w:ascii="Times New Roman" w:hAnsi="Times New Roman" w:cs="Times New Roman"/>
+        </w:rPr>
+        <w:t>cluster</w:t>
+      </w:r>
+      <w:proofErr w:type="spellEnd"/>
+      <w:r>
+        <w:rPr>
+          <w:rFonts w:ascii="Times New Roman" w:hAnsi="Times New Roman" w:cs="Times New Roman"/>
+        </w:rPr>
+        <w:t>, κάνοντας πιο εύκολη την ερμηνεία των ομάδων που δημιούργησε ο αλγόριθμος.</w:t>
+      </w:r>
+    </w:p>
+    <w:p>
+      <w:pPr>
+        <w:rPr>
+          <w:rFonts w:ascii="Times New Roman" w:hAnsi="Times New Roman" w:cs="Times New Roman"/>
         </w:rPr>
       </w:pPr>
     </w:p>
@@ -5266,7 +11279,7 @@
 </file>
 
 <file path=word/styles.xml><?xml version="1.0" encoding="utf-8"?>
-<w:styles xmlns:mc="http://schemas.openxmlformats.org/markup-compatibility/2006" xmlns:r="http://schemas.openxmlformats.org/officeDocument/2006/relationships" xmlns:w="http://schemas.openxmlformats.org/wordprocessingml/2006/main" xmlns:w14="http://schemas.microsoft.com/office/word/2010/wordml" xmlns:w15="http://schemas.microsoft.com/office/word/2012/wordml" xmlns:w16cex="http://schemas.microsoft.com/office/word/2018/wordml/cex" xmlns:w16cid="http://schemas.microsoft.com/office/word/2016/wordml/cid" xmlns:w16="http://schemas.microsoft.com/office/word/2018/wordml" xmlns:w16sdtdh="http://schemas.microsoft.com/office/word/2020/wordml/sdtdatahash" xmlns:w16sdtfl="http://schemas.microsoft.com/office/word/2024/wordml/sdtformatlock" xmlns:w16se="http://schemas.microsoft.com/office/word/2015/wordml/symex" xmlns:w16du="http://schemas.microsoft.com/office/word/2023/wordml/word16du" mc:Ignorable="w14 w15 w16se w16cid w16 w16cex w16sdtdh w16sdtfl w16du">
+<w:styles xmlns:mc="http://schemas.openxmlformats.org/markup-compatibility/2006" xmlns:r="http://schemas.openxmlformats.org/officeDocument/2006/relationships" xmlns:w="http://schemas.openxmlformats.org/wordprocessingml/2006/main" xmlns:w14="http://schemas.microsoft.com/office/word/2010/wordml" xmlns:w15="http://schemas.microsoft.com/office/word/2012/wordml" xmlns:w16cex="http://schemas.microsoft.com/office/word/2018/wordml/cex" xmlns:w16cid="http://schemas.microsoft.com/office/word/2016/wordml/cid" xmlns:w16="http://schemas.microsoft.com/office/word/2018/wordml" xmlns:w16du="http://schemas.microsoft.com/office/word/2023/wordml/word16du" xmlns:w16sdtdh="http://schemas.microsoft.com/office/word/2020/wordml/sdtdatahash" xmlns:w16sdtfl="http://schemas.microsoft.com/office/word/2024/wordml/sdtformatlock" xmlns:w16se="http://schemas.microsoft.com/office/word/2015/wordml/symex" mc:Ignorable="w14 w15 w16se w16cid w16 w16cex w16sdtdh w16sdtfl w16du">
   <w:docDefaults>
     <w:rPrDefault>
       <w:rPr>
@@ -5658,15 +11671,15 @@
     <w:lsdException w:name="Unresolved Mention" w:semiHidden="1" w:unhideWhenUsed="1"/>
     <w:lsdException w:name="Smart Link" w:semiHidden="1" w:unhideWhenUsed="1"/>
   </w:latentStyles>
-  <w:style w:type="paragraph" w:default="1" w:styleId="a">
+  <w:style w:type="paragraph" w:default="1" w:styleId="Normal">
     <w:name w:val="Normal"/>
     <w:qFormat/>
   </w:style>
-  <w:style w:type="paragraph" w:styleId="1">
+  <w:style w:type="paragraph" w:styleId="Heading1">
     <w:name w:val="heading 1"/>
-    <w:basedOn w:val="a"/>
-    <w:next w:val="a"/>
-    <w:link w:val="1Char"/>
+    <w:basedOn w:val="Normal"/>
+    <w:next w:val="Normal"/>
+    <w:link w:val="Heading1Char"/>
     <w:uiPriority w:val="9"/>
     <w:qFormat/>
     <w:rsid w:val="00CD7A7F"/>
@@ -5683,11 +11696,11 @@
       <w:szCs w:val="40"/>
     </w:rPr>
   </w:style>
-  <w:style w:type="paragraph" w:styleId="2">
+  <w:style w:type="paragraph" w:styleId="Heading2">
     <w:name w:val="heading 2"/>
-    <w:basedOn w:val="a"/>
-    <w:next w:val="a"/>
-    <w:link w:val="2Char"/>
+    <w:basedOn w:val="Normal"/>
+    <w:next w:val="Normal"/>
+    <w:link w:val="Heading2Char"/>
     <w:uiPriority w:val="9"/>
     <w:semiHidden/>
     <w:unhideWhenUsed/>
@@ -5706,11 +11719,11 @@
       <w:szCs w:val="32"/>
     </w:rPr>
   </w:style>
-  <w:style w:type="paragraph" w:styleId="3">
+  <w:style w:type="paragraph" w:styleId="Heading3">
     <w:name w:val="heading 3"/>
-    <w:basedOn w:val="a"/>
-    <w:next w:val="a"/>
-    <w:link w:val="3Char"/>
+    <w:basedOn w:val="Normal"/>
+    <w:next w:val="Normal"/>
+    <w:link w:val="Heading3Char"/>
     <w:uiPriority w:val="9"/>
     <w:semiHidden/>
     <w:unhideWhenUsed/>
@@ -5729,11 +11742,11 @@
       <w:szCs w:val="28"/>
     </w:rPr>
   </w:style>
-  <w:style w:type="paragraph" w:styleId="4">
+  <w:style w:type="paragraph" w:styleId="Heading4">
     <w:name w:val="heading 4"/>
-    <w:basedOn w:val="a"/>
-    <w:next w:val="a"/>
-    <w:link w:val="4Char"/>
+    <w:basedOn w:val="Normal"/>
+    <w:next w:val="Normal"/>
+    <w:link w:val="Heading4Char"/>
     <w:uiPriority w:val="9"/>
     <w:semiHidden/>
     <w:unhideWhenUsed/>
@@ -5752,11 +11765,11 @@
       <w:color w:val="0F4761" w:themeColor="accent1" w:themeShade="BF"/>
     </w:rPr>
   </w:style>
-  <w:style w:type="paragraph" w:styleId="5">
+  <w:style w:type="paragraph" w:styleId="Heading5">
     <w:name w:val="heading 5"/>
-    <w:basedOn w:val="a"/>
-    <w:next w:val="a"/>
-    <w:link w:val="5Char"/>
+    <w:basedOn w:val="Normal"/>
+    <w:next w:val="Normal"/>
+    <w:link w:val="Heading5Char"/>
     <w:uiPriority w:val="9"/>
     <w:semiHidden/>
     <w:unhideWhenUsed/>
@@ -5773,11 +11786,11 @@
       <w:color w:val="0F4761" w:themeColor="accent1" w:themeShade="BF"/>
     </w:rPr>
   </w:style>
-  <w:style w:type="paragraph" w:styleId="6">
+  <w:style w:type="paragraph" w:styleId="Heading6">
     <w:name w:val="heading 6"/>
-    <w:basedOn w:val="a"/>
-    <w:next w:val="a"/>
-    <w:link w:val="6Char"/>
+    <w:basedOn w:val="Normal"/>
+    <w:next w:val="Normal"/>
+    <w:link w:val="Heading6Char"/>
     <w:uiPriority w:val="9"/>
     <w:semiHidden/>
     <w:unhideWhenUsed/>
@@ -5796,11 +11809,11 @@
       <w:color w:val="595959" w:themeColor="text1" w:themeTint="A6"/>
     </w:rPr>
   </w:style>
-  <w:style w:type="paragraph" w:styleId="7">
+  <w:style w:type="paragraph" w:styleId="Heading7">
     <w:name w:val="heading 7"/>
-    <w:basedOn w:val="a"/>
-    <w:next w:val="a"/>
-    <w:link w:val="7Char"/>
+    <w:basedOn w:val="Normal"/>
+    <w:next w:val="Normal"/>
+    <w:link w:val="Heading7Char"/>
     <w:uiPriority w:val="9"/>
     <w:semiHidden/>
     <w:unhideWhenUsed/>
@@ -5817,11 +11830,11 @@
       <w:color w:val="595959" w:themeColor="text1" w:themeTint="A6"/>
     </w:rPr>
   </w:style>
-  <w:style w:type="paragraph" w:styleId="8">
+  <w:style w:type="paragraph" w:styleId="Heading8">
     <w:name w:val="heading 8"/>
-    <w:basedOn w:val="a"/>
-    <w:next w:val="a"/>
-    <w:link w:val="8Char"/>
+    <w:basedOn w:val="Normal"/>
+    <w:next w:val="Normal"/>
+    <w:link w:val="Heading8Char"/>
     <w:uiPriority w:val="9"/>
     <w:semiHidden/>
     <w:unhideWhenUsed/>
@@ -5839,11 +11852,11 @@
       <w:color w:val="272727" w:themeColor="text1" w:themeTint="D8"/>
     </w:rPr>
   </w:style>
-  <w:style w:type="paragraph" w:styleId="9">
+  <w:style w:type="paragraph" w:styleId="Heading9">
     <w:name w:val="heading 9"/>
-    <w:basedOn w:val="a"/>
-    <w:next w:val="a"/>
-    <w:link w:val="9Char"/>
+    <w:basedOn w:val="Normal"/>
+    <w:next w:val="Normal"/>
+    <w:link w:val="Heading9Char"/>
     <w:uiPriority w:val="9"/>
     <w:semiHidden/>
     <w:unhideWhenUsed/>
@@ -5859,13 +11872,12 @@
       <w:color w:val="272727" w:themeColor="text1" w:themeTint="D8"/>
     </w:rPr>
   </w:style>
-  <w:style w:type="character" w:default="1" w:styleId="a0">
+  <w:style w:type="character" w:default="1" w:styleId="DefaultParagraphFont">
     <w:name w:val="Default Paragraph Font"/>
     <w:uiPriority w:val="1"/>
-    <w:semiHidden/>
     <w:unhideWhenUsed/>
   </w:style>
-  <w:style w:type="table" w:default="1" w:styleId="a1">
+  <w:style w:type="table" w:default="1" w:styleId="TableNormal">
     <w:name w:val="Normal Table"/>
     <w:uiPriority w:val="99"/>
     <w:semiHidden/>
@@ -5880,16 +11892,16 @@
       </w:tblCellMar>
     </w:tblPr>
   </w:style>
-  <w:style w:type="numbering" w:default="1" w:styleId="a2">
+  <w:style w:type="numbering" w:default="1" w:styleId="NoList">
     <w:name w:val="No List"/>
     <w:uiPriority w:val="99"/>
     <w:semiHidden/>
     <w:unhideWhenUsed/>
   </w:style>
-  <w:style w:type="character" w:customStyle="1" w:styleId="1Char">
-    <w:name w:val="Επικεφαλίδα 1 Char"/>
-    <w:basedOn w:val="a0"/>
-    <w:link w:val="1"/>
+  <w:style w:type="character" w:customStyle="1" w:styleId="Heading1Char">
+    <w:name w:val="Heading 1 Char"/>
+    <w:basedOn w:val="DefaultParagraphFont"/>
+    <w:link w:val="Heading1"/>
     <w:uiPriority w:val="9"/>
     <w:rsid w:val="00CD7A7F"/>
     <w:rPr>
@@ -5899,10 +11911,10 @@
       <w:szCs w:val="40"/>
     </w:rPr>
   </w:style>
-  <w:style w:type="character" w:customStyle="1" w:styleId="2Char">
-    <w:name w:val="Επικεφαλίδα 2 Char"/>
-    <w:basedOn w:val="a0"/>
-    <w:link w:val="2"/>
+  <w:style w:type="character" w:customStyle="1" w:styleId="Heading2Char">
+    <w:name w:val="Heading 2 Char"/>
+    <w:basedOn w:val="DefaultParagraphFont"/>
+    <w:link w:val="Heading2"/>
     <w:uiPriority w:val="9"/>
     <w:semiHidden/>
     <w:rsid w:val="00CD7A7F"/>
@@ -5913,10 +11925,10 @@
       <w:szCs w:val="32"/>
     </w:rPr>
   </w:style>
-  <w:style w:type="character" w:customStyle="1" w:styleId="3Char">
-    <w:name w:val="Επικεφαλίδα 3 Char"/>
-    <w:basedOn w:val="a0"/>
-    <w:link w:val="3"/>
+  <w:style w:type="character" w:customStyle="1" w:styleId="Heading3Char">
+    <w:name w:val="Heading 3 Char"/>
+    <w:basedOn w:val="DefaultParagraphFont"/>
+    <w:link w:val="Heading3"/>
     <w:uiPriority w:val="9"/>
     <w:semiHidden/>
     <w:rsid w:val="00CD7A7F"/>
@@ -5927,10 +11939,10 @@
       <w:szCs w:val="28"/>
     </w:rPr>
   </w:style>
-  <w:style w:type="character" w:customStyle="1" w:styleId="4Char">
-    <w:name w:val="Επικεφαλίδα 4 Char"/>
-    <w:basedOn w:val="a0"/>
-    <w:link w:val="4"/>
+  <w:style w:type="character" w:customStyle="1" w:styleId="Heading4Char">
+    <w:name w:val="Heading 4 Char"/>
+    <w:basedOn w:val="DefaultParagraphFont"/>
+    <w:link w:val="Heading4"/>
     <w:uiPriority w:val="9"/>
     <w:semiHidden/>
     <w:rsid w:val="00CD7A7F"/>
@@ -5941,10 +11953,10 @@
       <w:color w:val="0F4761" w:themeColor="accent1" w:themeShade="BF"/>
     </w:rPr>
   </w:style>
-  <w:style w:type="character" w:customStyle="1" w:styleId="5Char">
-    <w:name w:val="Επικεφαλίδα 5 Char"/>
-    <w:basedOn w:val="a0"/>
-    <w:link w:val="5"/>
+  <w:style w:type="character" w:customStyle="1" w:styleId="Heading5Char">
+    <w:name w:val="Heading 5 Char"/>
+    <w:basedOn w:val="DefaultParagraphFont"/>
+    <w:link w:val="Heading5"/>
     <w:uiPriority w:val="9"/>
     <w:semiHidden/>
     <w:rsid w:val="00CD7A7F"/>
@@ -5953,10 +11965,10 @@
       <w:color w:val="0F4761" w:themeColor="accent1" w:themeShade="BF"/>
     </w:rPr>
   </w:style>
-  <w:style w:type="character" w:customStyle="1" w:styleId="6Char">
-    <w:name w:val="Επικεφαλίδα 6 Char"/>
-    <w:basedOn w:val="a0"/>
-    <w:link w:val="6"/>
+  <w:style w:type="character" w:customStyle="1" w:styleId="Heading6Char">
+    <w:name w:val="Heading 6 Char"/>
+    <w:basedOn w:val="DefaultParagraphFont"/>
+    <w:link w:val="Heading6"/>
     <w:uiPriority w:val="9"/>
     <w:semiHidden/>
     <w:rsid w:val="00CD7A7F"/>
@@ -5967,10 +11979,10 @@
       <w:color w:val="595959" w:themeColor="text1" w:themeTint="A6"/>
     </w:rPr>
   </w:style>
-  <w:style w:type="character" w:customStyle="1" w:styleId="7Char">
-    <w:name w:val="Επικεφαλίδα 7 Char"/>
-    <w:basedOn w:val="a0"/>
-    <w:link w:val="7"/>
+  <w:style w:type="character" w:customStyle="1" w:styleId="Heading7Char">
+    <w:name w:val="Heading 7 Char"/>
+    <w:basedOn w:val="DefaultParagraphFont"/>
+    <w:link w:val="Heading7"/>
     <w:uiPriority w:val="9"/>
     <w:semiHidden/>
     <w:rsid w:val="00CD7A7F"/>
@@ -5979,10 +11991,10 @@
       <w:color w:val="595959" w:themeColor="text1" w:themeTint="A6"/>
     </w:rPr>
   </w:style>
-  <w:style w:type="character" w:customStyle="1" w:styleId="8Char">
-    <w:name w:val="Επικεφαλίδα 8 Char"/>
-    <w:basedOn w:val="a0"/>
-    <w:link w:val="8"/>
+  <w:style w:type="character" w:customStyle="1" w:styleId="Heading8Char">
+    <w:name w:val="Heading 8 Char"/>
+    <w:basedOn w:val="DefaultParagraphFont"/>
+    <w:link w:val="Heading8"/>
     <w:uiPriority w:val="9"/>
     <w:semiHidden/>
     <w:rsid w:val="00CD7A7F"/>
@@ -5993,10 +12005,10 @@
       <w:color w:val="272727" w:themeColor="text1" w:themeTint="D8"/>
     </w:rPr>
   </w:style>
-  <w:style w:type="character" w:customStyle="1" w:styleId="9Char">
-    <w:name w:val="Επικεφαλίδα 9 Char"/>
-    <w:basedOn w:val="a0"/>
-    <w:link w:val="9"/>
+  <w:style w:type="character" w:customStyle="1" w:styleId="Heading9Char">
+    <w:name w:val="Heading 9 Char"/>
+    <w:basedOn w:val="DefaultParagraphFont"/>
+    <w:link w:val="Heading9"/>
     <w:uiPriority w:val="9"/>
     <w:semiHidden/>
     <w:rsid w:val="00CD7A7F"/>
@@ -6005,11 +12017,11 @@
       <w:color w:val="272727" w:themeColor="text1" w:themeTint="D8"/>
     </w:rPr>
   </w:style>
-  <w:style w:type="paragraph" w:styleId="a3">
+  <w:style w:type="paragraph" w:styleId="Title">
     <w:name w:val="Title"/>
-    <w:basedOn w:val="a"/>
-    <w:next w:val="a"/>
-    <w:link w:val="Char"/>
+    <w:basedOn w:val="Normal"/>
+    <w:next w:val="Normal"/>
+    <w:link w:val="TitleChar"/>
     <w:uiPriority w:val="10"/>
     <w:qFormat/>
     <w:rsid w:val="00CD7A7F"/>
@@ -6025,10 +12037,10 @@
       <w:szCs w:val="56"/>
     </w:rPr>
   </w:style>
-  <w:style w:type="character" w:customStyle="1" w:styleId="Char">
-    <w:name w:val="Τίτλος Char"/>
-    <w:basedOn w:val="a0"/>
-    <w:link w:val="a3"/>
+  <w:style w:type="character" w:customStyle="1" w:styleId="TitleChar">
+    <w:name w:val="Title Char"/>
+    <w:basedOn w:val="DefaultParagraphFont"/>
+    <w:link w:val="Title"/>
     <w:uiPriority w:val="10"/>
     <w:rsid w:val="00CD7A7F"/>
     <w:rPr>
@@ -6039,11 +12051,11 @@
       <w:szCs w:val="56"/>
     </w:rPr>
   </w:style>
-  <w:style w:type="paragraph" w:styleId="a4">
+  <w:style w:type="paragraph" w:styleId="Subtitle">
     <w:name w:val="Subtitle"/>
-    <w:basedOn w:val="a"/>
-    <w:next w:val="a"/>
-    <w:link w:val="Char0"/>
+    <w:basedOn w:val="Normal"/>
+    <w:next w:val="Normal"/>
+    <w:link w:val="SubtitleChar"/>
     <w:uiPriority w:val="11"/>
     <w:qFormat/>
     <w:rsid w:val="00CD7A7F"/>
@@ -6061,10 +12073,10 @@
       <w:szCs w:val="28"/>
     </w:rPr>
   </w:style>
-  <w:style w:type="character" w:customStyle="1" w:styleId="Char0">
-    <w:name w:val="Υπότιτλος Char"/>
-    <w:basedOn w:val="a0"/>
-    <w:link w:val="a4"/>
+  <w:style w:type="character" w:customStyle="1" w:styleId="SubtitleChar">
+    <w:name w:val="Subtitle Char"/>
+    <w:basedOn w:val="DefaultParagraphFont"/>
+    <w:link w:val="Subtitle"/>
     <w:uiPriority w:val="11"/>
     <w:rsid w:val="00CD7A7F"/>
     <w:rPr>
@@ -6075,11 +12087,11 @@
       <w:szCs w:val="28"/>
     </w:rPr>
   </w:style>
-  <w:style w:type="paragraph" w:styleId="a5">
+  <w:style w:type="paragraph" w:styleId="Quote">
     <w:name w:val="Quote"/>
-    <w:basedOn w:val="a"/>
-    <w:next w:val="a"/>
-    <w:link w:val="Char1"/>
+    <w:basedOn w:val="Normal"/>
+    <w:next w:val="Normal"/>
+    <w:link w:val="QuoteChar"/>
     <w:uiPriority w:val="29"/>
     <w:qFormat/>
     <w:rsid w:val="00CD7A7F"/>
@@ -6093,10 +12105,10 @@
       <w:color w:val="404040" w:themeColor="text1" w:themeTint="BF"/>
     </w:rPr>
   </w:style>
-  <w:style w:type="character" w:customStyle="1" w:styleId="Char1">
-    <w:name w:val="Απόσπασμα Char"/>
-    <w:basedOn w:val="a0"/>
-    <w:link w:val="a5"/>
+  <w:style w:type="character" w:customStyle="1" w:styleId="QuoteChar">
+    <w:name w:val="Quote Char"/>
+    <w:basedOn w:val="DefaultParagraphFont"/>
+    <w:link w:val="Quote"/>
     <w:uiPriority w:val="29"/>
     <w:rsid w:val="00CD7A7F"/>
     <w:rPr>
@@ -6105,9 +12117,9 @@
       <w:color w:val="404040" w:themeColor="text1" w:themeTint="BF"/>
     </w:rPr>
   </w:style>
-  <w:style w:type="paragraph" w:styleId="a6">
+  <w:style w:type="paragraph" w:styleId="ListParagraph">
     <w:name w:val="List Paragraph"/>
-    <w:basedOn w:val="a"/>
+    <w:basedOn w:val="Normal"/>
     <w:uiPriority w:val="34"/>
     <w:qFormat/>
     <w:rsid w:val="00CD7A7F"/>
@@ -6116,9 +12128,9 @@
       <w:contextualSpacing/>
     </w:pPr>
   </w:style>
-  <w:style w:type="character" w:styleId="a7">
+  <w:style w:type="character" w:styleId="IntenseEmphasis">
     <w:name w:val="Intense Emphasis"/>
-    <w:basedOn w:val="a0"/>
+    <w:basedOn w:val="DefaultParagraphFont"/>
     <w:uiPriority w:val="21"/>
     <w:qFormat/>
     <w:rsid w:val="00CD7A7F"/>
@@ -6128,11 +12140,11 @@
       <w:color w:val="0F4761" w:themeColor="accent1" w:themeShade="BF"/>
     </w:rPr>
   </w:style>
-  <w:style w:type="paragraph" w:styleId="a8">
+  <w:style w:type="paragraph" w:styleId="IntenseQuote">
     <w:name w:val="Intense Quote"/>
-    <w:basedOn w:val="a"/>
-    <w:next w:val="a"/>
-    <w:link w:val="Char2"/>
+    <w:basedOn w:val="Normal"/>
+    <w:next w:val="Normal"/>
+    <w:link w:val="IntenseQuoteChar"/>
     <w:uiPriority w:val="30"/>
     <w:qFormat/>
     <w:rsid w:val="00CD7A7F"/>
@@ -6151,10 +12163,10 @@
       <w:color w:val="0F4761" w:themeColor="accent1" w:themeShade="BF"/>
     </w:rPr>
   </w:style>
-  <w:style w:type="character" w:customStyle="1" w:styleId="Char2">
-    <w:name w:val="Έντονο απόσπ. Char"/>
-    <w:basedOn w:val="a0"/>
-    <w:link w:val="a8"/>
+  <w:style w:type="character" w:customStyle="1" w:styleId="IntenseQuoteChar">
+    <w:name w:val="Intense Quote Char"/>
+    <w:basedOn w:val="DefaultParagraphFont"/>
+    <w:link w:val="IntenseQuote"/>
     <w:uiPriority w:val="30"/>
     <w:rsid w:val="00CD7A7F"/>
     <w:rPr>
@@ -6163,9 +12175,9 @@
       <w:color w:val="0F4761" w:themeColor="accent1" w:themeShade="BF"/>
     </w:rPr>
   </w:style>
-  <w:style w:type="character" w:styleId="a9">
+  <w:style w:type="character" w:styleId="IntenseReference">
     <w:name w:val="Intense Reference"/>
-    <w:basedOn w:val="a0"/>
+    <w:basedOn w:val="DefaultParagraphFont"/>
     <w:uiPriority w:val="32"/>
     <w:qFormat/>
     <w:rsid w:val="00CD7A7F"/>
@@ -6177,9 +12189,9 @@
       <w:spacing w:val="5"/>
     </w:rPr>
   </w:style>
-  <w:style w:type="table" w:styleId="aa">
+  <w:style w:type="table" w:styleId="TableGrid">
     <w:name w:val="Table Grid"/>
-    <w:basedOn w:val="a1"/>
+    <w:basedOn w:val="TableNormal"/>
     <w:uiPriority w:val="39"/>
     <w:rsid w:val="00730FA7"/>
     <w:tblPr>
@@ -6193,9 +12205,9 @@
       </w:tblBorders>
     </w:tblPr>
   </w:style>
-  <w:style w:type="paragraph" w:styleId="Web">
+  <w:style w:type="paragraph" w:styleId="NormalWeb">
     <w:name w:val="Normal (Web)"/>
-    <w:basedOn w:val="a"/>
+    <w:basedOn w:val="Normal"/>
     <w:uiPriority w:val="99"/>
     <w:unhideWhenUsed/>
     <w:rsid w:val="006F7053"/>
@@ -6209,9 +12221,9 @@
       <w14:ligatures w14:val="none"/>
     </w:rPr>
   </w:style>
-  <w:style w:type="character" w:styleId="ab">
+  <w:style w:type="character" w:styleId="Strong">
     <w:name w:val="Strong"/>
-    <w:basedOn w:val="a0"/>
+    <w:basedOn w:val="DefaultParagraphFont"/>
     <w:uiPriority w:val="22"/>
     <w:qFormat/>
     <w:rsid w:val="006F7053"/>
@@ -6220,9 +12232,9 @@
       <w:bCs/>
     </w:rPr>
   </w:style>
-  <w:style w:type="character" w:styleId="HTML">
+  <w:style w:type="character" w:styleId="HTMLCode">
     <w:name w:val="HTML Code"/>
-    <w:basedOn w:val="a0"/>
+    <w:basedOn w:val="DefaultParagraphFont"/>
     <w:uiPriority w:val="99"/>
     <w:semiHidden/>
     <w:unhideWhenUsed/>
